--- a/projects/components/ecc-ip/reed-solomon/docs/Reed_Solomon_HAS_v0.1.docx
+++ b/projects/components/ecc-ip/reed-solomon/docs/Reed_Solomon_HAS_v0.1.docx
@@ -101,7 +101,7 @@
           <w:color w:val="000000"/>
           <w:sz w:val="20"/>
         </w:rPr>
-        <w:t>September 29, 2026</w:t>
+        <w:t>September 30, 2026</w:t>
       </w:r>
     </w:p>
     <w:p>
@@ -160,7 +160,7 @@
             </w:rPr>
             <w:fldChar w:fldCharType="separate"/>
           </w:r>
-          <w:hyperlink w:anchor="__RefHeading___Toc7869_1259212510">
+          <w:hyperlink w:anchor="__RefHeading___Toc7846_2866894291">
             <w:r>
               <w:rPr>
                 <w:webHidden/>
@@ -181,7 +181,7 @@
             </w:tabs>
             <w:rPr/>
           </w:pPr>
-          <w:hyperlink w:anchor="__RefHeading___Toc7871_1259212510">
+          <w:hyperlink w:anchor="__RefHeading___Toc7848_2866894291">
             <w:r>
               <w:rPr>
                 <w:webHidden/>
@@ -202,7 +202,7 @@
             </w:tabs>
             <w:rPr/>
           </w:pPr>
-          <w:hyperlink w:anchor="__RefHeading___Toc7873_1259212510">
+          <w:hyperlink w:anchor="__RefHeading___Toc7850_2866894291">
             <w:r>
               <w:rPr>
                 <w:webHidden/>
@@ -223,7 +223,7 @@
             </w:tabs>
             <w:rPr/>
           </w:pPr>
-          <w:hyperlink w:anchor="__RefHeading___Toc7875_1259212510">
+          <w:hyperlink w:anchor="__RefHeading___Toc7852_2866894291">
             <w:r>
               <w:rPr>
                 <w:webHidden/>
@@ -244,7 +244,7 @@
             </w:tabs>
             <w:rPr/>
           </w:pPr>
-          <w:hyperlink w:anchor="__RefHeading___Toc7877_1259212510">
+          <w:hyperlink w:anchor="__RefHeading___Toc7854_2866894291">
             <w:r>
               <w:rPr>
                 <w:webHidden/>
@@ -265,7 +265,7 @@
             </w:tabs>
             <w:rPr/>
           </w:pPr>
-          <w:hyperlink w:anchor="__RefHeading___Toc7879_1259212510">
+          <w:hyperlink w:anchor="__RefHeading___Toc7856_2866894291">
             <w:r>
               <w:rPr>
                 <w:webHidden/>
@@ -286,7 +286,7 @@
             </w:tabs>
             <w:rPr/>
           </w:pPr>
-          <w:hyperlink w:anchor="__RefHeading___Toc7881_1259212510">
+          <w:hyperlink w:anchor="__RefHeading___Toc7858_2866894291">
             <w:r>
               <w:rPr>
                 <w:webHidden/>
@@ -307,7 +307,7 @@
             </w:tabs>
             <w:rPr/>
           </w:pPr>
-          <w:hyperlink w:anchor="__RefHeading___Toc7883_1259212510">
+          <w:hyperlink w:anchor="__RefHeading___Toc7860_2866894291">
             <w:r>
               <w:rPr>
                 <w:webHidden/>
@@ -328,7 +328,7 @@
             </w:tabs>
             <w:rPr/>
           </w:pPr>
-          <w:hyperlink w:anchor="__RefHeading___Toc7885_1259212510">
+          <w:hyperlink w:anchor="__RefHeading___Toc7862_2866894291">
             <w:r>
               <w:rPr>
                 <w:webHidden/>
@@ -349,7 +349,7 @@
             </w:tabs>
             <w:rPr/>
           </w:pPr>
-          <w:hyperlink w:anchor="__RefHeading___Toc7887_1259212510">
+          <w:hyperlink w:anchor="__RefHeading___Toc7864_2866894291">
             <w:r>
               <w:rPr>
                 <w:webHidden/>
@@ -370,7 +370,7 @@
             </w:tabs>
             <w:rPr/>
           </w:pPr>
-          <w:hyperlink w:anchor="__RefHeading___Toc7889_1259212510">
+          <w:hyperlink w:anchor="__RefHeading___Toc7866_2866894291">
             <w:r>
               <w:rPr>
                 <w:webHidden/>
@@ -391,7 +391,7 @@
             </w:tabs>
             <w:rPr/>
           </w:pPr>
-          <w:hyperlink w:anchor="__RefHeading___Toc7891_1259212510">
+          <w:hyperlink w:anchor="__RefHeading___Toc7868_2866894291">
             <w:r>
               <w:rPr>
                 <w:webHidden/>
@@ -412,7 +412,7 @@
             </w:tabs>
             <w:rPr/>
           </w:pPr>
-          <w:hyperlink w:anchor="__RefHeading___Toc7893_1259212510">
+          <w:hyperlink w:anchor="__RefHeading___Toc7870_2866894291">
             <w:r>
               <w:rPr>
                 <w:webHidden/>
@@ -433,7 +433,7 @@
             </w:tabs>
             <w:rPr/>
           </w:pPr>
-          <w:hyperlink w:anchor="__RefHeading___Toc7895_1259212510">
+          <w:hyperlink w:anchor="__RefHeading___Toc7872_2866894291">
             <w:r>
               <w:rPr>
                 <w:webHidden/>
@@ -454,7 +454,7 @@
             </w:tabs>
             <w:rPr/>
           </w:pPr>
-          <w:hyperlink w:anchor="__RefHeading___Toc7897_1259212510">
+          <w:hyperlink w:anchor="__RefHeading___Toc7874_2866894291">
             <w:r>
               <w:rPr>
                 <w:webHidden/>
@@ -475,7 +475,7 @@
             </w:tabs>
             <w:rPr/>
           </w:pPr>
-          <w:hyperlink w:anchor="__RefHeading___Toc7899_1259212510">
+          <w:hyperlink w:anchor="__RefHeading___Toc7876_2866894291">
             <w:r>
               <w:rPr>
                 <w:webHidden/>
@@ -496,7 +496,7 @@
             </w:tabs>
             <w:rPr/>
           </w:pPr>
-          <w:hyperlink w:anchor="__RefHeading___Toc7901_1259212510">
+          <w:hyperlink w:anchor="__RefHeading___Toc7878_2866894291">
             <w:r>
               <w:rPr>
                 <w:webHidden/>
@@ -517,7 +517,7 @@
             </w:tabs>
             <w:rPr/>
           </w:pPr>
-          <w:hyperlink w:anchor="__RefHeading___Toc7903_1259212510">
+          <w:hyperlink w:anchor="__RefHeading___Toc7880_2866894291">
             <w:r>
               <w:rPr>
                 <w:webHidden/>
@@ -538,7 +538,7 @@
             </w:tabs>
             <w:rPr/>
           </w:pPr>
-          <w:hyperlink w:anchor="__RefHeading___Toc7905_1259212510">
+          <w:hyperlink w:anchor="__RefHeading___Toc7882_2866894291">
             <w:r>
               <w:rPr>
                 <w:webHidden/>
@@ -559,7 +559,7 @@
             </w:tabs>
             <w:rPr/>
           </w:pPr>
-          <w:hyperlink w:anchor="__RefHeading___Toc7907_1259212510">
+          <w:hyperlink w:anchor="__RefHeading___Toc7884_2866894291">
             <w:r>
               <w:rPr>
                 <w:webHidden/>
@@ -580,7 +580,7 @@
             </w:tabs>
             <w:rPr/>
           </w:pPr>
-          <w:hyperlink w:anchor="__RefHeading___Toc7909_1259212510">
+          <w:hyperlink w:anchor="__RefHeading___Toc7886_2866894291">
             <w:r>
               <w:rPr>
                 <w:webHidden/>
@@ -601,7 +601,7 @@
             </w:tabs>
             <w:rPr/>
           </w:pPr>
-          <w:hyperlink w:anchor="__RefHeading___Toc7911_1259212510">
+          <w:hyperlink w:anchor="__RefHeading___Toc7888_2866894291">
             <w:r>
               <w:rPr>
                 <w:webHidden/>
@@ -622,7 +622,7 @@
             </w:tabs>
             <w:rPr/>
           </w:pPr>
-          <w:hyperlink w:anchor="__RefHeading___Toc7913_1259212510">
+          <w:hyperlink w:anchor="__RefHeading___Toc7890_2866894291">
             <w:r>
               <w:rPr>
                 <w:webHidden/>
@@ -643,7 +643,7 @@
             </w:tabs>
             <w:rPr/>
           </w:pPr>
-          <w:hyperlink w:anchor="__RefHeading___Toc7915_1259212510">
+          <w:hyperlink w:anchor="__RefHeading___Toc7892_2866894291">
             <w:r>
               <w:rPr>
                 <w:webHidden/>
@@ -664,7 +664,7 @@
             </w:tabs>
             <w:rPr/>
           </w:pPr>
-          <w:hyperlink w:anchor="__RefHeading___Toc7917_1259212510">
+          <w:hyperlink w:anchor="__RefHeading___Toc7894_2866894291">
             <w:r>
               <w:rPr>
                 <w:webHidden/>
@@ -685,7 +685,7 @@
             </w:tabs>
             <w:rPr/>
           </w:pPr>
-          <w:hyperlink w:anchor="__RefHeading___Toc7919_1259212510">
+          <w:hyperlink w:anchor="__RefHeading___Toc7896_2866894291">
             <w:r>
               <w:rPr>
                 <w:webHidden/>
@@ -706,7 +706,7 @@
             </w:tabs>
             <w:rPr/>
           </w:pPr>
-          <w:hyperlink w:anchor="__RefHeading___Toc7921_1259212510">
+          <w:hyperlink w:anchor="__RefHeading___Toc7898_2866894291">
             <w:r>
               <w:rPr>
                 <w:webHidden/>
@@ -727,7 +727,7 @@
             </w:tabs>
             <w:rPr/>
           </w:pPr>
-          <w:hyperlink w:anchor="__RefHeading___Toc7923_1259212510">
+          <w:hyperlink w:anchor="__RefHeading___Toc7900_2866894291">
             <w:r>
               <w:rPr>
                 <w:webHidden/>
@@ -748,7 +748,7 @@
             </w:tabs>
             <w:rPr/>
           </w:pPr>
-          <w:hyperlink w:anchor="__RefHeading___Toc7925_1259212510">
+          <w:hyperlink w:anchor="__RefHeading___Toc7902_2866894291">
             <w:r>
               <w:rPr>
                 <w:webHidden/>
@@ -769,7 +769,7 @@
             </w:tabs>
             <w:rPr/>
           </w:pPr>
-          <w:hyperlink w:anchor="__RefHeading___Toc7927_1259212510">
+          <w:hyperlink w:anchor="__RefHeading___Toc7904_2866894291">
             <w:r>
               <w:rPr>
                 <w:webHidden/>
@@ -790,7 +790,7 @@
             </w:tabs>
             <w:rPr/>
           </w:pPr>
-          <w:hyperlink w:anchor="__RefHeading___Toc7929_1259212510">
+          <w:hyperlink w:anchor="__RefHeading___Toc7906_2866894291">
             <w:r>
               <w:rPr>
                 <w:webHidden/>
@@ -811,7 +811,7 @@
             </w:tabs>
             <w:rPr/>
           </w:pPr>
-          <w:hyperlink w:anchor="__RefHeading___Toc7931_1259212510">
+          <w:hyperlink w:anchor="__RefHeading___Toc7908_2866894291">
             <w:r>
               <w:rPr>
                 <w:webHidden/>
@@ -832,7 +832,7 @@
             </w:tabs>
             <w:rPr/>
           </w:pPr>
-          <w:hyperlink w:anchor="__RefHeading___Toc7933_1259212510">
+          <w:hyperlink w:anchor="__RefHeading___Toc7910_2866894291">
             <w:r>
               <w:rPr>
                 <w:webHidden/>
@@ -853,7 +853,7 @@
             </w:tabs>
             <w:rPr/>
           </w:pPr>
-          <w:hyperlink w:anchor="__RefHeading___Toc7935_1259212510">
+          <w:hyperlink w:anchor="__RefHeading___Toc7912_2866894291">
             <w:r>
               <w:rPr>
                 <w:webHidden/>
@@ -874,7 +874,7 @@
             </w:tabs>
             <w:rPr/>
           </w:pPr>
-          <w:hyperlink w:anchor="__RefHeading___Toc7937_1259212510">
+          <w:hyperlink w:anchor="__RefHeading___Toc7914_2866894291">
             <w:r>
               <w:rPr>
                 <w:webHidden/>
@@ -895,7 +895,7 @@
             </w:tabs>
             <w:rPr/>
           </w:pPr>
-          <w:hyperlink w:anchor="__RefHeading___Toc7939_1259212510">
+          <w:hyperlink w:anchor="__RefHeading___Toc7916_2866894291">
             <w:r>
               <w:rPr>
                 <w:webHidden/>
@@ -916,7 +916,7 @@
             </w:tabs>
             <w:rPr/>
           </w:pPr>
-          <w:hyperlink w:anchor="__RefHeading___Toc7941_1259212510">
+          <w:hyperlink w:anchor="__RefHeading___Toc7918_2866894291">
             <w:r>
               <w:rPr>
                 <w:webHidden/>
@@ -937,7 +937,7 @@
             </w:tabs>
             <w:rPr/>
           </w:pPr>
-          <w:hyperlink w:anchor="__RefHeading___Toc7943_1259212510">
+          <w:hyperlink w:anchor="__RefHeading___Toc7920_2866894291">
             <w:r>
               <w:rPr>
                 <w:webHidden/>
@@ -958,7 +958,7 @@
             </w:tabs>
             <w:rPr/>
           </w:pPr>
-          <w:hyperlink w:anchor="__RefHeading___Toc7945_1259212510">
+          <w:hyperlink w:anchor="__RefHeading___Toc7922_2866894291">
             <w:r>
               <w:rPr>
                 <w:webHidden/>
@@ -979,7 +979,7 @@
             </w:tabs>
             <w:rPr/>
           </w:pPr>
-          <w:hyperlink w:anchor="__RefHeading___Toc7947_1259212510">
+          <w:hyperlink w:anchor="__RefHeading___Toc7924_2866894291">
             <w:r>
               <w:rPr>
                 <w:webHidden/>
@@ -1000,7 +1000,7 @@
             </w:tabs>
             <w:rPr/>
           </w:pPr>
-          <w:hyperlink w:anchor="__RefHeading___Toc7949_1259212510">
+          <w:hyperlink w:anchor="__RefHeading___Toc7926_2866894291">
             <w:r>
               <w:rPr>
                 <w:webHidden/>
@@ -1021,7 +1021,7 @@
             </w:tabs>
             <w:rPr/>
           </w:pPr>
-          <w:hyperlink w:anchor="__RefHeading___Toc7951_1259212510">
+          <w:hyperlink w:anchor="__RefHeading___Toc7928_2866894291">
             <w:r>
               <w:rPr>
                 <w:webHidden/>
@@ -1042,7 +1042,7 @@
             </w:tabs>
             <w:rPr/>
           </w:pPr>
-          <w:hyperlink w:anchor="__RefHeading___Toc7953_1259212510">
+          <w:hyperlink w:anchor="__RefHeading___Toc7930_2866894291">
             <w:r>
               <w:rPr>
                 <w:webHidden/>
@@ -1063,7 +1063,7 @@
             </w:tabs>
             <w:rPr/>
           </w:pPr>
-          <w:hyperlink w:anchor="__RefHeading___Toc7955_1259212510">
+          <w:hyperlink w:anchor="__RefHeading___Toc7932_2866894291">
             <w:r>
               <w:rPr>
                 <w:webHidden/>
@@ -1084,7 +1084,7 @@
             </w:tabs>
             <w:rPr/>
           </w:pPr>
-          <w:hyperlink w:anchor="__RefHeading___Toc7957_1259212510">
+          <w:hyperlink w:anchor="__RefHeading___Toc7934_2866894291">
             <w:r>
               <w:rPr>
                 <w:webHidden/>
@@ -1105,7 +1105,7 @@
             </w:tabs>
             <w:rPr/>
           </w:pPr>
-          <w:hyperlink w:anchor="__RefHeading___Toc7959_1259212510">
+          <w:hyperlink w:anchor="__RefHeading___Toc7936_2866894291">
             <w:r>
               <w:rPr>
                 <w:webHidden/>
@@ -1126,7 +1126,7 @@
             </w:tabs>
             <w:rPr/>
           </w:pPr>
-          <w:hyperlink w:anchor="__RefHeading___Toc7961_1259212510">
+          <w:hyperlink w:anchor="__RefHeading___Toc7938_2866894291">
             <w:r>
               <w:rPr>
                 <w:webHidden/>
@@ -1147,7 +1147,7 @@
             </w:tabs>
             <w:rPr/>
           </w:pPr>
-          <w:hyperlink w:anchor="__RefHeading___Toc7963_1259212510">
+          <w:hyperlink w:anchor="__RefHeading___Toc7940_2866894291">
             <w:r>
               <w:rPr>
                 <w:webHidden/>
@@ -1168,7 +1168,7 @@
             </w:tabs>
             <w:rPr/>
           </w:pPr>
-          <w:hyperlink w:anchor="__RefHeading___Toc7965_1259212510">
+          <w:hyperlink w:anchor="__RefHeading___Toc7942_2866894291">
             <w:r>
               <w:rPr>
                 <w:webHidden/>
@@ -1189,7 +1189,7 @@
             </w:tabs>
             <w:rPr/>
           </w:pPr>
-          <w:hyperlink w:anchor="__RefHeading___Toc7967_1259212510">
+          <w:hyperlink w:anchor="__RefHeading___Toc7944_2866894291">
             <w:r>
               <w:rPr>
                 <w:webHidden/>
@@ -1210,7 +1210,7 @@
             </w:tabs>
             <w:rPr/>
           </w:pPr>
-          <w:hyperlink w:anchor="__RefHeading___Toc7969_1259212510">
+          <w:hyperlink w:anchor="__RefHeading___Toc7946_2866894291">
             <w:r>
               <w:rPr>
                 <w:webHidden/>
@@ -1231,7 +1231,7 @@
             </w:tabs>
             <w:rPr/>
           </w:pPr>
-          <w:hyperlink w:anchor="__RefHeading___Toc7971_1259212510">
+          <w:hyperlink w:anchor="__RefHeading___Toc7948_2866894291">
             <w:r>
               <w:rPr>
                 <w:webHidden/>
@@ -1252,7 +1252,7 @@
             </w:tabs>
             <w:rPr/>
           </w:pPr>
-          <w:hyperlink w:anchor="__RefHeading___Toc7973_1259212510">
+          <w:hyperlink w:anchor="__RefHeading___Toc7950_2866894291">
             <w:r>
               <w:rPr>
                 <w:webHidden/>
@@ -1273,7 +1273,7 @@
             </w:tabs>
             <w:rPr/>
           </w:pPr>
-          <w:hyperlink w:anchor="__RefHeading___Toc7975_1259212510">
+          <w:hyperlink w:anchor="__RefHeading___Toc7952_2866894291">
             <w:r>
               <w:rPr>
                 <w:webHidden/>
@@ -1294,7 +1294,7 @@
             </w:tabs>
             <w:rPr/>
           </w:pPr>
-          <w:hyperlink w:anchor="__RefHeading___Toc7977_1259212510">
+          <w:hyperlink w:anchor="__RefHeading___Toc7954_2866894291">
             <w:r>
               <w:rPr>
                 <w:webHidden/>
@@ -1315,7 +1315,7 @@
             </w:tabs>
             <w:rPr/>
           </w:pPr>
-          <w:hyperlink w:anchor="__RefHeading___Toc7979_1259212510">
+          <w:hyperlink w:anchor="__RefHeading___Toc7956_2866894291">
             <w:r>
               <w:rPr>
                 <w:webHidden/>
@@ -1336,7 +1336,7 @@
             </w:tabs>
             <w:rPr/>
           </w:pPr>
-          <w:hyperlink w:anchor="__RefHeading___Toc7981_1259212510">
+          <w:hyperlink w:anchor="__RefHeading___Toc7958_2866894291">
             <w:r>
               <w:rPr>
                 <w:webHidden/>
@@ -1357,7 +1357,7 @@
             </w:tabs>
             <w:rPr/>
           </w:pPr>
-          <w:hyperlink w:anchor="__RefHeading___Toc7983_1259212510">
+          <w:hyperlink w:anchor="__RefHeading___Toc7960_2866894291">
             <w:r>
               <w:rPr>
                 <w:webHidden/>
@@ -1378,7 +1378,7 @@
             </w:tabs>
             <w:rPr/>
           </w:pPr>
-          <w:hyperlink w:anchor="__RefHeading___Toc7985_1259212510">
+          <w:hyperlink w:anchor="__RefHeading___Toc7962_2866894291">
             <w:r>
               <w:rPr>
                 <w:webHidden/>
@@ -1399,7 +1399,7 @@
             </w:tabs>
             <w:rPr/>
           </w:pPr>
-          <w:hyperlink w:anchor="__RefHeading___Toc7987_1259212510">
+          <w:hyperlink w:anchor="__RefHeading___Toc7964_2866894291">
             <w:r>
               <w:rPr>
                 <w:webHidden/>
@@ -1420,7 +1420,7 @@
             </w:tabs>
             <w:rPr/>
           </w:pPr>
-          <w:hyperlink w:anchor="__RefHeading___Toc7989_1259212510">
+          <w:hyperlink w:anchor="__RefHeading___Toc7966_2866894291">
             <w:r>
               <w:rPr>
                 <w:webHidden/>
@@ -1441,7 +1441,7 @@
             </w:tabs>
             <w:rPr/>
           </w:pPr>
-          <w:hyperlink w:anchor="__RefHeading___Toc7991_1259212510">
+          <w:hyperlink w:anchor="__RefHeading___Toc7968_2866894291">
             <w:r>
               <w:rPr>
                 <w:webHidden/>
@@ -1462,7 +1462,7 @@
             </w:tabs>
             <w:rPr/>
           </w:pPr>
-          <w:hyperlink w:anchor="__RefHeading___Toc7993_1259212510">
+          <w:hyperlink w:anchor="__RefHeading___Toc7970_2866894291">
             <w:r>
               <w:rPr>
                 <w:webHidden/>
@@ -1483,7 +1483,7 @@
             </w:tabs>
             <w:rPr/>
           </w:pPr>
-          <w:hyperlink w:anchor="__RefHeading___Toc7995_1259212510">
+          <w:hyperlink w:anchor="__RefHeading___Toc7972_2866894291">
             <w:r>
               <w:rPr>
                 <w:webHidden/>
@@ -1504,7 +1504,7 @@
             </w:tabs>
             <w:rPr/>
           </w:pPr>
-          <w:hyperlink w:anchor="__RefHeading___Toc7997_1259212510">
+          <w:hyperlink w:anchor="__RefHeading___Toc7974_2866894291">
             <w:r>
               <w:rPr>
                 <w:webHidden/>
@@ -1525,7 +1525,7 @@
             </w:tabs>
             <w:rPr/>
           </w:pPr>
-          <w:hyperlink w:anchor="__RefHeading___Toc7999_1259212510">
+          <w:hyperlink w:anchor="__RefHeading___Toc7976_2866894291">
             <w:r>
               <w:rPr>
                 <w:webHidden/>
@@ -1546,7 +1546,7 @@
             </w:tabs>
             <w:rPr/>
           </w:pPr>
-          <w:hyperlink w:anchor="__RefHeading___Toc8001_1259212510">
+          <w:hyperlink w:anchor="__RefHeading___Toc7978_2866894291">
             <w:r>
               <w:rPr>
                 <w:webHidden/>
@@ -1567,7 +1567,7 @@
             </w:tabs>
             <w:rPr/>
           </w:pPr>
-          <w:hyperlink w:anchor="__RefHeading___Toc8003_1259212510">
+          <w:hyperlink w:anchor="__RefHeading___Toc7980_2866894291">
             <w:r>
               <w:rPr>
                 <w:webHidden/>
@@ -1588,7 +1588,7 @@
             </w:tabs>
             <w:rPr/>
           </w:pPr>
-          <w:hyperlink w:anchor="__RefHeading___Toc8005_1259212510">
+          <w:hyperlink w:anchor="__RefHeading___Toc7982_2866894291">
             <w:r>
               <w:rPr>
                 <w:webHidden/>
@@ -1609,7 +1609,7 @@
             </w:tabs>
             <w:rPr/>
           </w:pPr>
-          <w:hyperlink w:anchor="__RefHeading___Toc8007_1259212510">
+          <w:hyperlink w:anchor="__RefHeading___Toc7984_2866894291">
             <w:r>
               <w:rPr>
                 <w:webHidden/>
@@ -1630,7 +1630,7 @@
             </w:tabs>
             <w:rPr/>
           </w:pPr>
-          <w:hyperlink w:anchor="__RefHeading___Toc8009_1259212510">
+          <w:hyperlink w:anchor="__RefHeading___Toc7986_2866894291">
             <w:r>
               <w:rPr>
                 <w:webHidden/>
@@ -1651,7 +1651,7 @@
             </w:tabs>
             <w:rPr/>
           </w:pPr>
-          <w:hyperlink w:anchor="__RefHeading___Toc8011_1259212510">
+          <w:hyperlink w:anchor="__RefHeading___Toc7988_2866894291">
             <w:r>
               <w:rPr>
                 <w:webHidden/>
@@ -1672,7 +1672,7 @@
             </w:tabs>
             <w:rPr/>
           </w:pPr>
-          <w:hyperlink w:anchor="__RefHeading___Toc8013_1259212510">
+          <w:hyperlink w:anchor="__RefHeading___Toc7990_2866894291">
             <w:r>
               <w:rPr>
                 <w:webHidden/>
@@ -1693,7 +1693,7 @@
             </w:tabs>
             <w:rPr/>
           </w:pPr>
-          <w:hyperlink w:anchor="__RefHeading___Toc8015_1259212510">
+          <w:hyperlink w:anchor="__RefHeading___Toc7992_2866894291">
             <w:r>
               <w:rPr>
                 <w:webHidden/>
@@ -1714,7 +1714,7 @@
             </w:tabs>
             <w:rPr/>
           </w:pPr>
-          <w:hyperlink w:anchor="__RefHeading___Toc8017_1259212510">
+          <w:hyperlink w:anchor="__RefHeading___Toc7994_2866894291">
             <w:r>
               <w:rPr>
                 <w:webHidden/>
@@ -1735,7 +1735,7 @@
             </w:tabs>
             <w:rPr/>
           </w:pPr>
-          <w:hyperlink w:anchor="__RefHeading___Toc8019_1259212510">
+          <w:hyperlink w:anchor="__RefHeading___Toc7996_2866894291">
             <w:r>
               <w:rPr>
                 <w:webHidden/>
@@ -1756,7 +1756,7 @@
             </w:tabs>
             <w:rPr/>
           </w:pPr>
-          <w:hyperlink w:anchor="__RefHeading___Toc8021_1259212510">
+          <w:hyperlink w:anchor="__RefHeading___Toc7998_2866894291">
             <w:r>
               <w:rPr>
                 <w:webHidden/>
@@ -1777,7 +1777,7 @@
             </w:tabs>
             <w:rPr/>
           </w:pPr>
-          <w:hyperlink w:anchor="__RefHeading___Toc8023_1259212510">
+          <w:hyperlink w:anchor="__RefHeading___Toc8000_2866894291">
             <w:r>
               <w:rPr>
                 <w:webHidden/>
@@ -1798,7 +1798,7 @@
             </w:tabs>
             <w:rPr/>
           </w:pPr>
-          <w:hyperlink w:anchor="__RefHeading___Toc8025_1259212510">
+          <w:hyperlink w:anchor="__RefHeading___Toc8002_2866894291">
             <w:r>
               <w:rPr>
                 <w:webHidden/>
@@ -1819,7 +1819,7 @@
             </w:tabs>
             <w:rPr/>
           </w:pPr>
-          <w:hyperlink w:anchor="__RefHeading___Toc8027_1259212510">
+          <w:hyperlink w:anchor="__RefHeading___Toc8004_2866894291">
             <w:r>
               <w:rPr>
                 <w:webHidden/>
@@ -1840,7 +1840,7 @@
             </w:tabs>
             <w:rPr/>
           </w:pPr>
-          <w:hyperlink w:anchor="__RefHeading___Toc8029_1259212510">
+          <w:hyperlink w:anchor="__RefHeading___Toc8006_2866894291">
             <w:r>
               <w:rPr>
                 <w:webHidden/>
@@ -1861,7 +1861,7 @@
             </w:tabs>
             <w:rPr/>
           </w:pPr>
-          <w:hyperlink w:anchor="__RefHeading___Toc8031_1259212510">
+          <w:hyperlink w:anchor="__RefHeading___Toc8008_2866894291">
             <w:r>
               <w:rPr>
                 <w:webHidden/>
@@ -1882,7 +1882,7 @@
             </w:tabs>
             <w:rPr/>
           </w:pPr>
-          <w:hyperlink w:anchor="__RefHeading___Toc8033_1259212510">
+          <w:hyperlink w:anchor="__RefHeading___Toc8010_2866894291">
             <w:r>
               <w:rPr>
                 <w:webHidden/>
@@ -1903,7 +1903,7 @@
             </w:tabs>
             <w:rPr/>
           </w:pPr>
-          <w:hyperlink w:anchor="__RefHeading___Toc8035_1259212510">
+          <w:hyperlink w:anchor="__RefHeading___Toc8012_2866894291">
             <w:r>
               <w:rPr>
                 <w:webHidden/>
@@ -1924,7 +1924,7 @@
             </w:tabs>
             <w:rPr/>
           </w:pPr>
-          <w:hyperlink w:anchor="__RefHeading___Toc8037_1259212510">
+          <w:hyperlink w:anchor="__RefHeading___Toc8014_2866894291">
             <w:r>
               <w:rPr>
                 <w:webHidden/>
@@ -1945,7 +1945,7 @@
             </w:tabs>
             <w:rPr/>
           </w:pPr>
-          <w:hyperlink w:anchor="__RefHeading___Toc8039_1259212510">
+          <w:hyperlink w:anchor="__RefHeading___Toc8016_2866894291">
             <w:r>
               <w:rPr>
                 <w:webHidden/>
@@ -1966,7 +1966,7 @@
             </w:tabs>
             <w:rPr/>
           </w:pPr>
-          <w:hyperlink w:anchor="__RefHeading___Toc8041_1259212510">
+          <w:hyperlink w:anchor="__RefHeading___Toc8018_2866894291">
             <w:r>
               <w:rPr>
                 <w:webHidden/>
@@ -1987,7 +1987,7 @@
             </w:tabs>
             <w:rPr/>
           </w:pPr>
-          <w:hyperlink w:anchor="__RefHeading___Toc8043_1259212510">
+          <w:hyperlink w:anchor="__RefHeading___Toc8020_2866894291">
             <w:r>
               <w:rPr>
                 <w:webHidden/>
@@ -2008,7 +2008,7 @@
             </w:tabs>
             <w:rPr/>
           </w:pPr>
-          <w:hyperlink w:anchor="__RefHeading___Toc8045_1259212510">
+          <w:hyperlink w:anchor="__RefHeading___Toc8022_2866894291">
             <w:r>
               <w:rPr>
                 <w:webHidden/>
@@ -2029,7 +2029,7 @@
             </w:tabs>
             <w:rPr/>
           </w:pPr>
-          <w:hyperlink w:anchor="__RefHeading___Toc8047_1259212510">
+          <w:hyperlink w:anchor="__RefHeading___Toc8024_2866894291">
             <w:r>
               <w:rPr>
                 <w:webHidden/>
@@ -2050,7 +2050,7 @@
             </w:tabs>
             <w:rPr/>
           </w:pPr>
-          <w:hyperlink w:anchor="__RefHeading___Toc8049_1259212510">
+          <w:hyperlink w:anchor="__RefHeading___Toc8026_2866894291">
             <w:r>
               <w:rPr>
                 <w:webHidden/>
@@ -2071,7 +2071,7 @@
             </w:tabs>
             <w:rPr/>
           </w:pPr>
-          <w:hyperlink w:anchor="__RefHeading___Toc8051_1259212510">
+          <w:hyperlink w:anchor="__RefHeading___Toc8028_2866894291">
             <w:r>
               <w:rPr>
                 <w:webHidden/>
@@ -2092,7 +2092,7 @@
             </w:tabs>
             <w:rPr/>
           </w:pPr>
-          <w:hyperlink w:anchor="__RefHeading___Toc8053_1259212510">
+          <w:hyperlink w:anchor="__RefHeading___Toc8030_2866894291">
             <w:r>
               <w:rPr>
                 <w:webHidden/>
@@ -2113,7 +2113,7 @@
             </w:tabs>
             <w:rPr/>
           </w:pPr>
-          <w:hyperlink w:anchor="__RefHeading___Toc8055_1259212510">
+          <w:hyperlink w:anchor="__RefHeading___Toc8032_2866894291">
             <w:r>
               <w:rPr>
                 <w:webHidden/>
@@ -2134,7 +2134,7 @@
             </w:tabs>
             <w:rPr/>
           </w:pPr>
-          <w:hyperlink w:anchor="__RefHeading___Toc8057_1259212510">
+          <w:hyperlink w:anchor="__RefHeading___Toc8034_2866894291">
             <w:r>
               <w:rPr>
                 <w:webHidden/>
@@ -2155,7 +2155,7 @@
             </w:tabs>
             <w:rPr/>
           </w:pPr>
-          <w:hyperlink w:anchor="__RefHeading___Toc8059_1259212510">
+          <w:hyperlink w:anchor="__RefHeading___Toc8036_2866894291">
             <w:r>
               <w:rPr>
                 <w:webHidden/>
@@ -2176,7 +2176,7 @@
             </w:tabs>
             <w:rPr/>
           </w:pPr>
-          <w:hyperlink w:anchor="__RefHeading___Toc8061_1259212510">
+          <w:hyperlink w:anchor="__RefHeading___Toc8038_2866894291">
             <w:r>
               <w:rPr>
                 <w:webHidden/>
@@ -3869,7 +3869,7 @@
         <w:spacing w:before="0" w:after="120"/>
         <w:rPr/>
       </w:pPr>
-      <w:bookmarkStart w:id="2" w:name="__RefHeading___Toc7869_1259212510"/>
+      <w:bookmarkStart w:id="2" w:name="__RefHeading___Toc7846_2866894291"/>
       <w:bookmarkEnd w:id="2"/>
       <w:r>
         <w:rPr>
@@ -3907,7 +3907,7 @@
         <w:rPr>
           <w:sz w:val="20"/>
         </w:rPr>
-        <w:t xml:space="preserve"> 2026-09-29</w:t>
+        <w:t xml:space="preserve"> 2026-09-30</w:t>
       </w:r>
     </w:p>
     <w:p>
@@ -4007,7 +4007,7 @@
         <w:spacing w:before="360" w:after="120"/>
         <w:rPr/>
       </w:pPr>
-      <w:bookmarkStart w:id="4" w:name="__RefHeading___Toc7871_1259212510"/>
+      <w:bookmarkStart w:id="4" w:name="__RefHeading___Toc7848_2866894291"/>
       <w:bookmarkStart w:id="5" w:name="document-information"/>
       <w:bookmarkEnd w:id="4"/>
       <w:r>
@@ -4039,7 +4039,7 @@
         <w:spacing w:before="280" w:after="80"/>
         <w:rPr/>
       </w:pPr>
-      <w:bookmarkStart w:id="6" w:name="__RefHeading___Toc7873_1259212510"/>
+      <w:bookmarkStart w:id="6" w:name="__RefHeading___Toc7850_2866894291"/>
       <w:bookmarkEnd w:id="6"/>
       <w:r>
         <w:rPr>
@@ -4496,7 +4496,7 @@
       <w:r>
         <w:br w:type="page"/>
       </w:r>
-      <w:bookmarkStart w:id="8" w:name="__RefHeading___Toc7875_1259212510"/>
+      <w:bookmarkStart w:id="8" w:name="__RefHeading___Toc7852_2866894291"/>
       <w:bookmarkEnd w:id="8"/>
       <w:r>
         <w:rPr>
@@ -4827,7 +4827,7 @@
       <w:r>
         <w:br w:type="page"/>
       </w:r>
-      <w:bookmarkStart w:id="9" w:name="__RefHeading___Toc7877_1259212510"/>
+      <w:bookmarkStart w:id="9" w:name="__RefHeading___Toc7854_2866894291"/>
       <w:bookmarkEnd w:id="9"/>
       <w:r>
         <w:rPr>
@@ -4979,7 +4979,7 @@
         <w:spacing w:before="280" w:after="80"/>
         <w:rPr/>
       </w:pPr>
-      <w:bookmarkStart w:id="10" w:name="__RefHeading___Toc7879_1259212510"/>
+      <w:bookmarkStart w:id="10" w:name="__RefHeading___Toc7856_2866894291"/>
       <w:bookmarkStart w:id="11" w:name="intended-audience"/>
       <w:bookmarkEnd w:id="10"/>
       <w:r>
@@ -5071,7 +5071,7 @@
         <w:spacing w:before="280" w:after="80"/>
         <w:rPr/>
       </w:pPr>
-      <w:bookmarkStart w:id="13" w:name="__RefHeading___Toc7881_1259212510"/>
+      <w:bookmarkStart w:id="13" w:name="__RefHeading___Toc7858_2866894291"/>
       <w:bookmarkStart w:id="14" w:name="related-documents"/>
       <w:bookmarkEnd w:id="13"/>
       <w:r>
@@ -5818,7 +5818,7 @@
         <w:spacing w:before="360" w:after="120"/>
         <w:rPr/>
       </w:pPr>
-      <w:bookmarkStart w:id="18" w:name="__RefHeading___Toc7883_1259212510"/>
+      <w:bookmarkStart w:id="18" w:name="__RefHeading___Toc7860_2866894291"/>
       <w:bookmarkStart w:id="19" w:name="purpose-and-scope"/>
       <w:bookmarkEnd w:id="18"/>
       <w:r>
@@ -5850,7 +5850,7 @@
         <w:spacing w:before="280" w:after="80"/>
         <w:rPr/>
       </w:pPr>
-      <w:bookmarkStart w:id="20" w:name="__RefHeading___Toc7885_1259212510"/>
+      <w:bookmarkStart w:id="20" w:name="__RefHeading___Toc7862_2866894291"/>
       <w:bookmarkStart w:id="21" w:name="purpose"/>
       <w:bookmarkEnd w:id="20"/>
       <w:r>
@@ -5910,7 +5910,7 @@
         <w:spacing w:before="280" w:after="80"/>
         <w:rPr/>
       </w:pPr>
-      <w:bookmarkStart w:id="23" w:name="__RefHeading___Toc7887_1259212510"/>
+      <w:bookmarkStart w:id="23" w:name="__RefHeading___Toc7864_2866894291"/>
       <w:bookmarkStart w:id="24" w:name="scope"/>
       <w:bookmarkEnd w:id="23"/>
       <w:r>
@@ -6132,7 +6132,7 @@
         <w:spacing w:before="280" w:after="80"/>
         <w:rPr/>
       </w:pPr>
-      <w:bookmarkStart w:id="26" w:name="__RefHeading___Toc7889_1259212510"/>
+      <w:bookmarkStart w:id="26" w:name="__RefHeading___Toc7866_2866894291"/>
       <w:bookmarkStart w:id="27" w:name="where-this-document-stands"/>
       <w:bookmarkEnd w:id="26"/>
       <w:r>
@@ -6278,7 +6278,7 @@
         <w:spacing w:before="360" w:after="120"/>
         <w:rPr/>
       </w:pPr>
-      <w:bookmarkStart w:id="30" w:name="__RefHeading___Toc7891_1259212510"/>
+      <w:bookmarkStart w:id="30" w:name="__RefHeading___Toc7868_2866894291"/>
       <w:bookmarkStart w:id="31" w:name="document-conventions"/>
       <w:bookmarkEnd w:id="30"/>
       <w:r>
@@ -6310,7 +6310,7 @@
         <w:spacing w:before="280" w:after="80"/>
         <w:rPr/>
       </w:pPr>
-      <w:bookmarkStart w:id="32" w:name="__RefHeading___Toc7893_1259212510"/>
+      <w:bookmarkStart w:id="32" w:name="__RefHeading___Toc7870_2866894291"/>
       <w:bookmarkStart w:id="33" w:name="terminology"/>
       <w:bookmarkEnd w:id="32"/>
       <w:r>
@@ -6521,7 +6521,7 @@
         <w:spacing w:before="280" w:after="80"/>
         <w:rPr/>
       </w:pPr>
-      <w:bookmarkStart w:id="34" w:name="__RefHeading___Toc7895_1259212510"/>
+      <w:bookmarkStart w:id="34" w:name="__RefHeading___Toc7872_2866894291"/>
       <w:bookmarkStart w:id="35" w:name="naming"/>
       <w:bookmarkEnd w:id="34"/>
       <w:r>
@@ -6672,7 +6672,7 @@
         <w:spacing w:before="280" w:after="80"/>
         <w:rPr/>
       </w:pPr>
-      <w:bookmarkStart w:id="36" w:name="__RefHeading___Toc7897_1259212510"/>
+      <w:bookmarkStart w:id="36" w:name="__RefHeading___Toc7874_2866894291"/>
       <w:bookmarkStart w:id="37" w:name="notation"/>
       <w:bookmarkEnd w:id="36"/>
       <w:r>
@@ -6764,7 +6764,7 @@
         <w:spacing w:before="280" w:after="80"/>
         <w:rPr/>
       </w:pPr>
-      <w:bookmarkStart w:id="39" w:name="__RefHeading___Toc7899_1259212510"/>
+      <w:bookmarkStart w:id="39" w:name="__RefHeading___Toc7876_2866894291"/>
       <w:bookmarkStart w:id="40" w:name="decision-markers"/>
       <w:bookmarkEnd w:id="39"/>
       <w:r>
@@ -6911,7 +6911,7 @@
         <w:spacing w:before="360" w:after="120"/>
         <w:rPr/>
       </w:pPr>
-      <w:bookmarkStart w:id="43" w:name="__RefHeading___Toc7901_1259212510"/>
+      <w:bookmarkStart w:id="43" w:name="__RefHeading___Toc7878_2866894291"/>
       <w:bookmarkStart w:id="44" w:name="definitions-and-acronyms"/>
       <w:bookmarkEnd w:id="43"/>
       <w:r>
@@ -8329,7 +8329,7 @@
         <w:spacing w:before="360" w:after="120"/>
         <w:rPr/>
       </w:pPr>
-      <w:bookmarkStart w:id="47" w:name="__RefHeading___Toc7903_1259212510"/>
+      <w:bookmarkStart w:id="47" w:name="__RefHeading___Toc7880_2866894291"/>
       <w:bookmarkStart w:id="48" w:name="use-cases"/>
       <w:bookmarkEnd w:id="47"/>
       <w:r>
@@ -8375,7 +8375,7 @@
         <w:spacing w:before="280" w:after="80"/>
         <w:rPr/>
       </w:pPr>
-      <w:bookmarkStart w:id="49" w:name="__RefHeading___Toc7905_1259212510"/>
+      <w:bookmarkStart w:id="49" w:name="__RefHeading___Toc7882_2866894291"/>
       <w:bookmarkStart w:id="50" w:name="memory-controller-ecc"/>
       <w:bookmarkEnd w:id="49"/>
       <w:r>
@@ -8423,7 +8423,7 @@
         <w:spacing w:before="280" w:after="80"/>
         <w:rPr/>
       </w:pPr>
-      <w:bookmarkStart w:id="52" w:name="__RefHeading___Toc7907_1259212510"/>
+      <w:bookmarkStart w:id="52" w:name="__RefHeading___Toc7884_2866894291"/>
       <w:bookmarkStart w:id="53" w:name="serial-link-forward-error-correction"/>
       <w:bookmarkEnd w:id="52"/>
       <w:r>
@@ -8483,7 +8483,7 @@
         <w:spacing w:before="280" w:after="80"/>
         <w:rPr/>
       </w:pPr>
-      <w:bookmarkStart w:id="54" w:name="__RefHeading___Toc7909_1259212510"/>
+      <w:bookmarkStart w:id="54" w:name="__RefHeading___Toc7886_2866894291"/>
       <w:bookmarkStart w:id="55" w:name="storage-erasure-coding"/>
       <w:bookmarkEnd w:id="54"/>
       <w:r>
@@ -8531,7 +8531,7 @@
         <w:spacing w:before="280" w:after="80"/>
         <w:rPr/>
       </w:pPr>
-      <w:bookmarkStart w:id="57" w:name="__RefHeading___Toc7911_1259212510"/>
+      <w:bookmarkStart w:id="57" w:name="__RefHeading___Toc7888_2866894291"/>
       <w:bookmarkStart w:id="58" w:name="standalone-codec-on-a-fabric-port"/>
       <w:bookmarkEnd w:id="57"/>
       <w:r>
@@ -8579,7 +8579,7 @@
         <w:spacing w:before="280" w:after="80"/>
         <w:rPr/>
       </w:pPr>
-      <w:bookmarkStart w:id="60" w:name="__RefHeading___Toc7913_1259212510"/>
+      <w:bookmarkStart w:id="60" w:name="__RefHeading___Toc7890_2866894291"/>
       <w:bookmarkStart w:id="61" w:name="memory-to-memory-job-engine"/>
       <w:bookmarkEnd w:id="60"/>
       <w:r>
@@ -9880,7 +9880,7 @@
         <w:spacing w:before="360" w:after="120"/>
         <w:rPr/>
       </w:pPr>
-      <w:bookmarkStart w:id="65" w:name="__RefHeading___Toc7915_1259212510"/>
+      <w:bookmarkStart w:id="65" w:name="__RefHeading___Toc7892_2866894291"/>
       <w:bookmarkStart w:id="66" w:name="key-features"/>
       <w:bookmarkEnd w:id="65"/>
       <w:r>
@@ -9912,7 +9912,7 @@
         <w:spacing w:before="280" w:after="80"/>
         <w:rPr/>
       </w:pPr>
-      <w:bookmarkStart w:id="67" w:name="__RefHeading___Toc7917_1259212510"/>
+      <w:bookmarkStart w:id="67" w:name="__RefHeading___Toc7894_2866894291"/>
       <w:bookmarkStart w:id="68" w:name="decided-prd-section-3"/>
       <w:bookmarkEnd w:id="67"/>
       <w:r>
@@ -10285,7 +10285,7 @@
         <w:spacing w:before="280" w:after="80"/>
         <w:rPr/>
       </w:pPr>
-      <w:bookmarkStart w:id="69" w:name="__RefHeading___Toc7919_1259212510"/>
+      <w:bookmarkStart w:id="69" w:name="__RefHeading___Toc7896_2866894291"/>
       <w:bookmarkStart w:id="70" w:name="configurable-not-yet-chosen-chapter-6.2"/>
       <w:bookmarkEnd w:id="69"/>
       <w:r>
@@ -10405,7 +10405,7 @@
         <w:spacing w:before="280" w:after="80"/>
         <w:rPr/>
       </w:pPr>
-      <w:bookmarkStart w:id="72" w:name="__RefHeading___Toc7921_1259212510"/>
+      <w:bookmarkStart w:id="72" w:name="__RefHeading___Toc7898_2866894291"/>
       <w:bookmarkStart w:id="73" w:name="explicitly-not-features"/>
       <w:bookmarkEnd w:id="72"/>
       <w:r>
@@ -10540,7 +10540,7 @@
         <w:spacing w:before="360" w:after="120"/>
         <w:rPr/>
       </w:pPr>
-      <w:bookmarkStart w:id="76" w:name="__RefHeading___Toc7923_1259212510"/>
+      <w:bookmarkStart w:id="76" w:name="__RefHeading___Toc7900_2866894291"/>
       <w:bookmarkStart w:id="77" w:name="system-context"/>
       <w:bookmarkEnd w:id="76"/>
       <w:r>
@@ -10572,7 +10572,7 @@
         <w:spacing w:before="280" w:after="80"/>
         <w:rPr/>
       </w:pPr>
-      <w:bookmarkStart w:id="78" w:name="__RefHeading___Toc7925_1259212510"/>
+      <w:bookmarkStart w:id="78" w:name="__RefHeading___Toc7902_2866894291"/>
       <w:bookmarkStart w:id="79" w:name="X539b6d745109ccf7f3d8906eebe232bff3e0f79"/>
       <w:bookmarkEnd w:id="78"/>
       <w:r>
@@ -10637,7 +10637,7 @@
         <w:spacing w:before="200" w:after="80"/>
         <w:rPr/>
       </w:pPr>
-      <w:bookmarkStart w:id="80" w:name="__RefHeading___Toc7927_1259212510"/>
+      <w:bookmarkStart w:id="80" w:name="__RefHeading___Toc7904_2866894291"/>
       <w:bookmarkStart w:id="81" w:name="figure-2.1-where-the-codec-sits"/>
       <w:bookmarkStart w:id="82" w:name="_Fig_1_Where_the_codec_sits"/>
       <w:bookmarkEnd w:id="80"/>
@@ -10745,7 +10745,7 @@
         <w:spacing w:before="280" w:after="80"/>
         <w:rPr/>
       </w:pPr>
-      <w:bookmarkStart w:id="85" w:name="__RefHeading___Toc7929_1259212510"/>
+      <w:bookmarkStart w:id="85" w:name="__RefHeading___Toc7906_2866894291"/>
       <w:bookmarkStart w:id="86" w:name="the-core-inside-a-consumer"/>
       <w:bookmarkEnd w:id="85"/>
       <w:r>
@@ -10793,7 +10793,7 @@
         <w:spacing w:before="280" w:after="80"/>
         <w:rPr/>
       </w:pPr>
-      <w:bookmarkStart w:id="88" w:name="__RefHeading___Toc7931_1259212510"/>
+      <w:bookmarkStart w:id="88" w:name="__RefHeading___Toc7908_2866894291"/>
       <w:bookmarkStart w:id="89" w:name="the-standalone-tops"/>
       <w:bookmarkEnd w:id="88"/>
       <w:r>
@@ -10841,7 +10841,7 @@
         <w:spacing w:before="280" w:after="80"/>
         <w:rPr/>
       </w:pPr>
-      <w:bookmarkStart w:id="91" w:name="__RefHeading___Toc7933_1259212510"/>
+      <w:bookmarkStart w:id="91" w:name="__RefHeading___Toc7910_2866894291"/>
       <w:bookmarkStart w:id="92" w:name="Xe0d658dd7c77babbf288aebe2e92261f3c8c6d7"/>
       <w:bookmarkEnd w:id="91"/>
       <w:r>
@@ -11921,7 +11921,7 @@
         <w:spacing w:before="360" w:after="120"/>
         <w:rPr/>
       </w:pPr>
-      <w:bookmarkStart w:id="96" w:name="__RefHeading___Toc7935_1259212510"/>
+      <w:bookmarkStart w:id="96" w:name="__RefHeading___Toc7912_2866894291"/>
       <w:bookmarkStart w:id="97" w:name="block-diagram"/>
       <w:bookmarkEnd w:id="96"/>
       <w:r>
@@ -11949,7 +11949,7 @@
         <w:spacing w:before="200" w:after="80"/>
         <w:rPr/>
       </w:pPr>
-      <w:bookmarkStart w:id="98" w:name="__RefHeading___Toc7937_1259212510"/>
+      <w:bookmarkStart w:id="98" w:name="__RefHeading___Toc7914_2866894291"/>
       <w:bookmarkStart w:id="99" w:name="figure-3.1-codec-block-diagram"/>
       <w:bookmarkStart w:id="100" w:name="_Fig_2_Codec_block_diagram"/>
       <w:bookmarkEnd w:id="98"/>
@@ -12055,7 +12055,7 @@
         <w:spacing w:before="280" w:after="80"/>
         <w:rPr/>
       </w:pPr>
-      <w:bookmarkStart w:id="102" w:name="__RefHeading___Toc7939_1259212510"/>
+      <w:bookmarkStart w:id="102" w:name="__RefHeading___Toc7916_2866894291"/>
       <w:bookmarkStart w:id="103" w:name="the-encoder-core"/>
       <w:bookmarkEnd w:id="102"/>
       <w:r>
@@ -12180,7 +12180,7 @@
         <w:spacing w:before="280" w:after="80"/>
         <w:rPr/>
       </w:pPr>
-      <w:bookmarkStart w:id="104" w:name="__RefHeading___Toc7941_1259212510"/>
+      <w:bookmarkStart w:id="104" w:name="__RefHeading___Toc7918_2866894291"/>
       <w:bookmarkStart w:id="105" w:name="the-decoder-core"/>
       <w:bookmarkEnd w:id="104"/>
       <w:r>
@@ -12318,7 +12318,7 @@
         <w:spacing w:before="280" w:after="80"/>
         <w:rPr/>
       </w:pPr>
-      <w:bookmarkStart w:id="106" w:name="__RefHeading___Toc7943_1259212510"/>
+      <w:bookmarkStart w:id="106" w:name="__RefHeading___Toc7920_2866894291"/>
       <w:bookmarkStart w:id="107" w:name="the-gf-layer"/>
       <w:bookmarkEnd w:id="106"/>
       <w:r>
@@ -12411,7 +12411,7 @@
         <w:spacing w:before="280" w:after="80"/>
         <w:rPr/>
       </w:pPr>
-      <w:bookmarkStart w:id="108" w:name="__RefHeading___Toc7945_1259212510"/>
+      <w:bookmarkStart w:id="108" w:name="__RefHeading___Toc7922_2866894291"/>
       <w:bookmarkStart w:id="109" w:name="the-adapters"/>
       <w:bookmarkEnd w:id="108"/>
       <w:r>
@@ -12523,7 +12523,7 @@
         <w:spacing w:before="280" w:after="80"/>
         <w:rPr/>
       </w:pPr>
-      <w:bookmarkStart w:id="110" w:name="__RefHeading___Toc7947_1259212510"/>
+      <w:bookmarkStart w:id="110" w:name="__RefHeading___Toc7924_2866894291"/>
       <w:bookmarkStart w:id="111" w:name="hierarchy"/>
       <w:bookmarkEnd w:id="110"/>
       <w:r>
@@ -12669,7 +12669,7 @@
         <w:spacing w:before="360" w:after="120"/>
         <w:rPr/>
       </w:pPr>
-      <w:bookmarkStart w:id="114" w:name="__RefHeading___Toc7949_1259212510"/>
+      <w:bookmarkStart w:id="114" w:name="__RefHeading___Toc7926_2866894291"/>
       <w:bookmarkStart w:id="115" w:name="data-flow"/>
       <w:bookmarkEnd w:id="114"/>
       <w:r>
@@ -12701,7 +12701,7 @@
         <w:spacing w:before="280" w:after="80"/>
         <w:rPr/>
       </w:pPr>
-      <w:bookmarkStart w:id="116" w:name="__RefHeading___Toc7951_1259212510"/>
+      <w:bookmarkStart w:id="116" w:name="__RefHeading___Toc7928_2866894291"/>
       <w:bookmarkStart w:id="117" w:name="encoder"/>
       <w:bookmarkEnd w:id="116"/>
       <w:r>
@@ -12864,7 +12864,7 @@
         <w:spacing w:before="280" w:after="80"/>
         <w:rPr/>
       </w:pPr>
-      <w:bookmarkStart w:id="118" w:name="__RefHeading___Toc7953_1259212510"/>
+      <w:bookmarkStart w:id="118" w:name="__RefHeading___Toc7930_2866894291"/>
       <w:bookmarkStart w:id="119" w:name="decoder"/>
       <w:bookmarkEnd w:id="118"/>
       <w:r>
@@ -12994,7 +12994,7 @@
         <w:spacing w:before="200" w:after="80"/>
         <w:rPr/>
       </w:pPr>
-      <w:bookmarkStart w:id="120" w:name="__RefHeading___Toc7955_1259212510"/>
+      <w:bookmarkStart w:id="120" w:name="__RefHeading___Toc7932_2866894291"/>
       <w:bookmarkStart w:id="121" w:name="Xdf366d42c74e96f28b1631efb3302710e6b6281"/>
       <w:bookmarkStart w:id="122" w:name="_Fig_3_Decoder_timeline__on"/>
       <w:bookmarkEnd w:id="120"/>
@@ -13102,7 +13102,7 @@
         <w:spacing w:before="280" w:after="80"/>
         <w:rPr/>
       </w:pPr>
-      <w:bookmarkStart w:id="125" w:name="__RefHeading___Toc7957_1259212510"/>
+      <w:bookmarkStart w:id="125" w:name="__RefHeading___Toc7934_2866894291"/>
       <w:bookmarkStart w:id="126" w:name="block-boundaries"/>
       <w:bookmarkEnd w:id="125"/>
       <w:r>
@@ -13188,7 +13188,7 @@
         <w:spacing w:before="280" w:after="80"/>
         <w:rPr/>
       </w:pPr>
-      <w:bookmarkStart w:id="127" w:name="__RefHeading___Toc7959_1259212510"/>
+      <w:bookmarkStart w:id="127" w:name="__RefHeading___Toc7936_2866894291"/>
       <w:bookmarkStart w:id="128" w:name="multiple-symbols-per-beat"/>
       <w:bookmarkEnd w:id="127"/>
       <w:r>
@@ -13347,7 +13347,7 @@
         <w:spacing w:before="360" w:after="120"/>
         <w:rPr/>
       </w:pPr>
-      <w:bookmarkStart w:id="131" w:name="__RefHeading___Toc7961_1259212510"/>
+      <w:bookmarkStart w:id="131" w:name="__RefHeading___Toc7938_2866894291"/>
       <w:bookmarkStart w:id="132" w:name="solver-options"/>
       <w:bookmarkEnd w:id="131"/>
       <w:r>
@@ -14473,7 +14473,7 @@
         <w:spacing w:before="360" w:after="120"/>
         <w:rPr/>
       </w:pPr>
-      <w:bookmarkStart w:id="135" w:name="__RefHeading___Toc7963_1259212510"/>
+      <w:bookmarkStart w:id="135" w:name="__RefHeading___Toc7940_2866894291"/>
       <w:bookmarkStart w:id="136" w:name="core-interface"/>
       <w:bookmarkEnd w:id="135"/>
       <w:r>
@@ -14675,7 +14675,7 @@
         <w:spacing w:before="280" w:after="80"/>
         <w:rPr/>
       </w:pPr>
-      <w:bookmarkStart w:id="137" w:name="__RefHeading___Toc7965_1259212510"/>
+      <w:bookmarkStart w:id="137" w:name="__RefHeading___Toc7942_2866894291"/>
       <w:bookmarkEnd w:id="137"/>
       <w:r>
         <w:rPr>
@@ -15147,7 +15147,7 @@
       <w:r>
         <w:br w:type="page"/>
       </w:r>
-      <w:bookmarkStart w:id="140" w:name="__RefHeading___Toc7967_1259212510"/>
+      <w:bookmarkStart w:id="140" w:name="__RefHeading___Toc7944_2866894291"/>
       <w:bookmarkEnd w:id="140"/>
       <w:r>
         <w:rPr>
@@ -16768,7 +16768,7 @@
       <w:r>
         <w:br w:type="page"/>
       </w:r>
-      <w:bookmarkStart w:id="142" w:name="__RefHeading___Toc7969_1259212510"/>
+      <w:bookmarkStart w:id="142" w:name="__RefHeading___Toc7946_2866894291"/>
       <w:bookmarkEnd w:id="142"/>
       <w:r>
         <w:rPr>
@@ -18783,7 +18783,7 @@
       <w:r>
         <w:br w:type="page"/>
       </w:r>
-      <w:bookmarkStart w:id="144" w:name="__RefHeading___Toc7971_1259212510"/>
+      <w:bookmarkStart w:id="144" w:name="__RefHeading___Toc7948_2866894291"/>
       <w:bookmarkEnd w:id="144"/>
       <w:r>
         <w:rPr>
@@ -18932,7 +18932,7 @@
         <w:spacing w:before="280" w:after="80"/>
         <w:rPr/>
       </w:pPr>
-      <w:bookmarkStart w:id="145" w:name="__RefHeading___Toc7973_1259212510"/>
+      <w:bookmarkStart w:id="145" w:name="__RefHeading___Toc7950_2866894291"/>
       <w:bookmarkStart w:id="146" w:name="erasures-enable_erasures-prd-d5-tbd"/>
       <w:bookmarkEnd w:id="145"/>
       <w:r>
@@ -19095,7 +19095,7 @@
         <w:spacing w:before="360" w:after="120"/>
         <w:rPr/>
       </w:pPr>
-      <w:bookmarkStart w:id="149" w:name="__RefHeading___Toc7975_1259212510"/>
+      <w:bookmarkStart w:id="149" w:name="__RefHeading___Toc7952_2866894291"/>
       <w:bookmarkStart w:id="150" w:name="axi-stream-adapter"/>
       <w:bookmarkEnd w:id="149"/>
       <w:r>
@@ -20171,7 +20171,7 @@
       <w:r>
         <w:br w:type="page"/>
       </w:r>
-      <w:bookmarkStart w:id="152" w:name="__RefHeading___Toc7977_1259212510"/>
+      <w:bookmarkStart w:id="152" w:name="__RefHeading___Toc7954_2866894291"/>
       <w:bookmarkEnd w:id="152"/>
       <w:r>
         <w:rPr>
@@ -20698,7 +20698,7 @@
       <w:r>
         <w:br w:type="page"/>
       </w:r>
-      <w:bookmarkStart w:id="154" w:name="__RefHeading___Toc7979_1259212510"/>
+      <w:bookmarkStart w:id="154" w:name="__RefHeading___Toc7956_2866894291"/>
       <w:bookmarkEnd w:id="154"/>
       <w:r>
         <w:rPr>
@@ -20828,7 +20828,7 @@
         <w:spacing w:before="360" w:after="120"/>
         <w:rPr/>
       </w:pPr>
-      <w:bookmarkStart w:id="156" w:name="__RefHeading___Toc7981_1259212510"/>
+      <w:bookmarkStart w:id="156" w:name="__RefHeading___Toc7958_2866894291"/>
       <w:bookmarkStart w:id="157" w:name="axi4-job-adapter"/>
       <w:bookmarkEnd w:id="156"/>
       <w:r>
@@ -20913,7 +20913,7 @@
         <w:spacing w:before="280" w:after="80"/>
         <w:rPr/>
       </w:pPr>
-      <w:bookmarkStart w:id="158" w:name="__RefHeading___Toc7983_1259212510"/>
+      <w:bookmarkStart w:id="158" w:name="__RefHeading___Toc7960_2866894291"/>
       <w:bookmarkEnd w:id="158"/>
       <w:r>
         <w:rPr>
@@ -21523,7 +21523,7 @@
       <w:r>
         <w:br w:type="page"/>
       </w:r>
-      <w:bookmarkStart w:id="161" w:name="__RefHeading___Toc7985_1259212510"/>
+      <w:bookmarkStart w:id="161" w:name="__RefHeading___Toc7962_2866894291"/>
       <w:bookmarkEnd w:id="161"/>
       <w:r>
         <w:rPr>
@@ -21659,7 +21659,7 @@
         <w:spacing w:before="280" w:after="80"/>
         <w:rPr/>
       </w:pPr>
-      <w:bookmarkStart w:id="162" w:name="__RefHeading___Toc7987_1259212510"/>
+      <w:bookmarkStart w:id="162" w:name="__RefHeading___Toc7964_2866894291"/>
       <w:bookmarkEnd w:id="162"/>
       <w:r>
         <w:rPr>
@@ -22380,7 +22380,7 @@
       <w:r>
         <w:br w:type="page"/>
       </w:r>
-      <w:bookmarkStart w:id="165" w:name="__RefHeading___Toc7989_1259212510"/>
+      <w:bookmarkStart w:id="165" w:name="__RefHeading___Toc7966_2866894291"/>
       <w:bookmarkEnd w:id="165"/>
       <w:r>
         <w:rPr>
@@ -22536,7 +22536,7 @@
         <w:spacing w:before="360" w:after="120"/>
         <w:rPr/>
       </w:pPr>
-      <w:bookmarkStart w:id="167" w:name="__RefHeading___Toc7991_1259212510"/>
+      <w:bookmarkStart w:id="167" w:name="__RefHeading___Toc7968_2866894291"/>
       <w:bookmarkStart w:id="168" w:name="register-block"/>
       <w:bookmarkEnd w:id="167"/>
       <w:r>
@@ -24116,7 +24116,7 @@
         <w:spacing w:before="360" w:after="120"/>
         <w:rPr/>
       </w:pPr>
-      <w:bookmarkStart w:id="171" w:name="__RefHeading___Toc7993_1259212510"/>
+      <w:bookmarkStart w:id="171" w:name="__RefHeading___Toc7970_2866894291"/>
       <w:bookmarkStart w:id="172" w:name="clock-and-reset-1"/>
       <w:bookmarkEnd w:id="171"/>
       <w:r>
@@ -24148,7 +24148,7 @@
         <w:spacing w:before="280" w:after="80"/>
         <w:rPr/>
       </w:pPr>
-      <w:bookmarkStart w:id="173" w:name="__RefHeading___Toc7995_1259212510"/>
+      <w:bookmarkStart w:id="173" w:name="__RefHeading___Toc7972_2866894291"/>
       <w:bookmarkStart w:id="174" w:name="single-clock"/>
       <w:bookmarkEnd w:id="173"/>
       <w:r>
@@ -24234,7 +24234,7 @@
         <w:spacing w:before="280" w:after="80"/>
         <w:rPr/>
       </w:pPr>
-      <w:bookmarkStart w:id="175" w:name="__RefHeading___Toc7997_1259212510"/>
+      <w:bookmarkStart w:id="175" w:name="__RefHeading___Toc7974_2866894291"/>
       <w:bookmarkStart w:id="176" w:name="reset"/>
       <w:bookmarkEnd w:id="175"/>
       <w:r>
@@ -24327,7 +24327,7 @@
         <w:spacing w:before="280" w:after="80"/>
         <w:rPr/>
       </w:pPr>
-      <w:bookmarkStart w:id="177" w:name="__RefHeading___Toc7999_1259212510"/>
+      <w:bookmarkStart w:id="177" w:name="__RefHeading___Toc7976_2866894291"/>
       <w:bookmarkStart w:id="178" w:name="clock-gating"/>
       <w:bookmarkEnd w:id="177"/>
       <w:r>
@@ -24387,7 +24387,7 @@
         <w:spacing w:before="280" w:after="80"/>
         <w:rPr/>
       </w:pPr>
-      <w:bookmarkStart w:id="179" w:name="__RefHeading___Toc8001_1259212510"/>
+      <w:bookmarkStart w:id="179" w:name="__RefHeading___Toc7978_2866894291"/>
       <w:bookmarkStart w:id="180" w:name="frequency"/>
       <w:bookmarkEnd w:id="179"/>
       <w:r>
@@ -24520,7 +24520,7 @@
         <w:spacing w:before="360" w:after="120"/>
         <w:rPr/>
       </w:pPr>
-      <w:bookmarkStart w:id="183" w:name="__RefHeading___Toc8003_1259212510"/>
+      <w:bookmarkStart w:id="183" w:name="__RefHeading___Toc7980_2866894291"/>
       <w:bookmarkStart w:id="184" w:name="throughput"/>
       <w:bookmarkEnd w:id="183"/>
       <w:r>
@@ -24566,7 +24566,7 @@
         <w:spacing w:before="280" w:after="80"/>
         <w:rPr/>
       </w:pPr>
-      <w:bookmarkStart w:id="185" w:name="__RefHeading___Toc8005_1259212510"/>
+      <w:bookmarkStart w:id="185" w:name="__RefHeading___Toc7982_2866894291"/>
       <w:bookmarkStart w:id="186" w:name="sustained-rate"/>
       <w:bookmarkEnd w:id="185"/>
       <w:r>
@@ -25076,7 +25076,7 @@
         <w:spacing w:before="280" w:after="80"/>
         <w:rPr/>
       </w:pPr>
-      <w:bookmarkStart w:id="189" w:name="__RefHeading___Toc8007_1259212510"/>
+      <w:bookmarkStart w:id="189" w:name="__RefHeading___Toc7984_2866894291"/>
       <w:bookmarkStart w:id="190" w:name="what-scales-with-s"/>
       <w:bookmarkEnd w:id="189"/>
       <w:r>
@@ -25931,7 +25931,7 @@
         <w:spacing w:before="360" w:after="120"/>
         <w:rPr/>
       </w:pPr>
-      <w:bookmarkStart w:id="194" w:name="__RefHeading___Toc8009_1259212510"/>
+      <w:bookmarkStart w:id="194" w:name="__RefHeading___Toc7986_2866894291"/>
       <w:bookmarkStart w:id="195" w:name="latency"/>
       <w:bookmarkEnd w:id="194"/>
       <w:r>
@@ -25977,7 +25977,7 @@
         <w:spacing w:before="280" w:after="80"/>
         <w:rPr/>
       </w:pPr>
-      <w:bookmarkStart w:id="196" w:name="__RefHeading___Toc8011_1259212510"/>
+      <w:bookmarkStart w:id="196" w:name="__RefHeading___Toc7988_2866894291"/>
       <w:bookmarkEnd w:id="196"/>
       <w:r>
         <w:rPr>
@@ -26446,7 +26446,7 @@
       <w:r>
         <w:br w:type="page"/>
       </w:r>
-      <w:bookmarkStart w:id="199" w:name="__RefHeading___Toc8013_1259212510"/>
+      <w:bookmarkStart w:id="199" w:name="__RefHeading___Toc7990_2866894291"/>
       <w:bookmarkEnd w:id="199"/>
       <w:r>
         <w:rPr>
@@ -27217,7 +27217,7 @@
         <w:spacing w:before="280" w:after="80"/>
         <w:rPr/>
       </w:pPr>
-      <w:bookmarkStart w:id="201" w:name="__RefHeading___Toc8015_1259212510"/>
+      <w:bookmarkStart w:id="201" w:name="__RefHeading___Toc7992_2866894291"/>
       <w:bookmarkStart w:id="202" w:name="buffer-sizing"/>
       <w:bookmarkEnd w:id="201"/>
       <w:r>
@@ -27350,7 +27350,7 @@
         <w:spacing w:before="360" w:after="120"/>
         <w:rPr/>
       </w:pPr>
-      <w:bookmarkStart w:id="205" w:name="__RefHeading___Toc8017_1259212510"/>
+      <w:bookmarkStart w:id="205" w:name="__RefHeading___Toc7994_2866894291"/>
       <w:bookmarkStart w:id="206" w:name="resources"/>
       <w:bookmarkEnd w:id="205"/>
       <w:r>
@@ -27409,7 +27409,7 @@
         <w:spacing w:before="280" w:after="80"/>
         <w:rPr/>
       </w:pPr>
-      <w:bookmarkStart w:id="207" w:name="__RefHeading___Toc8019_1259212510"/>
+      <w:bookmarkStart w:id="207" w:name="__RefHeading___Toc7996_2866894291"/>
       <w:bookmarkEnd w:id="207"/>
       <w:r>
         <w:rPr>
@@ -28296,7 +28296,7 @@
       <w:r>
         <w:br w:type="page"/>
       </w:r>
-      <w:bookmarkStart w:id="210" w:name="__RefHeading___Toc8021_1259212510"/>
+      <w:bookmarkStart w:id="210" w:name="__RefHeading___Toc7998_2866894291"/>
       <w:bookmarkEnd w:id="210"/>
       <w:r>
         <w:rPr>
@@ -28783,7 +28783,7 @@
       <w:r>
         <w:br w:type="page"/>
       </w:r>
-      <w:bookmarkStart w:id="212" w:name="__RefHeading___Toc8023_1259212510"/>
+      <w:bookmarkStart w:id="212" w:name="__RefHeading___Toc8000_2866894291"/>
       <w:bookmarkEnd w:id="212"/>
       <w:r>
         <w:rPr>
@@ -28854,7 +28854,7 @@
         <w:spacing w:before="280" w:after="80"/>
         <w:rPr/>
       </w:pPr>
-      <w:bookmarkStart w:id="213" w:name="__RefHeading___Toc8025_1259212510"/>
+      <w:bookmarkStart w:id="213" w:name="__RefHeading___Toc8002_2866894291"/>
       <w:bookmarkStart w:id="214" w:name="scaling"/>
       <w:bookmarkEnd w:id="213"/>
       <w:r>
@@ -29017,7 +29017,7 @@
         <w:spacing w:before="360" w:after="120"/>
         <w:rPr/>
       </w:pPr>
-      <w:bookmarkStart w:id="217" w:name="__RefHeading___Toc8027_1259212510"/>
+      <w:bookmarkStart w:id="217" w:name="__RefHeading___Toc8004_2866894291"/>
       <w:bookmarkStart w:id="218" w:name="system-requirements"/>
       <w:bookmarkEnd w:id="217"/>
       <w:r>
@@ -29063,7 +29063,7 @@
         <w:spacing w:before="280" w:after="80"/>
         <w:rPr/>
       </w:pPr>
-      <w:bookmarkStart w:id="219" w:name="__RefHeading___Toc8029_1259212510"/>
+      <w:bookmarkStart w:id="219" w:name="__RefHeading___Toc8006_2866894291"/>
       <w:bookmarkStart w:id="220" w:name="the-consumer-provides"/>
       <w:bookmarkEnd w:id="219"/>
       <w:r>
@@ -29223,7 +29223,7 @@
         <w:spacing w:before="280" w:after="80"/>
         <w:rPr/>
       </w:pPr>
-      <w:bookmarkStart w:id="221" w:name="__RefHeading___Toc8031_1259212510"/>
+      <w:bookmarkStart w:id="221" w:name="__RefHeading___Toc8008_2866894291"/>
       <w:bookmarkStart w:id="222" w:name="the-consumer-gets"/>
       <w:bookmarkEnd w:id="221"/>
       <w:r>
@@ -29315,7 +29315,7 @@
         <w:spacing w:before="280" w:after="80"/>
         <w:rPr/>
       </w:pPr>
-      <w:bookmarkStart w:id="224" w:name="__RefHeading___Toc8033_1259212510"/>
+      <w:bookmarkStart w:id="224" w:name="__RefHeading___Toc8010_2866894291"/>
       <w:bookmarkStart w:id="225" w:name="environment"/>
       <w:bookmarkEnd w:id="224"/>
       <w:r>
@@ -29528,7 +29528,7 @@
         <w:spacing w:before="360" w:after="120"/>
         <w:rPr/>
       </w:pPr>
-      <w:bookmarkStart w:id="228" w:name="__RefHeading___Toc8035_1259212510"/>
+      <w:bookmarkStart w:id="228" w:name="__RefHeading___Toc8012_2866894291"/>
       <w:bookmarkStart w:id="229" w:name="parameter-configuration"/>
       <w:bookmarkEnd w:id="228"/>
       <w:r>
@@ -29588,7 +29588,7 @@
         <w:spacing w:before="280" w:after="80"/>
         <w:rPr/>
       </w:pPr>
-      <w:bookmarkStart w:id="230" w:name="__RefHeading___Toc8037_1259212510"/>
+      <w:bookmarkStart w:id="230" w:name="__RefHeading___Toc8014_2866894291"/>
       <w:bookmarkStart w:id="231" w:name="code"/>
       <w:bookmarkEnd w:id="230"/>
       <w:r>
@@ -30177,19 +30177,7 @@
                 <w:szCs w:val="24"/>
                 <w:lang w:val="en-US" w:eastAsia="en-US" w:bidi="ar-SA"/>
               </w:rPr>
-              <w:t xml:space="preserve">8 </w:t>
-            </w:r>
-            <w:r>
-              <w:rPr>
-                <w:rFonts w:eastAsia="Cambria" w:cs=""/>
-                <w:b/>
-                <w:bCs/>
-                <w:kern w:val="0"/>
-                <w:sz w:val="24"/>
-                <w:szCs w:val="24"/>
-                <w:lang w:val="en-US" w:eastAsia="en-US" w:bidi="ar-SA"/>
-              </w:rPr>
-              <w:t>TBD</w:t>
+              <w:t>8</w:t>
             </w:r>
           </w:p>
         </w:tc>
@@ -30251,7 +30239,7 @@
                 <w:szCs w:val="24"/>
                 <w:lang w:val="en-US" w:eastAsia="en-US" w:bidi="ar-SA"/>
               </w:rPr>
-              <w:t>D2</w:t>
+              <w:t>D2 decided</w:t>
             </w:r>
           </w:p>
         </w:tc>
@@ -30378,19 +30366,7 @@
                 <w:szCs w:val="24"/>
                 <w:lang w:val="en-US" w:eastAsia="en-US" w:bidi="ar-SA"/>
               </w:rPr>
-              <w:t xml:space="preserve">255 </w:t>
-            </w:r>
-            <w:r>
-              <w:rPr>
-                <w:rFonts w:eastAsia="Cambria" w:cs=""/>
-                <w:b/>
-                <w:bCs/>
-                <w:kern w:val="0"/>
-                <w:sz w:val="24"/>
-                <w:szCs w:val="24"/>
-                <w:lang w:val="en-US" w:eastAsia="en-US" w:bidi="ar-SA"/>
-              </w:rPr>
-              <w:t>TBD</w:t>
+              <w:t>2^m - 1</w:t>
             </w:r>
           </w:p>
         </w:tc>
@@ -30452,7 +30428,7 @@
                 <w:szCs w:val="24"/>
                 <w:lang w:val="en-US" w:eastAsia="en-US" w:bidi="ar-SA"/>
               </w:rPr>
-              <w:t>D3</w:t>
+              <w:t>D3 decided</w:t>
             </w:r>
           </w:p>
         </w:tc>
@@ -31467,7 +31443,58 @@
         <w:rPr>
           <w:sz w:val="20"/>
         </w:rPr>
-        <w:t>.</w:t>
+        <w:t>; elaboration fails if it is below 1.</w:t>
+      </w:r>
+    </w:p>
+    <w:p>
+      <w:pPr>
+        <w:pStyle w:val="BodyText"/>
+        <w:rPr/>
+      </w:pPr>
+      <w:r>
+        <w:rPr>
+          <w:sz w:val="20"/>
+        </w:rPr>
+        <w:t xml:space="preserve">Every code parameter is fixed at elaboration (Sean, 2026-09-30). There is no run-time t or n: the arrays are generate loops sized by t, the generator polynomial is computed by </w:t>
+      </w:r>
+      <w:r>
+        <w:rPr>
+          <w:rStyle w:val="VerbatimChar"/>
+          <w:sz w:val="20"/>
+        </w:rPr>
+        <w:t>gf_pkg</w:t>
+      </w:r>
+      <w:r>
+        <w:rPr>
+          <w:sz w:val="20"/>
+        </w:rPr>
+        <w:t xml:space="preserve"> when the design elaborates, and a block format change is a rebuild. A consumer that must mix formats in one instance would need a </w:t>
+      </w:r>
+      <w:r>
+        <w:rPr>
+          <w:rStyle w:val="VerbatimChar"/>
+          <w:sz w:val="20"/>
+        </w:rPr>
+        <w:t>T_MAX</w:t>
+      </w:r>
+      <w:r>
+        <w:rPr>
+          <w:sz w:val="20"/>
+        </w:rPr>
+        <w:t xml:space="preserve"> sizing parameter and a </w:t>
+      </w:r>
+      <w:r>
+        <w:rPr>
+          <w:rStyle w:val="VerbatimChar"/>
+          <w:sz w:val="20"/>
+        </w:rPr>
+        <w:t>cfg_t</w:t>
+      </w:r>
+      <w:r>
+        <w:rPr>
+          <w:sz w:val="20"/>
+        </w:rPr>
+        <w:t xml:space="preserve"> register, which is not in this specification.</w:t>
       </w:r>
       <w:bookmarkEnd w:id="231"/>
       <w:r>
@@ -31483,7 +31510,7 @@
         <w:spacing w:before="280" w:after="80"/>
         <w:rPr/>
       </w:pPr>
-      <w:bookmarkStart w:id="233" w:name="__RefHeading___Toc8039_1259212510"/>
+      <w:bookmarkStart w:id="233" w:name="__RefHeading___Toc8016_2866894291"/>
       <w:bookmarkStart w:id="234" w:name="interface"/>
       <w:bookmarkEnd w:id="233"/>
       <w:r>
@@ -33059,7 +33086,7 @@
         <w:spacing w:before="280" w:after="80"/>
         <w:rPr/>
       </w:pPr>
-      <w:bookmarkStart w:id="237" w:name="__RefHeading___Toc8041_1259212510"/>
+      <w:bookmarkStart w:id="237" w:name="__RefHeading___Toc8018_2866894291"/>
       <w:bookmarkStart w:id="238" w:name="open-decisions-in-one-place"/>
       <w:bookmarkEnd w:id="237"/>
       <w:r>
@@ -33222,198 +33249,6 @@
                 <w:lang w:val="en-US" w:eastAsia="en-US" w:bidi="ar-SA"/>
               </w:rPr>
               <w:t>Effect if left at the default</w:t>
-            </w:r>
-          </w:p>
-        </w:tc>
-      </w:tr>
-      <w:tr>
-        <w:trPr/>
-        <w:tc>
-          <w:tcPr>
-            <w:tcW w:w="3120" w:type="dxa"/>
-            <w:tcBorders/>
-          </w:tcPr>
-          <w:p>
-            <w:pPr>
-              <w:pStyle w:val="Compact"/>
-              <w:widowControl/>
-              <w:spacing w:before="36" w:after="36"/>
-              <w:jc w:val="left"/>
-              <w:rPr>
-                <w:rFonts w:ascii="Cambria" w:hAnsi="Cambria" w:eastAsia="Cambria" w:cs=""/>
-                <w:kern w:val="0"/>
-                <w:sz w:val="24"/>
-                <w:szCs w:val="24"/>
-                <w:lang w:val="en-US" w:eastAsia="en-US" w:bidi="ar-SA"/>
-              </w:rPr>
-            </w:pPr>
-            <w:r>
-              <w:rPr>
-                <w:rFonts w:eastAsia="Cambria" w:cs=""/>
-                <w:kern w:val="0"/>
-                <w:sz w:val="24"/>
-                <w:szCs w:val="24"/>
-                <w:lang w:val="en-US" w:eastAsia="en-US" w:bidi="ar-SA"/>
-              </w:rPr>
-              <w:t>D2 t</w:t>
-            </w:r>
-          </w:p>
-        </w:tc>
-        <w:tc>
-          <w:tcPr>
-            <w:tcW w:w="3120" w:type="dxa"/>
-            <w:tcBorders/>
-          </w:tcPr>
-          <w:p>
-            <w:pPr>
-              <w:pStyle w:val="Compact"/>
-              <w:widowControl/>
-              <w:spacing w:before="36" w:after="36"/>
-              <w:jc w:val="left"/>
-              <w:rPr>
-                <w:rFonts w:ascii="Cambria" w:hAnsi="Cambria" w:eastAsia="Cambria" w:cs=""/>
-                <w:kern w:val="0"/>
-                <w:sz w:val="24"/>
-                <w:szCs w:val="24"/>
-                <w:lang w:val="en-US" w:eastAsia="en-US" w:bidi="ar-SA"/>
-              </w:rPr>
-            </w:pPr>
-            <w:r>
-              <w:rPr>
-                <w:rFonts w:eastAsia="Cambria" w:cs=""/>
-                <w:kern w:val="0"/>
-                <w:sz w:val="24"/>
-                <w:szCs w:val="24"/>
-                <w:lang w:val="en-US" w:eastAsia="en-US" w:bidi="ar-SA"/>
-              </w:rPr>
-              <w:t>the consumer’s error model or the standard</w:t>
-            </w:r>
-          </w:p>
-        </w:tc>
-        <w:tc>
-          <w:tcPr>
-            <w:tcW w:w="3120" w:type="dxa"/>
-            <w:tcBorders/>
-          </w:tcPr>
-          <w:p>
-            <w:pPr>
-              <w:pStyle w:val="Compact"/>
-              <w:widowControl/>
-              <w:spacing w:before="36" w:after="36"/>
-              <w:jc w:val="left"/>
-              <w:rPr>
-                <w:rFonts w:ascii="Cambria" w:hAnsi="Cambria" w:eastAsia="Cambria" w:cs=""/>
-                <w:kern w:val="0"/>
-                <w:sz w:val="24"/>
-                <w:szCs w:val="24"/>
-                <w:lang w:val="en-US" w:eastAsia="en-US" w:bidi="ar-SA"/>
-              </w:rPr>
-            </w:pPr>
-            <w:r>
-              <w:rPr>
-                <w:rFonts w:eastAsia="Cambria" w:cs=""/>
-                <w:kern w:val="0"/>
-                <w:sz w:val="24"/>
-                <w:szCs w:val="24"/>
-                <w:lang w:val="en-US" w:eastAsia="en-US" w:bidi="ar-SA"/>
-              </w:rPr>
-              <w:t>RS(255,239)-class: 8 symbol errors per 255</w:t>
-            </w:r>
-          </w:p>
-        </w:tc>
-      </w:tr>
-      <w:tr>
-        <w:trPr/>
-        <w:tc>
-          <w:tcPr>
-            <w:tcW w:w="3120" w:type="dxa"/>
-            <w:tcBorders/>
-          </w:tcPr>
-          <w:p>
-            <w:pPr>
-              <w:pStyle w:val="Compact"/>
-              <w:widowControl/>
-              <w:spacing w:before="36" w:after="36"/>
-              <w:jc w:val="left"/>
-              <w:rPr>
-                <w:rFonts w:ascii="Cambria" w:hAnsi="Cambria" w:eastAsia="Cambria" w:cs=""/>
-                <w:kern w:val="0"/>
-                <w:sz w:val="24"/>
-                <w:szCs w:val="24"/>
-                <w:lang w:val="en-US" w:eastAsia="en-US" w:bidi="ar-SA"/>
-              </w:rPr>
-            </w:pPr>
-            <w:r>
-              <w:rPr>
-                <w:rFonts w:eastAsia="Cambria" w:cs=""/>
-                <w:kern w:val="0"/>
-                <w:sz w:val="24"/>
-                <w:szCs w:val="24"/>
-                <w:lang w:val="en-US" w:eastAsia="en-US" w:bidi="ar-SA"/>
-              </w:rPr>
-              <w:t>D3 shortening</w:t>
-            </w:r>
-          </w:p>
-        </w:tc>
-        <w:tc>
-          <w:tcPr>
-            <w:tcW w:w="3120" w:type="dxa"/>
-            <w:tcBorders/>
-          </w:tcPr>
-          <w:p>
-            <w:pPr>
-              <w:pStyle w:val="Compact"/>
-              <w:widowControl/>
-              <w:spacing w:before="36" w:after="36"/>
-              <w:jc w:val="left"/>
-              <w:rPr>
-                <w:rFonts w:ascii="Cambria" w:hAnsi="Cambria" w:eastAsia="Cambria" w:cs=""/>
-                <w:kern w:val="0"/>
-                <w:sz w:val="24"/>
-                <w:szCs w:val="24"/>
-                <w:lang w:val="en-US" w:eastAsia="en-US" w:bidi="ar-SA"/>
-              </w:rPr>
-            </w:pPr>
-            <w:r>
-              <w:rPr>
-                <w:rFonts w:eastAsia="Cambria" w:cs=""/>
-                <w:kern w:val="0"/>
-                <w:sz w:val="24"/>
-                <w:szCs w:val="24"/>
-                <w:lang w:val="en-US" w:eastAsia="en-US" w:bidi="ar-SA"/>
-              </w:rPr>
-              <w:t>the consumer’s block size</w:t>
-            </w:r>
-          </w:p>
-        </w:tc>
-        <w:tc>
-          <w:tcPr>
-            <w:tcW w:w="3120" w:type="dxa"/>
-            <w:tcBorders/>
-          </w:tcPr>
-          <w:p>
-            <w:pPr>
-              <w:pStyle w:val="Compact"/>
-              <w:widowControl/>
-              <w:spacing w:before="36" w:after="36"/>
-              <w:jc w:val="left"/>
-              <w:rPr>
-                <w:rFonts w:ascii="Cambria" w:hAnsi="Cambria" w:eastAsia="Cambria" w:cs=""/>
-                <w:kern w:val="0"/>
-                <w:sz w:val="24"/>
-                <w:szCs w:val="24"/>
-                <w:lang w:val="en-US" w:eastAsia="en-US" w:bidi="ar-SA"/>
-              </w:rPr>
-            </w:pPr>
-            <w:r>
-              <w:rPr>
-                <w:rFonts w:eastAsia="Cambria" w:cs=""/>
-                <w:kern w:val="0"/>
-                <w:sz w:val="24"/>
-                <w:szCs w:val="24"/>
-                <w:lang w:val="en-US" w:eastAsia="en-US" w:bidi="ar-SA"/>
-              </w:rPr>
-              <w:t>full-length blocks</w:t>
             </w:r>
           </w:p>
         </w:tc>
@@ -33902,7 +33737,7 @@
         <w:spacing w:before="360" w:after="120"/>
         <w:rPr/>
       </w:pPr>
-      <w:bookmarkStart w:id="242" w:name="__RefHeading___Toc8043_1259212510"/>
+      <w:bookmarkStart w:id="242" w:name="__RefHeading___Toc8020_2866894291"/>
       <w:bookmarkStart w:id="243" w:name="candidate-profiles"/>
       <w:bookmarkEnd w:id="242"/>
       <w:r>
@@ -36006,7 +35841,7 @@
         <w:spacing w:before="360" w:after="120"/>
         <w:rPr/>
       </w:pPr>
-      <w:bookmarkStart w:id="246" w:name="__RefHeading___Toc8045_1259212510"/>
+      <w:bookmarkStart w:id="246" w:name="__RefHeading___Toc8022_2866894291"/>
       <w:bookmarkStart w:id="247" w:name="verification-strategy"/>
       <w:bookmarkEnd w:id="246"/>
       <w:r>
@@ -36038,7 +35873,7 @@
         <w:spacing w:before="280" w:after="80"/>
         <w:rPr/>
       </w:pPr>
-      <w:bookmarkStart w:id="248" w:name="__RefHeading___Toc8047_1259212510"/>
+      <w:bookmarkStart w:id="248" w:name="__RefHeading___Toc8024_2866894291"/>
       <w:bookmarkStart w:id="249" w:name="golden-model"/>
       <w:bookmarkEnd w:id="248"/>
       <w:r>
@@ -36111,7 +35946,7 @@
         <w:spacing w:before="280" w:after="80"/>
         <w:rPr/>
       </w:pPr>
-      <w:bookmarkStart w:id="250" w:name="__RefHeading___Toc8049_1259212510"/>
+      <w:bookmarkStart w:id="250" w:name="__RefHeading___Toc8026_2866894291"/>
       <w:bookmarkEnd w:id="250"/>
       <w:r>
         <w:rPr>
@@ -37166,7 +37001,7 @@
       <w:r>
         <w:br w:type="page"/>
       </w:r>
-      <w:bookmarkStart w:id="253" w:name="__RefHeading___Toc8051_1259212510"/>
+      <w:bookmarkStart w:id="253" w:name="__RefHeading___Toc8028_2866894291"/>
       <w:bookmarkEnd w:id="253"/>
       <w:r>
         <w:rPr>
@@ -37263,7 +37098,7 @@
         <w:spacing w:before="280" w:after="80"/>
         <w:rPr/>
       </w:pPr>
-      <w:bookmarkStart w:id="254" w:name="__RefHeading___Toc8053_1259212510"/>
+      <w:bookmarkStart w:id="254" w:name="__RefHeading___Toc8030_2866894291"/>
       <w:bookmarkStart w:id="255" w:name="formal"/>
       <w:bookmarkEnd w:id="254"/>
       <w:r>
@@ -37323,7 +37158,7 @@
         <w:spacing w:before="280" w:after="80"/>
         <w:rPr/>
       </w:pPr>
-      <w:bookmarkStart w:id="256" w:name="__RefHeading___Toc8055_1259212510"/>
+      <w:bookmarkStart w:id="256" w:name="__RefHeading___Toc8032_2866894291"/>
       <w:bookmarkStart w:id="257" w:name="coverage"/>
       <w:bookmarkEnd w:id="256"/>
       <w:r>
@@ -37456,7 +37291,7 @@
         <w:spacing w:before="360" w:after="120"/>
         <w:rPr/>
       </w:pPr>
-      <w:bookmarkStart w:id="260" w:name="__RefHeading___Toc8057_1259212510"/>
+      <w:bookmarkStart w:id="260" w:name="__RefHeading___Toc8034_2866894291"/>
       <w:bookmarkStart w:id="261" w:name="synthesis-and-implementation"/>
       <w:bookmarkEnd w:id="260"/>
       <w:r>
@@ -37488,7 +37323,7 @@
         <w:spacing w:before="280" w:after="80"/>
         <w:rPr/>
       </w:pPr>
-      <w:bookmarkStart w:id="262" w:name="__RefHeading___Toc8059_1259212510"/>
+      <w:bookmarkStart w:id="262" w:name="__RefHeading___Toc8036_2866894291"/>
       <w:bookmarkStart w:id="263" w:name="characterisation-plan"/>
       <w:bookmarkEnd w:id="262"/>
       <w:r>
@@ -38265,7 +38100,7 @@
         <w:spacing w:before="280" w:after="80"/>
         <w:rPr/>
       </w:pPr>
-      <w:bookmarkStart w:id="265" w:name="__RefHeading___Toc8061_1259212510"/>
+      <w:bookmarkStart w:id="265" w:name="__RefHeading___Toc8038_2866894291"/>
       <w:bookmarkStart w:id="266" w:name="implementation-notes"/>
       <w:bookmarkEnd w:id="265"/>
       <w:r>

--- a/projects/components/ecc-ip/reed-solomon/docs/Reed_Solomon_HAS_v0.1.docx
+++ b/projects/components/ecc-ip/reed-solomon/docs/Reed_Solomon_HAS_v0.1.docx
@@ -160,7 +160,7 @@
             </w:rPr>
             <w:fldChar w:fldCharType="separate"/>
           </w:r>
-          <w:hyperlink w:anchor="__RefHeading___Toc7846_2866894291">
+          <w:hyperlink w:anchor="__RefHeading___Toc7960_1790311284">
             <w:r>
               <w:rPr>
                 <w:webHidden/>
@@ -181,7 +181,7 @@
             </w:tabs>
             <w:rPr/>
           </w:pPr>
-          <w:hyperlink w:anchor="__RefHeading___Toc7848_2866894291">
+          <w:hyperlink w:anchor="__RefHeading___Toc7962_1790311284">
             <w:r>
               <w:rPr>
                 <w:webHidden/>
@@ -202,7 +202,7 @@
             </w:tabs>
             <w:rPr/>
           </w:pPr>
-          <w:hyperlink w:anchor="__RefHeading___Toc7850_2866894291">
+          <w:hyperlink w:anchor="__RefHeading___Toc7964_1790311284">
             <w:r>
               <w:rPr>
                 <w:webHidden/>
@@ -223,7 +223,7 @@
             </w:tabs>
             <w:rPr/>
           </w:pPr>
-          <w:hyperlink w:anchor="__RefHeading___Toc7852_2866894291">
+          <w:hyperlink w:anchor="__RefHeading___Toc7966_1790311284">
             <w:r>
               <w:rPr>
                 <w:webHidden/>
@@ -244,7 +244,7 @@
             </w:tabs>
             <w:rPr/>
           </w:pPr>
-          <w:hyperlink w:anchor="__RefHeading___Toc7854_2866894291">
+          <w:hyperlink w:anchor="__RefHeading___Toc7968_1790311284">
             <w:r>
               <w:rPr>
                 <w:webHidden/>
@@ -265,7 +265,7 @@
             </w:tabs>
             <w:rPr/>
           </w:pPr>
-          <w:hyperlink w:anchor="__RefHeading___Toc7856_2866894291">
+          <w:hyperlink w:anchor="__RefHeading___Toc7970_1790311284">
             <w:r>
               <w:rPr>
                 <w:webHidden/>
@@ -286,7 +286,7 @@
             </w:tabs>
             <w:rPr/>
           </w:pPr>
-          <w:hyperlink w:anchor="__RefHeading___Toc7858_2866894291">
+          <w:hyperlink w:anchor="__RefHeading___Toc7972_1790311284">
             <w:r>
               <w:rPr>
                 <w:webHidden/>
@@ -307,7 +307,7 @@
             </w:tabs>
             <w:rPr/>
           </w:pPr>
-          <w:hyperlink w:anchor="__RefHeading___Toc7860_2866894291">
+          <w:hyperlink w:anchor="__RefHeading___Toc7974_1790311284">
             <w:r>
               <w:rPr>
                 <w:webHidden/>
@@ -328,7 +328,7 @@
             </w:tabs>
             <w:rPr/>
           </w:pPr>
-          <w:hyperlink w:anchor="__RefHeading___Toc7862_2866894291">
+          <w:hyperlink w:anchor="__RefHeading___Toc7976_1790311284">
             <w:r>
               <w:rPr>
                 <w:webHidden/>
@@ -349,7 +349,7 @@
             </w:tabs>
             <w:rPr/>
           </w:pPr>
-          <w:hyperlink w:anchor="__RefHeading___Toc7864_2866894291">
+          <w:hyperlink w:anchor="__RefHeading___Toc7978_1790311284">
             <w:r>
               <w:rPr>
                 <w:webHidden/>
@@ -370,7 +370,7 @@
             </w:tabs>
             <w:rPr/>
           </w:pPr>
-          <w:hyperlink w:anchor="__RefHeading___Toc7866_2866894291">
+          <w:hyperlink w:anchor="__RefHeading___Toc7980_1790311284">
             <w:r>
               <w:rPr>
                 <w:webHidden/>
@@ -391,7 +391,7 @@
             </w:tabs>
             <w:rPr/>
           </w:pPr>
-          <w:hyperlink w:anchor="__RefHeading___Toc7868_2866894291">
+          <w:hyperlink w:anchor="__RefHeading___Toc7982_1790311284">
             <w:r>
               <w:rPr>
                 <w:webHidden/>
@@ -412,7 +412,7 @@
             </w:tabs>
             <w:rPr/>
           </w:pPr>
-          <w:hyperlink w:anchor="__RefHeading___Toc7870_2866894291">
+          <w:hyperlink w:anchor="__RefHeading___Toc7984_1790311284">
             <w:r>
               <w:rPr>
                 <w:webHidden/>
@@ -433,7 +433,7 @@
             </w:tabs>
             <w:rPr/>
           </w:pPr>
-          <w:hyperlink w:anchor="__RefHeading___Toc7872_2866894291">
+          <w:hyperlink w:anchor="__RefHeading___Toc7986_1790311284">
             <w:r>
               <w:rPr>
                 <w:webHidden/>
@@ -454,7 +454,7 @@
             </w:tabs>
             <w:rPr/>
           </w:pPr>
-          <w:hyperlink w:anchor="__RefHeading___Toc7874_2866894291">
+          <w:hyperlink w:anchor="__RefHeading___Toc7988_1790311284">
             <w:r>
               <w:rPr>
                 <w:webHidden/>
@@ -475,7 +475,7 @@
             </w:tabs>
             <w:rPr/>
           </w:pPr>
-          <w:hyperlink w:anchor="__RefHeading___Toc7876_2866894291">
+          <w:hyperlink w:anchor="__RefHeading___Toc7990_1790311284">
             <w:r>
               <w:rPr>
                 <w:webHidden/>
@@ -496,7 +496,7 @@
             </w:tabs>
             <w:rPr/>
           </w:pPr>
-          <w:hyperlink w:anchor="__RefHeading___Toc7878_2866894291">
+          <w:hyperlink w:anchor="__RefHeading___Toc7992_1790311284">
             <w:r>
               <w:rPr>
                 <w:webHidden/>
@@ -517,7 +517,7 @@
             </w:tabs>
             <w:rPr/>
           </w:pPr>
-          <w:hyperlink w:anchor="__RefHeading___Toc7880_2866894291">
+          <w:hyperlink w:anchor="__RefHeading___Toc7994_1790311284">
             <w:r>
               <w:rPr>
                 <w:webHidden/>
@@ -538,7 +538,7 @@
             </w:tabs>
             <w:rPr/>
           </w:pPr>
-          <w:hyperlink w:anchor="__RefHeading___Toc7882_2866894291">
+          <w:hyperlink w:anchor="__RefHeading___Toc7996_1790311284">
             <w:r>
               <w:rPr>
                 <w:webHidden/>
@@ -559,7 +559,7 @@
             </w:tabs>
             <w:rPr/>
           </w:pPr>
-          <w:hyperlink w:anchor="__RefHeading___Toc7884_2866894291">
+          <w:hyperlink w:anchor="__RefHeading___Toc7998_1790311284">
             <w:r>
               <w:rPr>
                 <w:webHidden/>
@@ -580,7 +580,7 @@
             </w:tabs>
             <w:rPr/>
           </w:pPr>
-          <w:hyperlink w:anchor="__RefHeading___Toc7886_2866894291">
+          <w:hyperlink w:anchor="__RefHeading___Toc8000_1790311284">
             <w:r>
               <w:rPr>
                 <w:webHidden/>
@@ -601,7 +601,7 @@
             </w:tabs>
             <w:rPr/>
           </w:pPr>
-          <w:hyperlink w:anchor="__RefHeading___Toc7888_2866894291">
+          <w:hyperlink w:anchor="__RefHeading___Toc8002_1790311284">
             <w:r>
               <w:rPr>
                 <w:webHidden/>
@@ -622,7 +622,7 @@
             </w:tabs>
             <w:rPr/>
           </w:pPr>
-          <w:hyperlink w:anchor="__RefHeading___Toc7890_2866894291">
+          <w:hyperlink w:anchor="__RefHeading___Toc8004_1790311284">
             <w:r>
               <w:rPr>
                 <w:webHidden/>
@@ -643,7 +643,7 @@
             </w:tabs>
             <w:rPr/>
           </w:pPr>
-          <w:hyperlink w:anchor="__RefHeading___Toc7892_2866894291">
+          <w:hyperlink w:anchor="__RefHeading___Toc8006_1790311284">
             <w:r>
               <w:rPr>
                 <w:webHidden/>
@@ -664,7 +664,7 @@
             </w:tabs>
             <w:rPr/>
           </w:pPr>
-          <w:hyperlink w:anchor="__RefHeading___Toc7894_2866894291">
+          <w:hyperlink w:anchor="__RefHeading___Toc8008_1790311284">
             <w:r>
               <w:rPr>
                 <w:webHidden/>
@@ -685,7 +685,7 @@
             </w:tabs>
             <w:rPr/>
           </w:pPr>
-          <w:hyperlink w:anchor="__RefHeading___Toc7896_2866894291">
+          <w:hyperlink w:anchor="__RefHeading___Toc8010_1790311284">
             <w:r>
               <w:rPr>
                 <w:webHidden/>
@@ -706,7 +706,7 @@
             </w:tabs>
             <w:rPr/>
           </w:pPr>
-          <w:hyperlink w:anchor="__RefHeading___Toc7898_2866894291">
+          <w:hyperlink w:anchor="__RefHeading___Toc8012_1790311284">
             <w:r>
               <w:rPr>
                 <w:webHidden/>
@@ -727,7 +727,7 @@
             </w:tabs>
             <w:rPr/>
           </w:pPr>
-          <w:hyperlink w:anchor="__RefHeading___Toc7900_2866894291">
+          <w:hyperlink w:anchor="__RefHeading___Toc8014_1790311284">
             <w:r>
               <w:rPr>
                 <w:webHidden/>
@@ -748,7 +748,7 @@
             </w:tabs>
             <w:rPr/>
           </w:pPr>
-          <w:hyperlink w:anchor="__RefHeading___Toc7902_2866894291">
+          <w:hyperlink w:anchor="__RefHeading___Toc8016_1790311284">
             <w:r>
               <w:rPr>
                 <w:webHidden/>
@@ -769,7 +769,7 @@
             </w:tabs>
             <w:rPr/>
           </w:pPr>
-          <w:hyperlink w:anchor="__RefHeading___Toc7904_2866894291">
+          <w:hyperlink w:anchor="__RefHeading___Toc8018_1790311284">
             <w:r>
               <w:rPr>
                 <w:webHidden/>
@@ -790,7 +790,7 @@
             </w:tabs>
             <w:rPr/>
           </w:pPr>
-          <w:hyperlink w:anchor="__RefHeading___Toc7906_2866894291">
+          <w:hyperlink w:anchor="__RefHeading___Toc8020_1790311284">
             <w:r>
               <w:rPr>
                 <w:webHidden/>
@@ -811,7 +811,7 @@
             </w:tabs>
             <w:rPr/>
           </w:pPr>
-          <w:hyperlink w:anchor="__RefHeading___Toc7908_2866894291">
+          <w:hyperlink w:anchor="__RefHeading___Toc8022_1790311284">
             <w:r>
               <w:rPr>
                 <w:webHidden/>
@@ -832,7 +832,7 @@
             </w:tabs>
             <w:rPr/>
           </w:pPr>
-          <w:hyperlink w:anchor="__RefHeading___Toc7910_2866894291">
+          <w:hyperlink w:anchor="__RefHeading___Toc8024_1790311284">
             <w:r>
               <w:rPr>
                 <w:webHidden/>
@@ -853,7 +853,7 @@
             </w:tabs>
             <w:rPr/>
           </w:pPr>
-          <w:hyperlink w:anchor="__RefHeading___Toc7912_2866894291">
+          <w:hyperlink w:anchor="__RefHeading___Toc8026_1790311284">
             <w:r>
               <w:rPr>
                 <w:webHidden/>
@@ -874,7 +874,7 @@
             </w:tabs>
             <w:rPr/>
           </w:pPr>
-          <w:hyperlink w:anchor="__RefHeading___Toc7914_2866894291">
+          <w:hyperlink w:anchor="__RefHeading___Toc8028_1790311284">
             <w:r>
               <w:rPr>
                 <w:webHidden/>
@@ -895,7 +895,7 @@
             </w:tabs>
             <w:rPr/>
           </w:pPr>
-          <w:hyperlink w:anchor="__RefHeading___Toc7916_2866894291">
+          <w:hyperlink w:anchor="__RefHeading___Toc8030_1790311284">
             <w:r>
               <w:rPr>
                 <w:webHidden/>
@@ -916,7 +916,7 @@
             </w:tabs>
             <w:rPr/>
           </w:pPr>
-          <w:hyperlink w:anchor="__RefHeading___Toc7918_2866894291">
+          <w:hyperlink w:anchor="__RefHeading___Toc8032_1790311284">
             <w:r>
               <w:rPr>
                 <w:webHidden/>
@@ -937,7 +937,7 @@
             </w:tabs>
             <w:rPr/>
           </w:pPr>
-          <w:hyperlink w:anchor="__RefHeading___Toc7920_2866894291">
+          <w:hyperlink w:anchor="__RefHeading___Toc8034_1790311284">
             <w:r>
               <w:rPr>
                 <w:webHidden/>
@@ -958,7 +958,7 @@
             </w:tabs>
             <w:rPr/>
           </w:pPr>
-          <w:hyperlink w:anchor="__RefHeading___Toc7922_2866894291">
+          <w:hyperlink w:anchor="__RefHeading___Toc8036_1790311284">
             <w:r>
               <w:rPr>
                 <w:webHidden/>
@@ -979,7 +979,7 @@
             </w:tabs>
             <w:rPr/>
           </w:pPr>
-          <w:hyperlink w:anchor="__RefHeading___Toc7924_2866894291">
+          <w:hyperlink w:anchor="__RefHeading___Toc8038_1790311284">
             <w:r>
               <w:rPr>
                 <w:webHidden/>
@@ -1000,7 +1000,7 @@
             </w:tabs>
             <w:rPr/>
           </w:pPr>
-          <w:hyperlink w:anchor="__RefHeading___Toc7926_2866894291">
+          <w:hyperlink w:anchor="__RefHeading___Toc8040_1790311284">
             <w:r>
               <w:rPr>
                 <w:webHidden/>
@@ -1021,7 +1021,7 @@
             </w:tabs>
             <w:rPr/>
           </w:pPr>
-          <w:hyperlink w:anchor="__RefHeading___Toc7928_2866894291">
+          <w:hyperlink w:anchor="__RefHeading___Toc8042_1790311284">
             <w:r>
               <w:rPr>
                 <w:webHidden/>
@@ -1042,7 +1042,7 @@
             </w:tabs>
             <w:rPr/>
           </w:pPr>
-          <w:hyperlink w:anchor="__RefHeading___Toc7930_2866894291">
+          <w:hyperlink w:anchor="__RefHeading___Toc8044_1790311284">
             <w:r>
               <w:rPr>
                 <w:webHidden/>
@@ -1063,7 +1063,7 @@
             </w:tabs>
             <w:rPr/>
           </w:pPr>
-          <w:hyperlink w:anchor="__RefHeading___Toc7932_2866894291">
+          <w:hyperlink w:anchor="__RefHeading___Toc8046_1790311284">
             <w:r>
               <w:rPr>
                 <w:webHidden/>
@@ -1084,7 +1084,7 @@
             </w:tabs>
             <w:rPr/>
           </w:pPr>
-          <w:hyperlink w:anchor="__RefHeading___Toc7934_2866894291">
+          <w:hyperlink w:anchor="__RefHeading___Toc8048_1790311284">
             <w:r>
               <w:rPr>
                 <w:webHidden/>
@@ -1092,7 +1092,7 @@
               </w:rPr>
               <w:t>10.3 Block boundaries</w:t>
               <w:tab/>
-              <w:t>46</w:t>
+              <w:t>47</w:t>
             </w:r>
           </w:hyperlink>
         </w:p>
@@ -1105,7 +1105,7 @@
             </w:tabs>
             <w:rPr/>
           </w:pPr>
-          <w:hyperlink w:anchor="__RefHeading___Toc7936_2866894291">
+          <w:hyperlink w:anchor="__RefHeading___Toc8050_1790311284">
             <w:r>
               <w:rPr>
                 <w:webHidden/>
@@ -1113,7 +1113,7 @@
               </w:rPr>
               <w:t>10.4 Multiple symbols per beat</w:t>
               <w:tab/>
-              <w:t>47</w:t>
+              <w:t>48</w:t>
             </w:r>
           </w:hyperlink>
         </w:p>
@@ -1126,7 +1126,7 @@
             </w:tabs>
             <w:rPr/>
           </w:pPr>
-          <w:hyperlink w:anchor="__RefHeading___Toc7938_2866894291">
+          <w:hyperlink w:anchor="__RefHeading___Toc8052_1790311284">
             <w:r>
               <w:rPr>
                 <w:webHidden/>
@@ -1134,7 +1134,7 @@
               </w:rPr>
               <w:t>11 Solver Options</w:t>
               <w:tab/>
-              <w:t>48</w:t>
+              <w:t>49</w:t>
             </w:r>
           </w:hyperlink>
         </w:p>
@@ -1147,7 +1147,7 @@
             </w:tabs>
             <w:rPr/>
           </w:pPr>
-          <w:hyperlink w:anchor="__RefHeading___Toc7940_2866894291">
+          <w:hyperlink w:anchor="__RefHeading___Toc8054_1790311284">
             <w:r>
               <w:rPr>
                 <w:webHidden/>
@@ -1155,7 +1155,7 @@
               </w:rPr>
               <w:t>12 Core Interface</w:t>
               <w:tab/>
-              <w:t>50</w:t>
+              <w:t>51</w:t>
             </w:r>
           </w:hyperlink>
         </w:p>
@@ -1168,7 +1168,7 @@
             </w:tabs>
             <w:rPr/>
           </w:pPr>
-          <w:hyperlink w:anchor="__RefHeading___Toc7942_2866894291">
+          <w:hyperlink w:anchor="__RefHeading___Toc8056_1790311284">
             <w:r>
               <w:rPr>
                 <w:webHidden/>
@@ -1176,7 +1176,7 @@
               </w:rPr>
               <w:t>12.1 Clock and reset</w:t>
               <w:tab/>
-              <w:t>51</w:t>
+              <w:t>52</w:t>
             </w:r>
           </w:hyperlink>
         </w:p>
@@ -1189,7 +1189,7 @@
             </w:tabs>
             <w:rPr/>
           </w:pPr>
-          <w:hyperlink w:anchor="__RefHeading___Toc7944_2866894291">
+          <w:hyperlink w:anchor="__RefHeading___Toc8058_1790311284">
             <w:r>
               <w:rPr>
                 <w:webHidden/>
@@ -1197,7 +1197,7 @@
               </w:rPr>
               <w:t>12.2 rs_encoder_core</w:t>
               <w:tab/>
-              <w:t>52</w:t>
+              <w:t>53</w:t>
             </w:r>
           </w:hyperlink>
         </w:p>
@@ -1210,7 +1210,7 @@
             </w:tabs>
             <w:rPr/>
           </w:pPr>
-          <w:hyperlink w:anchor="__RefHeading___Toc7946_2866894291">
+          <w:hyperlink w:anchor="__RefHeading___Toc8060_1790311284">
             <w:r>
               <w:rPr>
                 <w:webHidden/>
@@ -1218,7 +1218,7 @@
               </w:rPr>
               <w:t>12.3 rs_decoder_core</w:t>
               <w:tab/>
-              <w:t>54</w:t>
+              <w:t>55</w:t>
             </w:r>
           </w:hyperlink>
         </w:p>
@@ -1231,7 +1231,7 @@
             </w:tabs>
             <w:rPr/>
           </w:pPr>
-          <w:hyperlink w:anchor="__RefHeading___Toc7948_2866894291">
+          <w:hyperlink w:anchor="__RefHeading___Toc8062_1790311284">
             <w:r>
               <w:rPr>
                 <w:webHidden/>
@@ -1239,7 +1239,7 @@
               </w:rPr>
               <w:t>12.4 Timing rules</w:t>
               <w:tab/>
-              <w:t>56</w:t>
+              <w:t>57</w:t>
             </w:r>
           </w:hyperlink>
         </w:p>
@@ -1252,7 +1252,7 @@
             </w:tabs>
             <w:rPr/>
           </w:pPr>
-          <w:hyperlink w:anchor="__RefHeading___Toc7950_2866894291">
+          <w:hyperlink w:anchor="__RefHeading___Toc8064_1790311284">
             <w:r>
               <w:rPr>
                 <w:webHidden/>
@@ -1260,7 +1260,7 @@
               </w:rPr>
               <w:t>12.5 Erasures (ENABLE_ERASURES, PRD D5 TBD)</w:t>
               <w:tab/>
-              <w:t>57</w:t>
+              <w:t>58</w:t>
             </w:r>
           </w:hyperlink>
         </w:p>
@@ -1273,7 +1273,7 @@
             </w:tabs>
             <w:rPr/>
           </w:pPr>
-          <w:hyperlink w:anchor="__RefHeading___Toc7952_2866894291">
+          <w:hyperlink w:anchor="__RefHeading___Toc8066_1790311284">
             <w:r>
               <w:rPr>
                 <w:webHidden/>
@@ -1281,7 +1281,7 @@
               </w:rPr>
               <w:t>13 AXI-Stream Adapter</w:t>
               <w:tab/>
-              <w:t>58</w:t>
+              <w:t>59</w:t>
             </w:r>
           </w:hyperlink>
         </w:p>
@@ -1294,7 +1294,7 @@
             </w:tabs>
             <w:rPr/>
           </w:pPr>
-          <w:hyperlink w:anchor="__RefHeading___Toc7954_2866894291">
+          <w:hyperlink w:anchor="__RefHeading___Toc8068_1790311284">
             <w:r>
               <w:rPr>
                 <w:webHidden/>
@@ -1302,7 +1302,7 @@
               </w:rPr>
               <w:t>13.1 Parameters</w:t>
               <w:tab/>
-              <w:t>59</w:t>
+              <w:t>60</w:t>
             </w:r>
           </w:hyperlink>
         </w:p>
@@ -1315,7 +1315,7 @@
             </w:tabs>
             <w:rPr/>
           </w:pPr>
-          <w:hyperlink w:anchor="__RefHeading___Toc7956_2866894291">
+          <w:hyperlink w:anchor="__RefHeading___Toc8070_1790311284">
             <w:r>
               <w:rPr>
                 <w:webHidden/>
@@ -1323,7 +1323,7 @@
               </w:rPr>
               <w:t>13.2 Behaviour</w:t>
               <w:tab/>
-              <w:t>60</w:t>
+              <w:t>61</w:t>
             </w:r>
           </w:hyperlink>
         </w:p>
@@ -1336,7 +1336,7 @@
             </w:tabs>
             <w:rPr/>
           </w:pPr>
-          <w:hyperlink w:anchor="__RefHeading___Toc7958_2866894291">
+          <w:hyperlink w:anchor="__RefHeading___Toc8072_1790311284">
             <w:r>
               <w:rPr>
                 <w:webHidden/>
@@ -1344,7 +1344,7 @@
               </w:rPr>
               <w:t>14 AXI4 Job Adapter</w:t>
               <w:tab/>
-              <w:t>61</w:t>
+              <w:t>62</w:t>
             </w:r>
           </w:hyperlink>
         </w:p>
@@ -1357,7 +1357,7 @@
             </w:tabs>
             <w:rPr/>
           </w:pPr>
-          <w:hyperlink w:anchor="__RefHeading___Toc7960_2866894291">
+          <w:hyperlink w:anchor="__RefHeading___Toc8074_1790311284">
             <w:r>
               <w:rPr>
                 <w:webHidden/>
@@ -1365,7 +1365,7 @@
               </w:rPr>
               <w:t>14.1 Job interface</w:t>
               <w:tab/>
-              <w:t>62</w:t>
+              <w:t>63</w:t>
             </w:r>
           </w:hyperlink>
         </w:p>
@@ -1378,7 +1378,7 @@
             </w:tabs>
             <w:rPr/>
           </w:pPr>
-          <w:hyperlink w:anchor="__RefHeading___Toc7962_2866894291">
+          <w:hyperlink w:anchor="__RefHeading___Toc8076_1790311284">
             <w:r>
               <w:rPr>
                 <w:webHidden/>
@@ -1386,7 +1386,7 @@
               </w:rPr>
               <w:t>14.2 AXI4 master ports</w:t>
               <w:tab/>
-              <w:t>63</w:t>
+              <w:t>64</w:t>
             </w:r>
           </w:hyperlink>
         </w:p>
@@ -1399,7 +1399,7 @@
             </w:tabs>
             <w:rPr/>
           </w:pPr>
-          <w:hyperlink w:anchor="__RefHeading___Toc7964_2866894291">
+          <w:hyperlink w:anchor="__RefHeading___Toc8078_1790311284">
             <w:r>
               <w:rPr>
                 <w:webHidden/>
@@ -1407,7 +1407,7 @@
               </w:rPr>
               <w:t>14.3 Parameters</w:t>
               <w:tab/>
-              <w:t>64</w:t>
+              <w:t>65</w:t>
             </w:r>
           </w:hyperlink>
         </w:p>
@@ -1420,7 +1420,7 @@
             </w:tabs>
             <w:rPr/>
           </w:pPr>
-          <w:hyperlink w:anchor="__RefHeading___Toc7966_2866894291">
+          <w:hyperlink w:anchor="__RefHeading___Toc8080_1790311284">
             <w:r>
               <w:rPr>
                 <w:webHidden/>
@@ -1428,7 +1428,7 @@
               </w:rPr>
               <w:t>14.4 Behaviour</w:t>
               <w:tab/>
-              <w:t>65</w:t>
+              <w:t>66</w:t>
             </w:r>
           </w:hyperlink>
         </w:p>
@@ -1441,7 +1441,7 @@
             </w:tabs>
             <w:rPr/>
           </w:pPr>
-          <w:hyperlink w:anchor="__RefHeading___Toc7968_2866894291">
+          <w:hyperlink w:anchor="__RefHeading___Toc8082_1790311284">
             <w:r>
               <w:rPr>
                 <w:webHidden/>
@@ -1449,7 +1449,7 @@
               </w:rPr>
               <w:t>15 Register Block</w:t>
               <w:tab/>
-              <w:t>66</w:t>
+              <w:t>67</w:t>
             </w:r>
           </w:hyperlink>
         </w:p>
@@ -1462,7 +1462,7 @@
             </w:tabs>
             <w:rPr/>
           </w:pPr>
-          <w:hyperlink w:anchor="__RefHeading___Toc7970_2866894291">
+          <w:hyperlink w:anchor="__RefHeading___Toc8084_1790311284">
             <w:r>
               <w:rPr>
                 <w:webHidden/>
@@ -1470,7 +1470,7 @@
               </w:rPr>
               <w:t>16 Clock and Reset</w:t>
               <w:tab/>
-              <w:t>68</w:t>
+              <w:t>69</w:t>
             </w:r>
           </w:hyperlink>
         </w:p>
@@ -1483,7 +1483,7 @@
             </w:tabs>
             <w:rPr/>
           </w:pPr>
-          <w:hyperlink w:anchor="__RefHeading___Toc7972_2866894291">
+          <w:hyperlink w:anchor="__RefHeading___Toc8086_1790311284">
             <w:r>
               <w:rPr>
                 <w:webHidden/>
@@ -1491,7 +1491,7 @@
               </w:rPr>
               <w:t>16.1 Single clock</w:t>
               <w:tab/>
-              <w:t>68</w:t>
+              <w:t>69</w:t>
             </w:r>
           </w:hyperlink>
         </w:p>
@@ -1504,7 +1504,7 @@
             </w:tabs>
             <w:rPr/>
           </w:pPr>
-          <w:hyperlink w:anchor="__RefHeading___Toc7974_2866894291">
+          <w:hyperlink w:anchor="__RefHeading___Toc8088_1790311284">
             <w:r>
               <w:rPr>
                 <w:webHidden/>
@@ -1512,7 +1512,7 @@
               </w:rPr>
               <w:t>16.2 Reset</w:t>
               <w:tab/>
-              <w:t>69</w:t>
+              <w:t>70</w:t>
             </w:r>
           </w:hyperlink>
         </w:p>
@@ -1525,7 +1525,7 @@
             </w:tabs>
             <w:rPr/>
           </w:pPr>
-          <w:hyperlink w:anchor="__RefHeading___Toc7976_2866894291">
+          <w:hyperlink w:anchor="__RefHeading___Toc8090_1790311284">
             <w:r>
               <w:rPr>
                 <w:webHidden/>
@@ -1533,7 +1533,7 @@
               </w:rPr>
               <w:t>16.3 Clock gating</w:t>
               <w:tab/>
-              <w:t>70</w:t>
+              <w:t>71</w:t>
             </w:r>
           </w:hyperlink>
         </w:p>
@@ -1546,7 +1546,7 @@
             </w:tabs>
             <w:rPr/>
           </w:pPr>
-          <w:hyperlink w:anchor="__RefHeading___Toc7978_2866894291">
+          <w:hyperlink w:anchor="__RefHeading___Toc8092_1790311284">
             <w:r>
               <w:rPr>
                 <w:webHidden/>
@@ -1554,7 +1554,7 @@
               </w:rPr>
               <w:t>16.4 Frequency</w:t>
               <w:tab/>
-              <w:t>71</w:t>
+              <w:t>72</w:t>
             </w:r>
           </w:hyperlink>
         </w:p>
@@ -1567,7 +1567,7 @@
             </w:tabs>
             <w:rPr/>
           </w:pPr>
-          <w:hyperlink w:anchor="__RefHeading___Toc7980_2866894291">
+          <w:hyperlink w:anchor="__RefHeading___Toc8094_1790311284">
             <w:r>
               <w:rPr>
                 <w:webHidden/>
@@ -1575,7 +1575,7 @@
               </w:rPr>
               <w:t>17 Throughput</w:t>
               <w:tab/>
-              <w:t>72</w:t>
+              <w:t>73</w:t>
             </w:r>
           </w:hyperlink>
         </w:p>
@@ -1588,7 +1588,7 @@
             </w:tabs>
             <w:rPr/>
           </w:pPr>
-          <w:hyperlink w:anchor="__RefHeading___Toc7982_2866894291">
+          <w:hyperlink w:anchor="__RefHeading___Toc8096_1790311284">
             <w:r>
               <w:rPr>
                 <w:webHidden/>
@@ -1596,7 +1596,7 @@
               </w:rPr>
               <w:t>17.1 Sustained rate</w:t>
               <w:tab/>
-              <w:t>73</w:t>
+              <w:t>74</w:t>
             </w:r>
           </w:hyperlink>
         </w:p>
@@ -1609,7 +1609,7 @@
             </w:tabs>
             <w:rPr/>
           </w:pPr>
-          <w:hyperlink w:anchor="__RefHeading___Toc7984_2866894291">
+          <w:hyperlink w:anchor="__RefHeading___Toc8098_1790311284">
             <w:r>
               <w:rPr>
                 <w:webHidden/>
@@ -1617,7 +1617,7 @@
               </w:rPr>
               <w:t>17.2 What scales with S</w:t>
               <w:tab/>
-              <w:t>74</w:t>
+              <w:t>75</w:t>
             </w:r>
           </w:hyperlink>
         </w:p>
@@ -1630,7 +1630,7 @@
             </w:tabs>
             <w:rPr/>
           </w:pPr>
-          <w:hyperlink w:anchor="__RefHeading___Toc7986_2866894291">
+          <w:hyperlink w:anchor="__RefHeading___Toc8100_1790311284">
             <w:r>
               <w:rPr>
                 <w:webHidden/>
@@ -1638,7 +1638,7 @@
               </w:rPr>
               <w:t>18 Latency</w:t>
               <w:tab/>
-              <w:t>75</w:t>
+              <w:t>76</w:t>
             </w:r>
           </w:hyperlink>
         </w:p>
@@ -1651,7 +1651,7 @@
             </w:tabs>
             <w:rPr/>
           </w:pPr>
-          <w:hyperlink w:anchor="__RefHeading___Toc7988_2866894291">
+          <w:hyperlink w:anchor="__RefHeading___Toc8102_1790311284">
             <w:r>
               <w:rPr>
                 <w:webHidden/>
@@ -1659,7 +1659,7 @@
               </w:rPr>
               <w:t>18.1 Encoder</w:t>
               <w:tab/>
-              <w:t>76</w:t>
+              <w:t>77</w:t>
             </w:r>
           </w:hyperlink>
         </w:p>
@@ -1672,7 +1672,7 @@
             </w:tabs>
             <w:rPr/>
           </w:pPr>
-          <w:hyperlink w:anchor="__RefHeading___Toc7990_2866894291">
+          <w:hyperlink w:anchor="__RefHeading___Toc8104_1790311284">
             <w:r>
               <w:rPr>
                 <w:webHidden/>
@@ -1680,7 +1680,7 @@
               </w:rPr>
               <w:t>18.2 Decoder</w:t>
               <w:tab/>
-              <w:t>77</w:t>
+              <w:t>78</w:t>
             </w:r>
           </w:hyperlink>
         </w:p>
@@ -1693,7 +1693,7 @@
             </w:tabs>
             <w:rPr/>
           </w:pPr>
-          <w:hyperlink w:anchor="__RefHeading___Toc7992_2866894291">
+          <w:hyperlink w:anchor="__RefHeading___Toc8106_1790311284">
             <w:r>
               <w:rPr>
                 <w:webHidden/>
@@ -1701,7 +1701,7 @@
               </w:rPr>
               <w:t>18.3 Buffer sizing</w:t>
               <w:tab/>
-              <w:t>78</w:t>
+              <w:t>79</w:t>
             </w:r>
           </w:hyperlink>
         </w:p>
@@ -1714,7 +1714,7 @@
             </w:tabs>
             <w:rPr/>
           </w:pPr>
-          <w:hyperlink w:anchor="__RefHeading___Toc7994_2866894291">
+          <w:hyperlink w:anchor="__RefHeading___Toc8108_1790311284">
             <w:r>
               <w:rPr>
                 <w:webHidden/>
@@ -1722,7 +1722,7 @@
               </w:rPr>
               <w:t>19 Resources</w:t>
               <w:tab/>
-              <w:t>79</w:t>
+              <w:t>80</w:t>
             </w:r>
           </w:hyperlink>
         </w:p>
@@ -1735,7 +1735,7 @@
             </w:tabs>
             <w:rPr/>
           </w:pPr>
-          <w:hyperlink w:anchor="__RefHeading___Toc7996_2866894291">
+          <w:hyperlink w:anchor="__RefHeading___Toc8110_1790311284">
             <w:r>
               <w:rPr>
                 <w:webHidden/>
@@ -1743,7 +1743,7 @@
               </w:rPr>
               <w:t>19.1 GF primitives per core, reference profile</w:t>
               <w:tab/>
-              <w:t>80</w:t>
+              <w:t>81</w:t>
             </w:r>
           </w:hyperlink>
         </w:p>
@@ -1756,7 +1756,7 @@
             </w:tabs>
             <w:rPr/>
           </w:pPr>
-          <w:hyperlink w:anchor="__RefHeading___Toc7998_2866894291">
+          <w:hyperlink w:anchor="__RefHeading___Toc8112_1790311284">
             <w:r>
               <w:rPr>
                 <w:webHidden/>
@@ -1764,7 +1764,7 @@
               </w:rPr>
               <w:t>19.2 Storage</w:t>
               <w:tab/>
-              <w:t>81</w:t>
+              <w:t>82</w:t>
             </w:r>
           </w:hyperlink>
         </w:p>
@@ -1777,7 +1777,7 @@
             </w:tabs>
             <w:rPr/>
           </w:pPr>
-          <w:hyperlink w:anchor="__RefHeading___Toc8000_2866894291">
+          <w:hyperlink w:anchor="__RefHeading___Toc8114_1790311284">
             <w:r>
               <w:rPr>
                 <w:webHidden/>
@@ -1785,7 +1785,7 @@
               </w:rPr>
               <w:t>19.3 Order of magnitude</w:t>
               <w:tab/>
-              <w:t>82</w:t>
+              <w:t>83</w:t>
             </w:r>
           </w:hyperlink>
         </w:p>
@@ -1798,7 +1798,7 @@
             </w:tabs>
             <w:rPr/>
           </w:pPr>
-          <w:hyperlink w:anchor="__RefHeading___Toc8002_2866894291">
+          <w:hyperlink w:anchor="__RefHeading___Toc8116_1790311284">
             <w:r>
               <w:rPr>
                 <w:webHidden/>
@@ -1806,7 +1806,7 @@
               </w:rPr>
               <w:t>19.4 Scaling</w:t>
               <w:tab/>
-              <w:t>83</w:t>
+              <w:t>84</w:t>
             </w:r>
           </w:hyperlink>
         </w:p>
@@ -1819,7 +1819,7 @@
             </w:tabs>
             <w:rPr/>
           </w:pPr>
-          <w:hyperlink w:anchor="__RefHeading___Toc8004_2866894291">
+          <w:hyperlink w:anchor="__RefHeading___Toc8118_1790311284">
             <w:r>
               <w:rPr>
                 <w:webHidden/>
@@ -1827,7 +1827,7 @@
               </w:rPr>
               <w:t>20 System Requirements</w:t>
               <w:tab/>
-              <w:t>84</w:t>
+              <w:t>85</w:t>
             </w:r>
           </w:hyperlink>
         </w:p>
@@ -1840,7 +1840,7 @@
             </w:tabs>
             <w:rPr/>
           </w:pPr>
-          <w:hyperlink w:anchor="__RefHeading___Toc8006_2866894291">
+          <w:hyperlink w:anchor="__RefHeading___Toc8120_1790311284">
             <w:r>
               <w:rPr>
                 <w:webHidden/>
@@ -1848,7 +1848,7 @@
               </w:rPr>
               <w:t>20.1 The consumer provides</w:t>
               <w:tab/>
-              <w:t>85</w:t>
+              <w:t>86</w:t>
             </w:r>
           </w:hyperlink>
         </w:p>
@@ -1861,7 +1861,7 @@
             </w:tabs>
             <w:rPr/>
           </w:pPr>
-          <w:hyperlink w:anchor="__RefHeading___Toc8008_2866894291">
+          <w:hyperlink w:anchor="__RefHeading___Toc8122_1790311284">
             <w:r>
               <w:rPr>
                 <w:webHidden/>
@@ -1869,7 +1869,7 @@
               </w:rPr>
               <w:t>20.2 The consumer gets</w:t>
               <w:tab/>
-              <w:t>86</w:t>
+              <w:t>87</w:t>
             </w:r>
           </w:hyperlink>
         </w:p>
@@ -1882,7 +1882,7 @@
             </w:tabs>
             <w:rPr/>
           </w:pPr>
-          <w:hyperlink w:anchor="__RefHeading___Toc8010_2866894291">
+          <w:hyperlink w:anchor="__RefHeading___Toc8124_1790311284">
             <w:r>
               <w:rPr>
                 <w:webHidden/>
@@ -1890,7 +1890,7 @@
               </w:rPr>
               <w:t>20.3 Environment</w:t>
               <w:tab/>
-              <w:t>87</w:t>
+              <w:t>88</w:t>
             </w:r>
           </w:hyperlink>
         </w:p>
@@ -1903,7 +1903,7 @@
             </w:tabs>
             <w:rPr/>
           </w:pPr>
-          <w:hyperlink w:anchor="__RefHeading___Toc8012_2866894291">
+          <w:hyperlink w:anchor="__RefHeading___Toc8126_1790311284">
             <w:r>
               <w:rPr>
                 <w:webHidden/>
@@ -1911,7 +1911,7 @@
               </w:rPr>
               <w:t>21 Parameter Configuration</w:t>
               <w:tab/>
-              <w:t>88</w:t>
+              <w:t>89</w:t>
             </w:r>
           </w:hyperlink>
         </w:p>
@@ -1924,7 +1924,7 @@
             </w:tabs>
             <w:rPr/>
           </w:pPr>
-          <w:hyperlink w:anchor="__RefHeading___Toc8014_2866894291">
+          <w:hyperlink w:anchor="__RefHeading___Toc8128_1790311284">
             <w:r>
               <w:rPr>
                 <w:webHidden/>
@@ -1932,7 +1932,7 @@
               </w:rPr>
               <w:t>21.1 Code</w:t>
               <w:tab/>
-              <w:t>89</w:t>
+              <w:t>90</w:t>
             </w:r>
           </w:hyperlink>
         </w:p>
@@ -1945,7 +1945,7 @@
             </w:tabs>
             <w:rPr/>
           </w:pPr>
-          <w:hyperlink w:anchor="__RefHeading___Toc8016_2866894291">
+          <w:hyperlink w:anchor="__RefHeading___Toc8130_1790311284">
             <w:r>
               <w:rPr>
                 <w:webHidden/>
@@ -1953,7 +1953,7 @@
               </w:rPr>
               <w:t>21.2 Interface</w:t>
               <w:tab/>
-              <w:t>91</w:t>
+              <w:t>92</w:t>
             </w:r>
           </w:hyperlink>
         </w:p>
@@ -1966,7 +1966,7 @@
             </w:tabs>
             <w:rPr/>
           </w:pPr>
-          <w:hyperlink w:anchor="__RefHeading___Toc8018_2866894291">
+          <w:hyperlink w:anchor="__RefHeading___Toc8132_1790311284">
             <w:r>
               <w:rPr>
                 <w:webHidden/>
@@ -1974,7 +1974,7 @@
               </w:rPr>
               <w:t>21.3 Open decisions in one place</w:t>
               <w:tab/>
-              <w:t>92</w:t>
+              <w:t>93</w:t>
             </w:r>
           </w:hyperlink>
         </w:p>
@@ -1987,7 +1987,7 @@
             </w:tabs>
             <w:rPr/>
           </w:pPr>
-          <w:hyperlink w:anchor="__RefHeading___Toc8020_2866894291">
+          <w:hyperlink w:anchor="__RefHeading___Toc8134_1790311284">
             <w:r>
               <w:rPr>
                 <w:webHidden/>
@@ -1995,7 +1995,7 @@
               </w:rPr>
               <w:t>22 Candidate Profiles</w:t>
               <w:tab/>
-              <w:t>93</w:t>
+              <w:t>94</w:t>
             </w:r>
           </w:hyperlink>
         </w:p>
@@ -2008,7 +2008,7 @@
             </w:tabs>
             <w:rPr/>
           </w:pPr>
-          <w:hyperlink w:anchor="__RefHeading___Toc8022_2866894291">
+          <w:hyperlink w:anchor="__RefHeading___Toc8136_1790311284">
             <w:r>
               <w:rPr>
                 <w:webHidden/>
@@ -2016,7 +2016,7 @@
               </w:rPr>
               <w:t>23 Verification Strategy</w:t>
               <w:tab/>
-              <w:t>95</w:t>
+              <w:t>96</w:t>
             </w:r>
           </w:hyperlink>
         </w:p>
@@ -2029,7 +2029,7 @@
             </w:tabs>
             <w:rPr/>
           </w:pPr>
-          <w:hyperlink w:anchor="__RefHeading___Toc8024_2866894291">
+          <w:hyperlink w:anchor="__RefHeading___Toc8138_1790311284">
             <w:r>
               <w:rPr>
                 <w:webHidden/>
@@ -2037,7 +2037,7 @@
               </w:rPr>
               <w:t>23.1 Golden model</w:t>
               <w:tab/>
-              <w:t>95</w:t>
+              <w:t>96</w:t>
             </w:r>
           </w:hyperlink>
         </w:p>
@@ -2050,7 +2050,7 @@
             </w:tabs>
             <w:rPr/>
           </w:pPr>
-          <w:hyperlink w:anchor="__RefHeading___Toc8026_2866894291">
+          <w:hyperlink w:anchor="__RefHeading___Toc8140_1790311284">
             <w:r>
               <w:rPr>
                 <w:webHidden/>
@@ -2058,7 +2058,7 @@
               </w:rPr>
               <w:t>23.2 Test matrix</w:t>
               <w:tab/>
-              <w:t>96</w:t>
+              <w:t>97</w:t>
             </w:r>
           </w:hyperlink>
         </w:p>
@@ -2071,7 +2071,7 @@
             </w:tabs>
             <w:rPr/>
           </w:pPr>
-          <w:hyperlink w:anchor="__RefHeading___Toc8028_2866894291">
+          <w:hyperlink w:anchor="__RefHeading___Toc8142_1790311284">
             <w:r>
               <w:rPr>
                 <w:webHidden/>
@@ -2079,7 +2079,7 @@
               </w:rPr>
               <w:t>23.3 Test structure</w:t>
               <w:tab/>
-              <w:t>97</w:t>
+              <w:t>99</w:t>
             </w:r>
           </w:hyperlink>
         </w:p>
@@ -2092,7 +2092,7 @@
             </w:tabs>
             <w:rPr/>
           </w:pPr>
-          <w:hyperlink w:anchor="__RefHeading___Toc8030_2866894291">
+          <w:hyperlink w:anchor="__RefHeading___Toc8144_1790311284">
             <w:r>
               <w:rPr>
                 <w:webHidden/>
@@ -2100,7 +2100,7 @@
               </w:rPr>
               <w:t>23.4 Formal</w:t>
               <w:tab/>
-              <w:t>98</w:t>
+              <w:t>100</w:t>
             </w:r>
           </w:hyperlink>
         </w:p>
@@ -2113,7 +2113,7 @@
             </w:tabs>
             <w:rPr/>
           </w:pPr>
-          <w:hyperlink w:anchor="__RefHeading___Toc8032_2866894291">
+          <w:hyperlink w:anchor="__RefHeading___Toc8146_1790311284">
             <w:r>
               <w:rPr>
                 <w:webHidden/>
@@ -2121,7 +2121,7 @@
               </w:rPr>
               <w:t>23.5 Coverage</w:t>
               <w:tab/>
-              <w:t>99</w:t>
+              <w:t>101</w:t>
             </w:r>
           </w:hyperlink>
         </w:p>
@@ -2134,7 +2134,7 @@
             </w:tabs>
             <w:rPr/>
           </w:pPr>
-          <w:hyperlink w:anchor="__RefHeading___Toc8034_2866894291">
+          <w:hyperlink w:anchor="__RefHeading___Toc8148_1790311284">
             <w:r>
               <w:rPr>
                 <w:webHidden/>
@@ -2142,7 +2142,7 @@
               </w:rPr>
               <w:t>24 Synthesis and Implementation</w:t>
               <w:tab/>
-              <w:t>100</w:t>
+              <w:t>102</w:t>
             </w:r>
           </w:hyperlink>
         </w:p>
@@ -2155,7 +2155,7 @@
             </w:tabs>
             <w:rPr/>
           </w:pPr>
-          <w:hyperlink w:anchor="__RefHeading___Toc8036_2866894291">
+          <w:hyperlink w:anchor="__RefHeading___Toc8150_1790311284">
             <w:r>
               <w:rPr>
                 <w:webHidden/>
@@ -2163,7 +2163,7 @@
               </w:rPr>
               <w:t>24.1 Characterisation plan</w:t>
               <w:tab/>
-              <w:t>100</w:t>
+              <w:t>102</w:t>
             </w:r>
           </w:hyperlink>
         </w:p>
@@ -2176,7 +2176,7 @@
             </w:tabs>
             <w:rPr/>
           </w:pPr>
-          <w:hyperlink w:anchor="__RefHeading___Toc8038_2866894291">
+          <w:hyperlink w:anchor="__RefHeading___Toc8152_1790311284">
             <w:r>
               <w:rPr>
                 <w:webHidden/>
@@ -2184,7 +2184,7 @@
               </w:rPr>
               <w:t>24.2 Implementation notes</w:t>
               <w:tab/>
-              <w:t>101</w:t>
+              <w:t>103</w:t>
             </w:r>
           </w:hyperlink>
           <w:r>
@@ -2700,7 +2700,7 @@
           <w:rPr>
             <w:rStyle w:val="ListLabel1"/>
           </w:rPr>
-          <w:t>48</w:t>
+          <w:t>49</w:t>
         </w:r>
         <w:r>
           <w:rPr>
@@ -2757,7 +2757,7 @@
           <w:rPr>
             <w:rStyle w:val="ListLabel1"/>
           </w:rPr>
-          <w:t>51</w:t>
+          <w:t>52</w:t>
         </w:r>
         <w:r>
           <w:rPr>
@@ -2814,7 +2814,7 @@
           <w:rPr>
             <w:rStyle w:val="ListLabel1"/>
           </w:rPr>
-          <w:t>52</w:t>
+          <w:t>53</w:t>
         </w:r>
         <w:r>
           <w:rPr>
@@ -2871,7 +2871,7 @@
           <w:rPr>
             <w:rStyle w:val="ListLabel1"/>
           </w:rPr>
-          <w:t>54</w:t>
+          <w:t>55</w:t>
         </w:r>
         <w:r>
           <w:rPr>
@@ -2928,7 +2928,7 @@
           <w:rPr>
             <w:rStyle w:val="ListLabel1"/>
           </w:rPr>
-          <w:t>58</w:t>
+          <w:t>59</w:t>
         </w:r>
         <w:r>
           <w:rPr>
@@ -2985,7 +2985,7 @@
           <w:rPr>
             <w:rStyle w:val="ListLabel1"/>
           </w:rPr>
-          <w:t>59</w:t>
+          <w:t>60</w:t>
         </w:r>
         <w:r>
           <w:rPr>
@@ -3042,7 +3042,7 @@
           <w:rPr>
             <w:rStyle w:val="ListLabel1"/>
           </w:rPr>
-          <w:t>62</w:t>
+          <w:t>63</w:t>
         </w:r>
         <w:r>
           <w:rPr>
@@ -3099,7 +3099,7 @@
           <w:rPr>
             <w:rStyle w:val="ListLabel1"/>
           </w:rPr>
-          <w:t>64</w:t>
+          <w:t>65</w:t>
         </w:r>
         <w:r>
           <w:rPr>
@@ -3156,7 +3156,7 @@
           <w:rPr>
             <w:rStyle w:val="ListLabel1"/>
           </w:rPr>
-          <w:t>66</w:t>
+          <w:t>67</w:t>
         </w:r>
         <w:r>
           <w:rPr>
@@ -3213,7 +3213,7 @@
           <w:rPr>
             <w:rStyle w:val="ListLabel1"/>
           </w:rPr>
-          <w:t>73</w:t>
+          <w:t>74</w:t>
         </w:r>
         <w:r>
           <w:rPr>
@@ -3270,7 +3270,7 @@
           <w:rPr>
             <w:rStyle w:val="ListLabel1"/>
           </w:rPr>
-          <w:t>74</w:t>
+          <w:t>75</w:t>
         </w:r>
         <w:r>
           <w:rPr>
@@ -3327,7 +3327,7 @@
           <w:rPr>
             <w:rStyle w:val="ListLabel1"/>
           </w:rPr>
-          <w:t>76</w:t>
+          <w:t>77</w:t>
         </w:r>
         <w:r>
           <w:rPr>
@@ -3384,7 +3384,7 @@
           <w:rPr>
             <w:rStyle w:val="ListLabel1"/>
           </w:rPr>
-          <w:t>77</w:t>
+          <w:t>78</w:t>
         </w:r>
         <w:r>
           <w:rPr>
@@ -3441,7 +3441,7 @@
           <w:rPr>
             <w:rStyle w:val="ListLabel1"/>
           </w:rPr>
-          <w:t>80</w:t>
+          <w:t>81</w:t>
         </w:r>
         <w:r>
           <w:rPr>
@@ -3498,7 +3498,7 @@
           <w:rPr>
             <w:rStyle w:val="ListLabel1"/>
           </w:rPr>
-          <w:t>81</w:t>
+          <w:t>82</w:t>
         </w:r>
         <w:r>
           <w:rPr>
@@ -3555,7 +3555,7 @@
           <w:rPr>
             <w:rStyle w:val="ListLabel1"/>
           </w:rPr>
-          <w:t>89</w:t>
+          <w:t>90</w:t>
         </w:r>
         <w:r>
           <w:rPr>
@@ -3612,7 +3612,7 @@
           <w:rPr>
             <w:rStyle w:val="ListLabel1"/>
           </w:rPr>
-          <w:t>91</w:t>
+          <w:t>92</w:t>
         </w:r>
         <w:r>
           <w:rPr>
@@ -3669,7 +3669,7 @@
           <w:rPr>
             <w:rStyle w:val="ListLabel1"/>
           </w:rPr>
-          <w:t>92</w:t>
+          <w:t>93</w:t>
         </w:r>
         <w:r>
           <w:rPr>
@@ -3726,7 +3726,7 @@
           <w:rPr>
             <w:rStyle w:val="ListLabel1"/>
           </w:rPr>
-          <w:t>93</w:t>
+          <w:t>94</w:t>
         </w:r>
         <w:r>
           <w:rPr>
@@ -3783,7 +3783,7 @@
           <w:rPr>
             <w:rStyle w:val="ListLabel1"/>
           </w:rPr>
-          <w:t>96</w:t>
+          <w:t>97</w:t>
         </w:r>
         <w:r>
           <w:rPr>
@@ -3840,7 +3840,7 @@
           <w:rPr>
             <w:rStyle w:val="ListLabel1"/>
           </w:rPr>
-          <w:t>100</w:t>
+          <w:t>102</w:t>
         </w:r>
         <w:r>
           <w:rPr>
@@ -3869,7 +3869,7 @@
         <w:spacing w:before="0" w:after="120"/>
         <w:rPr/>
       </w:pPr>
-      <w:bookmarkStart w:id="2" w:name="__RefHeading___Toc7846_2866894291"/>
+      <w:bookmarkStart w:id="2" w:name="__RefHeading___Toc7960_1790311284"/>
       <w:bookmarkEnd w:id="2"/>
       <w:r>
         <w:rPr>
@@ -4007,7 +4007,7 @@
         <w:spacing w:before="360" w:after="120"/>
         <w:rPr/>
       </w:pPr>
-      <w:bookmarkStart w:id="4" w:name="__RefHeading___Toc7848_2866894291"/>
+      <w:bookmarkStart w:id="4" w:name="__RefHeading___Toc7962_1790311284"/>
       <w:bookmarkStart w:id="5" w:name="document-information"/>
       <w:bookmarkEnd w:id="4"/>
       <w:r>
@@ -4039,7 +4039,7 @@
         <w:spacing w:before="280" w:after="80"/>
         <w:rPr/>
       </w:pPr>
-      <w:bookmarkStart w:id="6" w:name="__RefHeading___Toc7850_2866894291"/>
+      <w:bookmarkStart w:id="6" w:name="__RefHeading___Toc7964_1790311284"/>
       <w:bookmarkEnd w:id="6"/>
       <w:r>
         <w:rPr>
@@ -4496,7 +4496,7 @@
       <w:r>
         <w:br w:type="page"/>
       </w:r>
-      <w:bookmarkStart w:id="8" w:name="__RefHeading___Toc7852_2866894291"/>
+      <w:bookmarkStart w:id="8" w:name="__RefHeading___Toc7966_1790311284"/>
       <w:bookmarkEnd w:id="8"/>
       <w:r>
         <w:rPr>
@@ -4827,7 +4827,7 @@
       <w:r>
         <w:br w:type="page"/>
       </w:r>
-      <w:bookmarkStart w:id="9" w:name="__RefHeading___Toc7854_2866894291"/>
+      <w:bookmarkStart w:id="9" w:name="__RefHeading___Toc7968_1790311284"/>
       <w:bookmarkEnd w:id="9"/>
       <w:r>
         <w:rPr>
@@ -4979,7 +4979,7 @@
         <w:spacing w:before="280" w:after="80"/>
         <w:rPr/>
       </w:pPr>
-      <w:bookmarkStart w:id="10" w:name="__RefHeading___Toc7856_2866894291"/>
+      <w:bookmarkStart w:id="10" w:name="__RefHeading___Toc7970_1790311284"/>
       <w:bookmarkStart w:id="11" w:name="intended-audience"/>
       <w:bookmarkEnd w:id="10"/>
       <w:r>
@@ -5071,7 +5071,7 @@
         <w:spacing w:before="280" w:after="80"/>
         <w:rPr/>
       </w:pPr>
-      <w:bookmarkStart w:id="13" w:name="__RefHeading___Toc7858_2866894291"/>
+      <w:bookmarkStart w:id="13" w:name="__RefHeading___Toc7972_1790311284"/>
       <w:bookmarkStart w:id="14" w:name="related-documents"/>
       <w:bookmarkEnd w:id="13"/>
       <w:r>
@@ -5818,7 +5818,7 @@
         <w:spacing w:before="360" w:after="120"/>
         <w:rPr/>
       </w:pPr>
-      <w:bookmarkStart w:id="18" w:name="__RefHeading___Toc7860_2866894291"/>
+      <w:bookmarkStart w:id="18" w:name="__RefHeading___Toc7974_1790311284"/>
       <w:bookmarkStart w:id="19" w:name="purpose-and-scope"/>
       <w:bookmarkEnd w:id="18"/>
       <w:r>
@@ -5850,7 +5850,7 @@
         <w:spacing w:before="280" w:after="80"/>
         <w:rPr/>
       </w:pPr>
-      <w:bookmarkStart w:id="20" w:name="__RefHeading___Toc7862_2866894291"/>
+      <w:bookmarkStart w:id="20" w:name="__RefHeading___Toc7976_1790311284"/>
       <w:bookmarkStart w:id="21" w:name="purpose"/>
       <w:bookmarkEnd w:id="20"/>
       <w:r>
@@ -5910,7 +5910,7 @@
         <w:spacing w:before="280" w:after="80"/>
         <w:rPr/>
       </w:pPr>
-      <w:bookmarkStart w:id="23" w:name="__RefHeading___Toc7864_2866894291"/>
+      <w:bookmarkStart w:id="23" w:name="__RefHeading___Toc7978_1790311284"/>
       <w:bookmarkStart w:id="24" w:name="scope"/>
       <w:bookmarkEnd w:id="23"/>
       <w:r>
@@ -6132,7 +6132,7 @@
         <w:spacing w:before="280" w:after="80"/>
         <w:rPr/>
       </w:pPr>
-      <w:bookmarkStart w:id="26" w:name="__RefHeading___Toc7866_2866894291"/>
+      <w:bookmarkStart w:id="26" w:name="__RefHeading___Toc7980_1790311284"/>
       <w:bookmarkStart w:id="27" w:name="where-this-document-stands"/>
       <w:bookmarkEnd w:id="26"/>
       <w:r>
@@ -6278,7 +6278,7 @@
         <w:spacing w:before="360" w:after="120"/>
         <w:rPr/>
       </w:pPr>
-      <w:bookmarkStart w:id="30" w:name="__RefHeading___Toc7868_2866894291"/>
+      <w:bookmarkStart w:id="30" w:name="__RefHeading___Toc7982_1790311284"/>
       <w:bookmarkStart w:id="31" w:name="document-conventions"/>
       <w:bookmarkEnd w:id="30"/>
       <w:r>
@@ -6310,7 +6310,7 @@
         <w:spacing w:before="280" w:after="80"/>
         <w:rPr/>
       </w:pPr>
-      <w:bookmarkStart w:id="32" w:name="__RefHeading___Toc7870_2866894291"/>
+      <w:bookmarkStart w:id="32" w:name="__RefHeading___Toc7984_1790311284"/>
       <w:bookmarkStart w:id="33" w:name="terminology"/>
       <w:bookmarkEnd w:id="32"/>
       <w:r>
@@ -6521,7 +6521,7 @@
         <w:spacing w:before="280" w:after="80"/>
         <w:rPr/>
       </w:pPr>
-      <w:bookmarkStart w:id="34" w:name="__RefHeading___Toc7872_2866894291"/>
+      <w:bookmarkStart w:id="34" w:name="__RefHeading___Toc7986_1790311284"/>
       <w:bookmarkStart w:id="35" w:name="naming"/>
       <w:bookmarkEnd w:id="34"/>
       <w:r>
@@ -6672,7 +6672,7 @@
         <w:spacing w:before="280" w:after="80"/>
         <w:rPr/>
       </w:pPr>
-      <w:bookmarkStart w:id="36" w:name="__RefHeading___Toc7874_2866894291"/>
+      <w:bookmarkStart w:id="36" w:name="__RefHeading___Toc7988_1790311284"/>
       <w:bookmarkStart w:id="37" w:name="notation"/>
       <w:bookmarkEnd w:id="36"/>
       <w:r>
@@ -6764,7 +6764,7 @@
         <w:spacing w:before="280" w:after="80"/>
         <w:rPr/>
       </w:pPr>
-      <w:bookmarkStart w:id="39" w:name="__RefHeading___Toc7876_2866894291"/>
+      <w:bookmarkStart w:id="39" w:name="__RefHeading___Toc7990_1790311284"/>
       <w:bookmarkStart w:id="40" w:name="decision-markers"/>
       <w:bookmarkEnd w:id="39"/>
       <w:r>
@@ -6911,7 +6911,7 @@
         <w:spacing w:before="360" w:after="120"/>
         <w:rPr/>
       </w:pPr>
-      <w:bookmarkStart w:id="43" w:name="__RefHeading___Toc7878_2866894291"/>
+      <w:bookmarkStart w:id="43" w:name="__RefHeading___Toc7992_1790311284"/>
       <w:bookmarkStart w:id="44" w:name="definitions-and-acronyms"/>
       <w:bookmarkEnd w:id="43"/>
       <w:r>
@@ -8329,7 +8329,7 @@
         <w:spacing w:before="360" w:after="120"/>
         <w:rPr/>
       </w:pPr>
-      <w:bookmarkStart w:id="47" w:name="__RefHeading___Toc7880_2866894291"/>
+      <w:bookmarkStart w:id="47" w:name="__RefHeading___Toc7994_1790311284"/>
       <w:bookmarkStart w:id="48" w:name="use-cases"/>
       <w:bookmarkEnd w:id="47"/>
       <w:r>
@@ -8375,7 +8375,7 @@
         <w:spacing w:before="280" w:after="80"/>
         <w:rPr/>
       </w:pPr>
-      <w:bookmarkStart w:id="49" w:name="__RefHeading___Toc7882_2866894291"/>
+      <w:bookmarkStart w:id="49" w:name="__RefHeading___Toc7996_1790311284"/>
       <w:bookmarkStart w:id="50" w:name="memory-controller-ecc"/>
       <w:bookmarkEnd w:id="49"/>
       <w:r>
@@ -8423,7 +8423,7 @@
         <w:spacing w:before="280" w:after="80"/>
         <w:rPr/>
       </w:pPr>
-      <w:bookmarkStart w:id="52" w:name="__RefHeading___Toc7884_2866894291"/>
+      <w:bookmarkStart w:id="52" w:name="__RefHeading___Toc7998_1790311284"/>
       <w:bookmarkStart w:id="53" w:name="serial-link-forward-error-correction"/>
       <w:bookmarkEnd w:id="52"/>
       <w:r>
@@ -8483,7 +8483,7 @@
         <w:spacing w:before="280" w:after="80"/>
         <w:rPr/>
       </w:pPr>
-      <w:bookmarkStart w:id="54" w:name="__RefHeading___Toc7886_2866894291"/>
+      <w:bookmarkStart w:id="54" w:name="__RefHeading___Toc8000_1790311284"/>
       <w:bookmarkStart w:id="55" w:name="storage-erasure-coding"/>
       <w:bookmarkEnd w:id="54"/>
       <w:r>
@@ -8531,7 +8531,7 @@
         <w:spacing w:before="280" w:after="80"/>
         <w:rPr/>
       </w:pPr>
-      <w:bookmarkStart w:id="57" w:name="__RefHeading___Toc7888_2866894291"/>
+      <w:bookmarkStart w:id="57" w:name="__RefHeading___Toc8002_1790311284"/>
       <w:bookmarkStart w:id="58" w:name="standalone-codec-on-a-fabric-port"/>
       <w:bookmarkEnd w:id="57"/>
       <w:r>
@@ -8579,7 +8579,7 @@
         <w:spacing w:before="280" w:after="80"/>
         <w:rPr/>
       </w:pPr>
-      <w:bookmarkStart w:id="60" w:name="__RefHeading___Toc7890_2866894291"/>
+      <w:bookmarkStart w:id="60" w:name="__RefHeading___Toc8004_1790311284"/>
       <w:bookmarkStart w:id="61" w:name="memory-to-memory-job-engine"/>
       <w:bookmarkEnd w:id="60"/>
       <w:r>
@@ -9880,7 +9880,7 @@
         <w:spacing w:before="360" w:after="120"/>
         <w:rPr/>
       </w:pPr>
-      <w:bookmarkStart w:id="65" w:name="__RefHeading___Toc7892_2866894291"/>
+      <w:bookmarkStart w:id="65" w:name="__RefHeading___Toc8006_1790311284"/>
       <w:bookmarkStart w:id="66" w:name="key-features"/>
       <w:bookmarkEnd w:id="65"/>
       <w:r>
@@ -9912,7 +9912,7 @@
         <w:spacing w:before="280" w:after="80"/>
         <w:rPr/>
       </w:pPr>
-      <w:bookmarkStart w:id="67" w:name="__RefHeading___Toc7894_2866894291"/>
+      <w:bookmarkStart w:id="67" w:name="__RefHeading___Toc8008_1790311284"/>
       <w:bookmarkStart w:id="68" w:name="decided-prd-section-3"/>
       <w:bookmarkEnd w:id="67"/>
       <w:r>
@@ -10285,7 +10285,7 @@
         <w:spacing w:before="280" w:after="80"/>
         <w:rPr/>
       </w:pPr>
-      <w:bookmarkStart w:id="69" w:name="__RefHeading___Toc7896_2866894291"/>
+      <w:bookmarkStart w:id="69" w:name="__RefHeading___Toc8010_1790311284"/>
       <w:bookmarkStart w:id="70" w:name="configurable-not-yet-chosen-chapter-6.2"/>
       <w:bookmarkEnd w:id="69"/>
       <w:r>
@@ -10405,7 +10405,7 @@
         <w:spacing w:before="280" w:after="80"/>
         <w:rPr/>
       </w:pPr>
-      <w:bookmarkStart w:id="72" w:name="__RefHeading___Toc7898_2866894291"/>
+      <w:bookmarkStart w:id="72" w:name="__RefHeading___Toc8012_1790311284"/>
       <w:bookmarkStart w:id="73" w:name="explicitly-not-features"/>
       <w:bookmarkEnd w:id="72"/>
       <w:r>
@@ -10540,7 +10540,7 @@
         <w:spacing w:before="360" w:after="120"/>
         <w:rPr/>
       </w:pPr>
-      <w:bookmarkStart w:id="76" w:name="__RefHeading___Toc7900_2866894291"/>
+      <w:bookmarkStart w:id="76" w:name="__RefHeading___Toc8014_1790311284"/>
       <w:bookmarkStart w:id="77" w:name="system-context"/>
       <w:bookmarkEnd w:id="76"/>
       <w:r>
@@ -10572,7 +10572,7 @@
         <w:spacing w:before="280" w:after="80"/>
         <w:rPr/>
       </w:pPr>
-      <w:bookmarkStart w:id="78" w:name="__RefHeading___Toc7902_2866894291"/>
+      <w:bookmarkStart w:id="78" w:name="__RefHeading___Toc8016_1790311284"/>
       <w:bookmarkStart w:id="79" w:name="X539b6d745109ccf7f3d8906eebe232bff3e0f79"/>
       <w:bookmarkEnd w:id="78"/>
       <w:r>
@@ -10637,7 +10637,7 @@
         <w:spacing w:before="200" w:after="80"/>
         <w:rPr/>
       </w:pPr>
-      <w:bookmarkStart w:id="80" w:name="__RefHeading___Toc7904_2866894291"/>
+      <w:bookmarkStart w:id="80" w:name="__RefHeading___Toc8018_1790311284"/>
       <w:bookmarkStart w:id="81" w:name="figure-2.1-where-the-codec-sits"/>
       <w:bookmarkStart w:id="82" w:name="_Fig_1_Where_the_codec_sits"/>
       <w:bookmarkEnd w:id="80"/>
@@ -10745,7 +10745,7 @@
         <w:spacing w:before="280" w:after="80"/>
         <w:rPr/>
       </w:pPr>
-      <w:bookmarkStart w:id="85" w:name="__RefHeading___Toc7906_2866894291"/>
+      <w:bookmarkStart w:id="85" w:name="__RefHeading___Toc8020_1790311284"/>
       <w:bookmarkStart w:id="86" w:name="the-core-inside-a-consumer"/>
       <w:bookmarkEnd w:id="85"/>
       <w:r>
@@ -10793,7 +10793,7 @@
         <w:spacing w:before="280" w:after="80"/>
         <w:rPr/>
       </w:pPr>
-      <w:bookmarkStart w:id="88" w:name="__RefHeading___Toc7908_2866894291"/>
+      <w:bookmarkStart w:id="88" w:name="__RefHeading___Toc8022_1790311284"/>
       <w:bookmarkStart w:id="89" w:name="the-standalone-tops"/>
       <w:bookmarkEnd w:id="88"/>
       <w:r>
@@ -10841,7 +10841,7 @@
         <w:spacing w:before="280" w:after="80"/>
         <w:rPr/>
       </w:pPr>
-      <w:bookmarkStart w:id="91" w:name="__RefHeading___Toc7910_2866894291"/>
+      <w:bookmarkStart w:id="91" w:name="__RefHeading___Toc8024_1790311284"/>
       <w:bookmarkStart w:id="92" w:name="Xe0d658dd7c77babbf288aebe2e92261f3c8c6d7"/>
       <w:bookmarkEnd w:id="91"/>
       <w:r>
@@ -11921,7 +11921,7 @@
         <w:spacing w:before="360" w:after="120"/>
         <w:rPr/>
       </w:pPr>
-      <w:bookmarkStart w:id="96" w:name="__RefHeading___Toc7912_2866894291"/>
+      <w:bookmarkStart w:id="96" w:name="__RefHeading___Toc8026_1790311284"/>
       <w:bookmarkStart w:id="97" w:name="block-diagram"/>
       <w:bookmarkEnd w:id="96"/>
       <w:r>
@@ -11949,7 +11949,7 @@
         <w:spacing w:before="200" w:after="80"/>
         <w:rPr/>
       </w:pPr>
-      <w:bookmarkStart w:id="98" w:name="__RefHeading___Toc7914_2866894291"/>
+      <w:bookmarkStart w:id="98" w:name="__RefHeading___Toc8028_1790311284"/>
       <w:bookmarkStart w:id="99" w:name="figure-3.1-codec-block-diagram"/>
       <w:bookmarkStart w:id="100" w:name="_Fig_2_Codec_block_diagram"/>
       <w:bookmarkEnd w:id="98"/>
@@ -12055,7 +12055,7 @@
         <w:spacing w:before="280" w:after="80"/>
         <w:rPr/>
       </w:pPr>
-      <w:bookmarkStart w:id="102" w:name="__RefHeading___Toc7916_2866894291"/>
+      <w:bookmarkStart w:id="102" w:name="__RefHeading___Toc8030_1790311284"/>
       <w:bookmarkStart w:id="103" w:name="the-encoder-core"/>
       <w:bookmarkEnd w:id="102"/>
       <w:r>
@@ -12180,7 +12180,7 @@
         <w:spacing w:before="280" w:after="80"/>
         <w:rPr/>
       </w:pPr>
-      <w:bookmarkStart w:id="104" w:name="__RefHeading___Toc7918_2866894291"/>
+      <w:bookmarkStart w:id="104" w:name="__RefHeading___Toc8032_1790311284"/>
       <w:bookmarkStart w:id="105" w:name="the-decoder-core"/>
       <w:bookmarkEnd w:id="104"/>
       <w:r>
@@ -12318,7 +12318,7 @@
         <w:spacing w:before="280" w:after="80"/>
         <w:rPr/>
       </w:pPr>
-      <w:bookmarkStart w:id="106" w:name="__RefHeading___Toc7920_2866894291"/>
+      <w:bookmarkStart w:id="106" w:name="__RefHeading___Toc8034_1790311284"/>
       <w:bookmarkStart w:id="107" w:name="the-gf-layer"/>
       <w:bookmarkEnd w:id="106"/>
       <w:r>
@@ -12411,7 +12411,7 @@
         <w:spacing w:before="280" w:after="80"/>
         <w:rPr/>
       </w:pPr>
-      <w:bookmarkStart w:id="108" w:name="__RefHeading___Toc7922_2866894291"/>
+      <w:bookmarkStart w:id="108" w:name="__RefHeading___Toc8036_1790311284"/>
       <w:bookmarkStart w:id="109" w:name="the-adapters"/>
       <w:bookmarkEnd w:id="108"/>
       <w:r>
@@ -12523,7 +12523,7 @@
         <w:spacing w:before="280" w:after="80"/>
         <w:rPr/>
       </w:pPr>
-      <w:bookmarkStart w:id="110" w:name="__RefHeading___Toc7924_2866894291"/>
+      <w:bookmarkStart w:id="110" w:name="__RefHeading___Toc8038_1790311284"/>
       <w:bookmarkStart w:id="111" w:name="hierarchy"/>
       <w:bookmarkEnd w:id="110"/>
       <w:r>
@@ -12669,7 +12669,7 @@
         <w:spacing w:before="360" w:after="120"/>
         <w:rPr/>
       </w:pPr>
-      <w:bookmarkStart w:id="114" w:name="__RefHeading___Toc7926_2866894291"/>
+      <w:bookmarkStart w:id="114" w:name="__RefHeading___Toc8040_1790311284"/>
       <w:bookmarkStart w:id="115" w:name="data-flow"/>
       <w:bookmarkEnd w:id="114"/>
       <w:r>
@@ -12701,7 +12701,7 @@
         <w:spacing w:before="280" w:after="80"/>
         <w:rPr/>
       </w:pPr>
-      <w:bookmarkStart w:id="116" w:name="__RefHeading___Toc7928_2866894291"/>
+      <w:bookmarkStart w:id="116" w:name="__RefHeading___Toc8042_1790311284"/>
       <w:bookmarkStart w:id="117" w:name="encoder"/>
       <w:bookmarkEnd w:id="116"/>
       <w:r>
@@ -12864,7 +12864,7 @@
         <w:spacing w:before="280" w:after="80"/>
         <w:rPr/>
       </w:pPr>
-      <w:bookmarkStart w:id="118" w:name="__RefHeading___Toc7930_2866894291"/>
+      <w:bookmarkStart w:id="118" w:name="__RefHeading___Toc8044_1790311284"/>
       <w:bookmarkStart w:id="119" w:name="decoder"/>
       <w:bookmarkEnd w:id="118"/>
       <w:r>
@@ -12947,7 +12947,7 @@
       </w:pPr>
       <w:r>
         <w:rPr/>
-        <w:t>Otherwise the key-equation solver runs 2t iterations. If the resulting locator degree exceeds t (or the Chien search finds fewer roots than the degree), the block is uncorrectable: it drains uncorrected with status = uncorrectable, so the consumer sees the block and the verdict together.</w:t>
+        <w:t>Otherwise the key-equation solver runs 2t iterations. If the resulting locator degree exceeds t, or is zero, the block is already known to be uncorrectable.</w:t>
       </w:r>
     </w:p>
     <w:p>
@@ -12961,17 +12961,7 @@
       </w:pPr>
       <w:r>
         <w:rPr/>
-        <w:t xml:space="preserve">Chien search steps through positions 0 .. n-1, one per cycle, while the buffer reads out the same positions. At each root, Forney supplies the error value and the corrector applies it. </w:t>
-      </w:r>
-      <w:r>
-        <w:rPr>
-          <w:rStyle w:val="VerbatimChar"/>
-        </w:rPr>
-        <w:t>out_last</w:t>
-      </w:r>
-      <w:r>
-        <w:rPr/>
-        <w:t xml:space="preserve"> carries the status.</w:t>
+        <w:t>Chien search steps through positions 0 .. n-1, one per cycle, while the buffer reads out the same positions. At each root, Forney supplies the error value. Every corrected symbol, data and parity alike, is fed to a second syndrome unit; the received data symbols and their corrections go to the output FIFO as separate fields.</w:t>
       </w:r>
     </w:p>
     <w:p>
@@ -12985,16 +12975,54 @@
       </w:pPr>
       <w:r>
         <w:rPr/>
-        <w:t>The next block’s symbols may be arriving during steps 3-4; the buffer is sized for that overlap, so the decoder sustains one block per n cycles.</w:t>
+        <w:t>On the last position the verdict is final: uncorrectable if the root count differs from the degree, if a derivative was zero at a root, or if the re-computed syndromes are not all zero. That last check is what catches the blocks with more than t errors whose wrong locator still has the right number of roots; the degree and root checks alone miscorrect some of them.</w:t>
       </w:r>
     </w:p>
     <w:p>
       <w:pPr>
+        <w:pStyle w:val="Compact"/>
+        <w:numPr>
+          <w:ilvl w:val="0"/>
+          <w:numId w:val="64"/>
+        </w:numPr>
+        <w:rPr/>
+      </w:pPr>
+      <w:r>
+        <w:rPr/>
+        <w:t xml:space="preserve">The block is released only once its verdict exists. Corrections are applied on the way out, and not at all when the block is uncorrectable, so an uncorrectable block leaves exactly as it arrived. The status ports hold the verdict for every beat of the block and </w:t>
+      </w:r>
+      <w:r>
+        <w:rPr>
+          <w:rStyle w:val="VerbatimChar"/>
+        </w:rPr>
+        <w:t>out_last</w:t>
+      </w:r>
+      <w:r>
+        <w:rPr/>
+        <w:t xml:space="preserve"> marks its k-th.</w:t>
+      </w:r>
+    </w:p>
+    <w:p>
+      <w:pPr>
+        <w:pStyle w:val="Compact"/>
+        <w:numPr>
+          <w:ilvl w:val="0"/>
+          <w:numId w:val="65"/>
+        </w:numPr>
+        <w:rPr/>
+      </w:pPr>
+      <w:r>
+        <w:rPr/>
+        <w:t>The next block’s symbols arrive during steps 3-6 and the one after that is being solved while this one is walked; the buffers are sized for that overlap, so the decoder sustains one block per n cycles.</w:t>
+      </w:r>
+    </w:p>
+    <w:p>
+      <w:pPr>
         <w:pStyle w:val="Heading3"/>
         <w:spacing w:before="200" w:after="80"/>
         <w:rPr/>
       </w:pPr>
-      <w:bookmarkStart w:id="120" w:name="__RefHeading___Toc7932_2866894291"/>
+      <w:bookmarkStart w:id="120" w:name="__RefHeading___Toc8046_1790311284"/>
       <w:bookmarkStart w:id="121" w:name="Xdf366d42c74e96f28b1631efb3302710e6b6281"/>
       <w:bookmarkStart w:id="122" w:name="_Fig_3_Decoder_timeline__on"/>
       <w:bookmarkEnd w:id="120"/>
@@ -13085,7 +13113,7 @@
         <w:rPr>
           <w:sz w:val="20"/>
         </w:rPr>
-        <w:t>For the reference profile a block takes about 2n + 2t cycles from first symbol in to last symbol out (about 526 for RS(255,239)), and the next block overlaps the second half, so sustained throughput is one block every n cycles.</w:t>
+        <w:t>For the reference profile the first data symbol of a block emerges about 2n + 2t cycles after its first symbol arrived (the block is received, solved, and walked to its verdict before release), and the block then drains in k cycles while the next block is walked, so sustained throughput is one block every n cycles – measured at 252 to 257 cycles per RS(255,239) block.</w:t>
       </w:r>
       <w:bookmarkEnd w:id="123"/>
       <w:bookmarkEnd w:id="124"/>
@@ -13102,7 +13130,7 @@
         <w:spacing w:before="280" w:after="80"/>
         <w:rPr/>
       </w:pPr>
-      <w:bookmarkStart w:id="125" w:name="__RefHeading___Toc7934_2866894291"/>
+      <w:bookmarkStart w:id="125" w:name="__RefHeading___Toc8048_1790311284"/>
       <w:bookmarkStart w:id="126" w:name="block-boundaries"/>
       <w:bookmarkEnd w:id="125"/>
       <w:r>
@@ -13188,7 +13216,7 @@
         <w:spacing w:before="280" w:after="80"/>
         <w:rPr/>
       </w:pPr>
-      <w:bookmarkStart w:id="127" w:name="__RefHeading___Toc7936_2866894291"/>
+      <w:bookmarkStart w:id="127" w:name="__RefHeading___Toc8050_1790311284"/>
       <w:bookmarkStart w:id="128" w:name="multiple-symbols-per-beat"/>
       <w:bookmarkEnd w:id="127"/>
       <w:r>
@@ -13347,7 +13375,7 @@
         <w:spacing w:before="360" w:after="120"/>
         <w:rPr/>
       </w:pPr>
-      <w:bookmarkStart w:id="131" w:name="__RefHeading___Toc7938_2866894291"/>
+      <w:bookmarkStart w:id="131" w:name="__RefHeading___Toc8052_1790311284"/>
       <w:bookmarkStart w:id="132" w:name="solver-options"/>
       <w:bookmarkEnd w:id="131"/>
       <w:r>
@@ -14473,7 +14501,7 @@
         <w:spacing w:before="360" w:after="120"/>
         <w:rPr/>
       </w:pPr>
-      <w:bookmarkStart w:id="135" w:name="__RefHeading___Toc7940_2866894291"/>
+      <w:bookmarkStart w:id="135" w:name="__RefHeading___Toc8054_1790311284"/>
       <w:bookmarkStart w:id="136" w:name="core-interface"/>
       <w:bookmarkEnd w:id="135"/>
       <w:r>
@@ -14675,7 +14703,7 @@
         <w:spacing w:before="280" w:after="80"/>
         <w:rPr/>
       </w:pPr>
-      <w:bookmarkStart w:id="137" w:name="__RefHeading___Toc7942_2866894291"/>
+      <w:bookmarkStart w:id="137" w:name="__RefHeading___Toc8056_1790311284"/>
       <w:bookmarkEnd w:id="137"/>
       <w:r>
         <w:rPr>
@@ -15147,7 +15175,7 @@
       <w:r>
         <w:br w:type="page"/>
       </w:r>
-      <w:bookmarkStart w:id="140" w:name="__RefHeading___Toc7944_2866894291"/>
+      <w:bookmarkStart w:id="140" w:name="__RefHeading___Toc8058_1790311284"/>
       <w:bookmarkEnd w:id="140"/>
       <w:r>
         <w:rPr>
@@ -16768,7 +16796,7 @@
       <w:r>
         <w:br w:type="page"/>
       </w:r>
-      <w:bookmarkStart w:id="142" w:name="__RefHeading___Toc7946_2866894291"/>
+      <w:bookmarkStart w:id="142" w:name="__RefHeading___Toc8060_1790311284"/>
       <w:bookmarkEnd w:id="142"/>
       <w:r>
         <w:rPr>
@@ -18304,27 +18332,7 @@
                 <w:szCs w:val="24"/>
                 <w:lang w:val="en-US" w:eastAsia="en-US" w:bidi="ar-SA"/>
               </w:rPr>
-              <w:t xml:space="preserve">valid with </w:t>
-            </w:r>
-            <w:r>
-              <w:rPr>
-                <w:rStyle w:val="VerbatimChar"/>
-                <w:rFonts w:eastAsia="Cambria" w:cs=""/>
-                <w:kern w:val="0"/>
-                <w:szCs w:val="24"/>
-                <w:lang w:val="en-US" w:eastAsia="en-US" w:bidi="ar-SA"/>
-              </w:rPr>
-              <w:t>out_last</w:t>
-            </w:r>
-            <w:r>
-              <w:rPr>
-                <w:rFonts w:eastAsia="Cambria" w:cs=""/>
-                <w:kern w:val="0"/>
-                <w:sz w:val="24"/>
-                <w:szCs w:val="24"/>
-                <w:lang w:val="en-US" w:eastAsia="en-US" w:bidi="ar-SA"/>
-              </w:rPr>
-              <w:t>: the block had no errors</w:t>
+              <w:t>held for every beat of the block: it had no errors</w:t>
             </w:r>
           </w:p>
         </w:tc>
@@ -18451,27 +18459,7 @@
                 <w:szCs w:val="24"/>
                 <w:lang w:val="en-US" w:eastAsia="en-US" w:bidi="ar-SA"/>
               </w:rPr>
-              <w:t xml:space="preserve">valid with </w:t>
-            </w:r>
-            <w:r>
-              <w:rPr>
-                <w:rStyle w:val="VerbatimChar"/>
-                <w:rFonts w:eastAsia="Cambria" w:cs=""/>
-                <w:kern w:val="0"/>
-                <w:szCs w:val="24"/>
-                <w:lang w:val="en-US" w:eastAsia="en-US" w:bidi="ar-SA"/>
-              </w:rPr>
-              <w:t>out_last</w:t>
-            </w:r>
-            <w:r>
-              <w:rPr>
-                <w:rFonts w:eastAsia="Cambria" w:cs=""/>
-                <w:kern w:val="0"/>
-                <w:sz w:val="24"/>
-                <w:szCs w:val="24"/>
-                <w:lang w:val="en-US" w:eastAsia="en-US" w:bidi="ar-SA"/>
-              </w:rPr>
-              <w:t>: symbols corrected (0 .. t)</w:t>
+              <w:t>held for every beat of the block: symbols corrected (0 .. t)</w:t>
             </w:r>
           </w:p>
         </w:tc>
@@ -18598,27 +18586,7 @@
                 <w:szCs w:val="24"/>
                 <w:lang w:val="en-US" w:eastAsia="en-US" w:bidi="ar-SA"/>
               </w:rPr>
-              <w:t xml:space="preserve">valid with </w:t>
-            </w:r>
-            <w:r>
-              <w:rPr>
-                <w:rStyle w:val="VerbatimChar"/>
-                <w:rFonts w:eastAsia="Cambria" w:cs=""/>
-                <w:kern w:val="0"/>
-                <w:szCs w:val="24"/>
-                <w:lang w:val="en-US" w:eastAsia="en-US" w:bidi="ar-SA"/>
-              </w:rPr>
-              <w:t>out_last</w:t>
-            </w:r>
-            <w:r>
-              <w:rPr>
-                <w:rFonts w:eastAsia="Cambria" w:cs=""/>
-                <w:kern w:val="0"/>
-                <w:sz w:val="24"/>
-                <w:szCs w:val="24"/>
-                <w:lang w:val="en-US" w:eastAsia="en-US" w:bidi="ar-SA"/>
-              </w:rPr>
-              <w:t>: correction failed; the data are as received</w:t>
+              <w:t>held for every beat of the block: correction failed; the data are exactly as received</w:t>
             </w:r>
           </w:p>
         </w:tc>
@@ -18745,27 +18713,7 @@
                 <w:szCs w:val="24"/>
                 <w:lang w:val="en-US" w:eastAsia="en-US" w:bidi="ar-SA"/>
               </w:rPr>
-              <w:t xml:space="preserve">valid with </w:t>
-            </w:r>
-            <w:r>
-              <w:rPr>
-                <w:rStyle w:val="VerbatimChar"/>
-                <w:rFonts w:eastAsia="Cambria" w:cs=""/>
-                <w:kern w:val="0"/>
-                <w:szCs w:val="24"/>
-                <w:lang w:val="en-US" w:eastAsia="en-US" w:bidi="ar-SA"/>
-              </w:rPr>
-              <w:t>out_last</w:t>
-            </w:r>
-            <w:r>
-              <w:rPr>
-                <w:rFonts w:eastAsia="Cambria" w:cs=""/>
-                <w:kern w:val="0"/>
-                <w:sz w:val="24"/>
-                <w:szCs w:val="24"/>
-                <w:lang w:val="en-US" w:eastAsia="en-US" w:bidi="ar-SA"/>
-              </w:rPr>
-              <w:t>: block length was not n</w:t>
+              <w:t>held for every beat of the block: block length was not n; the block passes through uncorrected, its first length - 2t symbols as data</w:t>
             </w:r>
           </w:p>
         </w:tc>
@@ -18783,7 +18731,7 @@
       <w:r>
         <w:br w:type="page"/>
       </w:r>
-      <w:bookmarkStart w:id="144" w:name="__RefHeading___Toc7948_2866894291"/>
+      <w:bookmarkStart w:id="144" w:name="__RefHeading___Toc8062_1790311284"/>
       <w:bookmarkEnd w:id="144"/>
       <w:r>
         <w:rPr>
@@ -18802,50 +18750,6 @@
         </w:rPr>
         <w:tab/>
         <w:t>Timing rules</w:t>
-      </w:r>
-    </w:p>
-    <w:p>
-      <w:pPr>
-        <w:pStyle w:val="Compact"/>
-        <w:numPr>
-          <w:ilvl w:val="0"/>
-          <w:numId w:val="64"/>
-        </w:numPr>
-        <w:rPr/>
-      </w:pPr>
-      <w:r>
-        <w:rPr>
-          <w:rStyle w:val="VerbatimChar"/>
-        </w:rPr>
-        <w:t>in_last</w:t>
-      </w:r>
-      <w:r>
-        <w:rPr/>
-        <w:t xml:space="preserve"> is the block boundary. The core does not infer boundaries by counting; it checks the count against n (or k) and reports a mismatch.</w:t>
-      </w:r>
-    </w:p>
-    <w:p>
-      <w:pPr>
-        <w:pStyle w:val="Compact"/>
-        <w:numPr>
-          <w:ilvl w:val="0"/>
-          <w:numId w:val="65"/>
-        </w:numPr>
-        <w:rPr/>
-      </w:pPr>
-      <w:r>
-        <w:rPr/>
-        <w:t xml:space="preserve">The encoder holds </w:t>
-      </w:r>
-      <w:r>
-        <w:rPr>
-          <w:rStyle w:val="VerbatimChar"/>
-        </w:rPr>
-        <w:t>in_ready</w:t>
-      </w:r>
-      <w:r>
-        <w:rPr/>
-        <w:t xml:space="preserve"> low while it drains the 2t parity symbols of the previous block (chapter 3.2); a consumer wanting no gap buffers 2t symbols upstream.</w:t>
       </w:r>
     </w:p>
     <w:p>
@@ -18858,28 +18762,14 @@
         <w:rPr/>
       </w:pPr>
       <w:r>
-        <w:rPr/>
-        <w:t xml:space="preserve">The decoder accepts the next block while it is still correcting the previous one, up to the depth of its block buffer; </w:t>
-      </w:r>
-      <w:r>
         <w:rPr>
           <w:rStyle w:val="VerbatimChar"/>
         </w:rPr>
-        <w:t>in_ready</w:t>
-      </w:r>
-      <w:r>
-        <w:rPr/>
-        <w:t xml:space="preserve"> falls only when the buffer is full, which under sustained back-pressure on </w:t>
-      </w:r>
-      <w:r>
-        <w:rPr>
-          <w:rStyle w:val="VerbatimChar"/>
-        </w:rPr>
-        <w:t>out_ready</w:t>
-      </w:r>
-      <w:r>
-        <w:rPr/>
-        <w:t xml:space="preserve"> it will be.</w:t>
+        <w:t>in_last</w:t>
+      </w:r>
+      <w:r>
+        <w:rPr/>
+        <w:t xml:space="preserve"> is the block boundary. The core does not infer boundaries by counting; it checks the count against n (or k) and reports a mismatch.</w:t>
       </w:r>
     </w:p>
     <w:p>
@@ -18893,17 +18783,17 @@
       </w:pPr>
       <w:r>
         <w:rPr/>
-        <w:t xml:space="preserve">Status outputs are meaningful only on the beat where </w:t>
+        <w:t xml:space="preserve">The encoder holds </w:t>
       </w:r>
       <w:r>
         <w:rPr>
           <w:rStyle w:val="VerbatimChar"/>
         </w:rPr>
-        <w:t>out_last</w:t>
-      </w:r>
-      <w:r>
-        <w:rPr/>
-        <w:t xml:space="preserve"> is high and hold their value until the next block’s last beat.</w:t>
+        <w:t>in_ready</w:t>
+      </w:r>
+      <w:r>
+        <w:rPr/>
+        <w:t xml:space="preserve"> low while it drains the 2t parity symbols of the previous block (chapter 3.2); a consumer wanting no gap buffers 2t symbols upstream.</w:t>
       </w:r>
     </w:p>
     <w:p>
@@ -18917,6 +18807,64 @@
       </w:pPr>
       <w:r>
         <w:rPr/>
+        <w:t xml:space="preserve">The decoder accepts the next block while it is still correcting the previous one, up to the depth of its block buffer; </w:t>
+      </w:r>
+      <w:r>
+        <w:rPr>
+          <w:rStyle w:val="VerbatimChar"/>
+        </w:rPr>
+        <w:t>in_ready</w:t>
+      </w:r>
+      <w:r>
+        <w:rPr/>
+        <w:t xml:space="preserve"> falls only when the buffer is full, which under sustained back-pressure on </w:t>
+      </w:r>
+      <w:r>
+        <w:rPr>
+          <w:rStyle w:val="VerbatimChar"/>
+        </w:rPr>
+        <w:t>out_ready</w:t>
+      </w:r>
+      <w:r>
+        <w:rPr/>
+        <w:t xml:space="preserve"> it will be.</w:t>
+      </w:r>
+    </w:p>
+    <w:p>
+      <w:pPr>
+        <w:pStyle w:val="Compact"/>
+        <w:numPr>
+          <w:ilvl w:val="0"/>
+          <w:numId w:val="69"/>
+        </w:numPr>
+        <w:rPr/>
+      </w:pPr>
+      <w:r>
+        <w:rPr/>
+        <w:t xml:space="preserve">Status outputs describe the block being emitted and are valid on every beat of it, first to last; a consumer may sample them with </w:t>
+      </w:r>
+      <w:r>
+        <w:rPr>
+          <w:rStyle w:val="VerbatimChar"/>
+        </w:rPr>
+        <w:t>out_last</w:t>
+      </w:r>
+      <w:r>
+        <w:rPr/>
+        <w:t xml:space="preserve"> or with the first beat. A block is not released until its verdict is final, so an uncorrectable verdict is never preceded by altered symbols.</w:t>
+      </w:r>
+    </w:p>
+    <w:p>
+      <w:pPr>
+        <w:pStyle w:val="Compact"/>
+        <w:numPr>
+          <w:ilvl w:val="0"/>
+          <w:numId w:val="70"/>
+        </w:numPr>
+        <w:rPr/>
+      </w:pPr>
+      <w:r>
+        <w:rPr/>
         <w:t>Reset clears block state and the syndrome and parity registers; the block buffer is not reset (its contents are indexed by pointers that are).</w:t>
       </w:r>
       <w:r>
@@ -18932,7 +18880,7 @@
         <w:spacing w:before="280" w:after="80"/>
         <w:rPr/>
       </w:pPr>
-      <w:bookmarkStart w:id="145" w:name="__RefHeading___Toc7950_2866894291"/>
+      <w:bookmarkStart w:id="145" w:name="__RefHeading___Toc8064_1790311284"/>
       <w:bookmarkStart w:id="146" w:name="erasures-enable_erasures-prd-d5-tbd"/>
       <w:bookmarkEnd w:id="145"/>
       <w:r>
@@ -19095,7 +19043,7 @@
         <w:spacing w:before="360" w:after="120"/>
         <w:rPr/>
       </w:pPr>
-      <w:bookmarkStart w:id="149" w:name="__RefHeading___Toc7952_2866894291"/>
+      <w:bookmarkStart w:id="149" w:name="__RefHeading___Toc8066_1790311284"/>
       <w:bookmarkStart w:id="150" w:name="axi-stream-adapter"/>
       <w:bookmarkEnd w:id="149"/>
       <w:r>
@@ -20171,7 +20119,7 @@
       <w:r>
         <w:br w:type="page"/>
       </w:r>
-      <w:bookmarkStart w:id="152" w:name="__RefHeading___Toc7954_2866894291"/>
+      <w:bookmarkStart w:id="152" w:name="__RefHeading___Toc8068_1790311284"/>
       <w:bookmarkEnd w:id="152"/>
       <w:r>
         <w:rPr>
@@ -20698,7 +20646,7 @@
       <w:r>
         <w:br w:type="page"/>
       </w:r>
-      <w:bookmarkStart w:id="154" w:name="__RefHeading___Toc7956_2866894291"/>
+      <w:bookmarkStart w:id="154" w:name="__RefHeading___Toc8070_1790311284"/>
       <w:bookmarkEnd w:id="154"/>
       <w:r>
         <w:rPr>
@@ -20828,7 +20776,7 @@
         <w:spacing w:before="360" w:after="120"/>
         <w:rPr/>
       </w:pPr>
-      <w:bookmarkStart w:id="156" w:name="__RefHeading___Toc7958_2866894291"/>
+      <w:bookmarkStart w:id="156" w:name="__RefHeading___Toc8072_1790311284"/>
       <w:bookmarkStart w:id="157" w:name="axi4-job-adapter"/>
       <w:bookmarkEnd w:id="156"/>
       <w:r>
@@ -20913,7 +20861,7 @@
         <w:spacing w:before="280" w:after="80"/>
         <w:rPr/>
       </w:pPr>
-      <w:bookmarkStart w:id="158" w:name="__RefHeading___Toc7960_2866894291"/>
+      <w:bookmarkStart w:id="158" w:name="__RefHeading___Toc8074_1790311284"/>
       <w:bookmarkEnd w:id="158"/>
       <w:r>
         <w:rPr>
@@ -21523,7 +21471,7 @@
       <w:r>
         <w:br w:type="page"/>
       </w:r>
-      <w:bookmarkStart w:id="161" w:name="__RefHeading___Toc7962_2866894291"/>
+      <w:bookmarkStart w:id="161" w:name="__RefHeading___Toc8076_1790311284"/>
       <w:bookmarkEnd w:id="161"/>
       <w:r>
         <w:rPr>
@@ -21659,7 +21607,7 @@
         <w:spacing w:before="280" w:after="80"/>
         <w:rPr/>
       </w:pPr>
-      <w:bookmarkStart w:id="162" w:name="__RefHeading___Toc7964_2866894291"/>
+      <w:bookmarkStart w:id="162" w:name="__RefHeading___Toc8078_1790311284"/>
       <w:bookmarkEnd w:id="162"/>
       <w:r>
         <w:rPr>
@@ -22380,7 +22328,7 @@
       <w:r>
         <w:br w:type="page"/>
       </w:r>
-      <w:bookmarkStart w:id="165" w:name="__RefHeading___Toc7966_2866894291"/>
+      <w:bookmarkStart w:id="165" w:name="__RefHeading___Toc8080_1790311284"/>
       <w:bookmarkEnd w:id="165"/>
       <w:r>
         <w:rPr>
@@ -22536,7 +22484,7 @@
         <w:spacing w:before="360" w:after="120"/>
         <w:rPr/>
       </w:pPr>
-      <w:bookmarkStart w:id="167" w:name="__RefHeading___Toc7968_2866894291"/>
+      <w:bookmarkStart w:id="167" w:name="__RefHeading___Toc8082_1790311284"/>
       <w:bookmarkStart w:id="168" w:name="register-block"/>
       <w:bookmarkEnd w:id="167"/>
       <w:r>
@@ -24116,7 +24064,7 @@
         <w:spacing w:before="360" w:after="120"/>
         <w:rPr/>
       </w:pPr>
-      <w:bookmarkStart w:id="171" w:name="__RefHeading___Toc7970_2866894291"/>
+      <w:bookmarkStart w:id="171" w:name="__RefHeading___Toc8084_1790311284"/>
       <w:bookmarkStart w:id="172" w:name="clock-and-reset-1"/>
       <w:bookmarkEnd w:id="171"/>
       <w:r>
@@ -24148,7 +24096,7 @@
         <w:spacing w:before="280" w:after="80"/>
         <w:rPr/>
       </w:pPr>
-      <w:bookmarkStart w:id="173" w:name="__RefHeading___Toc7972_2866894291"/>
+      <w:bookmarkStart w:id="173" w:name="__RefHeading___Toc8086_1790311284"/>
       <w:bookmarkStart w:id="174" w:name="single-clock"/>
       <w:bookmarkEnd w:id="173"/>
       <w:r>
@@ -24234,7 +24182,7 @@
         <w:spacing w:before="280" w:after="80"/>
         <w:rPr/>
       </w:pPr>
-      <w:bookmarkStart w:id="175" w:name="__RefHeading___Toc7974_2866894291"/>
+      <w:bookmarkStart w:id="175" w:name="__RefHeading___Toc8088_1790311284"/>
       <w:bookmarkStart w:id="176" w:name="reset"/>
       <w:bookmarkEnd w:id="175"/>
       <w:r>
@@ -24327,7 +24275,7 @@
         <w:spacing w:before="280" w:after="80"/>
         <w:rPr/>
       </w:pPr>
-      <w:bookmarkStart w:id="177" w:name="__RefHeading___Toc7976_2866894291"/>
+      <w:bookmarkStart w:id="177" w:name="__RefHeading___Toc8090_1790311284"/>
       <w:bookmarkStart w:id="178" w:name="clock-gating"/>
       <w:bookmarkEnd w:id="177"/>
       <w:r>
@@ -24387,7 +24335,7 @@
         <w:spacing w:before="280" w:after="80"/>
         <w:rPr/>
       </w:pPr>
-      <w:bookmarkStart w:id="179" w:name="__RefHeading___Toc7978_2866894291"/>
+      <w:bookmarkStart w:id="179" w:name="__RefHeading___Toc8092_1790311284"/>
       <w:bookmarkStart w:id="180" w:name="frequency"/>
       <w:bookmarkEnd w:id="179"/>
       <w:r>
@@ -24520,7 +24468,7 @@
         <w:spacing w:before="360" w:after="120"/>
         <w:rPr/>
       </w:pPr>
-      <w:bookmarkStart w:id="183" w:name="__RefHeading___Toc7980_2866894291"/>
+      <w:bookmarkStart w:id="183" w:name="__RefHeading___Toc8094_1790311284"/>
       <w:bookmarkStart w:id="184" w:name="throughput"/>
       <w:bookmarkEnd w:id="183"/>
       <w:r>
@@ -24566,7 +24514,7 @@
         <w:spacing w:before="280" w:after="80"/>
         <w:rPr/>
       </w:pPr>
-      <w:bookmarkStart w:id="185" w:name="__RefHeading___Toc7982_2866894291"/>
+      <w:bookmarkStart w:id="185" w:name="__RefHeading___Toc8096_1790311284"/>
       <w:bookmarkStart w:id="186" w:name="sustained-rate"/>
       <w:bookmarkEnd w:id="185"/>
       <w:r>
@@ -25076,7 +25024,7 @@
         <w:spacing w:before="280" w:after="80"/>
         <w:rPr/>
       </w:pPr>
-      <w:bookmarkStart w:id="189" w:name="__RefHeading___Toc7984_2866894291"/>
+      <w:bookmarkStart w:id="189" w:name="__RefHeading___Toc8098_1790311284"/>
       <w:bookmarkStart w:id="190" w:name="what-scales-with-s"/>
       <w:bookmarkEnd w:id="189"/>
       <w:r>
@@ -25931,7 +25879,7 @@
         <w:spacing w:before="360" w:after="120"/>
         <w:rPr/>
       </w:pPr>
-      <w:bookmarkStart w:id="194" w:name="__RefHeading___Toc7986_2866894291"/>
+      <w:bookmarkStart w:id="194" w:name="__RefHeading___Toc8100_1790311284"/>
       <w:bookmarkStart w:id="195" w:name="latency"/>
       <w:bookmarkEnd w:id="194"/>
       <w:r>
@@ -25977,7 +25925,7 @@
         <w:spacing w:before="280" w:after="80"/>
         <w:rPr/>
       </w:pPr>
-      <w:bookmarkStart w:id="196" w:name="__RefHeading___Toc7988_2866894291"/>
+      <w:bookmarkStart w:id="196" w:name="__RefHeading___Toc8102_1790311284"/>
       <w:bookmarkEnd w:id="196"/>
       <w:r>
         <w:rPr>
@@ -26446,7 +26394,7 @@
       <w:r>
         <w:br w:type="page"/>
       </w:r>
-      <w:bookmarkStart w:id="199" w:name="__RefHeading___Toc7990_2866894291"/>
+      <w:bookmarkStart w:id="199" w:name="__RefHeading___Toc8104_1790311284"/>
       <w:bookmarkEnd w:id="199"/>
       <w:r>
         <w:rPr>
@@ -26833,7 +26781,7 @@
                 <w:szCs w:val="24"/>
                 <w:lang w:val="en-US" w:eastAsia="en-US" w:bidi="ar-SA"/>
               </w:rPr>
-              <w:t>Chien + Forney + corrector</w:t>
+              <w:t>Chien + Forney + re-check walk</w:t>
             </w:r>
           </w:p>
         </w:tc>
@@ -26895,7 +26843,7 @@
                 <w:szCs w:val="24"/>
                 <w:lang w:val="en-US" w:eastAsia="en-US" w:bidi="ar-SA"/>
               </w:rPr>
-              <w:t>one position per cycle; the buffer drains in step</w:t>
+              <w:t>one position per cycle; the block is released only after its verdict</w:t>
             </w:r>
           </w:p>
         </w:tc>
@@ -26929,7 +26877,7 @@
                 <w:szCs w:val="24"/>
                 <w:lang w:val="en-US" w:eastAsia="en-US" w:bidi="ar-SA"/>
               </w:rPr>
-              <w:t>pipeline</w:t>
+              <w:t>drain</w:t>
             </w:r>
           </w:p>
         </w:tc>
@@ -26960,7 +26908,7 @@
                 <w:szCs w:val="24"/>
                 <w:lang w:val="en-US" w:eastAsia="en-US" w:bidi="ar-SA"/>
               </w:rPr>
-              <w:t>about 6</w:t>
+              <w:t>k</w:t>
             </w:r>
           </w:p>
         </w:tc>
@@ -26991,7 +26939,7 @@
                 <w:szCs w:val="24"/>
                 <w:lang w:val="en-US" w:eastAsia="en-US" w:bidi="ar-SA"/>
               </w:rPr>
-              <w:t>unpack, skid, solver handoff, Forney, corrector, pack</w:t>
+              <w:t>the data symbols leave while the next block is walked</w:t>
             </w:r>
           </w:p>
         </w:tc>
@@ -27020,14 +26968,12 @@
             <w:r>
               <w:rPr>
                 <w:rFonts w:eastAsia="Cambria" w:cs=""/>
-                <w:b/>
-                <w:bCs/>
-                <w:kern w:val="0"/>
-                <w:sz w:val="24"/>
-                <w:szCs w:val="24"/>
-                <w:lang w:val="en-US" w:eastAsia="en-US" w:bidi="ar-SA"/>
-              </w:rPr>
-              <w:t>first symbol in to last symbol out</w:t>
+                <w:kern w:val="0"/>
+                <w:sz w:val="24"/>
+                <w:szCs w:val="24"/>
+                <w:lang w:val="en-US" w:eastAsia="en-US" w:bidi="ar-SA"/>
+              </w:rPr>
+              <w:t>pipeline</w:t>
             </w:r>
           </w:p>
         </w:tc>
@@ -27053,14 +26999,12 @@
             <w:r>
               <w:rPr>
                 <w:rFonts w:eastAsia="Cambria" w:cs=""/>
-                <w:b/>
-                <w:bCs/>
-                <w:kern w:val="0"/>
-                <w:sz w:val="24"/>
-                <w:szCs w:val="24"/>
-                <w:lang w:val="en-US" w:eastAsia="en-US" w:bidi="ar-SA"/>
-              </w:rPr>
-              <w:t>about 2n + 2t + 6</w:t>
+                <w:kern w:val="0"/>
+                <w:sz w:val="24"/>
+                <w:szCs w:val="24"/>
+                <w:lang w:val="en-US" w:eastAsia="en-US" w:bidi="ar-SA"/>
+              </w:rPr>
+              <w:t>about 6</w:t>
             </w:r>
           </w:p>
         </w:tc>
@@ -27091,7 +27035,7 @@
                 <w:szCs w:val="24"/>
                 <w:lang w:val="en-US" w:eastAsia="en-US" w:bidi="ar-SA"/>
               </w:rPr>
-              <w:t>527 for RS(255,239)</w:t>
+              <w:t>descriptor skids, solver handoff, output FIFO</w:t>
             </w:r>
           </w:p>
         </w:tc>
@@ -27156,7 +27100,7 @@
                 <w:szCs w:val="24"/>
                 <w:lang w:val="en-US" w:eastAsia="en-US" w:bidi="ar-SA"/>
               </w:rPr>
-              <w:t>about n + 2t + 6</w:t>
+              <w:t>about 2n + 2t + 6</w:t>
             </w:r>
           </w:p>
         </w:tc>
@@ -27187,7 +27131,107 @@
                 <w:szCs w:val="24"/>
                 <w:lang w:val="en-US" w:eastAsia="en-US" w:bidi="ar-SA"/>
               </w:rPr>
-              <w:t>277</w:t>
+              <w:t>532 for RS(255,239)</w:t>
+            </w:r>
+          </w:p>
+        </w:tc>
+      </w:tr>
+      <w:tr>
+        <w:trPr/>
+        <w:tc>
+          <w:tcPr>
+            <w:tcW w:w="3120" w:type="dxa"/>
+            <w:tcBorders/>
+          </w:tcPr>
+          <w:p>
+            <w:pPr>
+              <w:pStyle w:val="Compact"/>
+              <w:widowControl/>
+              <w:spacing w:before="36" w:after="36"/>
+              <w:jc w:val="left"/>
+              <w:rPr>
+                <w:rFonts w:ascii="Cambria" w:hAnsi="Cambria" w:eastAsia="Cambria" w:cs=""/>
+                <w:kern w:val="0"/>
+                <w:sz w:val="24"/>
+                <w:szCs w:val="24"/>
+                <w:lang w:val="en-US" w:eastAsia="en-US" w:bidi="ar-SA"/>
+              </w:rPr>
+            </w:pPr>
+            <w:r>
+              <w:rPr>
+                <w:rFonts w:eastAsia="Cambria" w:cs=""/>
+                <w:b/>
+                <w:bCs/>
+                <w:kern w:val="0"/>
+                <w:sz w:val="24"/>
+                <w:szCs w:val="24"/>
+                <w:lang w:val="en-US" w:eastAsia="en-US" w:bidi="ar-SA"/>
+              </w:rPr>
+              <w:t>first symbol in to last symbol out</w:t>
+            </w:r>
+          </w:p>
+        </w:tc>
+        <w:tc>
+          <w:tcPr>
+            <w:tcW w:w="3120" w:type="dxa"/>
+            <w:tcBorders/>
+          </w:tcPr>
+          <w:p>
+            <w:pPr>
+              <w:pStyle w:val="Compact"/>
+              <w:widowControl/>
+              <w:spacing w:before="36" w:after="36"/>
+              <w:jc w:val="left"/>
+              <w:rPr>
+                <w:rFonts w:ascii="Cambria" w:hAnsi="Cambria" w:eastAsia="Cambria" w:cs=""/>
+                <w:kern w:val="0"/>
+                <w:sz w:val="24"/>
+                <w:szCs w:val="24"/>
+                <w:lang w:val="en-US" w:eastAsia="en-US" w:bidi="ar-SA"/>
+              </w:rPr>
+            </w:pPr>
+            <w:r>
+              <w:rPr>
+                <w:rFonts w:eastAsia="Cambria" w:cs=""/>
+                <w:b/>
+                <w:bCs/>
+                <w:kern w:val="0"/>
+                <w:sz w:val="24"/>
+                <w:szCs w:val="24"/>
+                <w:lang w:val="en-US" w:eastAsia="en-US" w:bidi="ar-SA"/>
+              </w:rPr>
+              <w:t>about 2n + 2t + k + 6</w:t>
+            </w:r>
+          </w:p>
+        </w:tc>
+        <w:tc>
+          <w:tcPr>
+            <w:tcW w:w="3120" w:type="dxa"/>
+            <w:tcBorders/>
+          </w:tcPr>
+          <w:p>
+            <w:pPr>
+              <w:pStyle w:val="Compact"/>
+              <w:widowControl/>
+              <w:spacing w:before="36" w:after="36"/>
+              <w:jc w:val="left"/>
+              <w:rPr>
+                <w:rFonts w:ascii="Cambria" w:hAnsi="Cambria" w:eastAsia="Cambria" w:cs=""/>
+                <w:kern w:val="0"/>
+                <w:sz w:val="24"/>
+                <w:szCs w:val="24"/>
+                <w:lang w:val="en-US" w:eastAsia="en-US" w:bidi="ar-SA"/>
+              </w:rPr>
+            </w:pPr>
+            <w:r>
+              <w:rPr>
+                <w:rFonts w:eastAsia="Cambria" w:cs=""/>
+                <w:kern w:val="0"/>
+                <w:sz w:val="24"/>
+                <w:szCs w:val="24"/>
+                <w:lang w:val="en-US" w:eastAsia="en-US" w:bidi="ar-SA"/>
+              </w:rPr>
+              <w:t>771</w:t>
             </w:r>
           </w:p>
         </w:tc>
@@ -27217,7 +27261,7 @@
         <w:spacing w:before="280" w:after="80"/>
         <w:rPr/>
       </w:pPr>
-      <w:bookmarkStart w:id="201" w:name="__RefHeading___Toc7992_2866894291"/>
+      <w:bookmarkStart w:id="201" w:name="__RefHeading___Toc8106_1790311284"/>
       <w:bookmarkStart w:id="202" w:name="buffer-sizing"/>
       <w:bookmarkEnd w:id="201"/>
       <w:r>
@@ -27248,7 +27292,7 @@
         <w:rPr>
           <w:sz w:val="20"/>
         </w:rPr>
-        <w:t>The block buffer must hold the current block while the next arrives during the Chien walk: depth = n + 2t + pipeline symbols, rounded up to a power of two – 512 for the reference profile, 1024 for RS(544,514).</w:t>
+        <w:t>The block FIFO must hold the current block while the next arrives during the Chien walk: depth = n + 2t + 8 symbols, rounded up to a power of two – 512 for the reference profile, 1024 for RS(544,514). The output FIFO holds a block’s data symbols while it waits for its verdict and the next block’s while that one is walked: depth = 2k + 8 rounded up, at 2m + 2 bits per entry (received symbol, correction, hit, last) – 512 x 18 for the reference profile. The release-on-verdict rule costs this second buffer and the extra n cycles of first-symbol latency; it is the price of never emitting an altered symbol on an uncorrectable block.</w:t>
       </w:r>
     </w:p>
     <w:p>
@@ -27350,7 +27394,7 @@
         <w:spacing w:before="360" w:after="120"/>
         <w:rPr/>
       </w:pPr>
-      <w:bookmarkStart w:id="205" w:name="__RefHeading___Toc7994_2866894291"/>
+      <w:bookmarkStart w:id="205" w:name="__RefHeading___Toc8108_1790311284"/>
       <w:bookmarkStart w:id="206" w:name="resources"/>
       <w:bookmarkEnd w:id="205"/>
       <w:r>
@@ -27409,7 +27453,7 @@
         <w:spacing w:before="280" w:after="80"/>
         <w:rPr/>
       </w:pPr>
-      <w:bookmarkStart w:id="207" w:name="__RefHeading___Toc7996_2866894291"/>
+      <w:bookmarkStart w:id="207" w:name="__RefHeading___Toc8110_1790311284"/>
       <w:bookmarkEnd w:id="207"/>
       <w:r>
         <w:rPr>
@@ -28296,7 +28340,7 @@
       <w:r>
         <w:br w:type="page"/>
       </w:r>
-      <w:bookmarkStart w:id="210" w:name="__RefHeading___Toc7998_2866894291"/>
+      <w:bookmarkStart w:id="210" w:name="__RefHeading___Toc8112_1790311284"/>
       <w:bookmarkEnd w:id="210"/>
       <w:r>
         <w:rPr>
@@ -28491,7 +28535,7 @@
                 <w:szCs w:val="24"/>
                 <w:lang w:val="en-US" w:eastAsia="en-US" w:bidi="ar-SA"/>
               </w:rPr>
-              <w:t>block buffer</w:t>
+              <w:t>block FIFO</w:t>
             </w:r>
           </w:p>
         </w:tc>
@@ -28522,7 +28566,7 @@
                 <w:szCs w:val="24"/>
                 <w:lang w:val="en-US" w:eastAsia="en-US" w:bidi="ar-SA"/>
               </w:rPr>
-              <w:t>512 x 9 bits (one BRAM)</w:t>
+              <w:t>512 x 8 bits (one BRAM)</w:t>
             </w:r>
           </w:p>
         </w:tc>
@@ -28553,7 +28597,219 @@
                 <w:szCs w:val="24"/>
                 <w:lang w:val="en-US" w:eastAsia="en-US" w:bidi="ar-SA"/>
               </w:rPr>
-              <w:t>(n + 2t + pipe, rounded up) x (m + 1 erasure bit)</w:t>
+              <w:t>(n + 2t + 8, rounded up) x m (+1 erasure bit when built)</w:t>
+            </w:r>
+          </w:p>
+        </w:tc>
+      </w:tr>
+      <w:tr>
+        <w:trPr/>
+        <w:tc>
+          <w:tcPr>
+            <w:tcW w:w="3120" w:type="dxa"/>
+            <w:tcBorders/>
+          </w:tcPr>
+          <w:p>
+            <w:pPr>
+              <w:pStyle w:val="Compact"/>
+              <w:widowControl/>
+              <w:spacing w:before="36" w:after="36"/>
+              <w:jc w:val="left"/>
+              <w:rPr>
+                <w:rFonts w:ascii="Cambria" w:hAnsi="Cambria" w:eastAsia="Cambria" w:cs=""/>
+                <w:kern w:val="0"/>
+                <w:sz w:val="24"/>
+                <w:szCs w:val="24"/>
+                <w:lang w:val="en-US" w:eastAsia="en-US" w:bidi="ar-SA"/>
+              </w:rPr>
+            </w:pPr>
+            <w:r>
+              <w:rPr>
+                <w:rFonts w:eastAsia="Cambria" w:cs=""/>
+                <w:kern w:val="0"/>
+                <w:sz w:val="24"/>
+                <w:szCs w:val="24"/>
+                <w:lang w:val="en-US" w:eastAsia="en-US" w:bidi="ar-SA"/>
+              </w:rPr>
+              <w:t>output FIFO</w:t>
+            </w:r>
+          </w:p>
+        </w:tc>
+        <w:tc>
+          <w:tcPr>
+            <w:tcW w:w="3120" w:type="dxa"/>
+            <w:tcBorders/>
+          </w:tcPr>
+          <w:p>
+            <w:pPr>
+              <w:pStyle w:val="Compact"/>
+              <w:widowControl/>
+              <w:spacing w:before="36" w:after="36"/>
+              <w:jc w:val="left"/>
+              <w:rPr>
+                <w:rFonts w:ascii="Cambria" w:hAnsi="Cambria" w:eastAsia="Cambria" w:cs=""/>
+                <w:kern w:val="0"/>
+                <w:sz w:val="24"/>
+                <w:szCs w:val="24"/>
+                <w:lang w:val="en-US" w:eastAsia="en-US" w:bidi="ar-SA"/>
+              </w:rPr>
+            </w:pPr>
+            <w:r>
+              <w:rPr>
+                <w:rFonts w:eastAsia="Cambria" w:cs=""/>
+                <w:kern w:val="0"/>
+                <w:sz w:val="24"/>
+                <w:szCs w:val="24"/>
+                <w:lang w:val="en-US" w:eastAsia="en-US" w:bidi="ar-SA"/>
+              </w:rPr>
+              <w:t>512 x 18 bits (one BRAM)</w:t>
+            </w:r>
+          </w:p>
+        </w:tc>
+        <w:tc>
+          <w:tcPr>
+            <w:tcW w:w="3120" w:type="dxa"/>
+            <w:tcBorders/>
+          </w:tcPr>
+          <w:p>
+            <w:pPr>
+              <w:pStyle w:val="Compact"/>
+              <w:widowControl/>
+              <w:spacing w:before="36" w:after="36"/>
+              <w:jc w:val="left"/>
+              <w:rPr>
+                <w:rFonts w:ascii="Cambria" w:hAnsi="Cambria" w:eastAsia="Cambria" w:cs=""/>
+                <w:kern w:val="0"/>
+                <w:sz w:val="24"/>
+                <w:szCs w:val="24"/>
+                <w:lang w:val="en-US" w:eastAsia="en-US" w:bidi="ar-SA"/>
+              </w:rPr>
+            </w:pPr>
+            <w:r>
+              <w:rPr>
+                <w:rFonts w:eastAsia="Cambria" w:cs=""/>
+                <w:kern w:val="0"/>
+                <w:sz w:val="24"/>
+                <w:szCs w:val="24"/>
+                <w:lang w:val="en-US" w:eastAsia="en-US" w:bidi="ar-SA"/>
+              </w:rPr>
+              <w:t>(2k + 8, rounded up) x (2m + 2): received symbol, correction, hit, last</w:t>
+            </w:r>
+          </w:p>
+        </w:tc>
+      </w:tr>
+      <w:tr>
+        <w:trPr/>
+        <w:tc>
+          <w:tcPr>
+            <w:tcW w:w="3120" w:type="dxa"/>
+            <w:tcBorders/>
+          </w:tcPr>
+          <w:p>
+            <w:pPr>
+              <w:pStyle w:val="Compact"/>
+              <w:widowControl/>
+              <w:spacing w:before="36" w:after="36"/>
+              <w:jc w:val="left"/>
+              <w:rPr>
+                <w:rFonts w:ascii="Cambria" w:hAnsi="Cambria" w:eastAsia="Cambria" w:cs=""/>
+                <w:kern w:val="0"/>
+                <w:sz w:val="24"/>
+                <w:szCs w:val="24"/>
+                <w:lang w:val="en-US" w:eastAsia="en-US" w:bidi="ar-SA"/>
+              </w:rPr>
+            </w:pPr>
+            <w:r>
+              <w:rPr>
+                <w:rFonts w:eastAsia="Cambria" w:cs=""/>
+                <w:kern w:val="0"/>
+                <w:sz w:val="24"/>
+                <w:szCs w:val="24"/>
+                <w:lang w:val="en-US" w:eastAsia="en-US" w:bidi="ar-SA"/>
+              </w:rPr>
+              <w:t>re-check syndromes</w:t>
+            </w:r>
+          </w:p>
+        </w:tc>
+        <w:tc>
+          <w:tcPr>
+            <w:tcW w:w="3120" w:type="dxa"/>
+            <w:tcBorders/>
+          </w:tcPr>
+          <w:p>
+            <w:pPr>
+              <w:pStyle w:val="Compact"/>
+              <w:widowControl/>
+              <w:spacing w:before="36" w:after="36"/>
+              <w:jc w:val="left"/>
+              <w:rPr>
+                <w:rFonts w:ascii="Cambria" w:hAnsi="Cambria" w:eastAsia="Cambria" w:cs=""/>
+                <w:kern w:val="0"/>
+                <w:sz w:val="24"/>
+                <w:szCs w:val="24"/>
+                <w:lang w:val="en-US" w:eastAsia="en-US" w:bidi="ar-SA"/>
+              </w:rPr>
+            </w:pPr>
+            <w:r>
+              <w:rPr>
+                <w:rFonts w:eastAsia="Cambria" w:cs=""/>
+                <w:kern w:val="0"/>
+                <w:sz w:val="24"/>
+                <w:szCs w:val="24"/>
+                <w:lang w:val="en-US" w:eastAsia="en-US" w:bidi="ar-SA"/>
+              </w:rPr>
+              <w:t>2t cells</w:t>
+            </w:r>
+          </w:p>
+        </w:tc>
+        <w:tc>
+          <w:tcPr>
+            <w:tcW w:w="3120" w:type="dxa"/>
+            <w:tcBorders/>
+          </w:tcPr>
+          <w:p>
+            <w:pPr>
+              <w:pStyle w:val="Compact"/>
+              <w:widowControl/>
+              <w:spacing w:before="36" w:after="36"/>
+              <w:jc w:val="left"/>
+              <w:rPr>
+                <w:rFonts w:ascii="Cambria" w:hAnsi="Cambria" w:eastAsia="Cambria" w:cs=""/>
+                <w:kern w:val="0"/>
+                <w:sz w:val="24"/>
+                <w:szCs w:val="24"/>
+                <w:lang w:val="en-US" w:eastAsia="en-US" w:bidi="ar-SA"/>
+              </w:rPr>
+            </w:pPr>
+            <w:r>
+              <w:rPr>
+                <w:rFonts w:eastAsia="Cambria" w:cs=""/>
+                <w:kern w:val="0"/>
+                <w:sz w:val="24"/>
+                <w:szCs w:val="24"/>
+                <w:lang w:val="en-US" w:eastAsia="en-US" w:bidi="ar-SA"/>
+              </w:rPr>
+              <w:t xml:space="preserve">a second </w:t>
+            </w:r>
+            <w:r>
+              <w:rPr>
+                <w:rStyle w:val="VerbatimChar"/>
+                <w:rFonts w:eastAsia="Cambria" w:cs=""/>
+                <w:kern w:val="0"/>
+                <w:szCs w:val="24"/>
+                <w:lang w:val="en-US" w:eastAsia="en-US" w:bidi="ar-SA"/>
+              </w:rPr>
+              <w:t>syndrome_unit</w:t>
+            </w:r>
+            <w:r>
+              <w:rPr>
+                <w:rFonts w:eastAsia="Cambria" w:cs=""/>
+                <w:kern w:val="0"/>
+                <w:sz w:val="24"/>
+                <w:szCs w:val="24"/>
+                <w:lang w:val="en-US" w:eastAsia="en-US" w:bidi="ar-SA"/>
+              </w:rPr>
+              <w:t xml:space="preserve"> over the corrected stream</w:t>
             </w:r>
           </w:p>
         </w:tc>
@@ -28783,7 +29039,7 @@
       <w:r>
         <w:br w:type="page"/>
       </w:r>
-      <w:bookmarkStart w:id="212" w:name="__RefHeading___Toc8000_2866894291"/>
+      <w:bookmarkStart w:id="212" w:name="__RefHeading___Toc8114_1790311284"/>
       <w:bookmarkEnd w:id="212"/>
       <w:r>
         <w:rPr>
@@ -28854,7 +29110,7 @@
         <w:spacing w:before="280" w:after="80"/>
         <w:rPr/>
       </w:pPr>
-      <w:bookmarkStart w:id="213" w:name="__RefHeading___Toc8002_2866894291"/>
+      <w:bookmarkStart w:id="213" w:name="__RefHeading___Toc8116_1790311284"/>
       <w:bookmarkStart w:id="214" w:name="scaling"/>
       <w:bookmarkEnd w:id="213"/>
       <w:r>
@@ -28881,7 +29137,7 @@
         <w:pStyle w:val="Compact"/>
         <w:numPr>
           <w:ilvl w:val="0"/>
-          <w:numId w:val="69"/>
+          <w:numId w:val="71"/>
         </w:numPr>
         <w:rPr/>
       </w:pPr>
@@ -28895,7 +29151,7 @@
         <w:pStyle w:val="Compact"/>
         <w:numPr>
           <w:ilvl w:val="0"/>
-          <w:numId w:val="70"/>
+          <w:numId w:val="72"/>
         </w:numPr>
         <w:rPr/>
       </w:pPr>
@@ -28909,7 +29165,7 @@
         <w:pStyle w:val="Compact"/>
         <w:numPr>
           <w:ilvl w:val="0"/>
-          <w:numId w:val="71"/>
+          <w:numId w:val="73"/>
         </w:numPr>
         <w:rPr/>
       </w:pPr>
@@ -29017,7 +29273,7 @@
         <w:spacing w:before="360" w:after="120"/>
         <w:rPr/>
       </w:pPr>
-      <w:bookmarkStart w:id="217" w:name="__RefHeading___Toc8004_2866894291"/>
+      <w:bookmarkStart w:id="217" w:name="__RefHeading___Toc8118_1790311284"/>
       <w:bookmarkStart w:id="218" w:name="system-requirements"/>
       <w:bookmarkEnd w:id="217"/>
       <w:r>
@@ -29063,7 +29319,7 @@
         <w:spacing w:before="280" w:after="80"/>
         <w:rPr/>
       </w:pPr>
-      <w:bookmarkStart w:id="219" w:name="__RefHeading___Toc8006_2866894291"/>
+      <w:bookmarkStart w:id="219" w:name="__RefHeading___Toc8120_1790311284"/>
       <w:bookmarkStart w:id="220" w:name="the-consumer-provides"/>
       <w:bookmarkEnd w:id="219"/>
       <w:r>
@@ -29083,58 +29339,6 @@
         </w:rPr>
         <w:tab/>
         <w:t>The consumer provides</w:t>
-      </w:r>
-    </w:p>
-    <w:p>
-      <w:pPr>
-        <w:pStyle w:val="Compact"/>
-        <w:numPr>
-          <w:ilvl w:val="0"/>
-          <w:numId w:val="72"/>
-        </w:numPr>
-        <w:rPr/>
-      </w:pPr>
-      <w:r>
-        <w:rPr>
-          <w:b/>
-          <w:bCs/>
-        </w:rPr>
-        <w:t>Block boundaries.</w:t>
-      </w:r>
-      <w:r>
-        <w:rPr/>
-        <w:t xml:space="preserve"> </w:t>
-      </w:r>
-      <w:r>
-        <w:rPr>
-          <w:rStyle w:val="VerbatimChar"/>
-        </w:rPr>
-        <w:t>in_last</w:t>
-      </w:r>
-      <w:r>
-        <w:rPr/>
-        <w:t xml:space="preserve"> on the k-th data symbol (encoder) or n-th coded symbol (decoder) of every block. The consumer’s scheduler, framer or job control already knows where blocks end; the core checks and reports, it does not infer.</w:t>
-      </w:r>
-    </w:p>
-    <w:p>
-      <w:pPr>
-        <w:pStyle w:val="Compact"/>
-        <w:numPr>
-          <w:ilvl w:val="0"/>
-          <w:numId w:val="73"/>
-        </w:numPr>
-        <w:rPr/>
-      </w:pPr>
-      <w:r>
-        <w:rPr>
-          <w:b/>
-          <w:bCs/>
-        </w:rPr>
-        <w:t>Room for the rate change.</w:t>
-      </w:r>
-      <w:r>
-        <w:rPr/>
-        <w:t xml:space="preserve"> The encoder emits n symbols for every k it takes; the decoder emits k for every n. The consumer’s downstream (encoder) or upstream (decoder) absorbs the difference, or provides a FIFO of 2t symbols so the encoder’s parity drain does not stall its input.</w:t>
       </w:r>
     </w:p>
     <w:p>
@@ -29151,11 +29355,21 @@
           <w:b/>
           <w:bCs/>
         </w:rPr>
-        <w:t>A single clock</w:t>
-      </w:r>
-      <w:r>
-        <w:rPr/>
-        <w:t xml:space="preserve"> and the repository’s active-low asynchronous reset.</w:t>
+        <w:t>Block boundaries.</w:t>
+      </w:r>
+      <w:r>
+        <w:rPr/>
+        <w:t xml:space="preserve"> </w:t>
+      </w:r>
+      <w:r>
+        <w:rPr>
+          <w:rStyle w:val="VerbatimChar"/>
+        </w:rPr>
+        <w:t>in_last</w:t>
+      </w:r>
+      <w:r>
+        <w:rPr/>
+        <w:t xml:space="preserve"> on the k-th data symbol (encoder) or n-th coded symbol (decoder) of every block. The consumer’s scheduler, framer or job control already knows where blocks end; the core checks and reports, it does not infer.</w:t>
       </w:r>
     </w:p>
     <w:p>
@@ -29172,21 +29386,11 @@
           <w:b/>
           <w:bCs/>
         </w:rPr>
-        <w:t>Erasure knowledge</w:t>
-      </w:r>
-      <w:r>
-        <w:rPr/>
-        <w:t xml:space="preserve">, if </w:t>
-      </w:r>
-      <w:r>
-        <w:rPr>
-          <w:rStyle w:val="VerbatimChar"/>
-        </w:rPr>
-        <w:t>ENABLE_ERASURES</w:t>
-      </w:r>
-      <w:r>
-        <w:rPr/>
-        <w:t>: which symbols are known bad, per symbol, with the data.</w:t>
+        <w:t>Room for the rate change.</w:t>
+      </w:r>
+      <w:r>
+        <w:rPr/>
+        <w:t xml:space="preserve"> The encoder emits n symbols for every k it takes; the decoder emits k for every n. The consumer’s downstream (encoder) or upstream (decoder) absorbs the difference, or provides a FIFO of 2t symbols so the encoder’s parity drain does not stall its input.</w:t>
       </w:r>
     </w:p>
     <w:p>
@@ -29203,6 +29407,58 @@
           <w:b/>
           <w:bCs/>
         </w:rPr>
+        <w:t>A single clock</w:t>
+      </w:r>
+      <w:r>
+        <w:rPr/>
+        <w:t xml:space="preserve"> and the repository’s active-low asynchronous reset.</w:t>
+      </w:r>
+    </w:p>
+    <w:p>
+      <w:pPr>
+        <w:pStyle w:val="Compact"/>
+        <w:numPr>
+          <w:ilvl w:val="0"/>
+          <w:numId w:val="77"/>
+        </w:numPr>
+        <w:rPr/>
+      </w:pPr>
+      <w:r>
+        <w:rPr>
+          <w:b/>
+          <w:bCs/>
+        </w:rPr>
+        <w:t>Erasure knowledge</w:t>
+      </w:r>
+      <w:r>
+        <w:rPr/>
+        <w:t xml:space="preserve">, if </w:t>
+      </w:r>
+      <w:r>
+        <w:rPr>
+          <w:rStyle w:val="VerbatimChar"/>
+        </w:rPr>
+        <w:t>ENABLE_ERASURES</w:t>
+      </w:r>
+      <w:r>
+        <w:rPr/>
+        <w:t>: which symbols are known bad, per symbol, with the data.</w:t>
+      </w:r>
+    </w:p>
+    <w:p>
+      <w:pPr>
+        <w:pStyle w:val="Compact"/>
+        <w:numPr>
+          <w:ilvl w:val="0"/>
+          <w:numId w:val="78"/>
+        </w:numPr>
+        <w:rPr/>
+      </w:pPr>
+      <w:r>
+        <w:rPr>
+          <w:b/>
+          <w:bCs/>
+        </w:rPr>
         <w:t>Configuration at build time.</w:t>
       </w:r>
       <w:r>
@@ -29223,7 +29479,7 @@
         <w:spacing w:before="280" w:after="80"/>
         <w:rPr/>
       </w:pPr>
-      <w:bookmarkStart w:id="221" w:name="__RefHeading___Toc8008_2866894291"/>
+      <w:bookmarkStart w:id="221" w:name="__RefHeading___Toc8122_1790311284"/>
       <w:bookmarkStart w:id="222" w:name="the-consumer-gets"/>
       <w:bookmarkEnd w:id="221"/>
       <w:r>
@@ -29243,34 +29499,6 @@
         </w:rPr>
         <w:tab/>
         <w:t>The consumer gets</w:t>
-      </w:r>
-    </w:p>
-    <w:p>
-      <w:pPr>
-        <w:pStyle w:val="Compact"/>
-        <w:numPr>
-          <w:ilvl w:val="0"/>
-          <w:numId w:val="77"/>
-        </w:numPr>
-        <w:rPr/>
-      </w:pPr>
-      <w:r>
-        <w:rPr/>
-        <w:t>Systematic encoding: data pass through unchanged and in order, parity follows.</w:t>
-      </w:r>
-    </w:p>
-    <w:p>
-      <w:pPr>
-        <w:pStyle w:val="Compact"/>
-        <w:numPr>
-          <w:ilvl w:val="0"/>
-          <w:numId w:val="78"/>
-        </w:numPr>
-        <w:rPr/>
-      </w:pPr>
-      <w:r>
-        <w:rPr/>
-        <w:t>A per-block verdict on the decoder: ok, corrected (with count), uncorrectable, framing error – valid with the last symbol of the block, so the consumer can act on the block it has just received.</w:t>
       </w:r>
     </w:p>
     <w:p>
@@ -29284,7 +29512,7 @@
       </w:pPr>
       <w:r>
         <w:rPr/>
-        <w:t>Data as received on an uncorrectable block, never silently altered.</w:t>
+        <w:t>Systematic encoding: data pass through unchanged and in order, parity follows.</w:t>
       </w:r>
     </w:p>
     <w:p>
@@ -29296,6 +29524,34 @@
         </w:numPr>
         <w:rPr/>
       </w:pPr>
+      <w:r>
+        <w:rPr/>
+        <w:t>A per-block verdict on the decoder: ok, corrected (with count), uncorrectable, framing error – valid with the last symbol of the block, so the consumer can act on the block it has just received.</w:t>
+      </w:r>
+    </w:p>
+    <w:p>
+      <w:pPr>
+        <w:pStyle w:val="Compact"/>
+        <w:numPr>
+          <w:ilvl w:val="0"/>
+          <w:numId w:val="81"/>
+        </w:numPr>
+        <w:rPr/>
+      </w:pPr>
+      <w:r>
+        <w:rPr/>
+        <w:t>Data as received on an uncorrectable block, never silently altered.</w:t>
+      </w:r>
+    </w:p>
+    <w:p>
+      <w:pPr>
+        <w:pStyle w:val="Compact"/>
+        <w:numPr>
+          <w:ilvl w:val="0"/>
+          <w:numId w:val="82"/>
+        </w:numPr>
+        <w:rPr/>
+      </w:pPr>
       <w:bookmarkStart w:id="223" w:name="the-consumer-gets"/>
       <w:r>
         <w:rPr/>
@@ -29315,7 +29571,7 @@
         <w:spacing w:before="280" w:after="80"/>
         <w:rPr/>
       </w:pPr>
-      <w:bookmarkStart w:id="224" w:name="__RefHeading___Toc8010_2866894291"/>
+      <w:bookmarkStart w:id="224" w:name="__RefHeading___Toc8124_1790311284"/>
       <w:bookmarkStart w:id="225" w:name="environment"/>
       <w:bookmarkEnd w:id="224"/>
       <w:r>
@@ -29342,7 +29598,7 @@
         <w:pStyle w:val="Compact"/>
         <w:numPr>
           <w:ilvl w:val="0"/>
-          <w:numId w:val="81"/>
+          <w:numId w:val="83"/>
         </w:numPr>
         <w:rPr/>
       </w:pPr>
@@ -29366,7 +29622,7 @@
         <w:pStyle w:val="Compact"/>
         <w:numPr>
           <w:ilvl w:val="0"/>
-          <w:numId w:val="82"/>
+          <w:numId w:val="84"/>
         </w:numPr>
         <w:rPr/>
       </w:pPr>
@@ -29400,7 +29656,7 @@
         <w:pStyle w:val="Compact"/>
         <w:numPr>
           <w:ilvl w:val="0"/>
-          <w:numId w:val="83"/>
+          <w:numId w:val="85"/>
         </w:numPr>
         <w:rPr/>
       </w:pPr>
@@ -29528,7 +29784,7 @@
         <w:spacing w:before="360" w:after="120"/>
         <w:rPr/>
       </w:pPr>
-      <w:bookmarkStart w:id="228" w:name="__RefHeading___Toc8012_2866894291"/>
+      <w:bookmarkStart w:id="228" w:name="__RefHeading___Toc8126_1790311284"/>
       <w:bookmarkStart w:id="229" w:name="parameter-configuration"/>
       <w:bookmarkEnd w:id="228"/>
       <w:r>
@@ -29588,7 +29844,7 @@
         <w:spacing w:before="280" w:after="80"/>
         <w:rPr/>
       </w:pPr>
-      <w:bookmarkStart w:id="230" w:name="__RefHeading___Toc8014_2866894291"/>
+      <w:bookmarkStart w:id="230" w:name="__RefHeading___Toc8128_1790311284"/>
       <w:bookmarkStart w:id="231" w:name="code"/>
       <w:bookmarkEnd w:id="230"/>
       <w:r>
@@ -31510,7 +31766,7 @@
         <w:spacing w:before="280" w:after="80"/>
         <w:rPr/>
       </w:pPr>
-      <w:bookmarkStart w:id="233" w:name="__RefHeading___Toc8016_2866894291"/>
+      <w:bookmarkStart w:id="233" w:name="__RefHeading___Toc8130_1790311284"/>
       <w:bookmarkStart w:id="234" w:name="interface"/>
       <w:bookmarkEnd w:id="233"/>
       <w:r>
@@ -33086,7 +33342,7 @@
         <w:spacing w:before="280" w:after="80"/>
         <w:rPr/>
       </w:pPr>
-      <w:bookmarkStart w:id="237" w:name="__RefHeading___Toc8018_2866894291"/>
+      <w:bookmarkStart w:id="237" w:name="__RefHeading___Toc8132_1790311284"/>
       <w:bookmarkStart w:id="238" w:name="open-decisions-in-one-place"/>
       <w:bookmarkEnd w:id="237"/>
       <w:r>
@@ -33737,7 +33993,7 @@
         <w:spacing w:before="360" w:after="120"/>
         <w:rPr/>
       </w:pPr>
-      <w:bookmarkStart w:id="242" w:name="__RefHeading___Toc8020_2866894291"/>
+      <w:bookmarkStart w:id="242" w:name="__RefHeading___Toc8134_1790311284"/>
       <w:bookmarkStart w:id="243" w:name="candidate-profiles"/>
       <w:bookmarkEnd w:id="242"/>
       <w:r>
@@ -35841,7 +36097,7 @@
         <w:spacing w:before="360" w:after="120"/>
         <w:rPr/>
       </w:pPr>
-      <w:bookmarkStart w:id="246" w:name="__RefHeading___Toc8022_2866894291"/>
+      <w:bookmarkStart w:id="246" w:name="__RefHeading___Toc8136_1790311284"/>
       <w:bookmarkStart w:id="247" w:name="verification-strategy"/>
       <w:bookmarkEnd w:id="246"/>
       <w:r>
@@ -35873,7 +36129,7 @@
         <w:spacing w:before="280" w:after="80"/>
         <w:rPr/>
       </w:pPr>
-      <w:bookmarkStart w:id="248" w:name="__RefHeading___Toc8024_2866894291"/>
+      <w:bookmarkStart w:id="248" w:name="__RefHeading___Toc8138_1790311284"/>
       <w:bookmarkStart w:id="249" w:name="golden-model"/>
       <w:bookmarkEnd w:id="248"/>
       <w:r>
@@ -35946,7 +36202,7 @@
         <w:spacing w:before="280" w:after="80"/>
         <w:rPr/>
       </w:pPr>
-      <w:bookmarkStart w:id="250" w:name="__RefHeading___Toc8026_2866894291"/>
+      <w:bookmarkStart w:id="250" w:name="__RefHeading___Toc8140_1790311284"/>
       <w:bookmarkEnd w:id="250"/>
       <w:r>
         <w:rPr>
@@ -36299,7 +36555,103 @@
                 <w:szCs w:val="24"/>
                 <w:lang w:val="en-US" w:eastAsia="en-US" w:bidi="ar-SA"/>
               </w:rPr>
-              <w:t>0 exercises the bypass; t+1 must be flagged uncorrectable, never miscorrected</w:t>
+              <w:t>0 exercises the bypass; t+1 and more must match the reference decoder’s verdict – uncorrectable, or the identical miscorrection where the code itself cannot tell – and an uncorrectable block’s data must be exactly as received</w:t>
+            </w:r>
+          </w:p>
+        </w:tc>
+      </w:tr>
+      <w:tr>
+        <w:trPr/>
+        <w:tc>
+          <w:tcPr>
+            <w:tcW w:w="3120" w:type="dxa"/>
+            <w:tcBorders/>
+          </w:tcPr>
+          <w:p>
+            <w:pPr>
+              <w:pStyle w:val="Compact"/>
+              <w:widowControl/>
+              <w:spacing w:before="36" w:after="36"/>
+              <w:jc w:val="left"/>
+              <w:rPr>
+                <w:rFonts w:ascii="Cambria" w:hAnsi="Cambria" w:eastAsia="Cambria" w:cs=""/>
+                <w:kern w:val="0"/>
+                <w:sz w:val="24"/>
+                <w:szCs w:val="24"/>
+                <w:lang w:val="en-US" w:eastAsia="en-US" w:bidi="ar-SA"/>
+              </w:rPr>
+            </w:pPr>
+            <w:r>
+              <w:rPr>
+                <w:rFonts w:eastAsia="Cambria" w:cs=""/>
+                <w:kern w:val="0"/>
+                <w:sz w:val="24"/>
+                <w:szCs w:val="24"/>
+                <w:lang w:val="en-US" w:eastAsia="en-US" w:bidi="ar-SA"/>
+              </w:rPr>
+              <w:t>reference model</w:t>
+            </w:r>
+          </w:p>
+        </w:tc>
+        <w:tc>
+          <w:tcPr>
+            <w:tcW w:w="3120" w:type="dxa"/>
+            <w:tcBorders/>
+          </w:tcPr>
+          <w:p>
+            <w:pPr>
+              <w:pStyle w:val="Compact"/>
+              <w:widowControl/>
+              <w:spacing w:before="36" w:after="36"/>
+              <w:jc w:val="left"/>
+              <w:rPr>
+                <w:rFonts w:ascii="Cambria" w:hAnsi="Cambria" w:eastAsia="Cambria" w:cs=""/>
+                <w:kern w:val="0"/>
+                <w:sz w:val="24"/>
+                <w:szCs w:val="24"/>
+                <w:lang w:val="en-US" w:eastAsia="en-US" w:bidi="ar-SA"/>
+              </w:rPr>
+            </w:pPr>
+            <w:r>
+              <w:rPr>
+                <w:rStyle w:val="VerbatimChar"/>
+                <w:rFonts w:eastAsia="Cambria" w:cs=""/>
+                <w:kern w:val="0"/>
+                <w:szCs w:val="24"/>
+                <w:lang w:val="en-US" w:eastAsia="en-US" w:bidi="ar-SA"/>
+              </w:rPr>
+              <w:t>dv/tbclasses/rs_model.py</w:t>
+            </w:r>
+          </w:p>
+        </w:tc>
+        <w:tc>
+          <w:tcPr>
+            <w:tcW w:w="3120" w:type="dxa"/>
+            <w:tcBorders/>
+          </w:tcPr>
+          <w:p>
+            <w:pPr>
+              <w:pStyle w:val="Compact"/>
+              <w:widowControl/>
+              <w:spacing w:before="36" w:after="36"/>
+              <w:jc w:val="left"/>
+              <w:rPr>
+                <w:rFonts w:ascii="Cambria" w:hAnsi="Cambria" w:eastAsia="Cambria" w:cs=""/>
+                <w:kern w:val="0"/>
+                <w:sz w:val="24"/>
+                <w:szCs w:val="24"/>
+                <w:lang w:val="en-US" w:eastAsia="en-US" w:bidi="ar-SA"/>
+              </w:rPr>
+            </w:pPr>
+            <w:r>
+              <w:rPr>
+                <w:rFonts w:eastAsia="Cambria" w:cs=""/>
+                <w:kern w:val="0"/>
+                <w:sz w:val="24"/>
+                <w:szCs w:val="24"/>
+                <w:lang w:val="en-US" w:eastAsia="en-US" w:bidi="ar-SA"/>
+              </w:rPr>
+              <w:t>the hardware algorithms in Python on reedsolo’s field, validated against reedsolo’s decoder; every decoder block is bit-exact against it</w:t>
             </w:r>
           </w:p>
         </w:tc>
@@ -37001,7 +37353,7 @@
       <w:r>
         <w:br w:type="page"/>
       </w:r>
-      <w:bookmarkStart w:id="253" w:name="__RefHeading___Toc8028_2866894291"/>
+      <w:bookmarkStart w:id="253" w:name="__RefHeading___Toc8142_1790311284"/>
       <w:bookmarkEnd w:id="253"/>
       <w:r>
         <w:rPr>
@@ -37098,7 +37450,7 @@
         <w:spacing w:before="280" w:after="80"/>
         <w:rPr/>
       </w:pPr>
-      <w:bookmarkStart w:id="254" w:name="__RefHeading___Toc8030_2866894291"/>
+      <w:bookmarkStart w:id="254" w:name="__RefHeading___Toc8144_1790311284"/>
       <w:bookmarkStart w:id="255" w:name="formal"/>
       <w:bookmarkEnd w:id="254"/>
       <w:r>
@@ -37158,7 +37510,7 @@
         <w:spacing w:before="280" w:after="80"/>
         <w:rPr/>
       </w:pPr>
-      <w:bookmarkStart w:id="256" w:name="__RefHeading___Toc8032_2866894291"/>
+      <w:bookmarkStart w:id="256" w:name="__RefHeading___Toc8146_1790311284"/>
       <w:bookmarkStart w:id="257" w:name="coverage"/>
       <w:bookmarkEnd w:id="256"/>
       <w:r>
@@ -37291,7 +37643,7 @@
         <w:spacing w:before="360" w:after="120"/>
         <w:rPr/>
       </w:pPr>
-      <w:bookmarkStart w:id="260" w:name="__RefHeading___Toc8034_2866894291"/>
+      <w:bookmarkStart w:id="260" w:name="__RefHeading___Toc8148_1790311284"/>
       <w:bookmarkStart w:id="261" w:name="synthesis-and-implementation"/>
       <w:bookmarkEnd w:id="260"/>
       <w:r>
@@ -37323,7 +37675,7 @@
         <w:spacing w:before="280" w:after="80"/>
         <w:rPr/>
       </w:pPr>
-      <w:bookmarkStart w:id="262" w:name="__RefHeading___Toc8036_2866894291"/>
+      <w:bookmarkStart w:id="262" w:name="__RefHeading___Toc8150_1790311284"/>
       <w:bookmarkStart w:id="263" w:name="characterisation-plan"/>
       <w:bookmarkEnd w:id="262"/>
       <w:r>
@@ -38100,7 +38452,7 @@
         <w:spacing w:before="280" w:after="80"/>
         <w:rPr/>
       </w:pPr>
-      <w:bookmarkStart w:id="265" w:name="__RefHeading___Toc8038_2866894291"/>
+      <w:bookmarkStart w:id="265" w:name="__RefHeading___Toc8152_1790311284"/>
       <w:bookmarkStart w:id="266" w:name="implementation-notes"/>
       <w:bookmarkEnd w:id="265"/>
       <w:r>
@@ -38120,50 +38472,6 @@
         </w:rPr>
         <w:tab/>
         <w:t>Implementation notes</w:t>
-      </w:r>
-    </w:p>
-    <w:p>
-      <w:pPr>
-        <w:pStyle w:val="Compact"/>
-        <w:numPr>
-          <w:ilvl w:val="0"/>
-          <w:numId w:val="84"/>
-        </w:numPr>
-        <w:rPr/>
-      </w:pPr>
-      <w:r>
-        <w:rPr/>
-        <w:t xml:space="preserve">All arithmetic is combinational XOR/AND networks; there are no carries, so the multiplier trees of </w:t>
-      </w:r>
-      <w:r>
-        <w:rPr>
-          <w:rStyle w:val="VerbatimChar"/>
-        </w:rPr>
-        <w:t>rtl/math</w:t>
-      </w:r>
-      <w:r>
-        <w:rPr/>
-        <w:t xml:space="preserve"> do not apply and the synthesiser’s DSP inference is irrelevant.</w:t>
-      </w:r>
-    </w:p>
-    <w:p>
-      <w:pPr>
-        <w:pStyle w:val="Compact"/>
-        <w:numPr>
-          <w:ilvl w:val="0"/>
-          <w:numId w:val="85"/>
-        </w:numPr>
-        <w:rPr/>
-      </w:pPr>
-      <w:r>
-        <w:rPr>
-          <w:rStyle w:val="VerbatimChar"/>
-        </w:rPr>
-        <w:t>gf_inv</w:t>
-      </w:r>
-      <w:r>
-        <w:rPr/>
-        <w:t xml:space="preserve"> at m = 8 is two 256-entry ROMs and infers to LUTs; at m = 10 it becomes BRAM or Itoh-Tsujii.</w:t>
       </w:r>
     </w:p>
     <w:p>
@@ -38177,17 +38485,17 @@
       </w:pPr>
       <w:r>
         <w:rPr/>
-        <w:t xml:space="preserve">The block buffer infers one BRAM at the reference depth; </w:t>
+        <w:t xml:space="preserve">All arithmetic is combinational XOR/AND networks; there are no carries, so the multiplier trees of </w:t>
       </w:r>
       <w:r>
         <w:rPr>
           <w:rStyle w:val="VerbatimChar"/>
         </w:rPr>
-        <w:t>REGISTERED = 1</w:t>
-      </w:r>
-      <w:r>
-        <w:rPr/>
-        <w:t xml:space="preserve"> on the FIFO adds a cycle and removes the read mux from the corrector’s path if timing needs it.</w:t>
+        <w:t>rtl/math</w:t>
+      </w:r>
+      <w:r>
+        <w:rPr/>
+        <w:t xml:space="preserve"> do not apply and the synthesiser’s DSP inference is irrelevant.</w:t>
       </w:r>
     </w:p>
     <w:p>
@@ -38200,8 +38508,14 @@
         <w:rPr/>
       </w:pPr>
       <w:r>
-        <w:rPr/>
-        <w:t>The riBM array has no cross-array feedback, so its cells may be pipelined per iteration if the clock demands; the Euclid array’s degree compare cannot be pipelined without the degree-computationless variant.</w:t>
+        <w:rPr>
+          <w:rStyle w:val="VerbatimChar"/>
+        </w:rPr>
+        <w:t>gf_inv</w:t>
+      </w:r>
+      <w:r>
+        <w:rPr/>
+        <w:t xml:space="preserve"> at m = 8 is two 256-entry ROMs and infers to LUTs; at m = 10 it becomes BRAM or Itoh-Tsujii.</w:t>
       </w:r>
     </w:p>
     <w:p>
@@ -38210,6 +38524,44 @@
         <w:numPr>
           <w:ilvl w:val="0"/>
           <w:numId w:val="88"/>
+        </w:numPr>
+        <w:rPr/>
+      </w:pPr>
+      <w:r>
+        <w:rPr/>
+        <w:t xml:space="preserve">The block buffer infers one BRAM at the reference depth; </w:t>
+      </w:r>
+      <w:r>
+        <w:rPr>
+          <w:rStyle w:val="VerbatimChar"/>
+        </w:rPr>
+        <w:t>REGISTERED = 1</w:t>
+      </w:r>
+      <w:r>
+        <w:rPr/>
+        <w:t xml:space="preserve"> on the FIFO adds a cycle and removes the read mux from the corrector’s path if timing needs it.</w:t>
+      </w:r>
+    </w:p>
+    <w:p>
+      <w:pPr>
+        <w:pStyle w:val="Compact"/>
+        <w:numPr>
+          <w:ilvl w:val="0"/>
+          <w:numId w:val="89"/>
+        </w:numPr>
+        <w:rPr/>
+      </w:pPr>
+      <w:r>
+        <w:rPr/>
+        <w:t>The riBM array has no cross-array feedback, so its cells may be pipelined per iteration if the clock demands; the Euclid array’s degree compare cannot be pipelined without the degree-computationless variant.</w:t>
+      </w:r>
+    </w:p>
+    <w:p>
+      <w:pPr>
+        <w:pStyle w:val="Compact"/>
+        <w:numPr>
+          <w:ilvl w:val="0"/>
+          <w:numId w:val="90"/>
         </w:numPr>
         <w:spacing w:before="36" w:after="36"/>
         <w:rPr/>
@@ -38369,7 +38721,7 @@
           </w:r>
           <w:r>
             <w:rPr/>
-            <w:t>101</w:t>
+            <w:t>103</w:t>
           </w:r>
           <w:r>
             <w:rPr/>
@@ -38396,7 +38748,7 @@
           </w:r>
           <w:r>
             <w:rPr/>
-            <w:t>101</w:t>
+            <w:t>103</w:t>
           </w:r>
           <w:r>
             <w:rPr/>
@@ -38516,7 +38868,7 @@
           </w:r>
           <w:r>
             <w:rPr/>
-            <w:t>101</w:t>
+            <w:t>103</w:t>
           </w:r>
           <w:r>
             <w:rPr/>
@@ -38543,7 +38895,7 @@
           </w:r>
           <w:r>
             <w:rPr/>
-            <w:t>101</w:t>
+            <w:t>103</w:t>
           </w:r>
           <w:r>
             <w:rPr/>
@@ -41151,10 +41503,10 @@
     <w:abstractNumId w:val="10"/>
   </w:num>
   <w:num w:numId="64">
-    <w:abstractNumId w:val="1"/>
+    <w:abstractNumId w:val="10"/>
   </w:num>
   <w:num w:numId="65">
-    <w:abstractNumId w:val="1"/>
+    <w:abstractNumId w:val="10"/>
   </w:num>
   <w:num w:numId="66">
     <w:abstractNumId w:val="1"/>
@@ -41223,6 +41575,12 @@
     <w:abstractNumId w:val="1"/>
   </w:num>
   <w:num w:numId="88">
+    <w:abstractNumId w:val="1"/>
+  </w:num>
+  <w:num w:numId="89">
+    <w:abstractNumId w:val="1"/>
+  </w:num>
+  <w:num w:numId="90">
     <w:abstractNumId w:val="1"/>
   </w:num>
 </w:numbering>

--- a/projects/components/ecc-ip/reed-solomon/docs/Reed_Solomon_HAS_v0.1.docx
+++ b/projects/components/ecc-ip/reed-solomon/docs/Reed_Solomon_HAS_v0.1.docx
@@ -160,7 +160,7 @@
             </w:rPr>
             <w:fldChar w:fldCharType="separate"/>
           </w:r>
-          <w:hyperlink w:anchor="__RefHeading___Toc7960_1790311284">
+          <w:hyperlink w:anchor="__RefHeading___Toc8231_3978023616">
             <w:r>
               <w:rPr>
                 <w:webHidden/>
@@ -181,7 +181,7 @@
             </w:tabs>
             <w:rPr/>
           </w:pPr>
-          <w:hyperlink w:anchor="__RefHeading___Toc7962_1790311284">
+          <w:hyperlink w:anchor="__RefHeading___Toc8233_3978023616">
             <w:r>
               <w:rPr>
                 <w:webHidden/>
@@ -202,7 +202,7 @@
             </w:tabs>
             <w:rPr/>
           </w:pPr>
-          <w:hyperlink w:anchor="__RefHeading___Toc7964_1790311284">
+          <w:hyperlink w:anchor="__RefHeading___Toc8235_3978023616">
             <w:r>
               <w:rPr>
                 <w:webHidden/>
@@ -223,7 +223,7 @@
             </w:tabs>
             <w:rPr/>
           </w:pPr>
-          <w:hyperlink w:anchor="__RefHeading___Toc7966_1790311284">
+          <w:hyperlink w:anchor="__RefHeading___Toc8237_3978023616">
             <w:r>
               <w:rPr>
                 <w:webHidden/>
@@ -244,7 +244,7 @@
             </w:tabs>
             <w:rPr/>
           </w:pPr>
-          <w:hyperlink w:anchor="__RefHeading___Toc7968_1790311284">
+          <w:hyperlink w:anchor="__RefHeading___Toc8239_3978023616">
             <w:r>
               <w:rPr>
                 <w:webHidden/>
@@ -265,7 +265,7 @@
             </w:tabs>
             <w:rPr/>
           </w:pPr>
-          <w:hyperlink w:anchor="__RefHeading___Toc7970_1790311284">
+          <w:hyperlink w:anchor="__RefHeading___Toc8241_3978023616">
             <w:r>
               <w:rPr>
                 <w:webHidden/>
@@ -286,7 +286,7 @@
             </w:tabs>
             <w:rPr/>
           </w:pPr>
-          <w:hyperlink w:anchor="__RefHeading___Toc7972_1790311284">
+          <w:hyperlink w:anchor="__RefHeading___Toc8243_3978023616">
             <w:r>
               <w:rPr>
                 <w:webHidden/>
@@ -307,7 +307,7 @@
             </w:tabs>
             <w:rPr/>
           </w:pPr>
-          <w:hyperlink w:anchor="__RefHeading___Toc7974_1790311284">
+          <w:hyperlink w:anchor="__RefHeading___Toc8245_3978023616">
             <w:r>
               <w:rPr>
                 <w:webHidden/>
@@ -328,7 +328,7 @@
             </w:tabs>
             <w:rPr/>
           </w:pPr>
-          <w:hyperlink w:anchor="__RefHeading___Toc7976_1790311284">
+          <w:hyperlink w:anchor="__RefHeading___Toc8247_3978023616">
             <w:r>
               <w:rPr>
                 <w:webHidden/>
@@ -349,7 +349,7 @@
             </w:tabs>
             <w:rPr/>
           </w:pPr>
-          <w:hyperlink w:anchor="__RefHeading___Toc7978_1790311284">
+          <w:hyperlink w:anchor="__RefHeading___Toc8249_3978023616">
             <w:r>
               <w:rPr>
                 <w:webHidden/>
@@ -370,7 +370,7 @@
             </w:tabs>
             <w:rPr/>
           </w:pPr>
-          <w:hyperlink w:anchor="__RefHeading___Toc7980_1790311284">
+          <w:hyperlink w:anchor="__RefHeading___Toc8251_3978023616">
             <w:r>
               <w:rPr>
                 <w:webHidden/>
@@ -391,7 +391,7 @@
             </w:tabs>
             <w:rPr/>
           </w:pPr>
-          <w:hyperlink w:anchor="__RefHeading___Toc7982_1790311284">
+          <w:hyperlink w:anchor="__RefHeading___Toc8253_3978023616">
             <w:r>
               <w:rPr>
                 <w:webHidden/>
@@ -412,7 +412,7 @@
             </w:tabs>
             <w:rPr/>
           </w:pPr>
-          <w:hyperlink w:anchor="__RefHeading___Toc7984_1790311284">
+          <w:hyperlink w:anchor="__RefHeading___Toc8255_3978023616">
             <w:r>
               <w:rPr>
                 <w:webHidden/>
@@ -433,7 +433,7 @@
             </w:tabs>
             <w:rPr/>
           </w:pPr>
-          <w:hyperlink w:anchor="__RefHeading___Toc7986_1790311284">
+          <w:hyperlink w:anchor="__RefHeading___Toc8257_3978023616">
             <w:r>
               <w:rPr>
                 <w:webHidden/>
@@ -454,7 +454,7 @@
             </w:tabs>
             <w:rPr/>
           </w:pPr>
-          <w:hyperlink w:anchor="__RefHeading___Toc7988_1790311284">
+          <w:hyperlink w:anchor="__RefHeading___Toc8259_3978023616">
             <w:r>
               <w:rPr>
                 <w:webHidden/>
@@ -475,7 +475,7 @@
             </w:tabs>
             <w:rPr/>
           </w:pPr>
-          <w:hyperlink w:anchor="__RefHeading___Toc7990_1790311284">
+          <w:hyperlink w:anchor="__RefHeading___Toc8261_3978023616">
             <w:r>
               <w:rPr>
                 <w:webHidden/>
@@ -496,7 +496,7 @@
             </w:tabs>
             <w:rPr/>
           </w:pPr>
-          <w:hyperlink w:anchor="__RefHeading___Toc7992_1790311284">
+          <w:hyperlink w:anchor="__RefHeading___Toc8263_3978023616">
             <w:r>
               <w:rPr>
                 <w:webHidden/>
@@ -517,7 +517,7 @@
             </w:tabs>
             <w:rPr/>
           </w:pPr>
-          <w:hyperlink w:anchor="__RefHeading___Toc7994_1790311284">
+          <w:hyperlink w:anchor="__RefHeading___Toc8265_3978023616">
             <w:r>
               <w:rPr>
                 <w:webHidden/>
@@ -538,7 +538,7 @@
             </w:tabs>
             <w:rPr/>
           </w:pPr>
-          <w:hyperlink w:anchor="__RefHeading___Toc7996_1790311284">
+          <w:hyperlink w:anchor="__RefHeading___Toc8267_3978023616">
             <w:r>
               <w:rPr>
                 <w:webHidden/>
@@ -559,7 +559,7 @@
             </w:tabs>
             <w:rPr/>
           </w:pPr>
-          <w:hyperlink w:anchor="__RefHeading___Toc7998_1790311284">
+          <w:hyperlink w:anchor="__RefHeading___Toc8269_3978023616">
             <w:r>
               <w:rPr>
                 <w:webHidden/>
@@ -580,7 +580,7 @@
             </w:tabs>
             <w:rPr/>
           </w:pPr>
-          <w:hyperlink w:anchor="__RefHeading___Toc8000_1790311284">
+          <w:hyperlink w:anchor="__RefHeading___Toc8271_3978023616">
             <w:r>
               <w:rPr>
                 <w:webHidden/>
@@ -601,7 +601,7 @@
             </w:tabs>
             <w:rPr/>
           </w:pPr>
-          <w:hyperlink w:anchor="__RefHeading___Toc8002_1790311284">
+          <w:hyperlink w:anchor="__RefHeading___Toc8273_3978023616">
             <w:r>
               <w:rPr>
                 <w:webHidden/>
@@ -622,7 +622,7 @@
             </w:tabs>
             <w:rPr/>
           </w:pPr>
-          <w:hyperlink w:anchor="__RefHeading___Toc8004_1790311284">
+          <w:hyperlink w:anchor="__RefHeading___Toc8275_3978023616">
             <w:r>
               <w:rPr>
                 <w:webHidden/>
@@ -643,7 +643,7 @@
             </w:tabs>
             <w:rPr/>
           </w:pPr>
-          <w:hyperlink w:anchor="__RefHeading___Toc8006_1790311284">
+          <w:hyperlink w:anchor="__RefHeading___Toc8277_3978023616">
             <w:r>
               <w:rPr>
                 <w:webHidden/>
@@ -664,7 +664,7 @@
             </w:tabs>
             <w:rPr/>
           </w:pPr>
-          <w:hyperlink w:anchor="__RefHeading___Toc8008_1790311284">
+          <w:hyperlink w:anchor="__RefHeading___Toc8279_3978023616">
             <w:r>
               <w:rPr>
                 <w:webHidden/>
@@ -685,7 +685,7 @@
             </w:tabs>
             <w:rPr/>
           </w:pPr>
-          <w:hyperlink w:anchor="__RefHeading___Toc8010_1790311284">
+          <w:hyperlink w:anchor="__RefHeading___Toc8281_3978023616">
             <w:r>
               <w:rPr>
                 <w:webHidden/>
@@ -706,7 +706,7 @@
             </w:tabs>
             <w:rPr/>
           </w:pPr>
-          <w:hyperlink w:anchor="__RefHeading___Toc8012_1790311284">
+          <w:hyperlink w:anchor="__RefHeading___Toc8283_3978023616">
             <w:r>
               <w:rPr>
                 <w:webHidden/>
@@ -727,7 +727,7 @@
             </w:tabs>
             <w:rPr/>
           </w:pPr>
-          <w:hyperlink w:anchor="__RefHeading___Toc8014_1790311284">
+          <w:hyperlink w:anchor="__RefHeading___Toc8285_3978023616">
             <w:r>
               <w:rPr>
                 <w:webHidden/>
@@ -748,7 +748,7 @@
             </w:tabs>
             <w:rPr/>
           </w:pPr>
-          <w:hyperlink w:anchor="__RefHeading___Toc8016_1790311284">
+          <w:hyperlink w:anchor="__RefHeading___Toc8287_3978023616">
             <w:r>
               <w:rPr>
                 <w:webHidden/>
@@ -769,7 +769,7 @@
             </w:tabs>
             <w:rPr/>
           </w:pPr>
-          <w:hyperlink w:anchor="__RefHeading___Toc8018_1790311284">
+          <w:hyperlink w:anchor="__RefHeading___Toc8289_3978023616">
             <w:r>
               <w:rPr>
                 <w:webHidden/>
@@ -790,7 +790,7 @@
             </w:tabs>
             <w:rPr/>
           </w:pPr>
-          <w:hyperlink w:anchor="__RefHeading___Toc8020_1790311284">
+          <w:hyperlink w:anchor="__RefHeading___Toc8291_3978023616">
             <w:r>
               <w:rPr>
                 <w:webHidden/>
@@ -811,7 +811,7 @@
             </w:tabs>
             <w:rPr/>
           </w:pPr>
-          <w:hyperlink w:anchor="__RefHeading___Toc8022_1790311284">
+          <w:hyperlink w:anchor="__RefHeading___Toc8293_3978023616">
             <w:r>
               <w:rPr>
                 <w:webHidden/>
@@ -832,7 +832,7 @@
             </w:tabs>
             <w:rPr/>
           </w:pPr>
-          <w:hyperlink w:anchor="__RefHeading___Toc8024_1790311284">
+          <w:hyperlink w:anchor="__RefHeading___Toc8295_3978023616">
             <w:r>
               <w:rPr>
                 <w:webHidden/>
@@ -853,7 +853,7 @@
             </w:tabs>
             <w:rPr/>
           </w:pPr>
-          <w:hyperlink w:anchor="__RefHeading___Toc8026_1790311284">
+          <w:hyperlink w:anchor="__RefHeading___Toc8297_3978023616">
             <w:r>
               <w:rPr>
                 <w:webHidden/>
@@ -874,7 +874,7 @@
             </w:tabs>
             <w:rPr/>
           </w:pPr>
-          <w:hyperlink w:anchor="__RefHeading___Toc8028_1790311284">
+          <w:hyperlink w:anchor="__RefHeading___Toc8299_3978023616">
             <w:r>
               <w:rPr>
                 <w:webHidden/>
@@ -895,7 +895,7 @@
             </w:tabs>
             <w:rPr/>
           </w:pPr>
-          <w:hyperlink w:anchor="__RefHeading___Toc8030_1790311284">
+          <w:hyperlink w:anchor="__RefHeading___Toc8301_3978023616">
             <w:r>
               <w:rPr>
                 <w:webHidden/>
@@ -916,7 +916,7 @@
             </w:tabs>
             <w:rPr/>
           </w:pPr>
-          <w:hyperlink w:anchor="__RefHeading___Toc8032_1790311284">
+          <w:hyperlink w:anchor="__RefHeading___Toc8303_3978023616">
             <w:r>
               <w:rPr>
                 <w:webHidden/>
@@ -937,7 +937,7 @@
             </w:tabs>
             <w:rPr/>
           </w:pPr>
-          <w:hyperlink w:anchor="__RefHeading___Toc8034_1790311284">
+          <w:hyperlink w:anchor="__RefHeading___Toc8305_3978023616">
             <w:r>
               <w:rPr>
                 <w:webHidden/>
@@ -958,7 +958,7 @@
             </w:tabs>
             <w:rPr/>
           </w:pPr>
-          <w:hyperlink w:anchor="__RefHeading___Toc8036_1790311284">
+          <w:hyperlink w:anchor="__RefHeading___Toc8307_3978023616">
             <w:r>
               <w:rPr>
                 <w:webHidden/>
@@ -979,7 +979,7 @@
             </w:tabs>
             <w:rPr/>
           </w:pPr>
-          <w:hyperlink w:anchor="__RefHeading___Toc8038_1790311284">
+          <w:hyperlink w:anchor="__RefHeading___Toc8309_3978023616">
             <w:r>
               <w:rPr>
                 <w:webHidden/>
@@ -1000,7 +1000,7 @@
             </w:tabs>
             <w:rPr/>
           </w:pPr>
-          <w:hyperlink w:anchor="__RefHeading___Toc8040_1790311284">
+          <w:hyperlink w:anchor="__RefHeading___Toc8311_3978023616">
             <w:r>
               <w:rPr>
                 <w:webHidden/>
@@ -1021,7 +1021,7 @@
             </w:tabs>
             <w:rPr/>
           </w:pPr>
-          <w:hyperlink w:anchor="__RefHeading___Toc8042_1790311284">
+          <w:hyperlink w:anchor="__RefHeading___Toc8313_3978023616">
             <w:r>
               <w:rPr>
                 <w:webHidden/>
@@ -1042,7 +1042,7 @@
             </w:tabs>
             <w:rPr/>
           </w:pPr>
-          <w:hyperlink w:anchor="__RefHeading___Toc8044_1790311284">
+          <w:hyperlink w:anchor="__RefHeading___Toc8315_3978023616">
             <w:r>
               <w:rPr>
                 <w:webHidden/>
@@ -1063,7 +1063,7 @@
             </w:tabs>
             <w:rPr/>
           </w:pPr>
-          <w:hyperlink w:anchor="__RefHeading___Toc8046_1790311284">
+          <w:hyperlink w:anchor="__RefHeading___Toc8317_3978023616">
             <w:r>
               <w:rPr>
                 <w:webHidden/>
@@ -1084,7 +1084,7 @@
             </w:tabs>
             <w:rPr/>
           </w:pPr>
-          <w:hyperlink w:anchor="__RefHeading___Toc8048_1790311284">
+          <w:hyperlink w:anchor="__RefHeading___Toc8319_3978023616">
             <w:r>
               <w:rPr>
                 <w:webHidden/>
@@ -1105,7 +1105,7 @@
             </w:tabs>
             <w:rPr/>
           </w:pPr>
-          <w:hyperlink w:anchor="__RefHeading___Toc8050_1790311284">
+          <w:hyperlink w:anchor="__RefHeading___Toc8321_3978023616">
             <w:r>
               <w:rPr>
                 <w:webHidden/>
@@ -1126,7 +1126,7 @@
             </w:tabs>
             <w:rPr/>
           </w:pPr>
-          <w:hyperlink w:anchor="__RefHeading___Toc8052_1790311284">
+          <w:hyperlink w:anchor="__RefHeading___Toc8323_3978023616">
             <w:r>
               <w:rPr>
                 <w:webHidden/>
@@ -1147,7 +1147,7 @@
             </w:tabs>
             <w:rPr/>
           </w:pPr>
-          <w:hyperlink w:anchor="__RefHeading___Toc8054_1790311284">
+          <w:hyperlink w:anchor="__RefHeading___Toc8325_3978023616">
             <w:r>
               <w:rPr>
                 <w:webHidden/>
@@ -1168,7 +1168,7 @@
             </w:tabs>
             <w:rPr/>
           </w:pPr>
-          <w:hyperlink w:anchor="__RefHeading___Toc8056_1790311284">
+          <w:hyperlink w:anchor="__RefHeading___Toc8327_3978023616">
             <w:r>
               <w:rPr>
                 <w:webHidden/>
@@ -1189,7 +1189,7 @@
             </w:tabs>
             <w:rPr/>
           </w:pPr>
-          <w:hyperlink w:anchor="__RefHeading___Toc8058_1790311284">
+          <w:hyperlink w:anchor="__RefHeading___Toc8329_3978023616">
             <w:r>
               <w:rPr>
                 <w:webHidden/>
@@ -1210,7 +1210,7 @@
             </w:tabs>
             <w:rPr/>
           </w:pPr>
-          <w:hyperlink w:anchor="__RefHeading___Toc8060_1790311284">
+          <w:hyperlink w:anchor="__RefHeading___Toc8331_3978023616">
             <w:r>
               <w:rPr>
                 <w:webHidden/>
@@ -1231,7 +1231,7 @@
             </w:tabs>
             <w:rPr/>
           </w:pPr>
-          <w:hyperlink w:anchor="__RefHeading___Toc8062_1790311284">
+          <w:hyperlink w:anchor="__RefHeading___Toc8333_3978023616">
             <w:r>
               <w:rPr>
                 <w:webHidden/>
@@ -1252,7 +1252,7 @@
             </w:tabs>
             <w:rPr/>
           </w:pPr>
-          <w:hyperlink w:anchor="__RefHeading___Toc8064_1790311284">
+          <w:hyperlink w:anchor="__RefHeading___Toc8335_3978023616">
             <w:r>
               <w:rPr>
                 <w:webHidden/>
@@ -1273,7 +1273,7 @@
             </w:tabs>
             <w:rPr/>
           </w:pPr>
-          <w:hyperlink w:anchor="__RefHeading___Toc8066_1790311284">
+          <w:hyperlink w:anchor="__RefHeading___Toc8337_3978023616">
             <w:r>
               <w:rPr>
                 <w:webHidden/>
@@ -1294,7 +1294,7 @@
             </w:tabs>
             <w:rPr/>
           </w:pPr>
-          <w:hyperlink w:anchor="__RefHeading___Toc8068_1790311284">
+          <w:hyperlink w:anchor="__RefHeading___Toc8339_3978023616">
             <w:r>
               <w:rPr>
                 <w:webHidden/>
@@ -1315,7 +1315,7 @@
             </w:tabs>
             <w:rPr/>
           </w:pPr>
-          <w:hyperlink w:anchor="__RefHeading___Toc8070_1790311284">
+          <w:hyperlink w:anchor="__RefHeading___Toc8341_3978023616">
             <w:r>
               <w:rPr>
                 <w:webHidden/>
@@ -1336,7 +1336,7 @@
             </w:tabs>
             <w:rPr/>
           </w:pPr>
-          <w:hyperlink w:anchor="__RefHeading___Toc8072_1790311284">
+          <w:hyperlink w:anchor="__RefHeading___Toc8343_3978023616">
             <w:r>
               <w:rPr>
                 <w:webHidden/>
@@ -1357,7 +1357,7 @@
             </w:tabs>
             <w:rPr/>
           </w:pPr>
-          <w:hyperlink w:anchor="__RefHeading___Toc8074_1790311284">
+          <w:hyperlink w:anchor="__RefHeading___Toc8345_3978023616">
             <w:r>
               <w:rPr>
                 <w:webHidden/>
@@ -1378,7 +1378,7 @@
             </w:tabs>
             <w:rPr/>
           </w:pPr>
-          <w:hyperlink w:anchor="__RefHeading___Toc8076_1790311284">
+          <w:hyperlink w:anchor="__RefHeading___Toc8347_3978023616">
             <w:r>
               <w:rPr>
                 <w:webHidden/>
@@ -1399,7 +1399,7 @@
             </w:tabs>
             <w:rPr/>
           </w:pPr>
-          <w:hyperlink w:anchor="__RefHeading___Toc8078_1790311284">
+          <w:hyperlink w:anchor="__RefHeading___Toc8349_3978023616">
             <w:r>
               <w:rPr>
                 <w:webHidden/>
@@ -1420,7 +1420,7 @@
             </w:tabs>
             <w:rPr/>
           </w:pPr>
-          <w:hyperlink w:anchor="__RefHeading___Toc8080_1790311284">
+          <w:hyperlink w:anchor="__RefHeading___Toc8351_3978023616">
             <w:r>
               <w:rPr>
                 <w:webHidden/>
@@ -1441,7 +1441,7 @@
             </w:tabs>
             <w:rPr/>
           </w:pPr>
-          <w:hyperlink w:anchor="__RefHeading___Toc8082_1790311284">
+          <w:hyperlink w:anchor="__RefHeading___Toc8353_3978023616">
             <w:r>
               <w:rPr>
                 <w:webHidden/>
@@ -1462,7 +1462,7 @@
             </w:tabs>
             <w:rPr/>
           </w:pPr>
-          <w:hyperlink w:anchor="__RefHeading___Toc8084_1790311284">
+          <w:hyperlink w:anchor="__RefHeading___Toc8355_3978023616">
             <w:r>
               <w:rPr>
                 <w:webHidden/>
@@ -1483,7 +1483,7 @@
             </w:tabs>
             <w:rPr/>
           </w:pPr>
-          <w:hyperlink w:anchor="__RefHeading___Toc8086_1790311284">
+          <w:hyperlink w:anchor="__RefHeading___Toc8357_3978023616">
             <w:r>
               <w:rPr>
                 <w:webHidden/>
@@ -1504,7 +1504,7 @@
             </w:tabs>
             <w:rPr/>
           </w:pPr>
-          <w:hyperlink w:anchor="__RefHeading___Toc8088_1790311284">
+          <w:hyperlink w:anchor="__RefHeading___Toc8359_3978023616">
             <w:r>
               <w:rPr>
                 <w:webHidden/>
@@ -1525,7 +1525,7 @@
             </w:tabs>
             <w:rPr/>
           </w:pPr>
-          <w:hyperlink w:anchor="__RefHeading___Toc8090_1790311284">
+          <w:hyperlink w:anchor="__RefHeading___Toc8361_3978023616">
             <w:r>
               <w:rPr>
                 <w:webHidden/>
@@ -1546,7 +1546,7 @@
             </w:tabs>
             <w:rPr/>
           </w:pPr>
-          <w:hyperlink w:anchor="__RefHeading___Toc8092_1790311284">
+          <w:hyperlink w:anchor="__RefHeading___Toc8363_3978023616">
             <w:r>
               <w:rPr>
                 <w:webHidden/>
@@ -1567,7 +1567,7 @@
             </w:tabs>
             <w:rPr/>
           </w:pPr>
-          <w:hyperlink w:anchor="__RefHeading___Toc8094_1790311284">
+          <w:hyperlink w:anchor="__RefHeading___Toc8365_3978023616">
             <w:r>
               <w:rPr>
                 <w:webHidden/>
@@ -1588,7 +1588,7 @@
             </w:tabs>
             <w:rPr/>
           </w:pPr>
-          <w:hyperlink w:anchor="__RefHeading___Toc8096_1790311284">
+          <w:hyperlink w:anchor="__RefHeading___Toc8367_3978023616">
             <w:r>
               <w:rPr>
                 <w:webHidden/>
@@ -1609,7 +1609,7 @@
             </w:tabs>
             <w:rPr/>
           </w:pPr>
-          <w:hyperlink w:anchor="__RefHeading___Toc8098_1790311284">
+          <w:hyperlink w:anchor="__RefHeading___Toc8369_3978023616">
             <w:r>
               <w:rPr>
                 <w:webHidden/>
@@ -1630,7 +1630,7 @@
             </w:tabs>
             <w:rPr/>
           </w:pPr>
-          <w:hyperlink w:anchor="__RefHeading___Toc8100_1790311284">
+          <w:hyperlink w:anchor="__RefHeading___Toc8371_3978023616">
             <w:r>
               <w:rPr>
                 <w:webHidden/>
@@ -1651,7 +1651,7 @@
             </w:tabs>
             <w:rPr/>
           </w:pPr>
-          <w:hyperlink w:anchor="__RefHeading___Toc8102_1790311284">
+          <w:hyperlink w:anchor="__RefHeading___Toc8373_3978023616">
             <w:r>
               <w:rPr>
                 <w:webHidden/>
@@ -1672,7 +1672,7 @@
             </w:tabs>
             <w:rPr/>
           </w:pPr>
-          <w:hyperlink w:anchor="__RefHeading___Toc8104_1790311284">
+          <w:hyperlink w:anchor="__RefHeading___Toc8375_3978023616">
             <w:r>
               <w:rPr>
                 <w:webHidden/>
@@ -1693,7 +1693,7 @@
             </w:tabs>
             <w:rPr/>
           </w:pPr>
-          <w:hyperlink w:anchor="__RefHeading___Toc8106_1790311284">
+          <w:hyperlink w:anchor="__RefHeading___Toc8377_3978023616">
             <w:r>
               <w:rPr>
                 <w:webHidden/>
@@ -1714,7 +1714,7 @@
             </w:tabs>
             <w:rPr/>
           </w:pPr>
-          <w:hyperlink w:anchor="__RefHeading___Toc8108_1790311284">
+          <w:hyperlink w:anchor="__RefHeading___Toc8379_3978023616">
             <w:r>
               <w:rPr>
                 <w:webHidden/>
@@ -1735,7 +1735,7 @@
             </w:tabs>
             <w:rPr/>
           </w:pPr>
-          <w:hyperlink w:anchor="__RefHeading___Toc8110_1790311284">
+          <w:hyperlink w:anchor="__RefHeading___Toc8381_3978023616">
             <w:r>
               <w:rPr>
                 <w:webHidden/>
@@ -1756,7 +1756,7 @@
             </w:tabs>
             <w:rPr/>
           </w:pPr>
-          <w:hyperlink w:anchor="__RefHeading___Toc8112_1790311284">
+          <w:hyperlink w:anchor="__RefHeading___Toc8383_3978023616">
             <w:r>
               <w:rPr>
                 <w:webHidden/>
@@ -1777,7 +1777,7 @@
             </w:tabs>
             <w:rPr/>
           </w:pPr>
-          <w:hyperlink w:anchor="__RefHeading___Toc8114_1790311284">
+          <w:hyperlink w:anchor="__RefHeading___Toc8385_3978023616">
             <w:r>
               <w:rPr>
                 <w:webHidden/>
@@ -1798,7 +1798,7 @@
             </w:tabs>
             <w:rPr/>
           </w:pPr>
-          <w:hyperlink w:anchor="__RefHeading___Toc8116_1790311284">
+          <w:hyperlink w:anchor="__RefHeading___Toc8387_3978023616">
             <w:r>
               <w:rPr>
                 <w:webHidden/>
@@ -1819,7 +1819,7 @@
             </w:tabs>
             <w:rPr/>
           </w:pPr>
-          <w:hyperlink w:anchor="__RefHeading___Toc8118_1790311284">
+          <w:hyperlink w:anchor="__RefHeading___Toc8389_3978023616">
             <w:r>
               <w:rPr>
                 <w:webHidden/>
@@ -1840,7 +1840,7 @@
             </w:tabs>
             <w:rPr/>
           </w:pPr>
-          <w:hyperlink w:anchor="__RefHeading___Toc8120_1790311284">
+          <w:hyperlink w:anchor="__RefHeading___Toc8391_3978023616">
             <w:r>
               <w:rPr>
                 <w:webHidden/>
@@ -1861,7 +1861,7 @@
             </w:tabs>
             <w:rPr/>
           </w:pPr>
-          <w:hyperlink w:anchor="__RefHeading___Toc8122_1790311284">
+          <w:hyperlink w:anchor="__RefHeading___Toc8393_3978023616">
             <w:r>
               <w:rPr>
                 <w:webHidden/>
@@ -1882,7 +1882,7 @@
             </w:tabs>
             <w:rPr/>
           </w:pPr>
-          <w:hyperlink w:anchor="__RefHeading___Toc8124_1790311284">
+          <w:hyperlink w:anchor="__RefHeading___Toc8395_3978023616">
             <w:r>
               <w:rPr>
                 <w:webHidden/>
@@ -1903,7 +1903,7 @@
             </w:tabs>
             <w:rPr/>
           </w:pPr>
-          <w:hyperlink w:anchor="__RefHeading___Toc8126_1790311284">
+          <w:hyperlink w:anchor="__RefHeading___Toc8397_3978023616">
             <w:r>
               <w:rPr>
                 <w:webHidden/>
@@ -1924,7 +1924,7 @@
             </w:tabs>
             <w:rPr/>
           </w:pPr>
-          <w:hyperlink w:anchor="__RefHeading___Toc8128_1790311284">
+          <w:hyperlink w:anchor="__RefHeading___Toc8399_3978023616">
             <w:r>
               <w:rPr>
                 <w:webHidden/>
@@ -1945,7 +1945,7 @@
             </w:tabs>
             <w:rPr/>
           </w:pPr>
-          <w:hyperlink w:anchor="__RefHeading___Toc8130_1790311284">
+          <w:hyperlink w:anchor="__RefHeading___Toc8401_3978023616">
             <w:r>
               <w:rPr>
                 <w:webHidden/>
@@ -1966,7 +1966,7 @@
             </w:tabs>
             <w:rPr/>
           </w:pPr>
-          <w:hyperlink w:anchor="__RefHeading___Toc8132_1790311284">
+          <w:hyperlink w:anchor="__RefHeading___Toc8403_3978023616">
             <w:r>
               <w:rPr>
                 <w:webHidden/>
@@ -1987,7 +1987,7 @@
             </w:tabs>
             <w:rPr/>
           </w:pPr>
-          <w:hyperlink w:anchor="__RefHeading___Toc8134_1790311284">
+          <w:hyperlink w:anchor="__RefHeading___Toc8405_3978023616">
             <w:r>
               <w:rPr>
                 <w:webHidden/>
@@ -2008,7 +2008,7 @@
             </w:tabs>
             <w:rPr/>
           </w:pPr>
-          <w:hyperlink w:anchor="__RefHeading___Toc8136_1790311284">
+          <w:hyperlink w:anchor="__RefHeading___Toc8407_3978023616">
             <w:r>
               <w:rPr>
                 <w:webHidden/>
@@ -2029,7 +2029,7 @@
             </w:tabs>
             <w:rPr/>
           </w:pPr>
-          <w:hyperlink w:anchor="__RefHeading___Toc8138_1790311284">
+          <w:hyperlink w:anchor="__RefHeading___Toc8409_3978023616">
             <w:r>
               <w:rPr>
                 <w:webHidden/>
@@ -2050,7 +2050,7 @@
             </w:tabs>
             <w:rPr/>
           </w:pPr>
-          <w:hyperlink w:anchor="__RefHeading___Toc8140_1790311284">
+          <w:hyperlink w:anchor="__RefHeading___Toc8411_3978023616">
             <w:r>
               <w:rPr>
                 <w:webHidden/>
@@ -2071,7 +2071,7 @@
             </w:tabs>
             <w:rPr/>
           </w:pPr>
-          <w:hyperlink w:anchor="__RefHeading___Toc8142_1790311284">
+          <w:hyperlink w:anchor="__RefHeading___Toc8413_3978023616">
             <w:r>
               <w:rPr>
                 <w:webHidden/>
@@ -2092,7 +2092,7 @@
             </w:tabs>
             <w:rPr/>
           </w:pPr>
-          <w:hyperlink w:anchor="__RefHeading___Toc8144_1790311284">
+          <w:hyperlink w:anchor="__RefHeading___Toc8415_3978023616">
             <w:r>
               <w:rPr>
                 <w:webHidden/>
@@ -2113,7 +2113,7 @@
             </w:tabs>
             <w:rPr/>
           </w:pPr>
-          <w:hyperlink w:anchor="__RefHeading___Toc8146_1790311284">
+          <w:hyperlink w:anchor="__RefHeading___Toc8417_3978023616">
             <w:r>
               <w:rPr>
                 <w:webHidden/>
@@ -2134,7 +2134,7 @@
             </w:tabs>
             <w:rPr/>
           </w:pPr>
-          <w:hyperlink w:anchor="__RefHeading___Toc8148_1790311284">
+          <w:hyperlink w:anchor="__RefHeading___Toc8419_3978023616">
             <w:r>
               <w:rPr>
                 <w:webHidden/>
@@ -2155,7 +2155,7 @@
             </w:tabs>
             <w:rPr/>
           </w:pPr>
-          <w:hyperlink w:anchor="__RefHeading___Toc8150_1790311284">
+          <w:hyperlink w:anchor="__RefHeading___Toc8421_3978023616">
             <w:r>
               <w:rPr>
                 <w:webHidden/>
@@ -2176,7 +2176,7 @@
             </w:tabs>
             <w:rPr/>
           </w:pPr>
-          <w:hyperlink w:anchor="__RefHeading___Toc8152_1790311284">
+          <w:hyperlink w:anchor="__RefHeading___Toc8423_3978023616">
             <w:r>
               <w:rPr>
                 <w:webHidden/>
@@ -3183,7 +3183,7 @@
             <w:color w:val="000000"/>
             <w:sz w:val="24"/>
           </w:rPr>
-          <w:t>Table 14: Table 5.1: Sustained throughput, S = 1</w:t>
+          <w:t>Table 14: Table 5.1: Sustained throughput</w:t>
         </w:r>
         <w:r>
           <w:rPr>
@@ -3233,14 +3233,14 @@
         <w:spacing w:before="0" w:after="0"/>
         <w:rPr/>
       </w:pPr>
-      <w:hyperlink w:anchor="_Tab_15_Table_5_2__Scaling_w">
+      <w:hyperlink w:anchor="_Tab_15_Table_5_1a__Measured">
         <w:r>
           <w:rPr>
             <w:rStyle w:val="ListLabel1"/>
             <w:color w:val="000000"/>
             <w:sz w:val="24"/>
           </w:rPr>
-          <w:t>Table 15: Table 5.2: Scaling with symbols per beat</w:t>
+          <w:t>Table 15: Table 5.1a: Measured cycles per block</w:t>
         </w:r>
         <w:r>
           <w:rPr>
@@ -3258,7 +3258,64 @@
           <w:rPr>
             <w:rStyle w:val="ListLabel1"/>
           </w:rPr>
-          <w:instrText xml:space="preserve"> PAGEREF _Tab_15_Table_5_2__Scaling_w \h </w:instrText>
+          <w:instrText xml:space="preserve"> PAGEREF _Tab_15_Table_5_1a__Measured \h </w:instrText>
+        </w:r>
+        <w:r>
+          <w:rPr>
+            <w:rStyle w:val="ListLabel1"/>
+          </w:rPr>
+          <w:fldChar w:fldCharType="separate"/>
+        </w:r>
+        <w:r>
+          <w:rPr>
+            <w:rStyle w:val="ListLabel1"/>
+          </w:rPr>
+          <w:t>74</w:t>
+        </w:r>
+        <w:r>
+          <w:rPr>
+            <w:rStyle w:val="ListLabel1"/>
+          </w:rPr>
+          <w:fldChar w:fldCharType="end"/>
+        </w:r>
+      </w:hyperlink>
+    </w:p>
+    <w:p>
+      <w:pPr>
+        <w:pStyle w:val="Normal"/>
+        <w:tabs>
+          <w:tab w:val="clear" w:pos="720"/>
+          <w:tab w:val="right" w:pos="9360" w:leader="dot"/>
+        </w:tabs>
+        <w:spacing w:before="0" w:after="0"/>
+        <w:rPr/>
+      </w:pPr>
+      <w:hyperlink w:anchor="_Tab_16_Table_5_2__Scaling_w">
+        <w:r>
+          <w:rPr>
+            <w:rStyle w:val="ListLabel1"/>
+            <w:color w:val="000000"/>
+            <w:sz w:val="24"/>
+          </w:rPr>
+          <w:t>Table 16: Table 5.2: Scaling with symbols per beat</w:t>
+        </w:r>
+        <w:r>
+          <w:rPr>
+            <w:rStyle w:val="ListLabel1"/>
+          </w:rPr>
+          <w:tab/>
+        </w:r>
+        <w:r>
+          <w:rPr>
+            <w:rStyle w:val="ListLabel1"/>
+          </w:rPr>
+          <w:fldChar w:fldCharType="begin"/>
+        </w:r>
+        <w:r>
+          <w:rPr>
+            <w:rStyle w:val="ListLabel1"/>
+          </w:rPr>
+          <w:instrText xml:space="preserve"> PAGEREF _Tab_16_Table_5_2__Scaling_w \h </w:instrText>
         </w:r>
         <w:r>
           <w:rPr>
@@ -3290,14 +3347,14 @@
         <w:spacing w:before="0" w:after="0"/>
         <w:rPr/>
       </w:pPr>
-      <w:hyperlink w:anchor="_Tab_16_Table_5_3__Encoder_l">
+      <w:hyperlink w:anchor="_Tab_17_Table_5_3__Encoder_l">
         <w:r>
           <w:rPr>
             <w:rStyle w:val="ListLabel1"/>
             <w:color w:val="000000"/>
             <w:sz w:val="24"/>
           </w:rPr>
-          <w:t>Table 16: Table 5.3: Encoder latency</w:t>
+          <w:t>Table 17: Table 5.3: Encoder latency</w:t>
         </w:r>
         <w:r>
           <w:rPr>
@@ -3315,7 +3372,7 @@
           <w:rPr>
             <w:rStyle w:val="ListLabel1"/>
           </w:rPr>
-          <w:instrText xml:space="preserve"> PAGEREF _Tab_16_Table_5_3__Encoder_l \h </w:instrText>
+          <w:instrText xml:space="preserve"> PAGEREF _Tab_17_Table_5_3__Encoder_l \h </w:instrText>
         </w:r>
         <w:r>
           <w:rPr>
@@ -3347,14 +3404,14 @@
         <w:spacing w:before="0" w:after="0"/>
         <w:rPr/>
       </w:pPr>
-      <w:hyperlink w:anchor="_Tab_17_Table_5_4__Decoder_l">
+      <w:hyperlink w:anchor="_Tab_18_Table_5_4__Decoder_l">
         <w:r>
           <w:rPr>
             <w:rStyle w:val="ListLabel1"/>
             <w:color w:val="000000"/>
             <w:sz w:val="24"/>
           </w:rPr>
-          <w:t>Table 17: Table 5.4: Decoder latency</w:t>
+          <w:t>Table 18: Table 5.4: Decoder latency</w:t>
         </w:r>
         <w:r>
           <w:rPr>
@@ -3372,7 +3429,7 @@
           <w:rPr>
             <w:rStyle w:val="ListLabel1"/>
           </w:rPr>
-          <w:instrText xml:space="preserve"> PAGEREF _Tab_17_Table_5_4__Decoder_l \h </w:instrText>
+          <w:instrText xml:space="preserve"> PAGEREF _Tab_18_Table_5_4__Decoder_l \h </w:instrText>
         </w:r>
         <w:r>
           <w:rPr>
@@ -3404,14 +3461,14 @@
         <w:spacing w:before="0" w:after="0"/>
         <w:rPr/>
       </w:pPr>
-      <w:hyperlink w:anchor="_Tab_18_Table_5_5__GF_primit">
+      <w:hyperlink w:anchor="_Tab_19_Table_5_5__GF_primit">
         <w:r>
           <w:rPr>
             <w:rStyle w:val="ListLabel1"/>
             <w:color w:val="000000"/>
             <w:sz w:val="24"/>
           </w:rPr>
-          <w:t>Table 18: Table 5.5: GF primitive counts, RS(255,239), t = 8, m = 8, S = 1</w:t>
+          <w:t>Table 19: Table 5.5: GF primitive counts, RS(255,239), t = 8, m = 8, S = 1</w:t>
         </w:r>
         <w:r>
           <w:rPr>
@@ -3429,7 +3486,7 @@
           <w:rPr>
             <w:rStyle w:val="ListLabel1"/>
           </w:rPr>
-          <w:instrText xml:space="preserve"> PAGEREF _Tab_18_Table_5_5__GF_primit \h </w:instrText>
+          <w:instrText xml:space="preserve"> PAGEREF _Tab_19_Table_5_5__GF_primit \h </w:instrText>
         </w:r>
         <w:r>
           <w:rPr>
@@ -3461,14 +3518,14 @@
         <w:spacing w:before="0" w:after="0"/>
         <w:rPr/>
       </w:pPr>
-      <w:hyperlink w:anchor="_Tab_19_Table_5_6__Storage">
+      <w:hyperlink w:anchor="_Tab_20_Table_5_6__Storage">
         <w:r>
           <w:rPr>
             <w:rStyle w:val="ListLabel1"/>
             <w:color w:val="000000"/>
             <w:sz w:val="24"/>
           </w:rPr>
-          <w:t>Table 19: Table 5.6: Storage</w:t>
+          <w:t>Table 20: Table 5.6: Storage</w:t>
         </w:r>
         <w:r>
           <w:rPr>
@@ -3486,7 +3543,7 @@
           <w:rPr>
             <w:rStyle w:val="ListLabel1"/>
           </w:rPr>
-          <w:instrText xml:space="preserve"> PAGEREF _Tab_19_Table_5_6__Storage \h </w:instrText>
+          <w:instrText xml:space="preserve"> PAGEREF _Tab_20_Table_5_6__Storage \h </w:instrText>
         </w:r>
         <w:r>
           <w:rPr>
@@ -3518,14 +3575,14 @@
         <w:spacing w:before="0" w:after="0"/>
         <w:rPr/>
       </w:pPr>
-      <w:hyperlink w:anchor="_Tab_20_Table_6_1__Code_para">
+      <w:hyperlink w:anchor="_Tab_21_Table_6_1__Code_para">
         <w:r>
           <w:rPr>
             <w:rStyle w:val="ListLabel1"/>
             <w:color w:val="000000"/>
             <w:sz w:val="24"/>
           </w:rPr>
-          <w:t>Table 20: Table 6.1: Code parameters</w:t>
+          <w:t>Table 21: Table 6.1: Code parameters</w:t>
         </w:r>
         <w:r>
           <w:rPr>
@@ -3543,7 +3600,7 @@
           <w:rPr>
             <w:rStyle w:val="ListLabel1"/>
           </w:rPr>
-          <w:instrText xml:space="preserve"> PAGEREF _Tab_20_Table_6_1__Code_para \h </w:instrText>
+          <w:instrText xml:space="preserve"> PAGEREF _Tab_21_Table_6_1__Code_para \h </w:instrText>
         </w:r>
         <w:r>
           <w:rPr>
@@ -3575,14 +3632,14 @@
         <w:spacing w:before="0" w:after="0"/>
         <w:rPr/>
       </w:pPr>
-      <w:hyperlink w:anchor="_Tab_21_Table_6_2__Interface">
+      <w:hyperlink w:anchor="_Tab_22_Table_6_2__Interface">
         <w:r>
           <w:rPr>
             <w:rStyle w:val="ListLabel1"/>
             <w:color w:val="000000"/>
             <w:sz w:val="24"/>
           </w:rPr>
-          <w:t>Table 21: Table 6.2: Interface parameters</w:t>
+          <w:t>Table 22: Table 6.2: Interface parameters</w:t>
         </w:r>
         <w:r>
           <w:rPr>
@@ -3600,7 +3657,7 @@
           <w:rPr>
             <w:rStyle w:val="ListLabel1"/>
           </w:rPr>
-          <w:instrText xml:space="preserve"> PAGEREF _Tab_21_Table_6_2__Interface \h </w:instrText>
+          <w:instrText xml:space="preserve"> PAGEREF _Tab_22_Table_6_2__Interface \h </w:instrText>
         </w:r>
         <w:r>
           <w:rPr>
@@ -3632,14 +3689,14 @@
         <w:spacing w:before="0" w:after="0"/>
         <w:rPr/>
       </w:pPr>
-      <w:hyperlink w:anchor="_Tab_22_Table_6_3__Open_PRD_">
+      <w:hyperlink w:anchor="_Tab_23_Table_6_3__Open_PRD_">
         <w:r>
           <w:rPr>
             <w:rStyle w:val="ListLabel1"/>
             <w:color w:val="000000"/>
             <w:sz w:val="24"/>
           </w:rPr>
-          <w:t>Table 22: Table 6.3: Open PRD decisions and their defaults</w:t>
+          <w:t>Table 23: Table 6.3: Open PRD decisions and their defaults</w:t>
         </w:r>
         <w:r>
           <w:rPr>
@@ -3657,7 +3714,7 @@
           <w:rPr>
             <w:rStyle w:val="ListLabel1"/>
           </w:rPr>
-          <w:instrText xml:space="preserve"> PAGEREF _Tab_22_Table_6_3__Open_PRD_ \h </w:instrText>
+          <w:instrText xml:space="preserve"> PAGEREF _Tab_23_Table_6_3__Open_PRD_ \h </w:instrText>
         </w:r>
         <w:r>
           <w:rPr>
@@ -3689,14 +3746,14 @@
         <w:spacing w:before="0" w:after="0"/>
         <w:rPr/>
       </w:pPr>
-      <w:hyperlink w:anchor="_Tab_23_Table_6_4__Candidate">
+      <w:hyperlink w:anchor="_Tab_24_Table_6_4__Candidate">
         <w:r>
           <w:rPr>
             <w:rStyle w:val="ListLabel1"/>
             <w:color w:val="000000"/>
             <w:sz w:val="24"/>
           </w:rPr>
-          <w:t>Table 23: Table 6.4: Candidate profiles</w:t>
+          <w:t>Table 24: Table 6.4: Candidate profiles</w:t>
         </w:r>
         <w:r>
           <w:rPr>
@@ -3714,7 +3771,7 @@
           <w:rPr>
             <w:rStyle w:val="ListLabel1"/>
           </w:rPr>
-          <w:instrText xml:space="preserve"> PAGEREF _Tab_23_Table_6_4__Candidate \h </w:instrText>
+          <w:instrText xml:space="preserve"> PAGEREF _Tab_24_Table_6_4__Candidate \h </w:instrText>
         </w:r>
         <w:r>
           <w:rPr>
@@ -3746,14 +3803,14 @@
         <w:spacing w:before="0" w:after="0"/>
         <w:rPr/>
       </w:pPr>
-      <w:hyperlink w:anchor="_Tab_24_Table_6_5__Verificat">
+      <w:hyperlink w:anchor="_Tab_25_Table_6_5__Verificat">
         <w:r>
           <w:rPr>
             <w:rStyle w:val="ListLabel1"/>
             <w:color w:val="000000"/>
             <w:sz w:val="24"/>
           </w:rPr>
-          <w:t>Table 24: Table 6.5: Verification matrix</w:t>
+          <w:t>Table 25: Table 6.5: Verification matrix</w:t>
         </w:r>
         <w:r>
           <w:rPr>
@@ -3771,7 +3828,7 @@
           <w:rPr>
             <w:rStyle w:val="ListLabel1"/>
           </w:rPr>
-          <w:instrText xml:space="preserve"> PAGEREF _Tab_24_Table_6_5__Verificat \h </w:instrText>
+          <w:instrText xml:space="preserve"> PAGEREF _Tab_25_Table_6_5__Verificat \h </w:instrText>
         </w:r>
         <w:r>
           <w:rPr>
@@ -3803,14 +3860,14 @@
         <w:spacing w:before="0" w:after="0"/>
         <w:rPr/>
       </w:pPr>
-      <w:hyperlink w:anchor="_Tab_25_Table_6_6__Character">
+      <w:hyperlink w:anchor="_Tab_26_Table_6_6__Character">
         <w:r>
           <w:rPr>
             <w:rStyle w:val="ListLabel1"/>
             <w:color w:val="000000"/>
             <w:sz w:val="24"/>
           </w:rPr>
-          <w:t>Table 25: Table 6.6: Characterisation steps</w:t>
+          <w:t>Table 26: Table 6.6: Characterisation steps</w:t>
         </w:r>
         <w:r>
           <w:rPr>
@@ -3828,7 +3885,7 @@
           <w:rPr>
             <w:rStyle w:val="ListLabel1"/>
           </w:rPr>
-          <w:instrText xml:space="preserve"> PAGEREF _Tab_25_Table_6_6__Character \h </w:instrText>
+          <w:instrText xml:space="preserve"> PAGEREF _Tab_26_Table_6_6__Character \h </w:instrText>
         </w:r>
         <w:r>
           <w:rPr>
@@ -3869,7 +3926,7 @@
         <w:spacing w:before="0" w:after="120"/>
         <w:rPr/>
       </w:pPr>
-      <w:bookmarkStart w:id="2" w:name="__RefHeading___Toc7960_1790311284"/>
+      <w:bookmarkStart w:id="2" w:name="__RefHeading___Toc8231_3978023616"/>
       <w:bookmarkEnd w:id="2"/>
       <w:r>
         <w:rPr>
@@ -4007,7 +4064,7 @@
         <w:spacing w:before="360" w:after="120"/>
         <w:rPr/>
       </w:pPr>
-      <w:bookmarkStart w:id="4" w:name="__RefHeading___Toc7962_1790311284"/>
+      <w:bookmarkStart w:id="4" w:name="__RefHeading___Toc8233_3978023616"/>
       <w:bookmarkStart w:id="5" w:name="document-information"/>
       <w:bookmarkEnd w:id="4"/>
       <w:r>
@@ -4039,7 +4096,7 @@
         <w:spacing w:before="280" w:after="80"/>
         <w:rPr/>
       </w:pPr>
-      <w:bookmarkStart w:id="6" w:name="__RefHeading___Toc7964_1790311284"/>
+      <w:bookmarkStart w:id="6" w:name="__RefHeading___Toc8235_3978023616"/>
       <w:bookmarkEnd w:id="6"/>
       <w:r>
         <w:rPr>
@@ -4496,7 +4553,7 @@
       <w:r>
         <w:br w:type="page"/>
       </w:r>
-      <w:bookmarkStart w:id="8" w:name="__RefHeading___Toc7966_1790311284"/>
+      <w:bookmarkStart w:id="8" w:name="__RefHeading___Toc8237_3978023616"/>
       <w:bookmarkEnd w:id="8"/>
       <w:r>
         <w:rPr>
@@ -4827,7 +4884,7 @@
       <w:r>
         <w:br w:type="page"/>
       </w:r>
-      <w:bookmarkStart w:id="9" w:name="__RefHeading___Toc7968_1790311284"/>
+      <w:bookmarkStart w:id="9" w:name="__RefHeading___Toc8239_3978023616"/>
       <w:bookmarkEnd w:id="9"/>
       <w:r>
         <w:rPr>
@@ -4979,7 +5036,7 @@
         <w:spacing w:before="280" w:after="80"/>
         <w:rPr/>
       </w:pPr>
-      <w:bookmarkStart w:id="10" w:name="__RefHeading___Toc7970_1790311284"/>
+      <w:bookmarkStart w:id="10" w:name="__RefHeading___Toc8241_3978023616"/>
       <w:bookmarkStart w:id="11" w:name="intended-audience"/>
       <w:bookmarkEnd w:id="10"/>
       <w:r>
@@ -5071,7 +5128,7 @@
         <w:spacing w:before="280" w:after="80"/>
         <w:rPr/>
       </w:pPr>
-      <w:bookmarkStart w:id="13" w:name="__RefHeading___Toc7972_1790311284"/>
+      <w:bookmarkStart w:id="13" w:name="__RefHeading___Toc8243_3978023616"/>
       <w:bookmarkStart w:id="14" w:name="related-documents"/>
       <w:bookmarkEnd w:id="13"/>
       <w:r>
@@ -5818,7 +5875,7 @@
         <w:spacing w:before="360" w:after="120"/>
         <w:rPr/>
       </w:pPr>
-      <w:bookmarkStart w:id="18" w:name="__RefHeading___Toc7974_1790311284"/>
+      <w:bookmarkStart w:id="18" w:name="__RefHeading___Toc8245_3978023616"/>
       <w:bookmarkStart w:id="19" w:name="purpose-and-scope"/>
       <w:bookmarkEnd w:id="18"/>
       <w:r>
@@ -5850,7 +5907,7 @@
         <w:spacing w:before="280" w:after="80"/>
         <w:rPr/>
       </w:pPr>
-      <w:bookmarkStart w:id="20" w:name="__RefHeading___Toc7976_1790311284"/>
+      <w:bookmarkStart w:id="20" w:name="__RefHeading___Toc8247_3978023616"/>
       <w:bookmarkStart w:id="21" w:name="purpose"/>
       <w:bookmarkEnd w:id="20"/>
       <w:r>
@@ -5910,7 +5967,7 @@
         <w:spacing w:before="280" w:after="80"/>
         <w:rPr/>
       </w:pPr>
-      <w:bookmarkStart w:id="23" w:name="__RefHeading___Toc7978_1790311284"/>
+      <w:bookmarkStart w:id="23" w:name="__RefHeading___Toc8249_3978023616"/>
       <w:bookmarkStart w:id="24" w:name="scope"/>
       <w:bookmarkEnd w:id="23"/>
       <w:r>
@@ -6132,7 +6189,7 @@
         <w:spacing w:before="280" w:after="80"/>
         <w:rPr/>
       </w:pPr>
-      <w:bookmarkStart w:id="26" w:name="__RefHeading___Toc7980_1790311284"/>
+      <w:bookmarkStart w:id="26" w:name="__RefHeading___Toc8251_3978023616"/>
       <w:bookmarkStart w:id="27" w:name="where-this-document-stands"/>
       <w:bookmarkEnd w:id="26"/>
       <w:r>
@@ -6278,7 +6335,7 @@
         <w:spacing w:before="360" w:after="120"/>
         <w:rPr/>
       </w:pPr>
-      <w:bookmarkStart w:id="30" w:name="__RefHeading___Toc7982_1790311284"/>
+      <w:bookmarkStart w:id="30" w:name="__RefHeading___Toc8253_3978023616"/>
       <w:bookmarkStart w:id="31" w:name="document-conventions"/>
       <w:bookmarkEnd w:id="30"/>
       <w:r>
@@ -6310,7 +6367,7 @@
         <w:spacing w:before="280" w:after="80"/>
         <w:rPr/>
       </w:pPr>
-      <w:bookmarkStart w:id="32" w:name="__RefHeading___Toc7984_1790311284"/>
+      <w:bookmarkStart w:id="32" w:name="__RefHeading___Toc8255_3978023616"/>
       <w:bookmarkStart w:id="33" w:name="terminology"/>
       <w:bookmarkEnd w:id="32"/>
       <w:r>
@@ -6521,7 +6578,7 @@
         <w:spacing w:before="280" w:after="80"/>
         <w:rPr/>
       </w:pPr>
-      <w:bookmarkStart w:id="34" w:name="__RefHeading___Toc7986_1790311284"/>
+      <w:bookmarkStart w:id="34" w:name="__RefHeading___Toc8257_3978023616"/>
       <w:bookmarkStart w:id="35" w:name="naming"/>
       <w:bookmarkEnd w:id="34"/>
       <w:r>
@@ -6672,7 +6729,7 @@
         <w:spacing w:before="280" w:after="80"/>
         <w:rPr/>
       </w:pPr>
-      <w:bookmarkStart w:id="36" w:name="__RefHeading___Toc7988_1790311284"/>
+      <w:bookmarkStart w:id="36" w:name="__RefHeading___Toc8259_3978023616"/>
       <w:bookmarkStart w:id="37" w:name="notation"/>
       <w:bookmarkEnd w:id="36"/>
       <w:r>
@@ -6764,7 +6821,7 @@
         <w:spacing w:before="280" w:after="80"/>
         <w:rPr/>
       </w:pPr>
-      <w:bookmarkStart w:id="39" w:name="__RefHeading___Toc7990_1790311284"/>
+      <w:bookmarkStart w:id="39" w:name="__RefHeading___Toc8261_3978023616"/>
       <w:bookmarkStart w:id="40" w:name="decision-markers"/>
       <w:bookmarkEnd w:id="39"/>
       <w:r>
@@ -6911,7 +6968,7 @@
         <w:spacing w:before="360" w:after="120"/>
         <w:rPr/>
       </w:pPr>
-      <w:bookmarkStart w:id="43" w:name="__RefHeading___Toc7992_1790311284"/>
+      <w:bookmarkStart w:id="43" w:name="__RefHeading___Toc8263_3978023616"/>
       <w:bookmarkStart w:id="44" w:name="definitions-and-acronyms"/>
       <w:bookmarkEnd w:id="43"/>
       <w:r>
@@ -8329,7 +8386,7 @@
         <w:spacing w:before="360" w:after="120"/>
         <w:rPr/>
       </w:pPr>
-      <w:bookmarkStart w:id="47" w:name="__RefHeading___Toc7994_1790311284"/>
+      <w:bookmarkStart w:id="47" w:name="__RefHeading___Toc8265_3978023616"/>
       <w:bookmarkStart w:id="48" w:name="use-cases"/>
       <w:bookmarkEnd w:id="47"/>
       <w:r>
@@ -8375,7 +8432,7 @@
         <w:spacing w:before="280" w:after="80"/>
         <w:rPr/>
       </w:pPr>
-      <w:bookmarkStart w:id="49" w:name="__RefHeading___Toc7996_1790311284"/>
+      <w:bookmarkStart w:id="49" w:name="__RefHeading___Toc8267_3978023616"/>
       <w:bookmarkStart w:id="50" w:name="memory-controller-ecc"/>
       <w:bookmarkEnd w:id="49"/>
       <w:r>
@@ -8423,7 +8480,7 @@
         <w:spacing w:before="280" w:after="80"/>
         <w:rPr/>
       </w:pPr>
-      <w:bookmarkStart w:id="52" w:name="__RefHeading___Toc7998_1790311284"/>
+      <w:bookmarkStart w:id="52" w:name="__RefHeading___Toc8269_3978023616"/>
       <w:bookmarkStart w:id="53" w:name="serial-link-forward-error-correction"/>
       <w:bookmarkEnd w:id="52"/>
       <w:r>
@@ -8483,7 +8540,7 @@
         <w:spacing w:before="280" w:after="80"/>
         <w:rPr/>
       </w:pPr>
-      <w:bookmarkStart w:id="54" w:name="__RefHeading___Toc8000_1790311284"/>
+      <w:bookmarkStart w:id="54" w:name="__RefHeading___Toc8271_3978023616"/>
       <w:bookmarkStart w:id="55" w:name="storage-erasure-coding"/>
       <w:bookmarkEnd w:id="54"/>
       <w:r>
@@ -8531,7 +8588,7 @@
         <w:spacing w:before="280" w:after="80"/>
         <w:rPr/>
       </w:pPr>
-      <w:bookmarkStart w:id="57" w:name="__RefHeading___Toc8002_1790311284"/>
+      <w:bookmarkStart w:id="57" w:name="__RefHeading___Toc8273_3978023616"/>
       <w:bookmarkStart w:id="58" w:name="standalone-codec-on-a-fabric-port"/>
       <w:bookmarkEnd w:id="57"/>
       <w:r>
@@ -8579,7 +8636,7 @@
         <w:spacing w:before="280" w:after="80"/>
         <w:rPr/>
       </w:pPr>
-      <w:bookmarkStart w:id="60" w:name="__RefHeading___Toc8004_1790311284"/>
+      <w:bookmarkStart w:id="60" w:name="__RefHeading___Toc8275_3978023616"/>
       <w:bookmarkStart w:id="61" w:name="memory-to-memory-job-engine"/>
       <w:bookmarkEnd w:id="60"/>
       <w:r>
@@ -9880,7 +9937,7 @@
         <w:spacing w:before="360" w:after="120"/>
         <w:rPr/>
       </w:pPr>
-      <w:bookmarkStart w:id="65" w:name="__RefHeading___Toc8006_1790311284"/>
+      <w:bookmarkStart w:id="65" w:name="__RefHeading___Toc8277_3978023616"/>
       <w:bookmarkStart w:id="66" w:name="key-features"/>
       <w:bookmarkEnd w:id="65"/>
       <w:r>
@@ -9912,7 +9969,7 @@
         <w:spacing w:before="280" w:after="80"/>
         <w:rPr/>
       </w:pPr>
-      <w:bookmarkStart w:id="67" w:name="__RefHeading___Toc8008_1790311284"/>
+      <w:bookmarkStart w:id="67" w:name="__RefHeading___Toc8279_3978023616"/>
       <w:bookmarkStart w:id="68" w:name="decided-prd-section-3"/>
       <w:bookmarkEnd w:id="67"/>
       <w:r>
@@ -10285,7 +10342,7 @@
         <w:spacing w:before="280" w:after="80"/>
         <w:rPr/>
       </w:pPr>
-      <w:bookmarkStart w:id="69" w:name="__RefHeading___Toc8010_1790311284"/>
+      <w:bookmarkStart w:id="69" w:name="__RefHeading___Toc8281_3978023616"/>
       <w:bookmarkStart w:id="70" w:name="configurable-not-yet-chosen-chapter-6.2"/>
       <w:bookmarkEnd w:id="69"/>
       <w:r>
@@ -10405,7 +10462,7 @@
         <w:spacing w:before="280" w:after="80"/>
         <w:rPr/>
       </w:pPr>
-      <w:bookmarkStart w:id="72" w:name="__RefHeading___Toc8012_1790311284"/>
+      <w:bookmarkStart w:id="72" w:name="__RefHeading___Toc8283_3978023616"/>
       <w:bookmarkStart w:id="73" w:name="explicitly-not-features"/>
       <w:bookmarkEnd w:id="72"/>
       <w:r>
@@ -10540,7 +10597,7 @@
         <w:spacing w:before="360" w:after="120"/>
         <w:rPr/>
       </w:pPr>
-      <w:bookmarkStart w:id="76" w:name="__RefHeading___Toc8014_1790311284"/>
+      <w:bookmarkStart w:id="76" w:name="__RefHeading___Toc8285_3978023616"/>
       <w:bookmarkStart w:id="77" w:name="system-context"/>
       <w:bookmarkEnd w:id="76"/>
       <w:r>
@@ -10572,7 +10629,7 @@
         <w:spacing w:before="280" w:after="80"/>
         <w:rPr/>
       </w:pPr>
-      <w:bookmarkStart w:id="78" w:name="__RefHeading___Toc8016_1790311284"/>
+      <w:bookmarkStart w:id="78" w:name="__RefHeading___Toc8287_3978023616"/>
       <w:bookmarkStart w:id="79" w:name="X539b6d745109ccf7f3d8906eebe232bff3e0f79"/>
       <w:bookmarkEnd w:id="78"/>
       <w:r>
@@ -10637,7 +10694,7 @@
         <w:spacing w:before="200" w:after="80"/>
         <w:rPr/>
       </w:pPr>
-      <w:bookmarkStart w:id="80" w:name="__RefHeading___Toc8018_1790311284"/>
+      <w:bookmarkStart w:id="80" w:name="__RefHeading___Toc8289_3978023616"/>
       <w:bookmarkStart w:id="81" w:name="figure-2.1-where-the-codec-sits"/>
       <w:bookmarkStart w:id="82" w:name="_Fig_1_Where_the_codec_sits"/>
       <w:bookmarkEnd w:id="80"/>
@@ -10745,7 +10802,7 @@
         <w:spacing w:before="280" w:after="80"/>
         <w:rPr/>
       </w:pPr>
-      <w:bookmarkStart w:id="85" w:name="__RefHeading___Toc8020_1790311284"/>
+      <w:bookmarkStart w:id="85" w:name="__RefHeading___Toc8291_3978023616"/>
       <w:bookmarkStart w:id="86" w:name="the-core-inside-a-consumer"/>
       <w:bookmarkEnd w:id="85"/>
       <w:r>
@@ -10793,7 +10850,7 @@
         <w:spacing w:before="280" w:after="80"/>
         <w:rPr/>
       </w:pPr>
-      <w:bookmarkStart w:id="88" w:name="__RefHeading___Toc8022_1790311284"/>
+      <w:bookmarkStart w:id="88" w:name="__RefHeading___Toc8293_3978023616"/>
       <w:bookmarkStart w:id="89" w:name="the-standalone-tops"/>
       <w:bookmarkEnd w:id="88"/>
       <w:r>
@@ -10841,7 +10898,7 @@
         <w:spacing w:before="280" w:after="80"/>
         <w:rPr/>
       </w:pPr>
-      <w:bookmarkStart w:id="91" w:name="__RefHeading___Toc8024_1790311284"/>
+      <w:bookmarkStart w:id="91" w:name="__RefHeading___Toc8295_3978023616"/>
       <w:bookmarkStart w:id="92" w:name="Xe0d658dd7c77babbf288aebe2e92261f3c8c6d7"/>
       <w:bookmarkEnd w:id="91"/>
       <w:r>
@@ -11921,7 +11978,7 @@
         <w:spacing w:before="360" w:after="120"/>
         <w:rPr/>
       </w:pPr>
-      <w:bookmarkStart w:id="96" w:name="__RefHeading___Toc8026_1790311284"/>
+      <w:bookmarkStart w:id="96" w:name="__RefHeading___Toc8297_3978023616"/>
       <w:bookmarkStart w:id="97" w:name="block-diagram"/>
       <w:bookmarkEnd w:id="96"/>
       <w:r>
@@ -11949,7 +12006,7 @@
         <w:spacing w:before="200" w:after="80"/>
         <w:rPr/>
       </w:pPr>
-      <w:bookmarkStart w:id="98" w:name="__RefHeading___Toc8028_1790311284"/>
+      <w:bookmarkStart w:id="98" w:name="__RefHeading___Toc8299_3978023616"/>
       <w:bookmarkStart w:id="99" w:name="figure-3.1-codec-block-diagram"/>
       <w:bookmarkStart w:id="100" w:name="_Fig_2_Codec_block_diagram"/>
       <w:bookmarkEnd w:id="98"/>
@@ -12055,7 +12112,7 @@
         <w:spacing w:before="280" w:after="80"/>
         <w:rPr/>
       </w:pPr>
-      <w:bookmarkStart w:id="102" w:name="__RefHeading___Toc8030_1790311284"/>
+      <w:bookmarkStart w:id="102" w:name="__RefHeading___Toc8301_3978023616"/>
       <w:bookmarkStart w:id="103" w:name="the-encoder-core"/>
       <w:bookmarkEnd w:id="102"/>
       <w:r>
@@ -12180,7 +12237,7 @@
         <w:spacing w:before="280" w:after="80"/>
         <w:rPr/>
       </w:pPr>
-      <w:bookmarkStart w:id="104" w:name="__RefHeading___Toc8032_1790311284"/>
+      <w:bookmarkStart w:id="104" w:name="__RefHeading___Toc8303_3978023616"/>
       <w:bookmarkStart w:id="105" w:name="the-decoder-core"/>
       <w:bookmarkEnd w:id="104"/>
       <w:r>
@@ -12318,7 +12375,7 @@
         <w:spacing w:before="280" w:after="80"/>
         <w:rPr/>
       </w:pPr>
-      <w:bookmarkStart w:id="106" w:name="__RefHeading___Toc8034_1790311284"/>
+      <w:bookmarkStart w:id="106" w:name="__RefHeading___Toc8305_3978023616"/>
       <w:bookmarkStart w:id="107" w:name="the-gf-layer"/>
       <w:bookmarkEnd w:id="106"/>
       <w:r>
@@ -12411,7 +12468,7 @@
         <w:spacing w:before="280" w:after="80"/>
         <w:rPr/>
       </w:pPr>
-      <w:bookmarkStart w:id="108" w:name="__RefHeading___Toc8036_1790311284"/>
+      <w:bookmarkStart w:id="108" w:name="__RefHeading___Toc8307_3978023616"/>
       <w:bookmarkStart w:id="109" w:name="the-adapters"/>
       <w:bookmarkEnd w:id="108"/>
       <w:r>
@@ -12523,7 +12580,7 @@
         <w:spacing w:before="280" w:after="80"/>
         <w:rPr/>
       </w:pPr>
-      <w:bookmarkStart w:id="110" w:name="__RefHeading___Toc8038_1790311284"/>
+      <w:bookmarkStart w:id="110" w:name="__RefHeading___Toc8309_3978023616"/>
       <w:bookmarkStart w:id="111" w:name="hierarchy"/>
       <w:bookmarkEnd w:id="110"/>
       <w:r>
@@ -12669,7 +12726,7 @@
         <w:spacing w:before="360" w:after="120"/>
         <w:rPr/>
       </w:pPr>
-      <w:bookmarkStart w:id="114" w:name="__RefHeading___Toc8040_1790311284"/>
+      <w:bookmarkStart w:id="114" w:name="__RefHeading___Toc8311_3978023616"/>
       <w:bookmarkStart w:id="115" w:name="data-flow"/>
       <w:bookmarkEnd w:id="114"/>
       <w:r>
@@ -12701,7 +12758,7 @@
         <w:spacing w:before="280" w:after="80"/>
         <w:rPr/>
       </w:pPr>
-      <w:bookmarkStart w:id="116" w:name="__RefHeading___Toc8042_1790311284"/>
+      <w:bookmarkStart w:id="116" w:name="__RefHeading___Toc8313_3978023616"/>
       <w:bookmarkStart w:id="117" w:name="encoder"/>
       <w:bookmarkEnd w:id="116"/>
       <w:r>
@@ -12864,7 +12921,7 @@
         <w:spacing w:before="280" w:after="80"/>
         <w:rPr/>
       </w:pPr>
-      <w:bookmarkStart w:id="118" w:name="__RefHeading___Toc8044_1790311284"/>
+      <w:bookmarkStart w:id="118" w:name="__RefHeading___Toc8315_3978023616"/>
       <w:bookmarkStart w:id="119" w:name="decoder"/>
       <w:bookmarkEnd w:id="118"/>
       <w:r>
@@ -13022,7 +13079,7 @@
         <w:spacing w:before="200" w:after="80"/>
         <w:rPr/>
       </w:pPr>
-      <w:bookmarkStart w:id="120" w:name="__RefHeading___Toc8046_1790311284"/>
+      <w:bookmarkStart w:id="120" w:name="__RefHeading___Toc8317_3978023616"/>
       <w:bookmarkStart w:id="121" w:name="Xdf366d42c74e96f28b1631efb3302710e6b6281"/>
       <w:bookmarkStart w:id="122" w:name="_Fig_3_Decoder_timeline__on"/>
       <w:bookmarkEnd w:id="120"/>
@@ -13113,7 +13170,7 @@
         <w:rPr>
           <w:sz w:val="20"/>
         </w:rPr>
-        <w:t>For the reference profile the first data symbol of a block emerges about 2n + 2t cycles after its first symbol arrived (the block is received, solved, and walked to its verdict before release), and the block then drains in k cycles while the next block is walked, so sustained throughput is one block every n cycles – measured at 252 to 257 cycles per RS(255,239) block.</w:t>
+        <w:t>For the reference profile the first data beat of a block emerges about 2n/S + 2t cycles after its first beat arrived (the block is received, solved, and walked to its verdict before release), and the block then drains in k/S cycles while the next block is walked, so sustained throughput is one block every n/S cycles – measured at 252 to 257 cycles per RS(255,239) block at S = 1, 64.5 at S = 4 and 33 at S = 8 (n/S = 32).</w:t>
       </w:r>
       <w:bookmarkEnd w:id="123"/>
       <w:bookmarkEnd w:id="124"/>
@@ -13130,7 +13187,7 @@
         <w:spacing w:before="280" w:after="80"/>
         <w:rPr/>
       </w:pPr>
-      <w:bookmarkStart w:id="125" w:name="__RefHeading___Toc8048_1790311284"/>
+      <w:bookmarkStart w:id="125" w:name="__RefHeading___Toc8319_3978023616"/>
       <w:bookmarkStart w:id="126" w:name="block-boundaries"/>
       <w:bookmarkEnd w:id="125"/>
       <w:r>
@@ -13216,7 +13273,7 @@
         <w:spacing w:before="280" w:after="80"/>
         <w:rPr/>
       </w:pPr>
-      <w:bookmarkStart w:id="127" w:name="__RefHeading___Toc8050_1790311284"/>
+      <w:bookmarkStart w:id="127" w:name="__RefHeading___Toc8321_3978023616"/>
       <w:bookmarkStart w:id="128" w:name="multiple-symbols-per-beat"/>
       <w:bookmarkEnd w:id="127"/>
       <w:r>
@@ -13260,7 +13317,7 @@
         <w:rPr>
           <w:sz w:val="20"/>
         </w:rPr>
-        <w:t xml:space="preserve"> the encoder LFSR advances S symbols per cycle and the syndrome and Chien cells are replicated or fed S-way (chapter 5.1); the solver, which works on the 2t syndromes, is unaffected. Blocks are still delimited by </w:t>
+        <w:t xml:space="preserve"> every stage works a beat per cycle: the encoder LFSR advances by the beat’s symbol count (S single steps unrolled, the state after the count-th taken), the syndrome cells take S Horner steps, and the Chien and Forney cells evaluate S positions from one set of registers, each lane a constant multiply away from the beat’s first position. The solver works on the 2t syndromes and is unaffected. Blocks are still delimited by </w:t>
       </w:r>
       <w:r>
         <w:rPr>
@@ -13273,7 +13330,32 @@
         <w:rPr>
           <w:sz w:val="20"/>
         </w:rPr>
-        <w:t>; a block whose length is not a multiple of S ends with a partial final beat, marked by a per-symbol keep mask in the data beat.</w:t>
+        <w:t xml:space="preserve">; </w:t>
+      </w:r>
+      <w:r>
+        <w:rPr>
+          <w:rStyle w:val="VerbatimChar"/>
+          <w:sz w:val="20"/>
+        </w:rPr>
+        <w:t>keep</w:t>
+      </w:r>
+      <w:r>
+        <w:rPr>
+          <w:sz w:val="20"/>
+        </w:rPr>
+        <w:t xml:space="preserve"> is low-aligned and only a block’s last beat may be partial.</w:t>
+      </w:r>
+    </w:p>
+    <w:p>
+      <w:pPr>
+        <w:pStyle w:val="BodyText"/>
+        <w:rPr/>
+      </w:pPr>
+      <w:r>
+        <w:rPr>
+          <w:sz w:val="20"/>
+        </w:rPr>
+        <w:t>Where the partial beats fall differs between the cores. The encoder passes data beats through as received and appends the parity in ceil(2t/S) beats, so its output may carry a partial beat at the end of the data and another at the end of the parity; a consumer that needs contiguous packing puts a beat packer at the outlet, which is the adapters’ job (chapter 4.2, 4.3). The decoder drops the parity lanes, so its output is k symbols in ceil(k/S) beats with only the final beat partial.</w:t>
       </w:r>
     </w:p>
     <w:p>
@@ -13375,7 +13457,7 @@
         <w:spacing w:before="360" w:after="120"/>
         <w:rPr/>
       </w:pPr>
-      <w:bookmarkStart w:id="131" w:name="__RefHeading___Toc8052_1790311284"/>
+      <w:bookmarkStart w:id="131" w:name="__RefHeading___Toc8323_3978023616"/>
       <w:bookmarkStart w:id="132" w:name="solver-options"/>
       <w:bookmarkEnd w:id="131"/>
       <w:r>
@@ -13702,7 +13784,7 @@
                 <w:szCs w:val="24"/>
                 <w:lang w:val="en-US" w:eastAsia="en-US" w:bidi="ar-SA"/>
               </w:rPr>
-              <w:t>Sugiyama’s Euclidean algorithm in the inversionless cross-multiplying systolic form of Shao et al. 1985</w:t>
+              <w:t>Sugiyama’s Euclidean algorithm with cross-multiplication in place of division (Shao et al. 1985), every polynomial kept top-aligned so no shifter is needed</w:t>
             </w:r>
           </w:p>
         </w:tc>
@@ -13767,7 +13849,7 @@
                 <w:szCs w:val="24"/>
                 <w:lang w:val="en-US" w:eastAsia="en-US" w:bidi="ar-SA"/>
               </w:rPr>
-              <w:t>3t + 1 processing elements</w:t>
+              <w:t>3t + 1 processing elements, 2 registers each</w:t>
             </w:r>
           </w:p>
         </w:tc>
@@ -13798,7 +13880,7 @@
                 <w:szCs w:val="24"/>
                 <w:lang w:val="en-US" w:eastAsia="en-US" w:bidi="ar-SA"/>
               </w:rPr>
-              <w:t>2t processing elements</w:t>
+              <w:t>four register arrays: R and Q of 2t + 1 symbols, the shifted locator pair of 2t + 3</w:t>
             </w:r>
           </w:p>
         </w:tc>
@@ -13894,7 +13976,7 @@
                 <w:szCs w:val="24"/>
                 <w:lang w:val="en-US" w:eastAsia="en-US" w:bidi="ar-SA"/>
               </w:rPr>
-              <w:t>4 per element: 8t (64 at t = 8)</w:t>
+              <w:t>2 per coefficient of each pair: 8t + 8 (72 at t = 8)</w:t>
             </w:r>
           </w:p>
         </w:tc>
@@ -13990,7 +14072,7 @@
                 <w:szCs w:val="24"/>
                 <w:lang w:val="en-US" w:eastAsia="en-US" w:bidi="ar-SA"/>
               </w:rPr>
-              <w:t>at most 2t; may stop early when the remainder degree falls below t</w:t>
+              <w:t>data-dependent, t + 1 .. 2t, plus one cycle for the finishing check</w:t>
             </w:r>
           </w:p>
         </w:tc>
@@ -14024,7 +14106,7 @@
                 <w:szCs w:val="24"/>
                 <w:lang w:val="en-US" w:eastAsia="en-US" w:bidi="ar-SA"/>
               </w:rPr>
-              <w:t>Critical path per iteration</w:t>
+              <w:t>Evaluator produced</w:t>
             </w:r>
           </w:p>
         </w:tc>
@@ -14055,7 +14137,7 @@
                 <w:szCs w:val="24"/>
                 <w:lang w:val="en-US" w:eastAsia="en-US" w:bidi="ar-SA"/>
               </w:rPr>
-              <w:t>one multiply and one XOR, no feedback across the array</w:t>
+              <w:t>the high half of S(x)Lambda(x); Forney uses X^(1 - b - 2t)</w:t>
             </w:r>
           </w:p>
         </w:tc>
@@ -14086,7 +14168,47 @@
                 <w:szCs w:val="24"/>
                 <w:lang w:val="en-US" w:eastAsia="en-US" w:bidi="ar-SA"/>
               </w:rPr>
-              <w:t>cross-multiply feeding a degree comparison that drives the swap: longer</w:t>
+              <w:t xml:space="preserve">the textbook S(x)Lambda(x) mod x^2t; Forney uses X^(1 - b). The Forney block’s </w:t>
+            </w:r>
+            <w:r>
+              <w:rPr>
+                <w:rStyle w:val="VerbatimChar"/>
+                <w:rFonts w:eastAsia="Cambria" w:cs=""/>
+                <w:kern w:val="0"/>
+                <w:szCs w:val="24"/>
+                <w:lang w:val="en-US" w:eastAsia="en-US" w:bidi="ar-SA"/>
+              </w:rPr>
+              <w:t>OMEGA_HIGH_HALF</w:t>
+            </w:r>
+            <w:r>
+              <w:rPr>
+                <w:rFonts w:eastAsia="Cambria" w:cs=""/>
+                <w:kern w:val="0"/>
+                <w:sz w:val="24"/>
+                <w:szCs w:val="24"/>
+                <w:lang w:val="en-US" w:eastAsia="en-US" w:bidi="ar-SA"/>
+              </w:rPr>
+              <w:t xml:space="preserve"> constant follows </w:t>
+            </w:r>
+            <w:r>
+              <w:rPr>
+                <w:rStyle w:val="VerbatimChar"/>
+                <w:rFonts w:eastAsia="Cambria" w:cs=""/>
+                <w:kern w:val="0"/>
+                <w:szCs w:val="24"/>
+                <w:lang w:val="en-US" w:eastAsia="en-US" w:bidi="ar-SA"/>
+              </w:rPr>
+              <w:t>KES_ALGO</w:t>
+            </w:r>
+            <w:r>
+              <w:rPr>
+                <w:rFonts w:eastAsia="Cambria" w:cs=""/>
+                <w:kern w:val="0"/>
+                <w:sz w:val="24"/>
+                <w:szCs w:val="24"/>
+                <w:lang w:val="en-US" w:eastAsia="en-US" w:bidi="ar-SA"/>
+              </w:rPr>
+              <w:t>; nothing else in the decoder changes</w:t>
             </w:r>
           </w:p>
         </w:tc>
@@ -14120,7 +14242,7 @@
                 <w:szCs w:val="24"/>
                 <w:lang w:val="en-US" w:eastAsia="en-US" w:bidi="ar-SA"/>
               </w:rPr>
-              <w:t>Control</w:t>
+              <w:t>Critical path per iteration</w:t>
             </w:r>
           </w:p>
         </w:tc>
@@ -14151,7 +14273,7 @@
                 <w:szCs w:val="24"/>
                 <w:lang w:val="en-US" w:eastAsia="en-US" w:bidi="ar-SA"/>
               </w:rPr>
-              <w:t>discrepancy select and gamma update</w:t>
+              <w:t>one multiply and one XOR, no feedback across the array</w:t>
             </w:r>
           </w:p>
         </w:tc>
@@ -14182,7 +14304,7 @@
                 <w:szCs w:val="24"/>
                 <w:lang w:val="en-US" w:eastAsia="en-US" w:bidi="ar-SA"/>
               </w:rPr>
-              <w:t>two degree counters and the swap rule</w:t>
+              <w:t>cross-multiply feeding a degree comparison that drives the swap: longer</w:t>
             </w:r>
           </w:p>
         </w:tc>
@@ -14216,7 +14338,7 @@
                 <w:szCs w:val="24"/>
                 <w:lang w:val="en-US" w:eastAsia="en-US" w:bidi="ar-SA"/>
               </w:rPr>
-              <w:t>Readability</w:t>
+              <w:t>Control</w:t>
             </w:r>
           </w:p>
         </w:tc>
@@ -14247,7 +14369,7 @@
                 <w:szCs w:val="24"/>
                 <w:lang w:val="en-US" w:eastAsia="en-US" w:bidi="ar-SA"/>
               </w:rPr>
-              <w:t>dense; the reformulation is not obvious from the textbook</w:t>
+              <w:t>discrepancy select and gamma update</w:t>
             </w:r>
           </w:p>
         </w:tc>
@@ -14278,7 +14400,7 @@
                 <w:szCs w:val="24"/>
                 <w:lang w:val="en-US" w:eastAsia="en-US" w:bidi="ar-SA"/>
               </w:rPr>
-              <w:t>the textbook algorithm, recognisable step by step</w:t>
+              <w:t>two nominal degree counters, the normalise / cross / swap rule</w:t>
             </w:r>
           </w:p>
         </w:tc>
@@ -14312,6 +14434,102 @@
                 <w:szCs w:val="24"/>
                 <w:lang w:val="en-US" w:eastAsia="en-US" w:bidi="ar-SA"/>
               </w:rPr>
+              <w:t>Readability</w:t>
+            </w:r>
+          </w:p>
+        </w:tc>
+        <w:tc>
+          <w:tcPr>
+            <w:tcW w:w="3120" w:type="dxa"/>
+            <w:tcBorders/>
+          </w:tcPr>
+          <w:p>
+            <w:pPr>
+              <w:pStyle w:val="Compact"/>
+              <w:widowControl/>
+              <w:spacing w:before="36" w:after="36"/>
+              <w:jc w:val="left"/>
+              <w:rPr>
+                <w:rFonts w:ascii="Cambria" w:hAnsi="Cambria" w:eastAsia="Cambria" w:cs=""/>
+                <w:kern w:val="0"/>
+                <w:sz w:val="24"/>
+                <w:szCs w:val="24"/>
+                <w:lang w:val="en-US" w:eastAsia="en-US" w:bidi="ar-SA"/>
+              </w:rPr>
+            </w:pPr>
+            <w:r>
+              <w:rPr>
+                <w:rFonts w:eastAsia="Cambria" w:cs=""/>
+                <w:kern w:val="0"/>
+                <w:sz w:val="24"/>
+                <w:szCs w:val="24"/>
+                <w:lang w:val="en-US" w:eastAsia="en-US" w:bidi="ar-SA"/>
+              </w:rPr>
+              <w:t>dense; the reformulation is not obvious from the textbook</w:t>
+            </w:r>
+          </w:p>
+        </w:tc>
+        <w:tc>
+          <w:tcPr>
+            <w:tcW w:w="3120" w:type="dxa"/>
+            <w:tcBorders/>
+          </w:tcPr>
+          <w:p>
+            <w:pPr>
+              <w:pStyle w:val="Compact"/>
+              <w:widowControl/>
+              <w:spacing w:before="36" w:after="36"/>
+              <w:jc w:val="left"/>
+              <w:rPr>
+                <w:rFonts w:ascii="Cambria" w:hAnsi="Cambria" w:eastAsia="Cambria" w:cs=""/>
+                <w:kern w:val="0"/>
+                <w:sz w:val="24"/>
+                <w:szCs w:val="24"/>
+                <w:lang w:val="en-US" w:eastAsia="en-US" w:bidi="ar-SA"/>
+              </w:rPr>
+            </w:pPr>
+            <w:r>
+              <w:rPr>
+                <w:rFonts w:eastAsia="Cambria" w:cs=""/>
+                <w:kern w:val="0"/>
+                <w:sz w:val="24"/>
+                <w:szCs w:val="24"/>
+                <w:lang w:val="en-US" w:eastAsia="en-US" w:bidi="ar-SA"/>
+              </w:rPr>
+              <w:t>the textbook algorithm, recognisable step by step</w:t>
+            </w:r>
+          </w:p>
+        </w:tc>
+      </w:tr>
+      <w:tr>
+        <w:trPr/>
+        <w:tc>
+          <w:tcPr>
+            <w:tcW w:w="3120" w:type="dxa"/>
+            <w:tcBorders/>
+          </w:tcPr>
+          <w:p>
+            <w:pPr>
+              <w:pStyle w:val="Compact"/>
+              <w:widowControl/>
+              <w:spacing w:before="36" w:after="36"/>
+              <w:jc w:val="left"/>
+              <w:rPr>
+                <w:rFonts w:ascii="Cambria" w:hAnsi="Cambria" w:eastAsia="Cambria" w:cs=""/>
+                <w:kern w:val="0"/>
+                <w:sz w:val="24"/>
+                <w:szCs w:val="24"/>
+                <w:lang w:val="en-US" w:eastAsia="en-US" w:bidi="ar-SA"/>
+              </w:rPr>
+            </w:pPr>
+            <w:r>
+              <w:rPr>
+                <w:rFonts w:eastAsia="Cambria" w:cs=""/>
+                <w:kern w:val="0"/>
+                <w:sz w:val="24"/>
+                <w:szCs w:val="24"/>
+                <w:lang w:val="en-US" w:eastAsia="en-US" w:bidi="ar-SA"/>
+              </w:rPr>
               <w:t>Fallback</w:t>
             </w:r>
           </w:p>
@@ -14389,7 +14607,20 @@
         <w:rPr>
           <w:sz w:val="20"/>
         </w:rPr>
-        <w:t>riBM is the default because its per-iteration critical path is shorter and does not cross the array, which is what sets the decoder’s clock at high t. Euclid is kept for readability and as the cross-check: both are verified against the same golden model on the same blocks, and the equivalence test is direct – identical Chien root sets and identical Forney values for every corrected block.</w:t>
+        <w:t xml:space="preserve">riBM is the default because its per-iteration critical path is shorter and does not cross the array, which is what sets the decoder’s clock at high t. Euclid is kept for readability and as the cross-check: both are bit-exact against </w:t>
+      </w:r>
+      <w:r>
+        <w:rPr>
+          <w:rStyle w:val="VerbatimChar"/>
+          <w:sz w:val="20"/>
+        </w:rPr>
+        <w:t>dv/tbclasses/rs_model.py</w:t>
+      </w:r>
+      <w:r>
+        <w:rPr>
+          <w:sz w:val="20"/>
+        </w:rPr>
+        <w:t>, which runs both solvers on every block of its validation and requires identical decoder output (900 of 900 blocks on six profiles), and the decoder core test runs the same profiles with either solver selected.</w:t>
       </w:r>
     </w:p>
     <w:p>
@@ -14501,7 +14732,7 @@
         <w:spacing w:before="360" w:after="120"/>
         <w:rPr/>
       </w:pPr>
-      <w:bookmarkStart w:id="135" w:name="__RefHeading___Toc8054_1790311284"/>
+      <w:bookmarkStart w:id="135" w:name="__RefHeading___Toc8325_3978023616"/>
       <w:bookmarkStart w:id="136" w:name="core-interface"/>
       <w:bookmarkEnd w:id="135"/>
       <w:r>
@@ -14703,7 +14934,7 @@
         <w:spacing w:before="280" w:after="80"/>
         <w:rPr/>
       </w:pPr>
-      <w:bookmarkStart w:id="137" w:name="__RefHeading___Toc8056_1790311284"/>
+      <w:bookmarkStart w:id="137" w:name="__RefHeading___Toc8327_3978023616"/>
       <w:bookmarkEnd w:id="137"/>
       <w:r>
         <w:rPr>
@@ -15175,7 +15406,7 @@
       <w:r>
         <w:br w:type="page"/>
       </w:r>
-      <w:bookmarkStart w:id="140" w:name="__RefHeading___Toc8058_1790311284"/>
+      <w:bookmarkStart w:id="140" w:name="__RefHeading___Toc8329_3978023616"/>
       <w:bookmarkEnd w:id="140"/>
       <w:r>
         <w:rPr>
@@ -15889,7 +16120,7 @@
                 <w:szCs w:val="24"/>
                 <w:lang w:val="en-US" w:eastAsia="en-US" w:bidi="ar-SA"/>
               </w:rPr>
-              <w:t>which symbols of the beat are present (all ones except possibly the final beat of a block)</w:t>
+              <w:t>which symbols of the beat are present: low-aligned, all ones except possibly the final beat of a block</w:t>
             </w:r>
           </w:p>
         </w:tc>
@@ -16397,7 +16628,7 @@
                 <w:szCs w:val="24"/>
                 <w:lang w:val="en-US" w:eastAsia="en-US" w:bidi="ar-SA"/>
               </w:rPr>
-              <w:t>S coded symbols: the data symbols first, then the 2t parity symbols</w:t>
+              <w:t>S coded symbols: the data beats as received, then the 2t parity symbols in ceil(2t/S) beats</w:t>
             </w:r>
           </w:p>
         </w:tc>
@@ -16524,7 +16755,7 @@
                 <w:szCs w:val="24"/>
                 <w:lang w:val="en-US" w:eastAsia="en-US" w:bidi="ar-SA"/>
               </w:rPr>
-              <w:t>present-symbol mask of the beat</w:t>
+              <w:t>present-symbol mask of the beat: partial at the end of the data and at the end of the parity when S divides neither k nor 2t</w:t>
             </w:r>
           </w:p>
         </w:tc>
@@ -16796,7 +17027,7 @@
       <w:r>
         <w:br w:type="page"/>
       </w:r>
-      <w:bookmarkStart w:id="142" w:name="__RefHeading___Toc8060_1790311284"/>
+      <w:bookmarkStart w:id="142" w:name="__RefHeading___Toc8331_3978023616"/>
       <w:bookmarkEnd w:id="142"/>
       <w:r>
         <w:rPr>
@@ -17951,7 +18182,7 @@
                 <w:szCs w:val="24"/>
                 <w:lang w:val="en-US" w:eastAsia="en-US" w:bidi="ar-SA"/>
               </w:rPr>
-              <w:t>S corrected data symbols (parity is not emitted)</w:t>
+              <w:t>S corrected data symbols; parity lanes are dropped, so the block is k symbols in ceil(k/S) beats</w:t>
             </w:r>
           </w:p>
         </w:tc>
@@ -18078,7 +18309,7 @@
                 <w:szCs w:val="24"/>
                 <w:lang w:val="en-US" w:eastAsia="en-US" w:bidi="ar-SA"/>
               </w:rPr>
-              <w:t>present-symbol mask</w:t>
+              <w:t>present-symbol mask, low-aligned, partial only on the block’s final beat</w:t>
             </w:r>
           </w:p>
         </w:tc>
@@ -18731,7 +18962,7 @@
       <w:r>
         <w:br w:type="page"/>
       </w:r>
-      <w:bookmarkStart w:id="144" w:name="__RefHeading___Toc8062_1790311284"/>
+      <w:bookmarkStart w:id="144" w:name="__RefHeading___Toc8333_3978023616"/>
       <w:bookmarkEnd w:id="144"/>
       <w:r>
         <w:rPr>
@@ -18793,7 +19024,7 @@
       </w:r>
       <w:r>
         <w:rPr/>
-        <w:t xml:space="preserve"> low while it drains the 2t parity symbols of the previous block (chapter 3.2); a consumer wanting no gap buffers 2t symbols upstream.</w:t>
+        <w:t xml:space="preserve"> low while it drains the parity of the previous block, ceil(2t/S) cycles (chapter 3.2); a consumer wanting no gap buffers that many beats upstream.</w:t>
       </w:r>
     </w:p>
     <w:p>
@@ -18806,28 +19037,14 @@
         <w:rPr/>
       </w:pPr>
       <w:r>
-        <w:rPr/>
-        <w:t xml:space="preserve">The decoder accepts the next block while it is still correcting the previous one, up to the depth of its block buffer; </w:t>
-      </w:r>
-      <w:r>
         <w:rPr>
           <w:rStyle w:val="VerbatimChar"/>
         </w:rPr>
-        <w:t>in_ready</w:t>
-      </w:r>
-      <w:r>
-        <w:rPr/>
-        <w:t xml:space="preserve"> falls only when the buffer is full, which under sustained back-pressure on </w:t>
-      </w:r>
-      <w:r>
-        <w:rPr>
-          <w:rStyle w:val="VerbatimChar"/>
-        </w:rPr>
-        <w:t>out_ready</w:t>
-      </w:r>
-      <w:r>
-        <w:rPr/>
-        <w:t xml:space="preserve"> it will be.</w:t>
+        <w:t>keep</w:t>
+      </w:r>
+      <w:r>
+        <w:rPr/>
+        <w:t xml:space="preserve"> masks are low-aligned. A partial beat anywhere but a block’s last is a framing error on the decoder and a count mismatch on the encoder.</w:t>
       </w:r>
     </w:p>
     <w:p>
@@ -18841,17 +19058,27 @@
       </w:pPr>
       <w:r>
         <w:rPr/>
-        <w:t xml:space="preserve">Status outputs describe the block being emitted and are valid on every beat of it, first to last; a consumer may sample them with </w:t>
+        <w:t xml:space="preserve">The decoder accepts the next block while it is still correcting the previous one, up to the depth of its block buffer; </w:t>
       </w:r>
       <w:r>
         <w:rPr>
           <w:rStyle w:val="VerbatimChar"/>
         </w:rPr>
-        <w:t>out_last</w:t>
-      </w:r>
-      <w:r>
-        <w:rPr/>
-        <w:t xml:space="preserve"> or with the first beat. A block is not released until its verdict is final, so an uncorrectable verdict is never preceded by altered symbols.</w:t>
+        <w:t>in_ready</w:t>
+      </w:r>
+      <w:r>
+        <w:rPr/>
+        <w:t xml:space="preserve"> falls only when the buffer is full, which under sustained back-pressure on </w:t>
+      </w:r>
+      <w:r>
+        <w:rPr>
+          <w:rStyle w:val="VerbatimChar"/>
+        </w:rPr>
+        <w:t>out_ready</w:t>
+      </w:r>
+      <w:r>
+        <w:rPr/>
+        <w:t xml:space="preserve"> it will be.</w:t>
       </w:r>
     </w:p>
     <w:p>
@@ -18865,6 +19092,30 @@
       </w:pPr>
       <w:r>
         <w:rPr/>
+        <w:t xml:space="preserve">Status outputs describe the block being emitted and are valid on every beat of it, first to last; a consumer may sample them with </w:t>
+      </w:r>
+      <w:r>
+        <w:rPr>
+          <w:rStyle w:val="VerbatimChar"/>
+        </w:rPr>
+        <w:t>out_last</w:t>
+      </w:r>
+      <w:r>
+        <w:rPr/>
+        <w:t xml:space="preserve"> or with the first beat. A block is not released until its verdict is final, so an uncorrectable verdict is never preceded by altered symbols.</w:t>
+      </w:r>
+    </w:p>
+    <w:p>
+      <w:pPr>
+        <w:pStyle w:val="Compact"/>
+        <w:numPr>
+          <w:ilvl w:val="0"/>
+          <w:numId w:val="71"/>
+        </w:numPr>
+        <w:rPr/>
+      </w:pPr>
+      <w:r>
+        <w:rPr/>
         <w:t>Reset clears block state and the syndrome and parity registers; the block buffer is not reset (its contents are indexed by pointers that are).</w:t>
       </w:r>
       <w:r>
@@ -18880,7 +19131,7 @@
         <w:spacing w:before="280" w:after="80"/>
         <w:rPr/>
       </w:pPr>
-      <w:bookmarkStart w:id="145" w:name="__RefHeading___Toc8064_1790311284"/>
+      <w:bookmarkStart w:id="145" w:name="__RefHeading___Toc8335_3978023616"/>
       <w:bookmarkStart w:id="146" w:name="erasures-enable_erasures-prd-d5-tbd"/>
       <w:bookmarkEnd w:id="145"/>
       <w:r>
@@ -19043,7 +19294,7 @@
         <w:spacing w:before="360" w:after="120"/>
         <w:rPr/>
       </w:pPr>
-      <w:bookmarkStart w:id="149" w:name="__RefHeading___Toc8066_1790311284"/>
+      <w:bookmarkStart w:id="149" w:name="__RefHeading___Toc8337_3978023616"/>
       <w:bookmarkStart w:id="150" w:name="axi-stream-adapter"/>
       <w:bookmarkEnd w:id="149"/>
       <w:r>
@@ -20119,7 +20370,7 @@
       <w:r>
         <w:br w:type="page"/>
       </w:r>
-      <w:bookmarkStart w:id="152" w:name="__RefHeading___Toc8068_1790311284"/>
+      <w:bookmarkStart w:id="152" w:name="__RefHeading___Toc8339_3978023616"/>
       <w:bookmarkEnd w:id="152"/>
       <w:r>
         <w:rPr>
@@ -20646,7 +20897,7 @@
       <w:r>
         <w:br w:type="page"/>
       </w:r>
-      <w:bookmarkStart w:id="154" w:name="__RefHeading___Toc8070_1790311284"/>
+      <w:bookmarkStart w:id="154" w:name="__RefHeading___Toc8341_3978023616"/>
       <w:bookmarkEnd w:id="154"/>
       <w:r>
         <w:rPr>
@@ -20776,7 +21027,7 @@
         <w:spacing w:before="360" w:after="120"/>
         <w:rPr/>
       </w:pPr>
-      <w:bookmarkStart w:id="156" w:name="__RefHeading___Toc8072_1790311284"/>
+      <w:bookmarkStart w:id="156" w:name="__RefHeading___Toc8343_3978023616"/>
       <w:bookmarkStart w:id="157" w:name="axi4-job-adapter"/>
       <w:bookmarkEnd w:id="156"/>
       <w:r>
@@ -20861,7 +21112,7 @@
         <w:spacing w:before="280" w:after="80"/>
         <w:rPr/>
       </w:pPr>
-      <w:bookmarkStart w:id="158" w:name="__RefHeading___Toc8074_1790311284"/>
+      <w:bookmarkStart w:id="158" w:name="__RefHeading___Toc8345_3978023616"/>
       <w:bookmarkEnd w:id="158"/>
       <w:r>
         <w:rPr>
@@ -21471,7 +21722,7 @@
       <w:r>
         <w:br w:type="page"/>
       </w:r>
-      <w:bookmarkStart w:id="161" w:name="__RefHeading___Toc8076_1790311284"/>
+      <w:bookmarkStart w:id="161" w:name="__RefHeading___Toc8347_3978023616"/>
       <w:bookmarkEnd w:id="161"/>
       <w:r>
         <w:rPr>
@@ -21607,7 +21858,7 @@
         <w:spacing w:before="280" w:after="80"/>
         <w:rPr/>
       </w:pPr>
-      <w:bookmarkStart w:id="162" w:name="__RefHeading___Toc8078_1790311284"/>
+      <w:bookmarkStart w:id="162" w:name="__RefHeading___Toc8349_3978023616"/>
       <w:bookmarkEnd w:id="162"/>
       <w:r>
         <w:rPr>
@@ -22328,7 +22579,7 @@
       <w:r>
         <w:br w:type="page"/>
       </w:r>
-      <w:bookmarkStart w:id="165" w:name="__RefHeading___Toc8080_1790311284"/>
+      <w:bookmarkStart w:id="165" w:name="__RefHeading___Toc8351_3978023616"/>
       <w:bookmarkEnd w:id="165"/>
       <w:r>
         <w:rPr>
@@ -22484,7 +22735,7 @@
         <w:spacing w:before="360" w:after="120"/>
         <w:rPr/>
       </w:pPr>
-      <w:bookmarkStart w:id="167" w:name="__RefHeading___Toc8082_1790311284"/>
+      <w:bookmarkStart w:id="167" w:name="__RefHeading___Toc8353_3978023616"/>
       <w:bookmarkStart w:id="168" w:name="register-block"/>
       <w:bookmarkEnd w:id="167"/>
       <w:r>
@@ -24064,7 +24315,7 @@
         <w:spacing w:before="360" w:after="120"/>
         <w:rPr/>
       </w:pPr>
-      <w:bookmarkStart w:id="171" w:name="__RefHeading___Toc8084_1790311284"/>
+      <w:bookmarkStart w:id="171" w:name="__RefHeading___Toc8355_3978023616"/>
       <w:bookmarkStart w:id="172" w:name="clock-and-reset-1"/>
       <w:bookmarkEnd w:id="171"/>
       <w:r>
@@ -24096,7 +24347,7 @@
         <w:spacing w:before="280" w:after="80"/>
         <w:rPr/>
       </w:pPr>
-      <w:bookmarkStart w:id="173" w:name="__RefHeading___Toc8086_1790311284"/>
+      <w:bookmarkStart w:id="173" w:name="__RefHeading___Toc8357_3978023616"/>
       <w:bookmarkStart w:id="174" w:name="single-clock"/>
       <w:bookmarkEnd w:id="173"/>
       <w:r>
@@ -24182,7 +24433,7 @@
         <w:spacing w:before="280" w:after="80"/>
         <w:rPr/>
       </w:pPr>
-      <w:bookmarkStart w:id="175" w:name="__RefHeading___Toc8088_1790311284"/>
+      <w:bookmarkStart w:id="175" w:name="__RefHeading___Toc8359_3978023616"/>
       <w:bookmarkStart w:id="176" w:name="reset"/>
       <w:bookmarkEnd w:id="175"/>
       <w:r>
@@ -24275,7 +24526,7 @@
         <w:spacing w:before="280" w:after="80"/>
         <w:rPr/>
       </w:pPr>
-      <w:bookmarkStart w:id="177" w:name="__RefHeading___Toc8090_1790311284"/>
+      <w:bookmarkStart w:id="177" w:name="__RefHeading___Toc8361_3978023616"/>
       <w:bookmarkStart w:id="178" w:name="clock-gating"/>
       <w:bookmarkEnd w:id="177"/>
       <w:r>
@@ -24335,7 +24586,7 @@
         <w:spacing w:before="280" w:after="80"/>
         <w:rPr/>
       </w:pPr>
-      <w:bookmarkStart w:id="179" w:name="__RefHeading___Toc8092_1790311284"/>
+      <w:bookmarkStart w:id="179" w:name="__RefHeading___Toc8363_3978023616"/>
       <w:bookmarkStart w:id="180" w:name="frequency"/>
       <w:bookmarkEnd w:id="179"/>
       <w:r>
@@ -24468,7 +24719,7 @@
         <w:spacing w:before="360" w:after="120"/>
         <w:rPr/>
       </w:pPr>
-      <w:bookmarkStart w:id="183" w:name="__RefHeading___Toc8094_1790311284"/>
+      <w:bookmarkStart w:id="183" w:name="__RefHeading___Toc8365_3978023616"/>
       <w:bookmarkStart w:id="184" w:name="throughput"/>
       <w:bookmarkEnd w:id="183"/>
       <w:r>
@@ -24514,7 +24765,7 @@
         <w:spacing w:before="280" w:after="80"/>
         <w:rPr/>
       </w:pPr>
-      <w:bookmarkStart w:id="185" w:name="__RefHeading___Toc8096_1790311284"/>
+      <w:bookmarkStart w:id="185" w:name="__RefHeading___Toc8367_3978023616"/>
       <w:bookmarkStart w:id="186" w:name="sustained-rate"/>
       <w:bookmarkEnd w:id="185"/>
       <w:r>
@@ -24569,7 +24820,7 @@
       <w:bookmarkStart w:id="187" w:name="_Tab_14_Table_5_1__Sustained"/>
       <w:r>
         <w:rPr/>
-        <w:t>Table 5.1: Sustained throughput, S = 1</w:t>
+        <w:t>Table 5.1: Sustained throughput</w:t>
       </w:r>
       <w:bookmarkEnd w:id="187"/>
     </w:p>
@@ -24803,7 +25054,7 @@
                 <w:szCs w:val="24"/>
                 <w:lang w:val="en-US" w:eastAsia="en-US" w:bidi="ar-SA"/>
               </w:rPr>
-              <w:t>k symbols in per k + 2t cycles</w:t>
+              <w:t>ceil(k/S) beats in per ceil(k/S) + ceil(2t/S) cycles</w:t>
             </w:r>
           </w:p>
         </w:tc>
@@ -24834,7 +25085,7 @@
                 <w:szCs w:val="24"/>
                 <w:lang w:val="en-US" w:eastAsia="en-US" w:bidi="ar-SA"/>
               </w:rPr>
-              <w:t>2t cycles per block while parity drains, unless the consumer buffers 2t symbols upstream</w:t>
+              <w:t>ceil(2t/S) cycles per block while parity drains, unless the consumer buffers that many beats upstream</w:t>
             </w:r>
           </w:p>
         </w:tc>
@@ -24930,7 +25181,7 @@
                 <w:szCs w:val="24"/>
                 <w:lang w:val="en-US" w:eastAsia="en-US" w:bidi="ar-SA"/>
               </w:rPr>
-              <w:t>one block per n cycles</w:t>
+              <w:t>one block per ceil(n/S) + 1 cycles</w:t>
             </w:r>
           </w:p>
         </w:tc>
@@ -25003,14 +25254,971 @@
         <w:pStyle w:val="BodyText"/>
         <w:rPr/>
       </w:pPr>
-      <w:bookmarkStart w:id="188" w:name="sustained-rate"/>
       <w:r>
         <w:rPr>
           <w:sz w:val="20"/>
         </w:rPr>
+        <w:t>Measured in simulation, back-to-back timing at both ends:</w:t>
+      </w:r>
+    </w:p>
+    <w:p>
+      <w:pPr>
+        <w:pStyle w:val="TableCaption"/>
+        <w:rPr/>
+      </w:pPr>
+      <w:bookmarkStart w:id="188" w:name="_Tab_15_Table_5_1a__Measured"/>
+      <w:r>
+        <w:rPr/>
+        <w:t>Table 5.1a: Measured cycles per block</w:t>
+      </w:r>
+      <w:bookmarkEnd w:id="188"/>
+    </w:p>
+    <w:tbl>
+      <w:tblPr>
+        <w:tblStyle w:val="Table"/>
+        <w:tblW w:w="5000" w:type="pct"/>
+        <w:jc w:val="left"/>
+        <w:tblInd w:w="108" w:type="dxa"/>
+        <w:tblLayout w:type="fixed"/>
+        <w:tblCellMar>
+          <w:top w:w="0" w:type="dxa"/>
+          <w:left w:w="108" w:type="dxa"/>
+          <w:bottom w:w="0" w:type="dxa"/>
+          <w:right w:w="108" w:type="dxa"/>
+        </w:tblCellMar>
+        <w:tblLook w:val="0020" w:noHBand="0" w:noVBand="0" w:firstColumn="0" w:lastRow="0" w:lastColumn="0" w:firstRow="1"/>
+      </w:tblPr>
+      <w:tblGrid>
+        <w:gridCol w:w="2339"/>
+        <w:gridCol w:w="2340"/>
+        <w:gridCol w:w="2340"/>
+        <w:gridCol w:w="2340"/>
+      </w:tblGrid>
+      <w:tr>
+        <w:trPr>
+          <w:tblHeader w:val="true"/>
+        </w:trPr>
+        <w:tc>
+          <w:tcPr>
+            <w:tcW w:w="2339" w:type="dxa"/>
+            <w:tcBorders>
+              <w:bottom w:val="single" w:sz="6" w:space="0" w:color="000000"/>
+            </w:tcBorders>
+            <w:shd w:color="auto" w:fill="E0E0E0" w:val="clear"/>
+            <w:vAlign w:val="bottom"/>
+          </w:tcPr>
+          <w:p>
+            <w:pPr>
+              <w:pStyle w:val="Compact"/>
+              <w:widowControl/>
+              <w:spacing w:before="36" w:after="36"/>
+              <w:jc w:val="left"/>
+              <w:rPr>
+                <w:rFonts w:ascii="Cambria" w:hAnsi="Cambria" w:eastAsia="Cambria" w:cs=""/>
+                <w:kern w:val="0"/>
+                <w:sz w:val="24"/>
+                <w:szCs w:val="24"/>
+                <w:lang w:val="en-US" w:eastAsia="en-US" w:bidi="ar-SA"/>
+              </w:rPr>
+            </w:pPr>
+            <w:r>
+              <w:rPr>
+                <w:rFonts w:eastAsia="Cambria" w:cs=""/>
+                <w:b/>
+                <w:kern w:val="0"/>
+                <w:sz w:val="20"/>
+                <w:szCs w:val="24"/>
+                <w:lang w:val="en-US" w:eastAsia="en-US" w:bidi="ar-SA"/>
+              </w:rPr>
+              <w:t>Profile</w:t>
+            </w:r>
+          </w:p>
+        </w:tc>
+        <w:tc>
+          <w:tcPr>
+            <w:tcW w:w="2340" w:type="dxa"/>
+            <w:tcBorders>
+              <w:bottom w:val="single" w:sz="6" w:space="0" w:color="000000"/>
+            </w:tcBorders>
+            <w:shd w:color="auto" w:fill="E0E0E0" w:val="clear"/>
+            <w:vAlign w:val="bottom"/>
+          </w:tcPr>
+          <w:p>
+            <w:pPr>
+              <w:pStyle w:val="Compact"/>
+              <w:widowControl/>
+              <w:spacing w:before="36" w:after="36"/>
+              <w:jc w:val="left"/>
+              <w:rPr>
+                <w:rFonts w:ascii="Cambria" w:hAnsi="Cambria" w:eastAsia="Cambria" w:cs=""/>
+                <w:kern w:val="0"/>
+                <w:sz w:val="24"/>
+                <w:szCs w:val="24"/>
+                <w:lang w:val="en-US" w:eastAsia="en-US" w:bidi="ar-SA"/>
+              </w:rPr>
+            </w:pPr>
+            <w:r>
+              <w:rPr>
+                <w:rFonts w:eastAsia="Cambria" w:cs=""/>
+                <w:b/>
+                <w:kern w:val="0"/>
+                <w:sz w:val="20"/>
+                <w:szCs w:val="24"/>
+                <w:lang w:val="en-US" w:eastAsia="en-US" w:bidi="ar-SA"/>
+              </w:rPr>
+              <w:t>S</w:t>
+            </w:r>
+          </w:p>
+        </w:tc>
+        <w:tc>
+          <w:tcPr>
+            <w:tcW w:w="2340" w:type="dxa"/>
+            <w:tcBorders>
+              <w:bottom w:val="single" w:sz="6" w:space="0" w:color="000000"/>
+            </w:tcBorders>
+            <w:shd w:color="auto" w:fill="E0E0E0" w:val="clear"/>
+            <w:vAlign w:val="bottom"/>
+          </w:tcPr>
+          <w:p>
+            <w:pPr>
+              <w:pStyle w:val="Compact"/>
+              <w:widowControl/>
+              <w:spacing w:before="36" w:after="36"/>
+              <w:jc w:val="left"/>
+              <w:rPr>
+                <w:rFonts w:ascii="Cambria" w:hAnsi="Cambria" w:eastAsia="Cambria" w:cs=""/>
+                <w:kern w:val="0"/>
+                <w:sz w:val="24"/>
+                <w:szCs w:val="24"/>
+                <w:lang w:val="en-US" w:eastAsia="en-US" w:bidi="ar-SA"/>
+              </w:rPr>
+            </w:pPr>
+            <w:r>
+              <w:rPr>
+                <w:rFonts w:eastAsia="Cambria" w:cs=""/>
+                <w:b/>
+                <w:kern w:val="0"/>
+                <w:sz w:val="20"/>
+                <w:szCs w:val="24"/>
+                <w:lang w:val="en-US" w:eastAsia="en-US" w:bidi="ar-SA"/>
+              </w:rPr>
+              <w:t>Encoder, cycles per block</w:t>
+            </w:r>
+          </w:p>
+        </w:tc>
+        <w:tc>
+          <w:tcPr>
+            <w:tcW w:w="2340" w:type="dxa"/>
+            <w:tcBorders>
+              <w:bottom w:val="single" w:sz="6" w:space="0" w:color="000000"/>
+            </w:tcBorders>
+            <w:shd w:color="auto" w:fill="E0E0E0" w:val="clear"/>
+            <w:vAlign w:val="bottom"/>
+          </w:tcPr>
+          <w:p>
+            <w:pPr>
+              <w:pStyle w:val="Compact"/>
+              <w:widowControl/>
+              <w:spacing w:before="36" w:after="36"/>
+              <w:jc w:val="left"/>
+              <w:rPr>
+                <w:rFonts w:ascii="Cambria" w:hAnsi="Cambria" w:eastAsia="Cambria" w:cs=""/>
+                <w:kern w:val="0"/>
+                <w:sz w:val="24"/>
+                <w:szCs w:val="24"/>
+                <w:lang w:val="en-US" w:eastAsia="en-US" w:bidi="ar-SA"/>
+              </w:rPr>
+            </w:pPr>
+            <w:r>
+              <w:rPr>
+                <w:rFonts w:eastAsia="Cambria" w:cs=""/>
+                <w:b/>
+                <w:kern w:val="0"/>
+                <w:sz w:val="20"/>
+                <w:szCs w:val="24"/>
+                <w:lang w:val="en-US" w:eastAsia="en-US" w:bidi="ar-SA"/>
+              </w:rPr>
+              <w:t>Decoder, cycles per block (steady state)</w:t>
+            </w:r>
+          </w:p>
+        </w:tc>
+      </w:tr>
+      <w:tr>
+        <w:trPr/>
+        <w:tc>
+          <w:tcPr>
+            <w:tcW w:w="2339" w:type="dxa"/>
+            <w:tcBorders/>
+          </w:tcPr>
+          <w:p>
+            <w:pPr>
+              <w:pStyle w:val="Compact"/>
+              <w:widowControl/>
+              <w:spacing w:before="36" w:after="36"/>
+              <w:jc w:val="left"/>
+              <w:rPr>
+                <w:rFonts w:ascii="Cambria" w:hAnsi="Cambria" w:eastAsia="Cambria" w:cs=""/>
+                <w:kern w:val="0"/>
+                <w:sz w:val="24"/>
+                <w:szCs w:val="24"/>
+                <w:lang w:val="en-US" w:eastAsia="en-US" w:bidi="ar-SA"/>
+              </w:rPr>
+            </w:pPr>
+            <w:r>
+              <w:rPr>
+                <w:rFonts w:eastAsia="Cambria" w:cs=""/>
+                <w:kern w:val="0"/>
+                <w:sz w:val="24"/>
+                <w:szCs w:val="24"/>
+                <w:lang w:val="en-US" w:eastAsia="en-US" w:bidi="ar-SA"/>
+              </w:rPr>
+              <w:t>RS(255,239)</w:t>
+            </w:r>
+          </w:p>
+        </w:tc>
+        <w:tc>
+          <w:tcPr>
+            <w:tcW w:w="2340" w:type="dxa"/>
+            <w:tcBorders/>
+          </w:tcPr>
+          <w:p>
+            <w:pPr>
+              <w:pStyle w:val="Compact"/>
+              <w:widowControl/>
+              <w:spacing w:before="36" w:after="36"/>
+              <w:jc w:val="left"/>
+              <w:rPr>
+                <w:rFonts w:ascii="Cambria" w:hAnsi="Cambria" w:eastAsia="Cambria" w:cs=""/>
+                <w:kern w:val="0"/>
+                <w:sz w:val="24"/>
+                <w:szCs w:val="24"/>
+                <w:lang w:val="en-US" w:eastAsia="en-US" w:bidi="ar-SA"/>
+              </w:rPr>
+            </w:pPr>
+            <w:r>
+              <w:rPr>
+                <w:rFonts w:eastAsia="Cambria" w:cs=""/>
+                <w:kern w:val="0"/>
+                <w:sz w:val="24"/>
+                <w:szCs w:val="24"/>
+                <w:lang w:val="en-US" w:eastAsia="en-US" w:bidi="ar-SA"/>
+              </w:rPr>
+              <w:t>1</w:t>
+            </w:r>
+          </w:p>
+        </w:tc>
+        <w:tc>
+          <w:tcPr>
+            <w:tcW w:w="2340" w:type="dxa"/>
+            <w:tcBorders/>
+          </w:tcPr>
+          <w:p>
+            <w:pPr>
+              <w:pStyle w:val="Compact"/>
+              <w:widowControl/>
+              <w:spacing w:before="36" w:after="36"/>
+              <w:jc w:val="left"/>
+              <w:rPr>
+                <w:rFonts w:ascii="Cambria" w:hAnsi="Cambria" w:eastAsia="Cambria" w:cs=""/>
+                <w:kern w:val="0"/>
+                <w:sz w:val="24"/>
+                <w:szCs w:val="24"/>
+                <w:lang w:val="en-US" w:eastAsia="en-US" w:bidi="ar-SA"/>
+              </w:rPr>
+            </w:pPr>
+            <w:r>
+              <w:rPr>
+                <w:rFonts w:eastAsia="Cambria" w:cs=""/>
+                <w:kern w:val="0"/>
+                <w:sz w:val="24"/>
+                <w:szCs w:val="24"/>
+                <w:lang w:val="en-US" w:eastAsia="en-US" w:bidi="ar-SA"/>
+              </w:rPr>
+              <w:t>255</w:t>
+            </w:r>
+          </w:p>
+        </w:tc>
+        <w:tc>
+          <w:tcPr>
+            <w:tcW w:w="2340" w:type="dxa"/>
+            <w:tcBorders/>
+          </w:tcPr>
+          <w:p>
+            <w:pPr>
+              <w:pStyle w:val="Compact"/>
+              <w:widowControl/>
+              <w:spacing w:before="36" w:after="36"/>
+              <w:jc w:val="left"/>
+              <w:rPr>
+                <w:rFonts w:ascii="Cambria" w:hAnsi="Cambria" w:eastAsia="Cambria" w:cs=""/>
+                <w:kern w:val="0"/>
+                <w:sz w:val="24"/>
+                <w:szCs w:val="24"/>
+                <w:lang w:val="en-US" w:eastAsia="en-US" w:bidi="ar-SA"/>
+              </w:rPr>
+            </w:pPr>
+            <w:r>
+              <w:rPr>
+                <w:rFonts w:eastAsia="Cambria" w:cs=""/>
+                <w:kern w:val="0"/>
+                <w:sz w:val="24"/>
+                <w:szCs w:val="24"/>
+                <w:lang w:val="en-US" w:eastAsia="en-US" w:bidi="ar-SA"/>
+              </w:rPr>
+              <w:t>252 to 257</w:t>
+            </w:r>
+          </w:p>
+        </w:tc>
+      </w:tr>
+      <w:tr>
+        <w:trPr/>
+        <w:tc>
+          <w:tcPr>
+            <w:tcW w:w="2339" w:type="dxa"/>
+            <w:tcBorders/>
+          </w:tcPr>
+          <w:p>
+            <w:pPr>
+              <w:pStyle w:val="Compact"/>
+              <w:widowControl/>
+              <w:spacing w:before="36" w:after="36"/>
+              <w:jc w:val="left"/>
+              <w:rPr>
+                <w:rFonts w:ascii="Cambria" w:hAnsi="Cambria" w:eastAsia="Cambria" w:cs=""/>
+                <w:kern w:val="0"/>
+                <w:sz w:val="24"/>
+                <w:szCs w:val="24"/>
+                <w:lang w:val="en-US" w:eastAsia="en-US" w:bidi="ar-SA"/>
+              </w:rPr>
+            </w:pPr>
+            <w:r>
+              <w:rPr>
+                <w:rFonts w:eastAsia="Cambria" w:cs=""/>
+                <w:kern w:val="0"/>
+                <w:sz w:val="24"/>
+                <w:szCs w:val="24"/>
+                <w:lang w:val="en-US" w:eastAsia="en-US" w:bidi="ar-SA"/>
+              </w:rPr>
+              <w:t>RS(255,239)</w:t>
+            </w:r>
+          </w:p>
+        </w:tc>
+        <w:tc>
+          <w:tcPr>
+            <w:tcW w:w="2340" w:type="dxa"/>
+            <w:tcBorders/>
+          </w:tcPr>
+          <w:p>
+            <w:pPr>
+              <w:pStyle w:val="Compact"/>
+              <w:widowControl/>
+              <w:spacing w:before="36" w:after="36"/>
+              <w:jc w:val="left"/>
+              <w:rPr>
+                <w:rFonts w:ascii="Cambria" w:hAnsi="Cambria" w:eastAsia="Cambria" w:cs=""/>
+                <w:kern w:val="0"/>
+                <w:sz w:val="24"/>
+                <w:szCs w:val="24"/>
+                <w:lang w:val="en-US" w:eastAsia="en-US" w:bidi="ar-SA"/>
+              </w:rPr>
+            </w:pPr>
+            <w:r>
+              <w:rPr>
+                <w:rFonts w:eastAsia="Cambria" w:cs=""/>
+                <w:kern w:val="0"/>
+                <w:sz w:val="24"/>
+                <w:szCs w:val="24"/>
+                <w:lang w:val="en-US" w:eastAsia="en-US" w:bidi="ar-SA"/>
+              </w:rPr>
+              <w:t>4</w:t>
+            </w:r>
+          </w:p>
+        </w:tc>
+        <w:tc>
+          <w:tcPr>
+            <w:tcW w:w="2340" w:type="dxa"/>
+            <w:tcBorders/>
+          </w:tcPr>
+          <w:p>
+            <w:pPr>
+              <w:pStyle w:val="Compact"/>
+              <w:widowControl/>
+              <w:spacing w:before="36" w:after="36"/>
+              <w:jc w:val="left"/>
+              <w:rPr>
+                <w:rFonts w:ascii="Cambria" w:hAnsi="Cambria" w:eastAsia="Cambria" w:cs=""/>
+                <w:kern w:val="0"/>
+                <w:sz w:val="24"/>
+                <w:szCs w:val="24"/>
+                <w:lang w:val="en-US" w:eastAsia="en-US" w:bidi="ar-SA"/>
+              </w:rPr>
+            </w:pPr>
+            <w:r>
+              <w:rPr>
+                <w:rFonts w:eastAsia="Cambria" w:cs=""/>
+                <w:kern w:val="0"/>
+                <w:sz w:val="24"/>
+                <w:szCs w:val="24"/>
+                <w:lang w:val="en-US" w:eastAsia="en-US" w:bidi="ar-SA"/>
+              </w:rPr>
+              <w:t>64</w:t>
+            </w:r>
+          </w:p>
+        </w:tc>
+        <w:tc>
+          <w:tcPr>
+            <w:tcW w:w="2340" w:type="dxa"/>
+            <w:tcBorders/>
+          </w:tcPr>
+          <w:p>
+            <w:pPr>
+              <w:pStyle w:val="Compact"/>
+              <w:widowControl/>
+              <w:spacing w:before="36" w:after="36"/>
+              <w:jc w:val="left"/>
+              <w:rPr>
+                <w:rFonts w:ascii="Cambria" w:hAnsi="Cambria" w:eastAsia="Cambria" w:cs=""/>
+                <w:kern w:val="0"/>
+                <w:sz w:val="24"/>
+                <w:szCs w:val="24"/>
+                <w:lang w:val="en-US" w:eastAsia="en-US" w:bidi="ar-SA"/>
+              </w:rPr>
+            </w:pPr>
+            <w:r>
+              <w:rPr>
+                <w:rFonts w:eastAsia="Cambria" w:cs=""/>
+                <w:kern w:val="0"/>
+                <w:sz w:val="24"/>
+                <w:szCs w:val="24"/>
+                <w:lang w:val="en-US" w:eastAsia="en-US" w:bidi="ar-SA"/>
+              </w:rPr>
+              <w:t>64.5</w:t>
+            </w:r>
+          </w:p>
+        </w:tc>
+      </w:tr>
+      <w:tr>
+        <w:trPr/>
+        <w:tc>
+          <w:tcPr>
+            <w:tcW w:w="2339" w:type="dxa"/>
+            <w:tcBorders/>
+          </w:tcPr>
+          <w:p>
+            <w:pPr>
+              <w:pStyle w:val="Compact"/>
+              <w:widowControl/>
+              <w:spacing w:before="36" w:after="36"/>
+              <w:jc w:val="left"/>
+              <w:rPr>
+                <w:rFonts w:ascii="Cambria" w:hAnsi="Cambria" w:eastAsia="Cambria" w:cs=""/>
+                <w:kern w:val="0"/>
+                <w:sz w:val="24"/>
+                <w:szCs w:val="24"/>
+                <w:lang w:val="en-US" w:eastAsia="en-US" w:bidi="ar-SA"/>
+              </w:rPr>
+            </w:pPr>
+            <w:r>
+              <w:rPr>
+                <w:rFonts w:eastAsia="Cambria" w:cs=""/>
+                <w:kern w:val="0"/>
+                <w:sz w:val="24"/>
+                <w:szCs w:val="24"/>
+                <w:lang w:val="en-US" w:eastAsia="en-US" w:bidi="ar-SA"/>
+              </w:rPr>
+              <w:t>RS(255,239)</w:t>
+            </w:r>
+          </w:p>
+        </w:tc>
+        <w:tc>
+          <w:tcPr>
+            <w:tcW w:w="2340" w:type="dxa"/>
+            <w:tcBorders/>
+          </w:tcPr>
+          <w:p>
+            <w:pPr>
+              <w:pStyle w:val="Compact"/>
+              <w:widowControl/>
+              <w:spacing w:before="36" w:after="36"/>
+              <w:jc w:val="left"/>
+              <w:rPr>
+                <w:rFonts w:ascii="Cambria" w:hAnsi="Cambria" w:eastAsia="Cambria" w:cs=""/>
+                <w:kern w:val="0"/>
+                <w:sz w:val="24"/>
+                <w:szCs w:val="24"/>
+                <w:lang w:val="en-US" w:eastAsia="en-US" w:bidi="ar-SA"/>
+              </w:rPr>
+            </w:pPr>
+            <w:r>
+              <w:rPr>
+                <w:rFonts w:eastAsia="Cambria" w:cs=""/>
+                <w:kern w:val="0"/>
+                <w:sz w:val="24"/>
+                <w:szCs w:val="24"/>
+                <w:lang w:val="en-US" w:eastAsia="en-US" w:bidi="ar-SA"/>
+              </w:rPr>
+              <w:t>8</w:t>
+            </w:r>
+          </w:p>
+        </w:tc>
+        <w:tc>
+          <w:tcPr>
+            <w:tcW w:w="2340" w:type="dxa"/>
+            <w:tcBorders/>
+          </w:tcPr>
+          <w:p>
+            <w:pPr>
+              <w:pStyle w:val="Compact"/>
+              <w:widowControl/>
+              <w:spacing w:before="36" w:after="36"/>
+              <w:jc w:val="left"/>
+              <w:rPr>
+                <w:rFonts w:ascii="Cambria" w:hAnsi="Cambria" w:eastAsia="Cambria" w:cs=""/>
+                <w:kern w:val="0"/>
+                <w:sz w:val="24"/>
+                <w:szCs w:val="24"/>
+                <w:lang w:val="en-US" w:eastAsia="en-US" w:bidi="ar-SA"/>
+              </w:rPr>
+            </w:pPr>
+            <w:r>
+              <w:rPr>
+                <w:rFonts w:eastAsia="Cambria" w:cs=""/>
+                <w:kern w:val="0"/>
+                <w:sz w:val="24"/>
+                <w:szCs w:val="24"/>
+                <w:lang w:val="en-US" w:eastAsia="en-US" w:bidi="ar-SA"/>
+              </w:rPr>
+              <w:t>32</w:t>
+            </w:r>
+          </w:p>
+        </w:tc>
+        <w:tc>
+          <w:tcPr>
+            <w:tcW w:w="2340" w:type="dxa"/>
+            <w:tcBorders/>
+          </w:tcPr>
+          <w:p>
+            <w:pPr>
+              <w:pStyle w:val="Compact"/>
+              <w:widowControl/>
+              <w:spacing w:before="36" w:after="36"/>
+              <w:jc w:val="left"/>
+              <w:rPr>
+                <w:rFonts w:ascii="Cambria" w:hAnsi="Cambria" w:eastAsia="Cambria" w:cs=""/>
+                <w:kern w:val="0"/>
+                <w:sz w:val="24"/>
+                <w:szCs w:val="24"/>
+                <w:lang w:val="en-US" w:eastAsia="en-US" w:bidi="ar-SA"/>
+              </w:rPr>
+            </w:pPr>
+            <w:r>
+              <w:rPr>
+                <w:rFonts w:eastAsia="Cambria" w:cs=""/>
+                <w:kern w:val="0"/>
+                <w:sz w:val="24"/>
+                <w:szCs w:val="24"/>
+                <w:lang w:val="en-US" w:eastAsia="en-US" w:bidi="ar-SA"/>
+              </w:rPr>
+              <w:t>33</w:t>
+            </w:r>
+          </w:p>
+        </w:tc>
+      </w:tr>
+      <w:tr>
+        <w:trPr/>
+        <w:tc>
+          <w:tcPr>
+            <w:tcW w:w="2339" w:type="dxa"/>
+            <w:tcBorders/>
+          </w:tcPr>
+          <w:p>
+            <w:pPr>
+              <w:pStyle w:val="Compact"/>
+              <w:widowControl/>
+              <w:spacing w:before="36" w:after="36"/>
+              <w:jc w:val="left"/>
+              <w:rPr>
+                <w:rFonts w:ascii="Cambria" w:hAnsi="Cambria" w:eastAsia="Cambria" w:cs=""/>
+                <w:kern w:val="0"/>
+                <w:sz w:val="24"/>
+                <w:szCs w:val="24"/>
+                <w:lang w:val="en-US" w:eastAsia="en-US" w:bidi="ar-SA"/>
+              </w:rPr>
+            </w:pPr>
+            <w:r>
+              <w:rPr>
+                <w:rFonts w:eastAsia="Cambria" w:cs=""/>
+                <w:kern w:val="0"/>
+                <w:sz w:val="24"/>
+                <w:szCs w:val="24"/>
+                <w:lang w:val="en-US" w:eastAsia="en-US" w:bidi="ar-SA"/>
+              </w:rPr>
+              <w:t>RS(204,188)</w:t>
+            </w:r>
+          </w:p>
+        </w:tc>
+        <w:tc>
+          <w:tcPr>
+            <w:tcW w:w="2340" w:type="dxa"/>
+            <w:tcBorders/>
+          </w:tcPr>
+          <w:p>
+            <w:pPr>
+              <w:pStyle w:val="Compact"/>
+              <w:widowControl/>
+              <w:spacing w:before="36" w:after="36"/>
+              <w:jc w:val="left"/>
+              <w:rPr>
+                <w:rFonts w:ascii="Cambria" w:hAnsi="Cambria" w:eastAsia="Cambria" w:cs=""/>
+                <w:kern w:val="0"/>
+                <w:sz w:val="24"/>
+                <w:szCs w:val="24"/>
+                <w:lang w:val="en-US" w:eastAsia="en-US" w:bidi="ar-SA"/>
+              </w:rPr>
+            </w:pPr>
+            <w:r>
+              <w:rPr>
+                <w:rFonts w:eastAsia="Cambria" w:cs=""/>
+                <w:kern w:val="0"/>
+                <w:sz w:val="24"/>
+                <w:szCs w:val="24"/>
+                <w:lang w:val="en-US" w:eastAsia="en-US" w:bidi="ar-SA"/>
+              </w:rPr>
+              <w:t>8</w:t>
+            </w:r>
+          </w:p>
+        </w:tc>
+        <w:tc>
+          <w:tcPr>
+            <w:tcW w:w="2340" w:type="dxa"/>
+            <w:tcBorders/>
+          </w:tcPr>
+          <w:p>
+            <w:pPr>
+              <w:pStyle w:val="Compact"/>
+              <w:widowControl/>
+              <w:spacing w:before="36" w:after="36"/>
+              <w:jc w:val="left"/>
+              <w:rPr>
+                <w:rFonts w:ascii="Cambria" w:hAnsi="Cambria" w:eastAsia="Cambria" w:cs=""/>
+                <w:kern w:val="0"/>
+                <w:sz w:val="24"/>
+                <w:szCs w:val="24"/>
+                <w:lang w:val="en-US" w:eastAsia="en-US" w:bidi="ar-SA"/>
+              </w:rPr>
+            </w:pPr>
+            <w:r>
+              <w:rPr>
+                <w:rFonts w:eastAsia="Cambria" w:cs=""/>
+                <w:kern w:val="0"/>
+                <w:sz w:val="24"/>
+                <w:szCs w:val="24"/>
+                <w:lang w:val="en-US" w:eastAsia="en-US" w:bidi="ar-SA"/>
+              </w:rPr>
+              <w:t>26</w:t>
+            </w:r>
+          </w:p>
+        </w:tc>
+        <w:tc>
+          <w:tcPr>
+            <w:tcW w:w="2340" w:type="dxa"/>
+            <w:tcBorders/>
+          </w:tcPr>
+          <w:p>
+            <w:pPr>
+              <w:pStyle w:val="Compact"/>
+              <w:widowControl/>
+              <w:spacing w:before="36" w:after="36"/>
+              <w:jc w:val="left"/>
+              <w:rPr>
+                <w:rFonts w:ascii="Cambria" w:hAnsi="Cambria" w:eastAsia="Cambria" w:cs=""/>
+                <w:kern w:val="0"/>
+                <w:sz w:val="24"/>
+                <w:szCs w:val="24"/>
+                <w:lang w:val="en-US" w:eastAsia="en-US" w:bidi="ar-SA"/>
+              </w:rPr>
+            </w:pPr>
+            <w:r>
+              <w:rPr>
+                <w:rFonts w:eastAsia="Cambria" w:cs=""/>
+                <w:kern w:val="0"/>
+                <w:sz w:val="24"/>
+                <w:szCs w:val="24"/>
+                <w:lang w:val="en-US" w:eastAsia="en-US" w:bidi="ar-SA"/>
+              </w:rPr>
+              <w:t>27</w:t>
+            </w:r>
+          </w:p>
+        </w:tc>
+      </w:tr>
+      <w:tr>
+        <w:trPr/>
+        <w:tc>
+          <w:tcPr>
+            <w:tcW w:w="2339" w:type="dxa"/>
+            <w:tcBorders/>
+          </w:tcPr>
+          <w:p>
+            <w:pPr>
+              <w:pStyle w:val="Compact"/>
+              <w:widowControl/>
+              <w:spacing w:before="36" w:after="36"/>
+              <w:jc w:val="left"/>
+              <w:rPr>
+                <w:rFonts w:ascii="Cambria" w:hAnsi="Cambria" w:eastAsia="Cambria" w:cs=""/>
+                <w:kern w:val="0"/>
+                <w:sz w:val="24"/>
+                <w:szCs w:val="24"/>
+                <w:lang w:val="en-US" w:eastAsia="en-US" w:bidi="ar-SA"/>
+              </w:rPr>
+            </w:pPr>
+            <w:r>
+              <w:rPr>
+                <w:rFonts w:eastAsia="Cambria" w:cs=""/>
+                <w:kern w:val="0"/>
+                <w:sz w:val="24"/>
+                <w:szCs w:val="24"/>
+                <w:lang w:val="en-US" w:eastAsia="en-US" w:bidi="ar-SA"/>
+              </w:rPr>
+              <w:t>RS(21,19)</w:t>
+            </w:r>
+          </w:p>
+        </w:tc>
+        <w:tc>
+          <w:tcPr>
+            <w:tcW w:w="2340" w:type="dxa"/>
+            <w:tcBorders/>
+          </w:tcPr>
+          <w:p>
+            <w:pPr>
+              <w:pStyle w:val="Compact"/>
+              <w:widowControl/>
+              <w:spacing w:before="36" w:after="36"/>
+              <w:jc w:val="left"/>
+              <w:rPr>
+                <w:rFonts w:ascii="Cambria" w:hAnsi="Cambria" w:eastAsia="Cambria" w:cs=""/>
+                <w:kern w:val="0"/>
+                <w:sz w:val="24"/>
+                <w:szCs w:val="24"/>
+                <w:lang w:val="en-US" w:eastAsia="en-US" w:bidi="ar-SA"/>
+              </w:rPr>
+            </w:pPr>
+            <w:r>
+              <w:rPr>
+                <w:rFonts w:eastAsia="Cambria" w:cs=""/>
+                <w:kern w:val="0"/>
+                <w:sz w:val="24"/>
+                <w:szCs w:val="24"/>
+                <w:lang w:val="en-US" w:eastAsia="en-US" w:bidi="ar-SA"/>
+              </w:rPr>
+              <w:t>4</w:t>
+            </w:r>
+          </w:p>
+        </w:tc>
+        <w:tc>
+          <w:tcPr>
+            <w:tcW w:w="2340" w:type="dxa"/>
+            <w:tcBorders/>
+          </w:tcPr>
+          <w:p>
+            <w:pPr>
+              <w:pStyle w:val="Compact"/>
+              <w:widowControl/>
+              <w:spacing w:before="36" w:after="36"/>
+              <w:jc w:val="left"/>
+              <w:rPr>
+                <w:rFonts w:ascii="Cambria" w:hAnsi="Cambria" w:eastAsia="Cambria" w:cs=""/>
+                <w:kern w:val="0"/>
+                <w:sz w:val="24"/>
+                <w:szCs w:val="24"/>
+                <w:lang w:val="en-US" w:eastAsia="en-US" w:bidi="ar-SA"/>
+              </w:rPr>
+            </w:pPr>
+            <w:r>
+              <w:rPr>
+                <w:rFonts w:eastAsia="Cambria" w:cs=""/>
+                <w:kern w:val="0"/>
+                <w:sz w:val="24"/>
+                <w:szCs w:val="24"/>
+                <w:lang w:val="en-US" w:eastAsia="en-US" w:bidi="ar-SA"/>
+              </w:rPr>
+              <w:t>6</w:t>
+            </w:r>
+          </w:p>
+        </w:tc>
+        <w:tc>
+          <w:tcPr>
+            <w:tcW w:w="2340" w:type="dxa"/>
+            <w:tcBorders/>
+          </w:tcPr>
+          <w:p>
+            <w:pPr>
+              <w:pStyle w:val="Compact"/>
+              <w:widowControl/>
+              <w:spacing w:before="36" w:after="36"/>
+              <w:jc w:val="left"/>
+              <w:rPr>
+                <w:rFonts w:ascii="Cambria" w:hAnsi="Cambria" w:eastAsia="Cambria" w:cs=""/>
+                <w:kern w:val="0"/>
+                <w:sz w:val="24"/>
+                <w:szCs w:val="24"/>
+                <w:lang w:val="en-US" w:eastAsia="en-US" w:bidi="ar-SA"/>
+              </w:rPr>
+            </w:pPr>
+            <w:r>
+              <w:rPr>
+                <w:rFonts w:eastAsia="Cambria" w:cs=""/>
+                <w:kern w:val="0"/>
+                <w:sz w:val="24"/>
+                <w:szCs w:val="24"/>
+                <w:lang w:val="en-US" w:eastAsia="en-US" w:bidi="ar-SA"/>
+              </w:rPr>
+              <w:t>7.2</w:t>
+            </w:r>
+          </w:p>
+        </w:tc>
+      </w:tr>
+      <w:tr>
+        <w:trPr/>
+        <w:tc>
+          <w:tcPr>
+            <w:tcW w:w="2339" w:type="dxa"/>
+            <w:tcBorders/>
+          </w:tcPr>
+          <w:p>
+            <w:pPr>
+              <w:pStyle w:val="Compact"/>
+              <w:widowControl/>
+              <w:spacing w:before="36" w:after="36"/>
+              <w:jc w:val="left"/>
+              <w:rPr>
+                <w:rFonts w:ascii="Cambria" w:hAnsi="Cambria" w:eastAsia="Cambria" w:cs=""/>
+                <w:kern w:val="0"/>
+                <w:sz w:val="24"/>
+                <w:szCs w:val="24"/>
+                <w:lang w:val="en-US" w:eastAsia="en-US" w:bidi="ar-SA"/>
+              </w:rPr>
+            </w:pPr>
+            <w:r>
+              <w:rPr>
+                <w:rFonts w:eastAsia="Cambria" w:cs=""/>
+                <w:kern w:val="0"/>
+                <w:sz w:val="24"/>
+                <w:szCs w:val="24"/>
+                <w:lang w:val="en-US" w:eastAsia="en-US" w:bidi="ar-SA"/>
+              </w:rPr>
+              <w:t>RS(15,11)</w:t>
+            </w:r>
+          </w:p>
+        </w:tc>
+        <w:tc>
+          <w:tcPr>
+            <w:tcW w:w="2340" w:type="dxa"/>
+            <w:tcBorders/>
+          </w:tcPr>
+          <w:p>
+            <w:pPr>
+              <w:pStyle w:val="Compact"/>
+              <w:widowControl/>
+              <w:spacing w:before="36" w:after="36"/>
+              <w:jc w:val="left"/>
+              <w:rPr>
+                <w:rFonts w:ascii="Cambria" w:hAnsi="Cambria" w:eastAsia="Cambria" w:cs=""/>
+                <w:kern w:val="0"/>
+                <w:sz w:val="24"/>
+                <w:szCs w:val="24"/>
+                <w:lang w:val="en-US" w:eastAsia="en-US" w:bidi="ar-SA"/>
+              </w:rPr>
+            </w:pPr>
+            <w:r>
+              <w:rPr>
+                <w:rFonts w:eastAsia="Cambria" w:cs=""/>
+                <w:kern w:val="0"/>
+                <w:sz w:val="24"/>
+                <w:szCs w:val="24"/>
+                <w:lang w:val="en-US" w:eastAsia="en-US" w:bidi="ar-SA"/>
+              </w:rPr>
+              <w:t>3</w:t>
+            </w:r>
+          </w:p>
+        </w:tc>
+        <w:tc>
+          <w:tcPr>
+            <w:tcW w:w="2340" w:type="dxa"/>
+            <w:tcBorders/>
+          </w:tcPr>
+          <w:p>
+            <w:pPr>
+              <w:pStyle w:val="Compact"/>
+              <w:widowControl/>
+              <w:spacing w:before="36" w:after="36"/>
+              <w:jc w:val="left"/>
+              <w:rPr>
+                <w:rFonts w:ascii="Cambria" w:hAnsi="Cambria" w:eastAsia="Cambria" w:cs=""/>
+                <w:kern w:val="0"/>
+                <w:sz w:val="24"/>
+                <w:szCs w:val="24"/>
+                <w:lang w:val="en-US" w:eastAsia="en-US" w:bidi="ar-SA"/>
+              </w:rPr>
+            </w:pPr>
+            <w:r>
+              <w:rPr>
+                <w:rFonts w:eastAsia="Cambria" w:cs=""/>
+                <w:kern w:val="0"/>
+                <w:sz w:val="24"/>
+                <w:szCs w:val="24"/>
+                <w:lang w:val="en-US" w:eastAsia="en-US" w:bidi="ar-SA"/>
+              </w:rPr>
+              <w:t>6</w:t>
+            </w:r>
+          </w:p>
+        </w:tc>
+        <w:tc>
+          <w:tcPr>
+            <w:tcW w:w="2340" w:type="dxa"/>
+            <w:tcBorders/>
+          </w:tcPr>
+          <w:p>
+            <w:pPr>
+              <w:pStyle w:val="Compact"/>
+              <w:widowControl/>
+              <w:spacing w:before="36" w:after="36"/>
+              <w:jc w:val="left"/>
+              <w:rPr>
+                <w:rFonts w:ascii="Cambria" w:hAnsi="Cambria" w:eastAsia="Cambria" w:cs=""/>
+                <w:kern w:val="0"/>
+                <w:sz w:val="24"/>
+                <w:szCs w:val="24"/>
+                <w:lang w:val="en-US" w:eastAsia="en-US" w:bidi="ar-SA"/>
+              </w:rPr>
+            </w:pPr>
+            <w:r>
+              <w:rPr>
+                <w:rFonts w:eastAsia="Cambria" w:cs=""/>
+                <w:kern w:val="0"/>
+                <w:sz w:val="24"/>
+                <w:szCs w:val="24"/>
+                <w:lang w:val="en-US" w:eastAsia="en-US" w:bidi="ar-SA"/>
+              </w:rPr>
+              <w:t>7 to 8</w:t>
+            </w:r>
+          </w:p>
+        </w:tc>
+      </w:tr>
+    </w:tbl>
+    <w:p>
+      <w:pPr>
+        <w:pStyle w:val="BodyText"/>
+        <w:rPr/>
+      </w:pPr>
+      <w:bookmarkStart w:id="189" w:name="sustained-rate"/>
+      <w:r>
+        <w:rPr>
+          <w:sz w:val="20"/>
+        </w:rPr>
         <w:t>For the reference profile at S = 1 and a 200 MHz clock: 1.6 Gbit/s coded on the wire, 1.5 Gbit/s of data. At S = 8 (a 64-bit bus, m = 8) the same clock gives 12.8 Gbit/s coded, which is where the 802.3-class profiles live.</w:t>
       </w:r>
-      <w:bookmarkEnd w:id="188"/>
+      <w:bookmarkEnd w:id="189"/>
       <w:r>
         <w:br w:type="page"/>
       </w:r>
@@ -25024,9 +26232,9 @@
         <w:spacing w:before="280" w:after="80"/>
         <w:rPr/>
       </w:pPr>
-      <w:bookmarkStart w:id="189" w:name="__RefHeading___Toc8098_1790311284"/>
-      <w:bookmarkStart w:id="190" w:name="what-scales-with-s"/>
-      <w:bookmarkEnd w:id="189"/>
+      <w:bookmarkStart w:id="190" w:name="__RefHeading___Toc8369_3978023616"/>
+      <w:bookmarkStart w:id="191" w:name="what-scales-with-s"/>
+      <w:bookmarkEnd w:id="190"/>
       <w:r>
         <w:rPr>
           <w:rStyle w:val="SectionNumber"/>
@@ -25051,12 +26259,12 @@
         <w:pStyle w:val="TableCaption"/>
         <w:rPr/>
       </w:pPr>
-      <w:bookmarkStart w:id="191" w:name="_Tab_15_Table_5_2__Scaling_w"/>
+      <w:bookmarkStart w:id="192" w:name="_Tab_16_Table_5_2__Scaling_w"/>
       <w:r>
         <w:rPr/>
         <w:t>Table 5.2: Scaling with symbols per beat</w:t>
       </w:r>
-      <w:bookmarkEnd w:id="191"/>
+      <w:bookmarkEnd w:id="192"/>
     </w:p>
     <w:tbl>
       <w:tblPr>
@@ -25282,7 +26490,7 @@
                 <w:szCs w:val="24"/>
                 <w:lang w:val="en-US" w:eastAsia="en-US" w:bidi="ar-SA"/>
               </w:rPr>
-              <w:t>the LFSR update is applied S times in one cycle (or unrolled)</w:t>
+              <w:t>S single steps unrolled; the taps are constant, so it is one XOR network</w:t>
             </w:r>
           </w:p>
         </w:tc>
@@ -25378,7 +26586,7 @@
                 <w:szCs w:val="24"/>
                 <w:lang w:val="en-US" w:eastAsia="en-US" w:bidi="ar-SA"/>
               </w:rPr>
-              <w:t>each cell absorbs S symbols per cycle</w:t>
+              <w:t>S unrolled steps per cell, the state after the beat’s count taken</w:t>
             </w:r>
           </w:p>
         </w:tc>
@@ -25474,7 +26682,7 @@
                 <w:szCs w:val="24"/>
                 <w:lang w:val="en-US" w:eastAsia="en-US" w:bidi="ar-SA"/>
               </w:rPr>
-              <w:t>replicated, or the step constant becomes alpha^(-S) with S evaluators</w:t>
+              <w:t>one register set per cell, S lane constants alpha^(iu), the step constant alpha^(iS)</w:t>
             </w:r>
           </w:p>
         </w:tc>
@@ -25539,7 +26747,7 @@
                 <w:szCs w:val="24"/>
                 <w:lang w:val="en-US" w:eastAsia="en-US" w:bidi="ar-SA"/>
               </w:rPr>
-              <w:t>up to S corrections per cycle in the worst case</w:t>
+              <w:t>S corrections per cycle</w:t>
             </w:r>
           </w:p>
         </w:tc>
@@ -25570,7 +26778,7 @@
                 <w:szCs w:val="24"/>
                 <w:lang w:val="en-US" w:eastAsia="en-US" w:bidi="ar-SA"/>
               </w:rPr>
-              <w:t>S inverses, or a small queue and a one-per-cycle Forney with a stall on dense errors</w:t>
+              <w:t>S lane sums, S inverses and S multiplies</w:t>
             </w:r>
           </w:p>
         </w:tc>
@@ -25604,7 +26812,7 @@
                 <w:szCs w:val="24"/>
                 <w:lang w:val="en-US" w:eastAsia="en-US" w:bidi="ar-SA"/>
               </w:rPr>
-              <w:t>block buffer</w:t>
+              <w:t>block and output FIFOs</w:t>
             </w:r>
           </w:p>
         </w:tc>
@@ -25666,7 +26874,7 @@
                 <w:szCs w:val="24"/>
                 <w:lang w:val="en-US" w:eastAsia="en-US" w:bidi="ar-SA"/>
               </w:rPr>
-              <w:t>depth unchanged in beats</w:t>
+              <w:t>depth in beats</w:t>
             </w:r>
           </w:p>
         </w:tc>
@@ -25777,7 +26985,7 @@
         <w:rPr>
           <w:sz w:val="20"/>
         </w:rPr>
-        <w:t>The Forney row is the one to watch: with S &gt; 1 a block with errors in adjacent positions may need more than one correction in a cycle. The cheap design stalls the drain for the extra cycles (rare, bounded by t per block); the expensive one replicates the inverse.</w:t>
+        <w:t>The Forney row is the cost to watch: the cores as built take the S-inverse form, so a correction can land in every lane of a beat in the same cycle and the walk never stalls. The alternative – one inverse and a stall of up to t cycles per block on dense errors – is the trade to revisit if the characterisation shows the inverses dominating at large S.</w:t>
       </w:r>
     </w:p>
     <w:p>
@@ -25809,8 +27017,8 @@
         <w:pStyle w:val="Normal"/>
         <w:rPr/>
       </w:pPr>
-      <w:bookmarkStart w:id="192" w:name="throughput"/>
-      <w:bookmarkStart w:id="193" w:name="what-scales-with-s"/>
+      <w:bookmarkStart w:id="193" w:name="throughput"/>
+      <w:bookmarkStart w:id="194" w:name="what-scales-with-s"/>
       <w:r>
         <w:rPr/>
         <mc:AlternateContent>
@@ -25866,8 +27074,8 @@
           </mc:Fallback>
         </mc:AlternateContent>
       </w:r>
-      <w:bookmarkEnd w:id="192"/>
       <w:bookmarkEnd w:id="193"/>
+      <w:bookmarkEnd w:id="194"/>
       <w:r>
         <w:br w:type="page"/>
       </w:r>
@@ -25879,9 +27087,9 @@
         <w:spacing w:before="360" w:after="120"/>
         <w:rPr/>
       </w:pPr>
-      <w:bookmarkStart w:id="194" w:name="__RefHeading___Toc8100_1790311284"/>
-      <w:bookmarkStart w:id="195" w:name="latency"/>
-      <w:bookmarkEnd w:id="194"/>
+      <w:bookmarkStart w:id="195" w:name="__RefHeading___Toc8371_3978023616"/>
+      <w:bookmarkStart w:id="196" w:name="latency"/>
+      <w:bookmarkEnd w:id="195"/>
       <w:r>
         <w:rPr>
           <w:rStyle w:val="SectionNumber"/>
@@ -25925,8 +27133,8 @@
         <w:spacing w:before="280" w:after="80"/>
         <w:rPr/>
       </w:pPr>
-      <w:bookmarkStart w:id="196" w:name="__RefHeading___Toc8102_1790311284"/>
-      <w:bookmarkEnd w:id="196"/>
+      <w:bookmarkStart w:id="197" w:name="__RefHeading___Toc8373_3978023616"/>
+      <w:bookmarkEnd w:id="197"/>
       <w:r>
         <w:rPr>
           <w:rStyle w:val="SectionNumber"/>
@@ -25951,12 +27159,12 @@
         <w:pStyle w:val="TableCaption"/>
         <w:rPr/>
       </w:pPr>
-      <w:bookmarkStart w:id="197" w:name="_Tab_16_Table_5_3__Encoder_l"/>
+      <w:bookmarkStart w:id="198" w:name="_Tab_17_Table_5_3__Encoder_l"/>
       <w:r>
         <w:rPr/>
         <w:t>Table 5.3: Encoder latency</w:t>
       </w:r>
-      <w:bookmarkEnd w:id="197"/>
+      <w:bookmarkEnd w:id="198"/>
     </w:p>
     <w:tbl>
       <w:tblPr>
@@ -26376,8 +27584,8 @@
               </w:rPr>
               <w:t>pipeline + 2t</w:t>
             </w:r>
-            <w:bookmarkStart w:id="198" w:name="encoder-1"/>
-            <w:bookmarkEnd w:id="198"/>
+            <w:bookmarkStart w:id="199" w:name="encoder-1"/>
+            <w:bookmarkEnd w:id="199"/>
           </w:p>
         </w:tc>
       </w:tr>
@@ -26394,8 +27602,8 @@
       <w:r>
         <w:br w:type="page"/>
       </w:r>
-      <w:bookmarkStart w:id="199" w:name="__RefHeading___Toc8104_1790311284"/>
-      <w:bookmarkEnd w:id="199"/>
+      <w:bookmarkStart w:id="200" w:name="__RefHeading___Toc8375_3978023616"/>
+      <w:bookmarkEnd w:id="200"/>
       <w:r>
         <w:rPr>
           <w:rStyle w:val="SectionNumber"/>
@@ -26420,12 +27628,12 @@
         <w:pStyle w:val="TableCaption"/>
         <w:rPr/>
       </w:pPr>
-      <w:bookmarkStart w:id="200" w:name="_Tab_17_Table_5_4__Decoder_l"/>
+      <w:bookmarkStart w:id="201" w:name="_Tab_18_Table_5_4__Decoder_l"/>
       <w:r>
         <w:rPr/>
         <w:t>Table 5.4: Decoder latency</w:t>
       </w:r>
-      <w:bookmarkEnd w:id="200"/>
+      <w:bookmarkEnd w:id="201"/>
     </w:p>
     <w:tbl>
       <w:tblPr>
@@ -27261,9 +28469,9 @@
         <w:spacing w:before="280" w:after="80"/>
         <w:rPr/>
       </w:pPr>
-      <w:bookmarkStart w:id="201" w:name="__RefHeading___Toc8106_1790311284"/>
-      <w:bookmarkStart w:id="202" w:name="buffer-sizing"/>
-      <w:bookmarkEnd w:id="201"/>
+      <w:bookmarkStart w:id="202" w:name="__RefHeading___Toc8377_3978023616"/>
+      <w:bookmarkStart w:id="203" w:name="buffer-sizing"/>
+      <w:bookmarkEnd w:id="202"/>
       <w:r>
         <w:rPr>
           <w:rStyle w:val="SectionNumber"/>
@@ -27324,8 +28532,8 @@
         <w:pStyle w:val="Normal"/>
         <w:rPr/>
       </w:pPr>
-      <w:bookmarkStart w:id="203" w:name="latency"/>
-      <w:bookmarkStart w:id="204" w:name="buffer-sizing"/>
+      <w:bookmarkStart w:id="204" w:name="latency"/>
+      <w:bookmarkStart w:id="205" w:name="buffer-sizing"/>
       <w:r>
         <w:rPr/>
         <mc:AlternateContent>
@@ -27381,8 +28589,8 @@
           </mc:Fallback>
         </mc:AlternateContent>
       </w:r>
-      <w:bookmarkEnd w:id="203"/>
       <w:bookmarkEnd w:id="204"/>
+      <w:bookmarkEnd w:id="205"/>
       <w:r>
         <w:br w:type="page"/>
       </w:r>
@@ -27394,9 +28602,9 @@
         <w:spacing w:before="360" w:after="120"/>
         <w:rPr/>
       </w:pPr>
-      <w:bookmarkStart w:id="205" w:name="__RefHeading___Toc8108_1790311284"/>
-      <w:bookmarkStart w:id="206" w:name="resources"/>
-      <w:bookmarkEnd w:id="205"/>
+      <w:bookmarkStart w:id="206" w:name="__RefHeading___Toc8379_3978023616"/>
+      <w:bookmarkStart w:id="207" w:name="resources"/>
+      <w:bookmarkEnd w:id="206"/>
       <w:r>
         <w:rPr>
           <w:rStyle w:val="SectionNumber"/>
@@ -27453,8 +28661,8 @@
         <w:spacing w:before="280" w:after="80"/>
         <w:rPr/>
       </w:pPr>
-      <w:bookmarkStart w:id="207" w:name="__RefHeading___Toc8110_1790311284"/>
-      <w:bookmarkEnd w:id="207"/>
+      <w:bookmarkStart w:id="208" w:name="__RefHeading___Toc8381_3978023616"/>
+      <w:bookmarkEnd w:id="208"/>
       <w:r>
         <w:rPr>
           <w:rStyle w:val="SectionNumber"/>
@@ -27479,12 +28687,12 @@
         <w:pStyle w:val="TableCaption"/>
         <w:rPr/>
       </w:pPr>
-      <w:bookmarkStart w:id="208" w:name="_Tab_18_Table_5_5__GF_primit"/>
+      <w:bookmarkStart w:id="209" w:name="_Tab_19_Table_5_5__GF_primit"/>
       <w:r>
         <w:rPr/>
         <w:t>Table 5.5: GF primitive counts, RS(255,239), t = 8, m = 8, S = 1</w:t>
       </w:r>
-      <w:bookmarkEnd w:id="208"/>
+      <w:bookmarkEnd w:id="209"/>
     </w:p>
     <w:tbl>
       <w:tblPr>
@@ -28322,8 +29530,8 @@
               </w:rPr>
               <w:t>encoder 2t; decoder 2t + (t+1) + solver array</w:t>
             </w:r>
-            <w:bookmarkStart w:id="209" w:name="gf-primitives-per-core-reference-profile"/>
-            <w:bookmarkEnd w:id="209"/>
+            <w:bookmarkStart w:id="210" w:name="gf-primitives-per-core-reference-profile"/>
+            <w:bookmarkEnd w:id="210"/>
           </w:p>
         </w:tc>
       </w:tr>
@@ -28340,8 +29548,8 @@
       <w:r>
         <w:br w:type="page"/>
       </w:r>
-      <w:bookmarkStart w:id="210" w:name="__RefHeading___Toc8112_1790311284"/>
-      <w:bookmarkEnd w:id="210"/>
+      <w:bookmarkStart w:id="211" w:name="__RefHeading___Toc8383_3978023616"/>
+      <w:bookmarkEnd w:id="211"/>
       <w:r>
         <w:rPr>
           <w:rStyle w:val="SectionNumber"/>
@@ -28366,12 +29574,12 @@
         <w:pStyle w:val="TableCaption"/>
         <w:rPr/>
       </w:pPr>
-      <w:bookmarkStart w:id="211" w:name="_Tab_19_Table_5_6__Storage"/>
+      <w:bookmarkStart w:id="212" w:name="_Tab_20_Table_5_6__Storage"/>
       <w:r>
         <w:rPr/>
         <w:t>Table 5.6: Storage</w:t>
       </w:r>
-      <w:bookmarkEnd w:id="211"/>
+      <w:bookmarkEnd w:id="212"/>
     </w:p>
     <w:tbl>
       <w:tblPr>
@@ -29039,8 +30247,8 @@
       <w:r>
         <w:br w:type="page"/>
       </w:r>
-      <w:bookmarkStart w:id="212" w:name="__RefHeading___Toc8114_1790311284"/>
-      <w:bookmarkEnd w:id="212"/>
+      <w:bookmarkStart w:id="213" w:name="__RefHeading___Toc8385_3978023616"/>
+      <w:bookmarkEnd w:id="213"/>
       <w:r>
         <w:rPr>
           <w:rStyle w:val="SectionNumber"/>
@@ -29110,9 +30318,9 @@
         <w:spacing w:before="280" w:after="80"/>
         <w:rPr/>
       </w:pPr>
-      <w:bookmarkStart w:id="213" w:name="__RefHeading___Toc8116_1790311284"/>
-      <w:bookmarkStart w:id="214" w:name="scaling"/>
-      <w:bookmarkEnd w:id="213"/>
+      <w:bookmarkStart w:id="214" w:name="__RefHeading___Toc8387_3978023616"/>
+      <w:bookmarkStart w:id="215" w:name="scaling"/>
+      <w:bookmarkEnd w:id="214"/>
       <w:r>
         <w:rPr>
           <w:rStyle w:val="SectionNumber"/>
@@ -29130,20 +30338,6 @@
         </w:rPr>
         <w:tab/>
         <w:t>Scaling</w:t>
-      </w:r>
-    </w:p>
-    <w:p>
-      <w:pPr>
-        <w:pStyle w:val="Compact"/>
-        <w:numPr>
-          <w:ilvl w:val="0"/>
-          <w:numId w:val="71"/>
-        </w:numPr>
-        <w:rPr/>
-      </w:pPr>
-      <w:r>
-        <w:rPr/>
-        <w:t>CCSDS RS(255,223), t = 16: every 2t-scaled row doubles (32 syndrome cells, 49 riBM elements, 17 Chien cells); plus the dual-basis conversion at both boundaries.</w:t>
       </w:r>
     </w:p>
     <w:p>
@@ -29157,7 +30351,7 @@
       </w:pPr>
       <w:r>
         <w:rPr/>
-        <w:t>802.3 RS(544,514), m = 10: every multiplier grows from 8 x 8 to 10 x 10, the tables to 1024 entries, the buffer to 1024 deep; S &gt; 1 is a requirement, not an option, at those rates.</w:t>
+        <w:t>CCSDS RS(255,223), t = 16: every 2t-scaled row doubles (32 syndrome cells, 49 riBM elements, 17 Chien cells); plus the dual-basis conversion at both boundaries.</w:t>
       </w:r>
     </w:p>
     <w:p>
@@ -29171,40 +30365,54 @@
       </w:pPr>
       <w:r>
         <w:rPr/>
-        <w:t>S symbols per beat: syndrome and Chien cells x S; solver unchanged.</w:t>
+        <w:t>802.3 RS(544,514), m = 10: every multiplier grows from 8 x 8 to 10 x 10, the tables to 1024 entries, the buffer to 1024 deep; S &gt; 1 is a requirement, not an option, at those rates.</w:t>
       </w:r>
     </w:p>
     <w:p>
       <w:pPr>
-        <w:pStyle w:val="FirstParagraph"/>
-        <w:rPr/>
-      </w:pPr>
-      <w:r>
-        <w:rPr>
-          <w:sz w:val="20"/>
-        </w:rPr>
-        <w:t xml:space="preserve">  </w:t>
+        <w:pStyle w:val="Compact"/>
+        <w:numPr>
+          <w:ilvl w:val="0"/>
+          <w:numId w:val="74"/>
+        </w:numPr>
+        <w:rPr/>
+      </w:pPr>
+      <w:r>
+        <w:rPr/>
+        <w:t>S symbols per beat: syndrome and Chien cells x S; solver unchanged.</w:t>
       </w:r>
     </w:p>
     <w:p>
       <w:pPr>
-        <w:pStyle w:val="BodyText"/>
+        <w:pStyle w:val="FirstParagraph"/>
         <w:rPr/>
       </w:pPr>
       <w:r>
         <w:rPr>
           <w:sz w:val="20"/>
         </w:rPr>
-        <w:t xml:space="preserve">RTL Design Sherpa · Learning Hardware Design Through Practice  GitHub · Documentation Index · MIT License </w:t>
+        <w:t xml:space="preserve">  </w:t>
       </w:r>
     </w:p>
     <w:p>
       <w:pPr>
+        <w:pStyle w:val="BodyText"/>
+        <w:rPr/>
+      </w:pPr>
+      <w:r>
+        <w:rPr>
+          <w:sz w:val="20"/>
+        </w:rPr>
+        <w:t xml:space="preserve">RTL Design Sherpa · Learning Hardware Design Through Practice  GitHub · Documentation Index · MIT License </w:t>
+      </w:r>
+    </w:p>
+    <w:p>
+      <w:pPr>
         <w:pStyle w:val="Normal"/>
         <w:rPr/>
       </w:pPr>
-      <w:bookmarkStart w:id="215" w:name="resources"/>
-      <w:bookmarkStart w:id="216" w:name="scaling"/>
+      <w:bookmarkStart w:id="216" w:name="resources"/>
+      <w:bookmarkStart w:id="217" w:name="scaling"/>
       <w:r>
         <w:rPr/>
         <mc:AlternateContent>
@@ -29260,8 +30468,8 @@
           </mc:Fallback>
         </mc:AlternateContent>
       </w:r>
-      <w:bookmarkEnd w:id="215"/>
       <w:bookmarkEnd w:id="216"/>
+      <w:bookmarkEnd w:id="217"/>
       <w:r>
         <w:br w:type="page"/>
       </w:r>
@@ -29273,9 +30481,9 @@
         <w:spacing w:before="360" w:after="120"/>
         <w:rPr/>
       </w:pPr>
-      <w:bookmarkStart w:id="217" w:name="__RefHeading___Toc8118_1790311284"/>
-      <w:bookmarkStart w:id="218" w:name="system-requirements"/>
-      <w:bookmarkEnd w:id="217"/>
+      <w:bookmarkStart w:id="218" w:name="__RefHeading___Toc8389_3978023616"/>
+      <w:bookmarkStart w:id="219" w:name="system-requirements"/>
+      <w:bookmarkEnd w:id="218"/>
       <w:r>
         <w:rPr>
           <w:rStyle w:val="SectionNumber"/>
@@ -29319,9 +30527,9 @@
         <w:spacing w:before="280" w:after="80"/>
         <w:rPr/>
       </w:pPr>
-      <w:bookmarkStart w:id="219" w:name="__RefHeading___Toc8120_1790311284"/>
-      <w:bookmarkStart w:id="220" w:name="the-consumer-provides"/>
-      <w:bookmarkEnd w:id="219"/>
+      <w:bookmarkStart w:id="220" w:name="__RefHeading___Toc8391_3978023616"/>
+      <w:bookmarkStart w:id="221" w:name="the-consumer-provides"/>
+      <w:bookmarkEnd w:id="220"/>
       <w:r>
         <w:rPr>
           <w:rStyle w:val="SectionNumber"/>
@@ -29339,37 +30547,6 @@
         </w:rPr>
         <w:tab/>
         <w:t>The consumer provides</w:t>
-      </w:r>
-    </w:p>
-    <w:p>
-      <w:pPr>
-        <w:pStyle w:val="Compact"/>
-        <w:numPr>
-          <w:ilvl w:val="0"/>
-          <w:numId w:val="74"/>
-        </w:numPr>
-        <w:rPr/>
-      </w:pPr>
-      <w:r>
-        <w:rPr>
-          <w:b/>
-          <w:bCs/>
-        </w:rPr>
-        <w:t>Block boundaries.</w:t>
-      </w:r>
-      <w:r>
-        <w:rPr/>
-        <w:t xml:space="preserve"> </w:t>
-      </w:r>
-      <w:r>
-        <w:rPr>
-          <w:rStyle w:val="VerbatimChar"/>
-        </w:rPr>
-        <w:t>in_last</w:t>
-      </w:r>
-      <w:r>
-        <w:rPr/>
-        <w:t xml:space="preserve"> on the k-th data symbol (encoder) or n-th coded symbol (decoder) of every block. The consumer’s scheduler, framer or job control already knows where blocks end; the core checks and reports, it does not infer.</w:t>
       </w:r>
     </w:p>
     <w:p>
@@ -29386,11 +30563,21 @@
           <w:b/>
           <w:bCs/>
         </w:rPr>
-        <w:t>Room for the rate change.</w:t>
-      </w:r>
-      <w:r>
-        <w:rPr/>
-        <w:t xml:space="preserve"> The encoder emits n symbols for every k it takes; the decoder emits k for every n. The consumer’s downstream (encoder) or upstream (decoder) absorbs the difference, or provides a FIFO of 2t symbols so the encoder’s parity drain does not stall its input.</w:t>
+        <w:t>Block boundaries.</w:t>
+      </w:r>
+      <w:r>
+        <w:rPr/>
+        <w:t xml:space="preserve"> </w:t>
+      </w:r>
+      <w:r>
+        <w:rPr>
+          <w:rStyle w:val="VerbatimChar"/>
+        </w:rPr>
+        <w:t>in_last</w:t>
+      </w:r>
+      <w:r>
+        <w:rPr/>
+        <w:t xml:space="preserve"> on the k-th data symbol (encoder) or n-th coded symbol (decoder) of every block. The consumer’s scheduler, framer or job control already knows where blocks end; the core checks and reports, it does not infer.</w:t>
       </w:r>
     </w:p>
     <w:p>
@@ -29407,11 +30594,11 @@
           <w:b/>
           <w:bCs/>
         </w:rPr>
-        <w:t>A single clock</w:t>
-      </w:r>
-      <w:r>
-        <w:rPr/>
-        <w:t xml:space="preserve"> and the repository’s active-low asynchronous reset.</w:t>
+        <w:t>Room for the rate change.</w:t>
+      </w:r>
+      <w:r>
+        <w:rPr/>
+        <w:t xml:space="preserve"> The encoder emits n symbols for every k it takes; the decoder emits k for every n. The consumer’s downstream (encoder) or upstream (decoder) absorbs the difference, or provides a FIFO of 2t symbols so the encoder’s parity drain does not stall its input.</w:t>
       </w:r>
     </w:p>
     <w:p>
@@ -29428,21 +30615,11 @@
           <w:b/>
           <w:bCs/>
         </w:rPr>
-        <w:t>Erasure knowledge</w:t>
-      </w:r>
-      <w:r>
-        <w:rPr/>
-        <w:t xml:space="preserve">, if </w:t>
-      </w:r>
-      <w:r>
-        <w:rPr>
-          <w:rStyle w:val="VerbatimChar"/>
-        </w:rPr>
-        <w:t>ENABLE_ERASURES</w:t>
-      </w:r>
-      <w:r>
-        <w:rPr/>
-        <w:t>: which symbols are known bad, per symbol, with the data.</w:t>
+        <w:t>A single clock</w:t>
+      </w:r>
+      <w:r>
+        <w:rPr/>
+        <w:t xml:space="preserve"> and the repository’s active-low asynchronous reset.</w:t>
       </w:r>
     </w:p>
     <w:p>
@@ -29459,13 +30636,44 @@
           <w:b/>
           <w:bCs/>
         </w:rPr>
+        <w:t>Erasure knowledge</w:t>
+      </w:r>
+      <w:r>
+        <w:rPr/>
+        <w:t xml:space="preserve">, if </w:t>
+      </w:r>
+      <w:r>
+        <w:rPr>
+          <w:rStyle w:val="VerbatimChar"/>
+        </w:rPr>
+        <w:t>ENABLE_ERASURES</w:t>
+      </w:r>
+      <w:r>
+        <w:rPr/>
+        <w:t>: which symbols are known bad, per symbol, with the data.</w:t>
+      </w:r>
+    </w:p>
+    <w:p>
+      <w:pPr>
+        <w:pStyle w:val="Compact"/>
+        <w:numPr>
+          <w:ilvl w:val="0"/>
+          <w:numId w:val="79"/>
+        </w:numPr>
+        <w:rPr/>
+      </w:pPr>
+      <w:r>
+        <w:rPr>
+          <w:b/>
+          <w:bCs/>
+        </w:rPr>
         <w:t>Configuration at build time.</w:t>
       </w:r>
       <w:r>
         <w:rPr/>
         <w:t xml:space="preserve"> The profile is parameters; nothing about the code is set at run time in the bare core.</w:t>
       </w:r>
-      <w:bookmarkEnd w:id="220"/>
+      <w:bookmarkEnd w:id="221"/>
       <w:r>
         <w:br w:type="page"/>
       </w:r>
@@ -29479,9 +30687,9 @@
         <w:spacing w:before="280" w:after="80"/>
         <w:rPr/>
       </w:pPr>
-      <w:bookmarkStart w:id="221" w:name="__RefHeading___Toc8122_1790311284"/>
-      <w:bookmarkStart w:id="222" w:name="the-consumer-gets"/>
-      <w:bookmarkEnd w:id="221"/>
+      <w:bookmarkStart w:id="222" w:name="__RefHeading___Toc8393_3978023616"/>
+      <w:bookmarkStart w:id="223" w:name="the-consumer-gets"/>
+      <w:bookmarkEnd w:id="222"/>
       <w:r>
         <w:rPr>
           <w:rStyle w:val="SectionNumber"/>
@@ -29499,20 +30707,6 @@
         </w:rPr>
         <w:tab/>
         <w:t>The consumer gets</w:t>
-      </w:r>
-    </w:p>
-    <w:p>
-      <w:pPr>
-        <w:pStyle w:val="Compact"/>
-        <w:numPr>
-          <w:ilvl w:val="0"/>
-          <w:numId w:val="79"/>
-        </w:numPr>
-        <w:rPr/>
-      </w:pPr>
-      <w:r>
-        <w:rPr/>
-        <w:t>Systematic encoding: data pass through unchanged and in order, parity follows.</w:t>
       </w:r>
     </w:p>
     <w:p>
@@ -29526,7 +30720,7 @@
       </w:pPr>
       <w:r>
         <w:rPr/>
-        <w:t>A per-block verdict on the decoder: ok, corrected (with count), uncorrectable, framing error – valid with the last symbol of the block, so the consumer can act on the block it has just received.</w:t>
+        <w:t>Systematic encoding: data pass through unchanged and in order, parity follows.</w:t>
       </w:r>
     </w:p>
     <w:p>
@@ -29540,7 +30734,7 @@
       </w:pPr>
       <w:r>
         <w:rPr/>
-        <w:t>Data as received on an uncorrectable block, never silently altered.</w:t>
+        <w:t>A per-block verdict on the decoder: ok, corrected (with count), uncorrectable, framing error – valid with the last symbol of the block, so the consumer can act on the block it has just received.</w:t>
       </w:r>
     </w:p>
     <w:p>
@@ -29552,12 +30746,26 @@
         </w:numPr>
         <w:rPr/>
       </w:pPr>
-      <w:bookmarkStart w:id="223" w:name="the-consumer-gets"/>
+      <w:r>
+        <w:rPr/>
+        <w:t>Data as received on an uncorrectable block, never silently altered.</w:t>
+      </w:r>
+    </w:p>
+    <w:p>
+      <w:pPr>
+        <w:pStyle w:val="Compact"/>
+        <w:numPr>
+          <w:ilvl w:val="0"/>
+          <w:numId w:val="83"/>
+        </w:numPr>
+        <w:rPr/>
+      </w:pPr>
+      <w:bookmarkStart w:id="224" w:name="the-consumer-gets"/>
       <w:r>
         <w:rPr/>
         <w:t>Determinism: no run-time state survives a block except the counters; the same input block yields the same output block every time.</w:t>
       </w:r>
-      <w:bookmarkEnd w:id="223"/>
+      <w:bookmarkEnd w:id="224"/>
       <w:r>
         <w:br w:type="page"/>
       </w:r>
@@ -29571,9 +30779,9 @@
         <w:spacing w:before="280" w:after="80"/>
         <w:rPr/>
       </w:pPr>
-      <w:bookmarkStart w:id="224" w:name="__RefHeading___Toc8124_1790311284"/>
-      <w:bookmarkStart w:id="225" w:name="environment"/>
-      <w:bookmarkEnd w:id="224"/>
+      <w:bookmarkStart w:id="225" w:name="__RefHeading___Toc8395_3978023616"/>
+      <w:bookmarkStart w:id="226" w:name="environment"/>
+      <w:bookmarkEnd w:id="225"/>
       <w:r>
         <w:rPr>
           <w:rStyle w:val="SectionNumber"/>
@@ -29591,30 +30799,6 @@
         </w:rPr>
         <w:tab/>
         <w:t>Environment</w:t>
-      </w:r>
-    </w:p>
-    <w:p>
-      <w:pPr>
-        <w:pStyle w:val="Compact"/>
-        <w:numPr>
-          <w:ilvl w:val="0"/>
-          <w:numId w:val="83"/>
-        </w:numPr>
-        <w:rPr/>
-      </w:pPr>
-      <w:r>
-        <w:rPr/>
-        <w:t xml:space="preserve">SystemVerilog-2012, synthesisable, no assertions in RTL (properties live in </w:t>
-      </w:r>
-      <w:r>
-        <w:rPr>
-          <w:rStyle w:val="VerbatimChar"/>
-        </w:rPr>
-        <w:t>formal/</w:t>
-      </w:r>
-      <w:r>
-        <w:rPr/>
-        <w:t>), lint-clean under Verilator per the repository gate.</w:t>
       </w:r>
     </w:p>
     <w:p>
@@ -29628,27 +30812,17 @@
       </w:pPr>
       <w:r>
         <w:rPr/>
-        <w:t xml:space="preserve">Filelists under </w:t>
+        <w:t xml:space="preserve">SystemVerilog-2012, synthesisable, no assertions in RTL (properties live in </w:t>
       </w:r>
       <w:r>
         <w:rPr>
           <w:rStyle w:val="VerbatimChar"/>
         </w:rPr>
-        <w:t>rtl/filelists/</w:t>
-      </w:r>
-      <w:r>
-        <w:rPr/>
-        <w:t xml:space="preserve">, registered in </w:t>
-      </w:r>
-      <w:r>
-        <w:rPr>
-          <w:rStyle w:val="VerbatimChar"/>
-        </w:rPr>
-        <w:t>bin/filelists.toml</w:t>
-      </w:r>
-      <w:r>
-        <w:rPr/>
-        <w:t>, one per top, from the first module.</w:t>
+        <w:t>formal/</w:t>
+      </w:r>
+      <w:r>
+        <w:rPr/>
+        <w:t>), lint-clean under Verilator per the repository gate.</w:t>
       </w:r>
     </w:p>
     <w:p>
@@ -29662,60 +30836,94 @@
       </w:pPr>
       <w:r>
         <w:rPr/>
-        <w:t>Python golden model dependencies (</w:t>
+        <w:t xml:space="preserve">Filelists under </w:t>
       </w:r>
       <w:r>
         <w:rPr>
           <w:rStyle w:val="VerbatimChar"/>
         </w:rPr>
-        <w:t>reedsolo</w:t>
-      </w:r>
-      <w:r>
-        <w:rPr/>
-        <w:t xml:space="preserve">, </w:t>
+        <w:t>rtl/filelists/</w:t>
+      </w:r>
+      <w:r>
+        <w:rPr/>
+        <w:t xml:space="preserve">, registered in </w:t>
       </w:r>
       <w:r>
         <w:rPr>
           <w:rStyle w:val="VerbatimChar"/>
         </w:rPr>
-        <w:t>galois</w:t>
-      </w:r>
-      <w:r>
-        <w:rPr/>
-        <w:t>) are DV-only.</w:t>
+        <w:t>bin/filelists.toml</w:t>
+      </w:r>
+      <w:r>
+        <w:rPr/>
+        <w:t>, one per top, from the first module.</w:t>
       </w:r>
     </w:p>
     <w:p>
       <w:pPr>
-        <w:pStyle w:val="FirstParagraph"/>
-        <w:rPr/>
-      </w:pPr>
-      <w:r>
-        <w:rPr>
-          <w:sz w:val="20"/>
-        </w:rPr>
-        <w:t xml:space="preserve">  </w:t>
+        <w:pStyle w:val="Compact"/>
+        <w:numPr>
+          <w:ilvl w:val="0"/>
+          <w:numId w:val="86"/>
+        </w:numPr>
+        <w:rPr/>
+      </w:pPr>
+      <w:r>
+        <w:rPr/>
+        <w:t>Python golden model dependencies (</w:t>
+      </w:r>
+      <w:r>
+        <w:rPr>
+          <w:rStyle w:val="VerbatimChar"/>
+        </w:rPr>
+        <w:t>reedsolo</w:t>
+      </w:r>
+      <w:r>
+        <w:rPr/>
+        <w:t xml:space="preserve">, </w:t>
+      </w:r>
+      <w:r>
+        <w:rPr>
+          <w:rStyle w:val="VerbatimChar"/>
+        </w:rPr>
+        <w:t>galois</w:t>
+      </w:r>
+      <w:r>
+        <w:rPr/>
+        <w:t>) are DV-only.</w:t>
       </w:r>
     </w:p>
     <w:p>
       <w:pPr>
-        <w:pStyle w:val="BodyText"/>
+        <w:pStyle w:val="FirstParagraph"/>
         <w:rPr/>
       </w:pPr>
       <w:r>
         <w:rPr>
           <w:sz w:val="20"/>
         </w:rPr>
-        <w:t xml:space="preserve">RTL Design Sherpa · Learning Hardware Design Through Practice  GitHub · Documentation Index · MIT License </w:t>
+        <w:t xml:space="preserve">  </w:t>
       </w:r>
     </w:p>
     <w:p>
       <w:pPr>
+        <w:pStyle w:val="BodyText"/>
+        <w:rPr/>
+      </w:pPr>
+      <w:r>
+        <w:rPr>
+          <w:sz w:val="20"/>
+        </w:rPr>
+        <w:t xml:space="preserve">RTL Design Sherpa · Learning Hardware Design Through Practice  GitHub · Documentation Index · MIT License </w:t>
+      </w:r>
+    </w:p>
+    <w:p>
+      <w:pPr>
         <w:pStyle w:val="Normal"/>
         <w:rPr/>
       </w:pPr>
-      <w:bookmarkStart w:id="226" w:name="system-requirements"/>
-      <w:bookmarkStart w:id="227" w:name="environment"/>
+      <w:bookmarkStart w:id="227" w:name="system-requirements"/>
+      <w:bookmarkStart w:id="228" w:name="environment"/>
       <w:r>
         <w:rPr/>
         <mc:AlternateContent>
@@ -29771,8 +30979,8 @@
           </mc:Fallback>
         </mc:AlternateContent>
       </w:r>
-      <w:bookmarkEnd w:id="226"/>
       <w:bookmarkEnd w:id="227"/>
+      <w:bookmarkEnd w:id="228"/>
       <w:r>
         <w:br w:type="page"/>
       </w:r>
@@ -29784,9 +30992,9 @@
         <w:spacing w:before="360" w:after="120"/>
         <w:rPr/>
       </w:pPr>
-      <w:bookmarkStart w:id="228" w:name="__RefHeading___Toc8126_1790311284"/>
-      <w:bookmarkStart w:id="229" w:name="parameter-configuration"/>
-      <w:bookmarkEnd w:id="228"/>
+      <w:bookmarkStart w:id="229" w:name="__RefHeading___Toc8397_3978023616"/>
+      <w:bookmarkStart w:id="230" w:name="parameter-configuration"/>
+      <w:bookmarkEnd w:id="229"/>
       <w:r>
         <w:rPr>
           <w:rStyle w:val="SectionNumber"/>
@@ -29844,9 +31052,9 @@
         <w:spacing w:before="280" w:after="80"/>
         <w:rPr/>
       </w:pPr>
-      <w:bookmarkStart w:id="230" w:name="__RefHeading___Toc8128_1790311284"/>
-      <w:bookmarkStart w:id="231" w:name="code"/>
-      <w:bookmarkEnd w:id="230"/>
+      <w:bookmarkStart w:id="231" w:name="__RefHeading___Toc8399_3978023616"/>
+      <w:bookmarkStart w:id="232" w:name="code"/>
+      <w:bookmarkEnd w:id="231"/>
       <w:r>
         <w:rPr>
           <w:rStyle w:val="SectionNumber"/>
@@ -29871,12 +31079,12 @@
         <w:pStyle w:val="TableCaption"/>
         <w:rPr/>
       </w:pPr>
-      <w:bookmarkStart w:id="232" w:name="_Tab_20_Table_6_1__Code_para"/>
+      <w:bookmarkStart w:id="233" w:name="_Tab_21_Table_6_1__Code_para"/>
       <w:r>
         <w:rPr/>
         <w:t>Table 6.1: Code parameters</w:t>
       </w:r>
-      <w:bookmarkEnd w:id="232"/>
+      <w:bookmarkEnd w:id="233"/>
     </w:p>
     <w:tbl>
       <w:tblPr>
@@ -31752,7 +32960,7 @@
         </w:rPr>
         <w:t xml:space="preserve"> register, which is not in this specification.</w:t>
       </w:r>
-      <w:bookmarkEnd w:id="231"/>
+      <w:bookmarkEnd w:id="232"/>
       <w:r>
         <w:br w:type="page"/>
       </w:r>
@@ -31766,9 +32974,9 @@
         <w:spacing w:before="280" w:after="80"/>
         <w:rPr/>
       </w:pPr>
-      <w:bookmarkStart w:id="233" w:name="__RefHeading___Toc8130_1790311284"/>
-      <w:bookmarkStart w:id="234" w:name="interface"/>
-      <w:bookmarkEnd w:id="233"/>
+      <w:bookmarkStart w:id="234" w:name="__RefHeading___Toc8401_3978023616"/>
+      <w:bookmarkStart w:id="235" w:name="interface"/>
+      <w:bookmarkEnd w:id="234"/>
       <w:r>
         <w:rPr>
           <w:rStyle w:val="SectionNumber"/>
@@ -31793,12 +33001,12 @@
         <w:pStyle w:val="TableCaption"/>
         <w:rPr/>
       </w:pPr>
-      <w:bookmarkStart w:id="235" w:name="_Tab_21_Table_6_2__Interface"/>
+      <w:bookmarkStart w:id="236" w:name="_Tab_22_Table_6_2__Interface"/>
       <w:r>
         <w:rPr/>
         <w:t>Table 6.2: Interface parameters</w:t>
       </w:r>
-      <w:bookmarkEnd w:id="235"/>
+      <w:bookmarkEnd w:id="236"/>
     </w:p>
     <w:tbl>
       <w:tblPr>
@@ -32405,7 +33613,7 @@
                 <w:szCs w:val="24"/>
                 <w:lang w:val="en-US" w:eastAsia="en-US" w:bidi="ar-SA"/>
               </w:rPr>
-              <w:t>, the throughput factor</w:t>
+              <w:t>, the throughput factor; tested at 1, 3, 4 and 8</w:t>
             </w:r>
           </w:p>
         </w:tc>
@@ -32436,7 +33644,7 @@
                 <w:szCs w:val="24"/>
                 <w:lang w:val="en-US" w:eastAsia="en-US" w:bidi="ar-SA"/>
               </w:rPr>
-              <w:t>D6</w:t>
+              <w:t>D6 decided</w:t>
             </w:r>
           </w:p>
         </w:tc>
@@ -33321,14 +34529,14 @@
         <w:pStyle w:val="BodyText"/>
         <w:rPr/>
       </w:pPr>
-      <w:bookmarkStart w:id="236" w:name="interface"/>
+      <w:bookmarkStart w:id="237" w:name="interface"/>
       <w:r>
         <w:rPr>
           <w:sz w:val="20"/>
         </w:rPr>
         <w:t>Adapter-specific parameters are in tables 4.5 and 4.7.</w:t>
       </w:r>
-      <w:bookmarkEnd w:id="236"/>
+      <w:bookmarkEnd w:id="237"/>
       <w:r>
         <w:br w:type="page"/>
       </w:r>
@@ -33342,9 +34550,9 @@
         <w:spacing w:before="280" w:after="80"/>
         <w:rPr/>
       </w:pPr>
-      <w:bookmarkStart w:id="237" w:name="__RefHeading___Toc8132_1790311284"/>
-      <w:bookmarkStart w:id="238" w:name="open-decisions-in-one-place"/>
-      <w:bookmarkEnd w:id="237"/>
+      <w:bookmarkStart w:id="238" w:name="__RefHeading___Toc8403_3978023616"/>
+      <w:bookmarkStart w:id="239" w:name="open-decisions-in-one-place"/>
+      <w:bookmarkEnd w:id="238"/>
       <w:r>
         <w:rPr>
           <w:rStyle w:val="SectionNumber"/>
@@ -33369,12 +34577,12 @@
         <w:pStyle w:val="TableCaption"/>
         <w:rPr/>
       </w:pPr>
-      <w:bookmarkStart w:id="239" w:name="_Tab_22_Table_6_3__Open_PRD_"/>
+      <w:bookmarkStart w:id="240" w:name="_Tab_23_Table_6_3__Open_PRD_"/>
       <w:r>
         <w:rPr/>
         <w:t>Table 6.3: Open PRD decisions and their defaults</w:t>
       </w:r>
-      <w:bookmarkEnd w:id="239"/>
+      <w:bookmarkEnd w:id="240"/>
     </w:p>
     <w:tbl>
       <w:tblPr>
@@ -33923,8 +35131,8 @@
         <w:pStyle w:val="Normal"/>
         <w:rPr/>
       </w:pPr>
-      <w:bookmarkStart w:id="240" w:name="parameter-configuration"/>
-      <w:bookmarkStart w:id="241" w:name="open-decisions-in-one-place"/>
+      <w:bookmarkStart w:id="241" w:name="parameter-configuration"/>
+      <w:bookmarkStart w:id="242" w:name="open-decisions-in-one-place"/>
       <w:r>
         <w:rPr/>
         <mc:AlternateContent>
@@ -33980,8 +35188,8 @@
           </mc:Fallback>
         </mc:AlternateContent>
       </w:r>
-      <w:bookmarkEnd w:id="240"/>
       <w:bookmarkEnd w:id="241"/>
+      <w:bookmarkEnd w:id="242"/>
       <w:r>
         <w:br w:type="page"/>
       </w:r>
@@ -33993,9 +35201,9 @@
         <w:spacing w:before="360" w:after="120"/>
         <w:rPr/>
       </w:pPr>
-      <w:bookmarkStart w:id="242" w:name="__RefHeading___Toc8134_1790311284"/>
-      <w:bookmarkStart w:id="243" w:name="candidate-profiles"/>
-      <w:bookmarkEnd w:id="242"/>
+      <w:bookmarkStart w:id="243" w:name="__RefHeading___Toc8405_3978023616"/>
+      <w:bookmarkStart w:id="244" w:name="candidate-profiles"/>
+      <w:bookmarkEnd w:id="243"/>
       <w:r>
         <w:rPr>
           <w:rStyle w:val="SectionNumber"/>
@@ -34045,12 +35253,12 @@
         <w:pStyle w:val="TableCaption"/>
         <w:rPr/>
       </w:pPr>
-      <w:bookmarkStart w:id="244" w:name="_Tab_23_Table_6_4__Candidate"/>
+      <w:bookmarkStart w:id="245" w:name="_Tab_24_Table_6_4__Candidate"/>
       <w:r>
         <w:rPr/>
         <w:t>Table 6.4: Candidate profiles</w:t>
       </w:r>
-      <w:bookmarkEnd w:id="244"/>
+      <w:bookmarkEnd w:id="245"/>
     </w:p>
     <w:tbl>
       <w:tblPr>
@@ -36029,7 +37237,7 @@
         <w:pStyle w:val="Normal"/>
         <w:rPr/>
       </w:pPr>
-      <w:bookmarkStart w:id="245" w:name="candidate-profiles"/>
+      <w:bookmarkStart w:id="246" w:name="candidate-profiles"/>
       <w:r>
         <w:rPr/>
         <mc:AlternateContent>
@@ -36085,7 +37293,7 @@
           </mc:Fallback>
         </mc:AlternateContent>
       </w:r>
-      <w:bookmarkEnd w:id="245"/>
+      <w:bookmarkEnd w:id="246"/>
       <w:r>
         <w:br w:type="page"/>
       </w:r>
@@ -36097,9 +37305,9 @@
         <w:spacing w:before="360" w:after="120"/>
         <w:rPr/>
       </w:pPr>
-      <w:bookmarkStart w:id="246" w:name="__RefHeading___Toc8136_1790311284"/>
-      <w:bookmarkStart w:id="247" w:name="verification-strategy"/>
-      <w:bookmarkEnd w:id="246"/>
+      <w:bookmarkStart w:id="247" w:name="__RefHeading___Toc8407_3978023616"/>
+      <w:bookmarkStart w:id="248" w:name="verification-strategy"/>
+      <w:bookmarkEnd w:id="247"/>
       <w:r>
         <w:rPr>
           <w:rStyle w:val="SectionNumber"/>
@@ -36129,9 +37337,9 @@
         <w:spacing w:before="280" w:after="80"/>
         <w:rPr/>
       </w:pPr>
-      <w:bookmarkStart w:id="248" w:name="__RefHeading___Toc8138_1790311284"/>
-      <w:bookmarkStart w:id="249" w:name="golden-model"/>
-      <w:bookmarkEnd w:id="248"/>
+      <w:bookmarkStart w:id="249" w:name="__RefHeading___Toc8409_3978023616"/>
+      <w:bookmarkStart w:id="250" w:name="golden-model"/>
+      <w:bookmarkEnd w:id="249"/>
       <w:r>
         <w:rPr>
           <w:rStyle w:val="SectionNumber"/>
@@ -36188,7 +37396,7 @@
         </w:rPr>
         <w:t xml:space="preserve"> (MIT) for the field tables the generator emits. The TB encodes with the model and checks the RTL encoder byte for byte; it injects errors into model-encoded blocks and checks the RTL decoder’s corrected output and verdict against the model’s decode.</w:t>
       </w:r>
-      <w:bookmarkEnd w:id="249"/>
+      <w:bookmarkEnd w:id="250"/>
       <w:r>
         <w:br w:type="page"/>
       </w:r>
@@ -36202,8 +37410,8 @@
         <w:spacing w:before="280" w:after="80"/>
         <w:rPr/>
       </w:pPr>
-      <w:bookmarkStart w:id="250" w:name="__RefHeading___Toc8140_1790311284"/>
-      <w:bookmarkEnd w:id="250"/>
+      <w:bookmarkStart w:id="251" w:name="__RefHeading___Toc8411_3978023616"/>
+      <w:bookmarkEnd w:id="251"/>
       <w:r>
         <w:rPr>
           <w:rStyle w:val="SectionNumber"/>
@@ -36228,12 +37436,12 @@
         <w:pStyle w:val="TableCaption"/>
         <w:rPr/>
       </w:pPr>
-      <w:bookmarkStart w:id="251" w:name="_Tab_24_Table_6_5__Verificat"/>
+      <w:bookmarkStart w:id="252" w:name="_Tab_25_Table_6_5__Verificat"/>
       <w:r>
         <w:rPr/>
         <w:t>Table 6.5: Verification matrix</w:t>
       </w:r>
-      <w:bookmarkEnd w:id="251"/>
+      <w:bookmarkEnd w:id="252"/>
     </w:p>
     <w:tbl>
       <w:tblPr>
@@ -37335,8 +38543,8 @@
               </w:rPr>
               <w:t>the framing-error path</w:t>
             </w:r>
-            <w:bookmarkStart w:id="252" w:name="test-matrix"/>
-            <w:bookmarkEnd w:id="252"/>
+            <w:bookmarkStart w:id="253" w:name="test-matrix"/>
+            <w:bookmarkEnd w:id="253"/>
           </w:p>
         </w:tc>
       </w:tr>
@@ -37353,8 +38561,8 @@
       <w:r>
         <w:br w:type="page"/>
       </w:r>
-      <w:bookmarkStart w:id="253" w:name="__RefHeading___Toc8142_1790311284"/>
-      <w:bookmarkEnd w:id="253"/>
+      <w:bookmarkStart w:id="254" w:name="__RefHeading___Toc8413_3978023616"/>
+      <w:bookmarkEnd w:id="254"/>
       <w:r>
         <w:rPr>
           <w:rStyle w:val="SectionNumber"/>
@@ -37450,9 +38658,9 @@
         <w:spacing w:before="280" w:after="80"/>
         <w:rPr/>
       </w:pPr>
-      <w:bookmarkStart w:id="254" w:name="__RefHeading___Toc8144_1790311284"/>
-      <w:bookmarkStart w:id="255" w:name="formal"/>
-      <w:bookmarkEnd w:id="254"/>
+      <w:bookmarkStart w:id="255" w:name="__RefHeading___Toc8415_3978023616"/>
+      <w:bookmarkStart w:id="256" w:name="formal"/>
+      <w:bookmarkEnd w:id="255"/>
       <w:r>
         <w:rPr>
           <w:rStyle w:val="SectionNumber"/>
@@ -37496,7 +38704,7 @@
         </w:rPr>
         <w:t xml:space="preserve"> blocks: the valid/ready contract at both ends of each core; the encoder’s parity equals the golden LFSR for one block (bounded); the solver’s degree invariant (deg Lambda &lt;= number of iterations) and the equivalence of the two solvers on symbolic syndromes for small t.</w:t>
       </w:r>
-      <w:bookmarkEnd w:id="255"/>
+      <w:bookmarkEnd w:id="256"/>
       <w:r>
         <w:br w:type="page"/>
       </w:r>
@@ -37510,9 +38718,9 @@
         <w:spacing w:before="280" w:after="80"/>
         <w:rPr/>
       </w:pPr>
-      <w:bookmarkStart w:id="256" w:name="__RefHeading___Toc8146_1790311284"/>
-      <w:bookmarkStart w:id="257" w:name="coverage"/>
-      <w:bookmarkEnd w:id="256"/>
+      <w:bookmarkStart w:id="257" w:name="__RefHeading___Toc8417_3978023616"/>
+      <w:bookmarkStart w:id="258" w:name="coverage"/>
+      <w:bookmarkEnd w:id="257"/>
       <w:r>
         <w:rPr>
           <w:rStyle w:val="SectionNumber"/>
@@ -37573,8 +38781,8 @@
         <w:pStyle w:val="Normal"/>
         <w:rPr/>
       </w:pPr>
-      <w:bookmarkStart w:id="258" w:name="verification-strategy"/>
-      <w:bookmarkStart w:id="259" w:name="coverage"/>
+      <w:bookmarkStart w:id="259" w:name="verification-strategy"/>
+      <w:bookmarkStart w:id="260" w:name="coverage"/>
       <w:r>
         <w:rPr/>
         <mc:AlternateContent>
@@ -37630,8 +38838,8 @@
           </mc:Fallback>
         </mc:AlternateContent>
       </w:r>
-      <w:bookmarkEnd w:id="258"/>
       <w:bookmarkEnd w:id="259"/>
+      <w:bookmarkEnd w:id="260"/>
       <w:r>
         <w:br w:type="page"/>
       </w:r>
@@ -37643,9 +38851,9 @@
         <w:spacing w:before="360" w:after="120"/>
         <w:rPr/>
       </w:pPr>
-      <w:bookmarkStart w:id="260" w:name="__RefHeading___Toc8148_1790311284"/>
-      <w:bookmarkStart w:id="261" w:name="synthesis-and-implementation"/>
-      <w:bookmarkEnd w:id="260"/>
+      <w:bookmarkStart w:id="261" w:name="__RefHeading___Toc8419_3978023616"/>
+      <w:bookmarkStart w:id="262" w:name="synthesis-and-implementation"/>
+      <w:bookmarkEnd w:id="261"/>
       <w:r>
         <w:rPr>
           <w:rStyle w:val="SectionNumber"/>
@@ -37675,9 +38883,9 @@
         <w:spacing w:before="280" w:after="80"/>
         <w:rPr/>
       </w:pPr>
-      <w:bookmarkStart w:id="262" w:name="__RefHeading___Toc8150_1790311284"/>
-      <w:bookmarkStart w:id="263" w:name="characterisation-plan"/>
-      <w:bookmarkEnd w:id="262"/>
+      <w:bookmarkStart w:id="263" w:name="__RefHeading___Toc8421_3978023616"/>
+      <w:bookmarkStart w:id="264" w:name="characterisation-plan"/>
+      <w:bookmarkEnd w:id="263"/>
       <w:r>
         <w:rPr>
           <w:rStyle w:val="SectionNumber"/>
@@ -37714,12 +38922,12 @@
         <w:pStyle w:val="TableCaption"/>
         <w:rPr/>
       </w:pPr>
-      <w:bookmarkStart w:id="264" w:name="_Tab_25_Table_6_6__Character"/>
+      <w:bookmarkStart w:id="265" w:name="_Tab_26_Table_6_6__Character"/>
       <w:r>
         <w:rPr/>
         <w:t>Table 6.6: Characterisation steps</w:t>
       </w:r>
-      <w:bookmarkEnd w:id="264"/>
+      <w:bookmarkEnd w:id="265"/>
     </w:p>
     <w:tbl>
       <w:tblPr>
@@ -38438,7 +39646,7 @@
         </w:rPr>
         <w:t xml:space="preserve"> shape, so the numbers land beside the bridge’s and the monitor’s.</w:t>
       </w:r>
-      <w:bookmarkEnd w:id="263"/>
+      <w:bookmarkEnd w:id="264"/>
       <w:r>
         <w:br w:type="page"/>
       </w:r>
@@ -38452,9 +39660,9 @@
         <w:spacing w:before="280" w:after="80"/>
         <w:rPr/>
       </w:pPr>
-      <w:bookmarkStart w:id="265" w:name="__RefHeading___Toc8152_1790311284"/>
-      <w:bookmarkStart w:id="266" w:name="implementation-notes"/>
-      <w:bookmarkEnd w:id="265"/>
+      <w:bookmarkStart w:id="266" w:name="__RefHeading___Toc8423_3978023616"/>
+      <w:bookmarkStart w:id="267" w:name="implementation-notes"/>
+      <w:bookmarkEnd w:id="266"/>
       <w:r>
         <w:rPr>
           <w:rStyle w:val="SectionNumber"/>
@@ -38472,30 +39680,6 @@
         </w:rPr>
         <w:tab/>
         <w:t>Implementation notes</w:t>
-      </w:r>
-    </w:p>
-    <w:p>
-      <w:pPr>
-        <w:pStyle w:val="Compact"/>
-        <w:numPr>
-          <w:ilvl w:val="0"/>
-          <w:numId w:val="86"/>
-        </w:numPr>
-        <w:rPr/>
-      </w:pPr>
-      <w:r>
-        <w:rPr/>
-        <w:t xml:space="preserve">All arithmetic is combinational XOR/AND networks; there are no carries, so the multiplier trees of </w:t>
-      </w:r>
-      <w:r>
-        <w:rPr>
-          <w:rStyle w:val="VerbatimChar"/>
-        </w:rPr>
-        <w:t>rtl/math</w:t>
-      </w:r>
-      <w:r>
-        <w:rPr/>
-        <w:t xml:space="preserve"> do not apply and the synthesiser’s DSP inference is irrelevant.</w:t>
       </w:r>
     </w:p>
     <w:p>
@@ -38508,14 +39692,18 @@
         <w:rPr/>
       </w:pPr>
       <w:r>
+        <w:rPr/>
+        <w:t xml:space="preserve">All arithmetic is combinational XOR/AND networks; there are no carries, so the multiplier trees of </w:t>
+      </w:r>
+      <w:r>
         <w:rPr>
           <w:rStyle w:val="VerbatimChar"/>
         </w:rPr>
-        <w:t>gf_inv</w:t>
-      </w:r>
-      <w:r>
-        <w:rPr/>
-        <w:t xml:space="preserve"> at m = 8 is two 256-entry ROMs and infers to LUTs; at m = 10 it becomes BRAM or Itoh-Tsujii.</w:t>
+        <w:t>rtl/math</w:t>
+      </w:r>
+      <w:r>
+        <w:rPr/>
+        <w:t xml:space="preserve"> do not apply and the synthesiser’s DSP inference is irrelevant.</w:t>
       </w:r>
     </w:p>
     <w:p>
@@ -38528,18 +39716,14 @@
         <w:rPr/>
       </w:pPr>
       <w:r>
-        <w:rPr/>
-        <w:t xml:space="preserve">The block buffer infers one BRAM at the reference depth; </w:t>
-      </w:r>
-      <w:r>
         <w:rPr>
           <w:rStyle w:val="VerbatimChar"/>
         </w:rPr>
-        <w:t>REGISTERED = 1</w:t>
-      </w:r>
-      <w:r>
-        <w:rPr/>
-        <w:t xml:space="preserve"> on the FIFO adds a cycle and removes the read mux from the corrector’s path if timing needs it.</w:t>
+        <w:t>gf_inv</w:t>
+      </w:r>
+      <w:r>
+        <w:rPr/>
+        <w:t xml:space="preserve"> at m = 8 is two 256-entry ROMs and infers to LUTs; at m = 10 it becomes BRAM or Itoh-Tsujii.</w:t>
       </w:r>
     </w:p>
     <w:p>
@@ -38553,7 +39737,17 @@
       </w:pPr>
       <w:r>
         <w:rPr/>
-        <w:t>The riBM array has no cross-array feedback, so its cells may be pipelined per iteration if the clock demands; the Euclid array’s degree compare cannot be pipelined without the degree-computationless variant.</w:t>
+        <w:t xml:space="preserve">The block buffer infers one BRAM at the reference depth; </w:t>
+      </w:r>
+      <w:r>
+        <w:rPr>
+          <w:rStyle w:val="VerbatimChar"/>
+        </w:rPr>
+        <w:t>REGISTERED = 1</w:t>
+      </w:r>
+      <w:r>
+        <w:rPr/>
+        <w:t xml:space="preserve"> on the FIFO adds a cycle and removes the read mux from the corrector’s path if timing needs it.</w:t>
       </w:r>
     </w:p>
     <w:p>
@@ -38563,6 +39757,20 @@
           <w:ilvl w:val="0"/>
           <w:numId w:val="90"/>
         </w:numPr>
+        <w:rPr/>
+      </w:pPr>
+      <w:r>
+        <w:rPr/>
+        <w:t>The riBM array has no cross-array feedback, so its cells may be pipelined per iteration if the clock demands; the Euclid array’s degree compare cannot be pipelined without the degree-computationless variant.</w:t>
+      </w:r>
+    </w:p>
+    <w:p>
+      <w:pPr>
+        <w:pStyle w:val="Compact"/>
+        <w:numPr>
+          <w:ilvl w:val="0"/>
+          <w:numId w:val="91"/>
+        </w:numPr>
         <w:spacing w:before="36" w:after="36"/>
         <w:rPr/>
       </w:pPr>
@@ -38580,8 +39788,8 @@
         <w:rPr/>
         <w:t xml:space="preserve"> wrapper variants at the adapters.</w:t>
       </w:r>
-      <w:bookmarkEnd w:id="261"/>
-      <w:bookmarkEnd w:id="266"/>
+      <w:bookmarkEnd w:id="262"/>
+      <w:bookmarkEnd w:id="267"/>
     </w:p>
     <w:sectPr>
       <w:footerReference w:type="even" r:id="rId6"/>
@@ -41581,6 +42789,9 @@
     <w:abstractNumId w:val="1"/>
   </w:num>
   <w:num w:numId="90">
+    <w:abstractNumId w:val="1"/>
+  </w:num>
+  <w:num w:numId="91">
     <w:abstractNumId w:val="1"/>
   </w:num>
 </w:numbering>

--- a/projects/components/ecc-ip/reed-solomon/docs/Reed_Solomon_HAS_v0.1.docx
+++ b/projects/components/ecc-ip/reed-solomon/docs/Reed_Solomon_HAS_v0.1.docx
@@ -160,7 +160,7 @@
             </w:rPr>
             <w:fldChar w:fldCharType="separate"/>
           </w:r>
-          <w:hyperlink w:anchor="__RefHeading___Toc8231_3978023616">
+          <w:hyperlink w:anchor="__RefHeading___Toc8231_2333886378">
             <w:r>
               <w:rPr>
                 <w:webHidden/>
@@ -181,7 +181,7 @@
             </w:tabs>
             <w:rPr/>
           </w:pPr>
-          <w:hyperlink w:anchor="__RefHeading___Toc8233_3978023616">
+          <w:hyperlink w:anchor="__RefHeading___Toc8233_2333886378">
             <w:r>
               <w:rPr>
                 <w:webHidden/>
@@ -202,7 +202,7 @@
             </w:tabs>
             <w:rPr/>
           </w:pPr>
-          <w:hyperlink w:anchor="__RefHeading___Toc8235_3978023616">
+          <w:hyperlink w:anchor="__RefHeading___Toc8235_2333886378">
             <w:r>
               <w:rPr>
                 <w:webHidden/>
@@ -223,7 +223,7 @@
             </w:tabs>
             <w:rPr/>
           </w:pPr>
-          <w:hyperlink w:anchor="__RefHeading___Toc8237_3978023616">
+          <w:hyperlink w:anchor="__RefHeading___Toc8237_2333886378">
             <w:r>
               <w:rPr>
                 <w:webHidden/>
@@ -244,7 +244,7 @@
             </w:tabs>
             <w:rPr/>
           </w:pPr>
-          <w:hyperlink w:anchor="__RefHeading___Toc8239_3978023616">
+          <w:hyperlink w:anchor="__RefHeading___Toc8239_2333886378">
             <w:r>
               <w:rPr>
                 <w:webHidden/>
@@ -265,7 +265,7 @@
             </w:tabs>
             <w:rPr/>
           </w:pPr>
-          <w:hyperlink w:anchor="__RefHeading___Toc8241_3978023616">
+          <w:hyperlink w:anchor="__RefHeading___Toc8241_2333886378">
             <w:r>
               <w:rPr>
                 <w:webHidden/>
@@ -286,7 +286,7 @@
             </w:tabs>
             <w:rPr/>
           </w:pPr>
-          <w:hyperlink w:anchor="__RefHeading___Toc8243_3978023616">
+          <w:hyperlink w:anchor="__RefHeading___Toc8243_2333886378">
             <w:r>
               <w:rPr>
                 <w:webHidden/>
@@ -307,7 +307,7 @@
             </w:tabs>
             <w:rPr/>
           </w:pPr>
-          <w:hyperlink w:anchor="__RefHeading___Toc8245_3978023616">
+          <w:hyperlink w:anchor="__RefHeading___Toc8245_2333886378">
             <w:r>
               <w:rPr>
                 <w:webHidden/>
@@ -328,7 +328,7 @@
             </w:tabs>
             <w:rPr/>
           </w:pPr>
-          <w:hyperlink w:anchor="__RefHeading___Toc8247_3978023616">
+          <w:hyperlink w:anchor="__RefHeading___Toc8247_2333886378">
             <w:r>
               <w:rPr>
                 <w:webHidden/>
@@ -349,7 +349,7 @@
             </w:tabs>
             <w:rPr/>
           </w:pPr>
-          <w:hyperlink w:anchor="__RefHeading___Toc8249_3978023616">
+          <w:hyperlink w:anchor="__RefHeading___Toc8249_2333886378">
             <w:r>
               <w:rPr>
                 <w:webHidden/>
@@ -370,7 +370,7 @@
             </w:tabs>
             <w:rPr/>
           </w:pPr>
-          <w:hyperlink w:anchor="__RefHeading___Toc8251_3978023616">
+          <w:hyperlink w:anchor="__RefHeading___Toc8251_2333886378">
             <w:r>
               <w:rPr>
                 <w:webHidden/>
@@ -391,7 +391,7 @@
             </w:tabs>
             <w:rPr/>
           </w:pPr>
-          <w:hyperlink w:anchor="__RefHeading___Toc8253_3978023616">
+          <w:hyperlink w:anchor="__RefHeading___Toc8253_2333886378">
             <w:r>
               <w:rPr>
                 <w:webHidden/>
@@ -412,7 +412,7 @@
             </w:tabs>
             <w:rPr/>
           </w:pPr>
-          <w:hyperlink w:anchor="__RefHeading___Toc8255_3978023616">
+          <w:hyperlink w:anchor="__RefHeading___Toc8255_2333886378">
             <w:r>
               <w:rPr>
                 <w:webHidden/>
@@ -433,7 +433,7 @@
             </w:tabs>
             <w:rPr/>
           </w:pPr>
-          <w:hyperlink w:anchor="__RefHeading___Toc8257_3978023616">
+          <w:hyperlink w:anchor="__RefHeading___Toc8257_2333886378">
             <w:r>
               <w:rPr>
                 <w:webHidden/>
@@ -454,7 +454,7 @@
             </w:tabs>
             <w:rPr/>
           </w:pPr>
-          <w:hyperlink w:anchor="__RefHeading___Toc8259_3978023616">
+          <w:hyperlink w:anchor="__RefHeading___Toc8259_2333886378">
             <w:r>
               <w:rPr>
                 <w:webHidden/>
@@ -475,7 +475,7 @@
             </w:tabs>
             <w:rPr/>
           </w:pPr>
-          <w:hyperlink w:anchor="__RefHeading___Toc8261_3978023616">
+          <w:hyperlink w:anchor="__RefHeading___Toc8261_2333886378">
             <w:r>
               <w:rPr>
                 <w:webHidden/>
@@ -496,7 +496,7 @@
             </w:tabs>
             <w:rPr/>
           </w:pPr>
-          <w:hyperlink w:anchor="__RefHeading___Toc8263_3978023616">
+          <w:hyperlink w:anchor="__RefHeading___Toc8263_2333886378">
             <w:r>
               <w:rPr>
                 <w:webHidden/>
@@ -517,7 +517,7 @@
             </w:tabs>
             <w:rPr/>
           </w:pPr>
-          <w:hyperlink w:anchor="__RefHeading___Toc8265_3978023616">
+          <w:hyperlink w:anchor="__RefHeading___Toc8265_2333886378">
             <w:r>
               <w:rPr>
                 <w:webHidden/>
@@ -538,7 +538,7 @@
             </w:tabs>
             <w:rPr/>
           </w:pPr>
-          <w:hyperlink w:anchor="__RefHeading___Toc8267_3978023616">
+          <w:hyperlink w:anchor="__RefHeading___Toc8267_2333886378">
             <w:r>
               <w:rPr>
                 <w:webHidden/>
@@ -559,7 +559,7 @@
             </w:tabs>
             <w:rPr/>
           </w:pPr>
-          <w:hyperlink w:anchor="__RefHeading___Toc8269_3978023616">
+          <w:hyperlink w:anchor="__RefHeading___Toc8269_2333886378">
             <w:r>
               <w:rPr>
                 <w:webHidden/>
@@ -580,7 +580,7 @@
             </w:tabs>
             <w:rPr/>
           </w:pPr>
-          <w:hyperlink w:anchor="__RefHeading___Toc8271_3978023616">
+          <w:hyperlink w:anchor="__RefHeading___Toc8271_2333886378">
             <w:r>
               <w:rPr>
                 <w:webHidden/>
@@ -601,7 +601,7 @@
             </w:tabs>
             <w:rPr/>
           </w:pPr>
-          <w:hyperlink w:anchor="__RefHeading___Toc8273_3978023616">
+          <w:hyperlink w:anchor="__RefHeading___Toc8273_2333886378">
             <w:r>
               <w:rPr>
                 <w:webHidden/>
@@ -622,7 +622,7 @@
             </w:tabs>
             <w:rPr/>
           </w:pPr>
-          <w:hyperlink w:anchor="__RefHeading___Toc8275_3978023616">
+          <w:hyperlink w:anchor="__RefHeading___Toc8275_2333886378">
             <w:r>
               <w:rPr>
                 <w:webHidden/>
@@ -643,7 +643,7 @@
             </w:tabs>
             <w:rPr/>
           </w:pPr>
-          <w:hyperlink w:anchor="__RefHeading___Toc8277_3978023616">
+          <w:hyperlink w:anchor="__RefHeading___Toc8277_2333886378">
             <w:r>
               <w:rPr>
                 <w:webHidden/>
@@ -664,7 +664,7 @@
             </w:tabs>
             <w:rPr/>
           </w:pPr>
-          <w:hyperlink w:anchor="__RefHeading___Toc8279_3978023616">
+          <w:hyperlink w:anchor="__RefHeading___Toc8279_2333886378">
             <w:r>
               <w:rPr>
                 <w:webHidden/>
@@ -685,7 +685,7 @@
             </w:tabs>
             <w:rPr/>
           </w:pPr>
-          <w:hyperlink w:anchor="__RefHeading___Toc8281_3978023616">
+          <w:hyperlink w:anchor="__RefHeading___Toc8281_2333886378">
             <w:r>
               <w:rPr>
                 <w:webHidden/>
@@ -706,7 +706,7 @@
             </w:tabs>
             <w:rPr/>
           </w:pPr>
-          <w:hyperlink w:anchor="__RefHeading___Toc8283_3978023616">
+          <w:hyperlink w:anchor="__RefHeading___Toc8283_2333886378">
             <w:r>
               <w:rPr>
                 <w:webHidden/>
@@ -727,7 +727,7 @@
             </w:tabs>
             <w:rPr/>
           </w:pPr>
-          <w:hyperlink w:anchor="__RefHeading___Toc8285_3978023616">
+          <w:hyperlink w:anchor="__RefHeading___Toc8285_2333886378">
             <w:r>
               <w:rPr>
                 <w:webHidden/>
@@ -748,7 +748,7 @@
             </w:tabs>
             <w:rPr/>
           </w:pPr>
-          <w:hyperlink w:anchor="__RefHeading___Toc8287_3978023616">
+          <w:hyperlink w:anchor="__RefHeading___Toc8287_2333886378">
             <w:r>
               <w:rPr>
                 <w:webHidden/>
@@ -769,7 +769,7 @@
             </w:tabs>
             <w:rPr/>
           </w:pPr>
-          <w:hyperlink w:anchor="__RefHeading___Toc8289_3978023616">
+          <w:hyperlink w:anchor="__RefHeading___Toc8289_2333886378">
             <w:r>
               <w:rPr>
                 <w:webHidden/>
@@ -790,7 +790,7 @@
             </w:tabs>
             <w:rPr/>
           </w:pPr>
-          <w:hyperlink w:anchor="__RefHeading___Toc8291_3978023616">
+          <w:hyperlink w:anchor="__RefHeading___Toc8291_2333886378">
             <w:r>
               <w:rPr>
                 <w:webHidden/>
@@ -811,7 +811,7 @@
             </w:tabs>
             <w:rPr/>
           </w:pPr>
-          <w:hyperlink w:anchor="__RefHeading___Toc8293_3978023616">
+          <w:hyperlink w:anchor="__RefHeading___Toc8293_2333886378">
             <w:r>
               <w:rPr>
                 <w:webHidden/>
@@ -832,7 +832,7 @@
             </w:tabs>
             <w:rPr/>
           </w:pPr>
-          <w:hyperlink w:anchor="__RefHeading___Toc8295_3978023616">
+          <w:hyperlink w:anchor="__RefHeading___Toc8295_2333886378">
             <w:r>
               <w:rPr>
                 <w:webHidden/>
@@ -853,7 +853,7 @@
             </w:tabs>
             <w:rPr/>
           </w:pPr>
-          <w:hyperlink w:anchor="__RefHeading___Toc8297_3978023616">
+          <w:hyperlink w:anchor="__RefHeading___Toc8297_2333886378">
             <w:r>
               <w:rPr>
                 <w:webHidden/>
@@ -874,7 +874,7 @@
             </w:tabs>
             <w:rPr/>
           </w:pPr>
-          <w:hyperlink w:anchor="__RefHeading___Toc8299_3978023616">
+          <w:hyperlink w:anchor="__RefHeading___Toc8299_2333886378">
             <w:r>
               <w:rPr>
                 <w:webHidden/>
@@ -895,7 +895,7 @@
             </w:tabs>
             <w:rPr/>
           </w:pPr>
-          <w:hyperlink w:anchor="__RefHeading___Toc8301_3978023616">
+          <w:hyperlink w:anchor="__RefHeading___Toc8301_2333886378">
             <w:r>
               <w:rPr>
                 <w:webHidden/>
@@ -916,7 +916,7 @@
             </w:tabs>
             <w:rPr/>
           </w:pPr>
-          <w:hyperlink w:anchor="__RefHeading___Toc8303_3978023616">
+          <w:hyperlink w:anchor="__RefHeading___Toc8303_2333886378">
             <w:r>
               <w:rPr>
                 <w:webHidden/>
@@ -937,7 +937,7 @@
             </w:tabs>
             <w:rPr/>
           </w:pPr>
-          <w:hyperlink w:anchor="__RefHeading___Toc8305_3978023616">
+          <w:hyperlink w:anchor="__RefHeading___Toc8305_2333886378">
             <w:r>
               <w:rPr>
                 <w:webHidden/>
@@ -958,7 +958,7 @@
             </w:tabs>
             <w:rPr/>
           </w:pPr>
-          <w:hyperlink w:anchor="__RefHeading___Toc8307_3978023616">
+          <w:hyperlink w:anchor="__RefHeading___Toc8307_2333886378">
             <w:r>
               <w:rPr>
                 <w:webHidden/>
@@ -979,7 +979,7 @@
             </w:tabs>
             <w:rPr/>
           </w:pPr>
-          <w:hyperlink w:anchor="__RefHeading___Toc8309_3978023616">
+          <w:hyperlink w:anchor="__RefHeading___Toc8309_2333886378">
             <w:r>
               <w:rPr>
                 <w:webHidden/>
@@ -1000,7 +1000,7 @@
             </w:tabs>
             <w:rPr/>
           </w:pPr>
-          <w:hyperlink w:anchor="__RefHeading___Toc8311_3978023616">
+          <w:hyperlink w:anchor="__RefHeading___Toc8311_2333886378">
             <w:r>
               <w:rPr>
                 <w:webHidden/>
@@ -1021,7 +1021,7 @@
             </w:tabs>
             <w:rPr/>
           </w:pPr>
-          <w:hyperlink w:anchor="__RefHeading___Toc8313_3978023616">
+          <w:hyperlink w:anchor="__RefHeading___Toc8313_2333886378">
             <w:r>
               <w:rPr>
                 <w:webHidden/>
@@ -1042,7 +1042,7 @@
             </w:tabs>
             <w:rPr/>
           </w:pPr>
-          <w:hyperlink w:anchor="__RefHeading___Toc8315_3978023616">
+          <w:hyperlink w:anchor="__RefHeading___Toc8315_2333886378">
             <w:r>
               <w:rPr>
                 <w:webHidden/>
@@ -1063,7 +1063,7 @@
             </w:tabs>
             <w:rPr/>
           </w:pPr>
-          <w:hyperlink w:anchor="__RefHeading___Toc8317_3978023616">
+          <w:hyperlink w:anchor="__RefHeading___Toc8317_2333886378">
             <w:r>
               <w:rPr>
                 <w:webHidden/>
@@ -1084,7 +1084,7 @@
             </w:tabs>
             <w:rPr/>
           </w:pPr>
-          <w:hyperlink w:anchor="__RefHeading___Toc8319_3978023616">
+          <w:hyperlink w:anchor="__RefHeading___Toc8319_2333886378">
             <w:r>
               <w:rPr>
                 <w:webHidden/>
@@ -1105,7 +1105,7 @@
             </w:tabs>
             <w:rPr/>
           </w:pPr>
-          <w:hyperlink w:anchor="__RefHeading___Toc8321_3978023616">
+          <w:hyperlink w:anchor="__RefHeading___Toc8321_2333886378">
             <w:r>
               <w:rPr>
                 <w:webHidden/>
@@ -1126,7 +1126,7 @@
             </w:tabs>
             <w:rPr/>
           </w:pPr>
-          <w:hyperlink w:anchor="__RefHeading___Toc8323_3978023616">
+          <w:hyperlink w:anchor="__RefHeading___Toc8323_2333886378">
             <w:r>
               <w:rPr>
                 <w:webHidden/>
@@ -1147,7 +1147,7 @@
             </w:tabs>
             <w:rPr/>
           </w:pPr>
-          <w:hyperlink w:anchor="__RefHeading___Toc8325_3978023616">
+          <w:hyperlink w:anchor="__RefHeading___Toc8325_2333886378">
             <w:r>
               <w:rPr>
                 <w:webHidden/>
@@ -1168,7 +1168,7 @@
             </w:tabs>
             <w:rPr/>
           </w:pPr>
-          <w:hyperlink w:anchor="__RefHeading___Toc8327_3978023616">
+          <w:hyperlink w:anchor="__RefHeading___Toc8327_2333886378">
             <w:r>
               <w:rPr>
                 <w:webHidden/>
@@ -1189,7 +1189,7 @@
             </w:tabs>
             <w:rPr/>
           </w:pPr>
-          <w:hyperlink w:anchor="__RefHeading___Toc8329_3978023616">
+          <w:hyperlink w:anchor="__RefHeading___Toc8329_2333886378">
             <w:r>
               <w:rPr>
                 <w:webHidden/>
@@ -1210,7 +1210,7 @@
             </w:tabs>
             <w:rPr/>
           </w:pPr>
-          <w:hyperlink w:anchor="__RefHeading___Toc8331_3978023616">
+          <w:hyperlink w:anchor="__RefHeading___Toc8331_2333886378">
             <w:r>
               <w:rPr>
                 <w:webHidden/>
@@ -1231,7 +1231,7 @@
             </w:tabs>
             <w:rPr/>
           </w:pPr>
-          <w:hyperlink w:anchor="__RefHeading___Toc8333_3978023616">
+          <w:hyperlink w:anchor="__RefHeading___Toc8333_2333886378">
             <w:r>
               <w:rPr>
                 <w:webHidden/>
@@ -1252,7 +1252,7 @@
             </w:tabs>
             <w:rPr/>
           </w:pPr>
-          <w:hyperlink w:anchor="__RefHeading___Toc8335_3978023616">
+          <w:hyperlink w:anchor="__RefHeading___Toc8335_2333886378">
             <w:r>
               <w:rPr>
                 <w:webHidden/>
@@ -1273,7 +1273,7 @@
             </w:tabs>
             <w:rPr/>
           </w:pPr>
-          <w:hyperlink w:anchor="__RefHeading___Toc8337_3978023616">
+          <w:hyperlink w:anchor="__RefHeading___Toc8337_2333886378">
             <w:r>
               <w:rPr>
                 <w:webHidden/>
@@ -1294,7 +1294,7 @@
             </w:tabs>
             <w:rPr/>
           </w:pPr>
-          <w:hyperlink w:anchor="__RefHeading___Toc8339_3978023616">
+          <w:hyperlink w:anchor="__RefHeading___Toc8339_2333886378">
             <w:r>
               <w:rPr>
                 <w:webHidden/>
@@ -1315,7 +1315,7 @@
             </w:tabs>
             <w:rPr/>
           </w:pPr>
-          <w:hyperlink w:anchor="__RefHeading___Toc8341_3978023616">
+          <w:hyperlink w:anchor="__RefHeading___Toc8341_2333886378">
             <w:r>
               <w:rPr>
                 <w:webHidden/>
@@ -1336,7 +1336,7 @@
             </w:tabs>
             <w:rPr/>
           </w:pPr>
-          <w:hyperlink w:anchor="__RefHeading___Toc8343_3978023616">
+          <w:hyperlink w:anchor="__RefHeading___Toc8343_2333886378">
             <w:r>
               <w:rPr>
                 <w:webHidden/>
@@ -1357,7 +1357,7 @@
             </w:tabs>
             <w:rPr/>
           </w:pPr>
-          <w:hyperlink w:anchor="__RefHeading___Toc8345_3978023616">
+          <w:hyperlink w:anchor="__RefHeading___Toc8345_2333886378">
             <w:r>
               <w:rPr>
                 <w:webHidden/>
@@ -1378,7 +1378,7 @@
             </w:tabs>
             <w:rPr/>
           </w:pPr>
-          <w:hyperlink w:anchor="__RefHeading___Toc8347_3978023616">
+          <w:hyperlink w:anchor="__RefHeading___Toc8347_2333886378">
             <w:r>
               <w:rPr>
                 <w:webHidden/>
@@ -1399,7 +1399,7 @@
             </w:tabs>
             <w:rPr/>
           </w:pPr>
-          <w:hyperlink w:anchor="__RefHeading___Toc8349_3978023616">
+          <w:hyperlink w:anchor="__RefHeading___Toc8349_2333886378">
             <w:r>
               <w:rPr>
                 <w:webHidden/>
@@ -1420,7 +1420,7 @@
             </w:tabs>
             <w:rPr/>
           </w:pPr>
-          <w:hyperlink w:anchor="__RefHeading___Toc8351_3978023616">
+          <w:hyperlink w:anchor="__RefHeading___Toc8351_2333886378">
             <w:r>
               <w:rPr>
                 <w:webHidden/>
@@ -1441,7 +1441,7 @@
             </w:tabs>
             <w:rPr/>
           </w:pPr>
-          <w:hyperlink w:anchor="__RefHeading___Toc8353_3978023616">
+          <w:hyperlink w:anchor="__RefHeading___Toc8353_2333886378">
             <w:r>
               <w:rPr>
                 <w:webHidden/>
@@ -1462,7 +1462,7 @@
             </w:tabs>
             <w:rPr/>
           </w:pPr>
-          <w:hyperlink w:anchor="__RefHeading___Toc8355_3978023616">
+          <w:hyperlink w:anchor="__RefHeading___Toc8355_2333886378">
             <w:r>
               <w:rPr>
                 <w:webHidden/>
@@ -1483,7 +1483,7 @@
             </w:tabs>
             <w:rPr/>
           </w:pPr>
-          <w:hyperlink w:anchor="__RefHeading___Toc8357_3978023616">
+          <w:hyperlink w:anchor="__RefHeading___Toc8357_2333886378">
             <w:r>
               <w:rPr>
                 <w:webHidden/>
@@ -1504,7 +1504,7 @@
             </w:tabs>
             <w:rPr/>
           </w:pPr>
-          <w:hyperlink w:anchor="__RefHeading___Toc8359_3978023616">
+          <w:hyperlink w:anchor="__RefHeading___Toc8359_2333886378">
             <w:r>
               <w:rPr>
                 <w:webHidden/>
@@ -1525,7 +1525,7 @@
             </w:tabs>
             <w:rPr/>
           </w:pPr>
-          <w:hyperlink w:anchor="__RefHeading___Toc8361_3978023616">
+          <w:hyperlink w:anchor="__RefHeading___Toc8361_2333886378">
             <w:r>
               <w:rPr>
                 <w:webHidden/>
@@ -1546,7 +1546,7 @@
             </w:tabs>
             <w:rPr/>
           </w:pPr>
-          <w:hyperlink w:anchor="__RefHeading___Toc8363_3978023616">
+          <w:hyperlink w:anchor="__RefHeading___Toc8363_2333886378">
             <w:r>
               <w:rPr>
                 <w:webHidden/>
@@ -1567,7 +1567,7 @@
             </w:tabs>
             <w:rPr/>
           </w:pPr>
-          <w:hyperlink w:anchor="__RefHeading___Toc8365_3978023616">
+          <w:hyperlink w:anchor="__RefHeading___Toc8365_2333886378">
             <w:r>
               <w:rPr>
                 <w:webHidden/>
@@ -1588,7 +1588,7 @@
             </w:tabs>
             <w:rPr/>
           </w:pPr>
-          <w:hyperlink w:anchor="__RefHeading___Toc8367_3978023616">
+          <w:hyperlink w:anchor="__RefHeading___Toc8367_2333886378">
             <w:r>
               <w:rPr>
                 <w:webHidden/>
@@ -1609,7 +1609,7 @@
             </w:tabs>
             <w:rPr/>
           </w:pPr>
-          <w:hyperlink w:anchor="__RefHeading___Toc8369_3978023616">
+          <w:hyperlink w:anchor="__RefHeading___Toc8369_2333886378">
             <w:r>
               <w:rPr>
                 <w:webHidden/>
@@ -1630,7 +1630,7 @@
             </w:tabs>
             <w:rPr/>
           </w:pPr>
-          <w:hyperlink w:anchor="__RefHeading___Toc8371_3978023616">
+          <w:hyperlink w:anchor="__RefHeading___Toc8371_2333886378">
             <w:r>
               <w:rPr>
                 <w:webHidden/>
@@ -1651,7 +1651,7 @@
             </w:tabs>
             <w:rPr/>
           </w:pPr>
-          <w:hyperlink w:anchor="__RefHeading___Toc8373_3978023616">
+          <w:hyperlink w:anchor="__RefHeading___Toc8373_2333886378">
             <w:r>
               <w:rPr>
                 <w:webHidden/>
@@ -1672,7 +1672,7 @@
             </w:tabs>
             <w:rPr/>
           </w:pPr>
-          <w:hyperlink w:anchor="__RefHeading___Toc8375_3978023616">
+          <w:hyperlink w:anchor="__RefHeading___Toc8375_2333886378">
             <w:r>
               <w:rPr>
                 <w:webHidden/>
@@ -1693,7 +1693,7 @@
             </w:tabs>
             <w:rPr/>
           </w:pPr>
-          <w:hyperlink w:anchor="__RefHeading___Toc8377_3978023616">
+          <w:hyperlink w:anchor="__RefHeading___Toc8377_2333886378">
             <w:r>
               <w:rPr>
                 <w:webHidden/>
@@ -1714,7 +1714,7 @@
             </w:tabs>
             <w:rPr/>
           </w:pPr>
-          <w:hyperlink w:anchor="__RefHeading___Toc8379_3978023616">
+          <w:hyperlink w:anchor="__RefHeading___Toc8379_2333886378">
             <w:r>
               <w:rPr>
                 <w:webHidden/>
@@ -1735,7 +1735,7 @@
             </w:tabs>
             <w:rPr/>
           </w:pPr>
-          <w:hyperlink w:anchor="__RefHeading___Toc8381_3978023616">
+          <w:hyperlink w:anchor="__RefHeading___Toc8381_2333886378">
             <w:r>
               <w:rPr>
                 <w:webHidden/>
@@ -1756,7 +1756,7 @@
             </w:tabs>
             <w:rPr/>
           </w:pPr>
-          <w:hyperlink w:anchor="__RefHeading___Toc8383_3978023616">
+          <w:hyperlink w:anchor="__RefHeading___Toc8383_2333886378">
             <w:r>
               <w:rPr>
                 <w:webHidden/>
@@ -1777,7 +1777,7 @@
             </w:tabs>
             <w:rPr/>
           </w:pPr>
-          <w:hyperlink w:anchor="__RefHeading___Toc8385_3978023616">
+          <w:hyperlink w:anchor="__RefHeading___Toc8385_2333886378">
             <w:r>
               <w:rPr>
                 <w:webHidden/>
@@ -1798,7 +1798,7 @@
             </w:tabs>
             <w:rPr/>
           </w:pPr>
-          <w:hyperlink w:anchor="__RefHeading___Toc8387_3978023616">
+          <w:hyperlink w:anchor="__RefHeading___Toc8387_2333886378">
             <w:r>
               <w:rPr>
                 <w:webHidden/>
@@ -1819,7 +1819,7 @@
             </w:tabs>
             <w:rPr/>
           </w:pPr>
-          <w:hyperlink w:anchor="__RefHeading___Toc8389_3978023616">
+          <w:hyperlink w:anchor="__RefHeading___Toc8389_2333886378">
             <w:r>
               <w:rPr>
                 <w:webHidden/>
@@ -1840,7 +1840,7 @@
             </w:tabs>
             <w:rPr/>
           </w:pPr>
-          <w:hyperlink w:anchor="__RefHeading___Toc8391_3978023616">
+          <w:hyperlink w:anchor="__RefHeading___Toc8391_2333886378">
             <w:r>
               <w:rPr>
                 <w:webHidden/>
@@ -1861,7 +1861,7 @@
             </w:tabs>
             <w:rPr/>
           </w:pPr>
-          <w:hyperlink w:anchor="__RefHeading___Toc8393_3978023616">
+          <w:hyperlink w:anchor="__RefHeading___Toc8393_2333886378">
             <w:r>
               <w:rPr>
                 <w:webHidden/>
@@ -1882,7 +1882,7 @@
             </w:tabs>
             <w:rPr/>
           </w:pPr>
-          <w:hyperlink w:anchor="__RefHeading___Toc8395_3978023616">
+          <w:hyperlink w:anchor="__RefHeading___Toc8395_2333886378">
             <w:r>
               <w:rPr>
                 <w:webHidden/>
@@ -1903,7 +1903,7 @@
             </w:tabs>
             <w:rPr/>
           </w:pPr>
-          <w:hyperlink w:anchor="__RefHeading___Toc8397_3978023616">
+          <w:hyperlink w:anchor="__RefHeading___Toc8397_2333886378">
             <w:r>
               <w:rPr>
                 <w:webHidden/>
@@ -1924,7 +1924,7 @@
             </w:tabs>
             <w:rPr/>
           </w:pPr>
-          <w:hyperlink w:anchor="__RefHeading___Toc8399_3978023616">
+          <w:hyperlink w:anchor="__RefHeading___Toc8399_2333886378">
             <w:r>
               <w:rPr>
                 <w:webHidden/>
@@ -1945,7 +1945,7 @@
             </w:tabs>
             <w:rPr/>
           </w:pPr>
-          <w:hyperlink w:anchor="__RefHeading___Toc8401_3978023616">
+          <w:hyperlink w:anchor="__RefHeading___Toc8401_2333886378">
             <w:r>
               <w:rPr>
                 <w:webHidden/>
@@ -1966,7 +1966,7 @@
             </w:tabs>
             <w:rPr/>
           </w:pPr>
-          <w:hyperlink w:anchor="__RefHeading___Toc8403_3978023616">
+          <w:hyperlink w:anchor="__RefHeading___Toc8403_2333886378">
             <w:r>
               <w:rPr>
                 <w:webHidden/>
@@ -1987,7 +1987,7 @@
             </w:tabs>
             <w:rPr/>
           </w:pPr>
-          <w:hyperlink w:anchor="__RefHeading___Toc8405_3978023616">
+          <w:hyperlink w:anchor="__RefHeading___Toc8405_2333886378">
             <w:r>
               <w:rPr>
                 <w:webHidden/>
@@ -2008,7 +2008,7 @@
             </w:tabs>
             <w:rPr/>
           </w:pPr>
-          <w:hyperlink w:anchor="__RefHeading___Toc8407_3978023616">
+          <w:hyperlink w:anchor="__RefHeading___Toc8407_2333886378">
             <w:r>
               <w:rPr>
                 <w:webHidden/>
@@ -2029,7 +2029,7 @@
             </w:tabs>
             <w:rPr/>
           </w:pPr>
-          <w:hyperlink w:anchor="__RefHeading___Toc8409_3978023616">
+          <w:hyperlink w:anchor="__RefHeading___Toc8409_2333886378">
             <w:r>
               <w:rPr>
                 <w:webHidden/>
@@ -2050,7 +2050,7 @@
             </w:tabs>
             <w:rPr/>
           </w:pPr>
-          <w:hyperlink w:anchor="__RefHeading___Toc8411_3978023616">
+          <w:hyperlink w:anchor="__RefHeading___Toc8411_2333886378">
             <w:r>
               <w:rPr>
                 <w:webHidden/>
@@ -2071,7 +2071,7 @@
             </w:tabs>
             <w:rPr/>
           </w:pPr>
-          <w:hyperlink w:anchor="__RefHeading___Toc8413_3978023616">
+          <w:hyperlink w:anchor="__RefHeading___Toc8413_2333886378">
             <w:r>
               <w:rPr>
                 <w:webHidden/>
@@ -2092,7 +2092,7 @@
             </w:tabs>
             <w:rPr/>
           </w:pPr>
-          <w:hyperlink w:anchor="__RefHeading___Toc8415_3978023616">
+          <w:hyperlink w:anchor="__RefHeading___Toc8415_2333886378">
             <w:r>
               <w:rPr>
                 <w:webHidden/>
@@ -2113,7 +2113,7 @@
             </w:tabs>
             <w:rPr/>
           </w:pPr>
-          <w:hyperlink w:anchor="__RefHeading___Toc8417_3978023616">
+          <w:hyperlink w:anchor="__RefHeading___Toc8417_2333886378">
             <w:r>
               <w:rPr>
                 <w:webHidden/>
@@ -2134,7 +2134,7 @@
             </w:tabs>
             <w:rPr/>
           </w:pPr>
-          <w:hyperlink w:anchor="__RefHeading___Toc8419_3978023616">
+          <w:hyperlink w:anchor="__RefHeading___Toc8419_2333886378">
             <w:r>
               <w:rPr>
                 <w:webHidden/>
@@ -2155,7 +2155,7 @@
             </w:tabs>
             <w:rPr/>
           </w:pPr>
-          <w:hyperlink w:anchor="__RefHeading___Toc8421_3978023616">
+          <w:hyperlink w:anchor="__RefHeading___Toc8421_2333886378">
             <w:r>
               <w:rPr>
                 <w:webHidden/>
@@ -2176,7 +2176,7 @@
             </w:tabs>
             <w:rPr/>
           </w:pPr>
-          <w:hyperlink w:anchor="__RefHeading___Toc8423_3978023616">
+          <w:hyperlink w:anchor="__RefHeading___Toc8423_2333886378">
             <w:r>
               <w:rPr>
                 <w:webHidden/>
@@ -3926,7 +3926,7 @@
         <w:spacing w:before="0" w:after="120"/>
         <w:rPr/>
       </w:pPr>
-      <w:bookmarkStart w:id="2" w:name="__RefHeading___Toc8231_3978023616"/>
+      <w:bookmarkStart w:id="2" w:name="__RefHeading___Toc8231_2333886378"/>
       <w:bookmarkEnd w:id="2"/>
       <w:r>
         <w:rPr>
@@ -4064,7 +4064,7 @@
         <w:spacing w:before="360" w:after="120"/>
         <w:rPr/>
       </w:pPr>
-      <w:bookmarkStart w:id="4" w:name="__RefHeading___Toc8233_3978023616"/>
+      <w:bookmarkStart w:id="4" w:name="__RefHeading___Toc8233_2333886378"/>
       <w:bookmarkStart w:id="5" w:name="document-information"/>
       <w:bookmarkEnd w:id="4"/>
       <w:r>
@@ -4096,7 +4096,7 @@
         <w:spacing w:before="280" w:after="80"/>
         <w:rPr/>
       </w:pPr>
-      <w:bookmarkStart w:id="6" w:name="__RefHeading___Toc8235_3978023616"/>
+      <w:bookmarkStart w:id="6" w:name="__RefHeading___Toc8235_2333886378"/>
       <w:bookmarkEnd w:id="6"/>
       <w:r>
         <w:rPr>
@@ -4553,7 +4553,7 @@
       <w:r>
         <w:br w:type="page"/>
       </w:r>
-      <w:bookmarkStart w:id="8" w:name="__RefHeading___Toc8237_3978023616"/>
+      <w:bookmarkStart w:id="8" w:name="__RefHeading___Toc8237_2333886378"/>
       <w:bookmarkEnd w:id="8"/>
       <w:r>
         <w:rPr>
@@ -4884,7 +4884,7 @@
       <w:r>
         <w:br w:type="page"/>
       </w:r>
-      <w:bookmarkStart w:id="9" w:name="__RefHeading___Toc8239_3978023616"/>
+      <w:bookmarkStart w:id="9" w:name="__RefHeading___Toc8239_2333886378"/>
       <w:bookmarkEnd w:id="9"/>
       <w:r>
         <w:rPr>
@@ -5036,7 +5036,7 @@
         <w:spacing w:before="280" w:after="80"/>
         <w:rPr/>
       </w:pPr>
-      <w:bookmarkStart w:id="10" w:name="__RefHeading___Toc8241_3978023616"/>
+      <w:bookmarkStart w:id="10" w:name="__RefHeading___Toc8241_2333886378"/>
       <w:bookmarkStart w:id="11" w:name="intended-audience"/>
       <w:bookmarkEnd w:id="10"/>
       <w:r>
@@ -5128,7 +5128,7 @@
         <w:spacing w:before="280" w:after="80"/>
         <w:rPr/>
       </w:pPr>
-      <w:bookmarkStart w:id="13" w:name="__RefHeading___Toc8243_3978023616"/>
+      <w:bookmarkStart w:id="13" w:name="__RefHeading___Toc8243_2333886378"/>
       <w:bookmarkStart w:id="14" w:name="related-documents"/>
       <w:bookmarkEnd w:id="13"/>
       <w:r>
@@ -5875,7 +5875,7 @@
         <w:spacing w:before="360" w:after="120"/>
         <w:rPr/>
       </w:pPr>
-      <w:bookmarkStart w:id="18" w:name="__RefHeading___Toc8245_3978023616"/>
+      <w:bookmarkStart w:id="18" w:name="__RefHeading___Toc8245_2333886378"/>
       <w:bookmarkStart w:id="19" w:name="purpose-and-scope"/>
       <w:bookmarkEnd w:id="18"/>
       <w:r>
@@ -5907,7 +5907,7 @@
         <w:spacing w:before="280" w:after="80"/>
         <w:rPr/>
       </w:pPr>
-      <w:bookmarkStart w:id="20" w:name="__RefHeading___Toc8247_3978023616"/>
+      <w:bookmarkStart w:id="20" w:name="__RefHeading___Toc8247_2333886378"/>
       <w:bookmarkStart w:id="21" w:name="purpose"/>
       <w:bookmarkEnd w:id="20"/>
       <w:r>
@@ -5967,7 +5967,7 @@
         <w:spacing w:before="280" w:after="80"/>
         <w:rPr/>
       </w:pPr>
-      <w:bookmarkStart w:id="23" w:name="__RefHeading___Toc8249_3978023616"/>
+      <w:bookmarkStart w:id="23" w:name="__RefHeading___Toc8249_2333886378"/>
       <w:bookmarkStart w:id="24" w:name="scope"/>
       <w:bookmarkEnd w:id="23"/>
       <w:r>
@@ -6189,7 +6189,7 @@
         <w:spacing w:before="280" w:after="80"/>
         <w:rPr/>
       </w:pPr>
-      <w:bookmarkStart w:id="26" w:name="__RefHeading___Toc8251_3978023616"/>
+      <w:bookmarkStart w:id="26" w:name="__RefHeading___Toc8251_2333886378"/>
       <w:bookmarkStart w:id="27" w:name="where-this-document-stands"/>
       <w:bookmarkEnd w:id="26"/>
       <w:r>
@@ -6335,7 +6335,7 @@
         <w:spacing w:before="360" w:after="120"/>
         <w:rPr/>
       </w:pPr>
-      <w:bookmarkStart w:id="30" w:name="__RefHeading___Toc8253_3978023616"/>
+      <w:bookmarkStart w:id="30" w:name="__RefHeading___Toc8253_2333886378"/>
       <w:bookmarkStart w:id="31" w:name="document-conventions"/>
       <w:bookmarkEnd w:id="30"/>
       <w:r>
@@ -6367,7 +6367,7 @@
         <w:spacing w:before="280" w:after="80"/>
         <w:rPr/>
       </w:pPr>
-      <w:bookmarkStart w:id="32" w:name="__RefHeading___Toc8255_3978023616"/>
+      <w:bookmarkStart w:id="32" w:name="__RefHeading___Toc8255_2333886378"/>
       <w:bookmarkStart w:id="33" w:name="terminology"/>
       <w:bookmarkEnd w:id="32"/>
       <w:r>
@@ -6578,7 +6578,7 @@
         <w:spacing w:before="280" w:after="80"/>
         <w:rPr/>
       </w:pPr>
-      <w:bookmarkStart w:id="34" w:name="__RefHeading___Toc8257_3978023616"/>
+      <w:bookmarkStart w:id="34" w:name="__RefHeading___Toc8257_2333886378"/>
       <w:bookmarkStart w:id="35" w:name="naming"/>
       <w:bookmarkEnd w:id="34"/>
       <w:r>
@@ -6729,7 +6729,7 @@
         <w:spacing w:before="280" w:after="80"/>
         <w:rPr/>
       </w:pPr>
-      <w:bookmarkStart w:id="36" w:name="__RefHeading___Toc8259_3978023616"/>
+      <w:bookmarkStart w:id="36" w:name="__RefHeading___Toc8259_2333886378"/>
       <w:bookmarkStart w:id="37" w:name="notation"/>
       <w:bookmarkEnd w:id="36"/>
       <w:r>
@@ -6821,7 +6821,7 @@
         <w:spacing w:before="280" w:after="80"/>
         <w:rPr/>
       </w:pPr>
-      <w:bookmarkStart w:id="39" w:name="__RefHeading___Toc8261_3978023616"/>
+      <w:bookmarkStart w:id="39" w:name="__RefHeading___Toc8261_2333886378"/>
       <w:bookmarkStart w:id="40" w:name="decision-markers"/>
       <w:bookmarkEnd w:id="39"/>
       <w:r>
@@ -6968,7 +6968,7 @@
         <w:spacing w:before="360" w:after="120"/>
         <w:rPr/>
       </w:pPr>
-      <w:bookmarkStart w:id="43" w:name="__RefHeading___Toc8263_3978023616"/>
+      <w:bookmarkStart w:id="43" w:name="__RefHeading___Toc8263_2333886378"/>
       <w:bookmarkStart w:id="44" w:name="definitions-and-acronyms"/>
       <w:bookmarkEnd w:id="43"/>
       <w:r>
@@ -8386,7 +8386,7 @@
         <w:spacing w:before="360" w:after="120"/>
         <w:rPr/>
       </w:pPr>
-      <w:bookmarkStart w:id="47" w:name="__RefHeading___Toc8265_3978023616"/>
+      <w:bookmarkStart w:id="47" w:name="__RefHeading___Toc8265_2333886378"/>
       <w:bookmarkStart w:id="48" w:name="use-cases"/>
       <w:bookmarkEnd w:id="47"/>
       <w:r>
@@ -8432,7 +8432,7 @@
         <w:spacing w:before="280" w:after="80"/>
         <w:rPr/>
       </w:pPr>
-      <w:bookmarkStart w:id="49" w:name="__RefHeading___Toc8267_3978023616"/>
+      <w:bookmarkStart w:id="49" w:name="__RefHeading___Toc8267_2333886378"/>
       <w:bookmarkStart w:id="50" w:name="memory-controller-ecc"/>
       <w:bookmarkEnd w:id="49"/>
       <w:r>
@@ -8480,7 +8480,7 @@
         <w:spacing w:before="280" w:after="80"/>
         <w:rPr/>
       </w:pPr>
-      <w:bookmarkStart w:id="52" w:name="__RefHeading___Toc8269_3978023616"/>
+      <w:bookmarkStart w:id="52" w:name="__RefHeading___Toc8269_2333886378"/>
       <w:bookmarkStart w:id="53" w:name="serial-link-forward-error-correction"/>
       <w:bookmarkEnd w:id="52"/>
       <w:r>
@@ -8540,7 +8540,7 @@
         <w:spacing w:before="280" w:after="80"/>
         <w:rPr/>
       </w:pPr>
-      <w:bookmarkStart w:id="54" w:name="__RefHeading___Toc8271_3978023616"/>
+      <w:bookmarkStart w:id="54" w:name="__RefHeading___Toc8271_2333886378"/>
       <w:bookmarkStart w:id="55" w:name="storage-erasure-coding"/>
       <w:bookmarkEnd w:id="54"/>
       <w:r>
@@ -8588,7 +8588,7 @@
         <w:spacing w:before="280" w:after="80"/>
         <w:rPr/>
       </w:pPr>
-      <w:bookmarkStart w:id="57" w:name="__RefHeading___Toc8273_3978023616"/>
+      <w:bookmarkStart w:id="57" w:name="__RefHeading___Toc8273_2333886378"/>
       <w:bookmarkStart w:id="58" w:name="standalone-codec-on-a-fabric-port"/>
       <w:bookmarkEnd w:id="57"/>
       <w:r>
@@ -8636,7 +8636,7 @@
         <w:spacing w:before="280" w:after="80"/>
         <w:rPr/>
       </w:pPr>
-      <w:bookmarkStart w:id="60" w:name="__RefHeading___Toc8275_3978023616"/>
+      <w:bookmarkStart w:id="60" w:name="__RefHeading___Toc8275_2333886378"/>
       <w:bookmarkStart w:id="61" w:name="memory-to-memory-job-engine"/>
       <w:bookmarkEnd w:id="60"/>
       <w:r>
@@ -9937,7 +9937,7 @@
         <w:spacing w:before="360" w:after="120"/>
         <w:rPr/>
       </w:pPr>
-      <w:bookmarkStart w:id="65" w:name="__RefHeading___Toc8277_3978023616"/>
+      <w:bookmarkStart w:id="65" w:name="__RefHeading___Toc8277_2333886378"/>
       <w:bookmarkStart w:id="66" w:name="key-features"/>
       <w:bookmarkEnd w:id="65"/>
       <w:r>
@@ -9969,7 +9969,7 @@
         <w:spacing w:before="280" w:after="80"/>
         <w:rPr/>
       </w:pPr>
-      <w:bookmarkStart w:id="67" w:name="__RefHeading___Toc8279_3978023616"/>
+      <w:bookmarkStart w:id="67" w:name="__RefHeading___Toc8279_2333886378"/>
       <w:bookmarkStart w:id="68" w:name="decided-prd-section-3"/>
       <w:bookmarkEnd w:id="67"/>
       <w:r>
@@ -10342,7 +10342,7 @@
         <w:spacing w:before="280" w:after="80"/>
         <w:rPr/>
       </w:pPr>
-      <w:bookmarkStart w:id="69" w:name="__RefHeading___Toc8281_3978023616"/>
+      <w:bookmarkStart w:id="69" w:name="__RefHeading___Toc8281_2333886378"/>
       <w:bookmarkStart w:id="70" w:name="configurable-not-yet-chosen-chapter-6.2"/>
       <w:bookmarkEnd w:id="69"/>
       <w:r>
@@ -10462,7 +10462,7 @@
         <w:spacing w:before="280" w:after="80"/>
         <w:rPr/>
       </w:pPr>
-      <w:bookmarkStart w:id="72" w:name="__RefHeading___Toc8283_3978023616"/>
+      <w:bookmarkStart w:id="72" w:name="__RefHeading___Toc8283_2333886378"/>
       <w:bookmarkStart w:id="73" w:name="explicitly-not-features"/>
       <w:bookmarkEnd w:id="72"/>
       <w:r>
@@ -10597,7 +10597,7 @@
         <w:spacing w:before="360" w:after="120"/>
         <w:rPr/>
       </w:pPr>
-      <w:bookmarkStart w:id="76" w:name="__RefHeading___Toc8285_3978023616"/>
+      <w:bookmarkStart w:id="76" w:name="__RefHeading___Toc8285_2333886378"/>
       <w:bookmarkStart w:id="77" w:name="system-context"/>
       <w:bookmarkEnd w:id="76"/>
       <w:r>
@@ -10629,7 +10629,7 @@
         <w:spacing w:before="280" w:after="80"/>
         <w:rPr/>
       </w:pPr>
-      <w:bookmarkStart w:id="78" w:name="__RefHeading___Toc8287_3978023616"/>
+      <w:bookmarkStart w:id="78" w:name="__RefHeading___Toc8287_2333886378"/>
       <w:bookmarkStart w:id="79" w:name="X539b6d745109ccf7f3d8906eebe232bff3e0f79"/>
       <w:bookmarkEnd w:id="78"/>
       <w:r>
@@ -10694,7 +10694,7 @@
         <w:spacing w:before="200" w:after="80"/>
         <w:rPr/>
       </w:pPr>
-      <w:bookmarkStart w:id="80" w:name="__RefHeading___Toc8289_3978023616"/>
+      <w:bookmarkStart w:id="80" w:name="__RefHeading___Toc8289_2333886378"/>
       <w:bookmarkStart w:id="81" w:name="figure-2.1-where-the-codec-sits"/>
       <w:bookmarkStart w:id="82" w:name="_Fig_1_Where_the_codec_sits"/>
       <w:bookmarkEnd w:id="80"/>
@@ -10802,7 +10802,7 @@
         <w:spacing w:before="280" w:after="80"/>
         <w:rPr/>
       </w:pPr>
-      <w:bookmarkStart w:id="85" w:name="__RefHeading___Toc8291_3978023616"/>
+      <w:bookmarkStart w:id="85" w:name="__RefHeading___Toc8291_2333886378"/>
       <w:bookmarkStart w:id="86" w:name="the-core-inside-a-consumer"/>
       <w:bookmarkEnd w:id="85"/>
       <w:r>
@@ -10850,7 +10850,7 @@
         <w:spacing w:before="280" w:after="80"/>
         <w:rPr/>
       </w:pPr>
-      <w:bookmarkStart w:id="88" w:name="__RefHeading___Toc8293_3978023616"/>
+      <w:bookmarkStart w:id="88" w:name="__RefHeading___Toc8293_2333886378"/>
       <w:bookmarkStart w:id="89" w:name="the-standalone-tops"/>
       <w:bookmarkEnd w:id="88"/>
       <w:r>
@@ -10898,7 +10898,7 @@
         <w:spacing w:before="280" w:after="80"/>
         <w:rPr/>
       </w:pPr>
-      <w:bookmarkStart w:id="91" w:name="__RefHeading___Toc8295_3978023616"/>
+      <w:bookmarkStart w:id="91" w:name="__RefHeading___Toc8295_2333886378"/>
       <w:bookmarkStart w:id="92" w:name="Xe0d658dd7c77babbf288aebe2e92261f3c8c6d7"/>
       <w:bookmarkEnd w:id="91"/>
       <w:r>
@@ -11978,7 +11978,7 @@
         <w:spacing w:before="360" w:after="120"/>
         <w:rPr/>
       </w:pPr>
-      <w:bookmarkStart w:id="96" w:name="__RefHeading___Toc8297_3978023616"/>
+      <w:bookmarkStart w:id="96" w:name="__RefHeading___Toc8297_2333886378"/>
       <w:bookmarkStart w:id="97" w:name="block-diagram"/>
       <w:bookmarkEnd w:id="96"/>
       <w:r>
@@ -12006,7 +12006,7 @@
         <w:spacing w:before="200" w:after="80"/>
         <w:rPr/>
       </w:pPr>
-      <w:bookmarkStart w:id="98" w:name="__RefHeading___Toc8299_3978023616"/>
+      <w:bookmarkStart w:id="98" w:name="__RefHeading___Toc8299_2333886378"/>
       <w:bookmarkStart w:id="99" w:name="figure-3.1-codec-block-diagram"/>
       <w:bookmarkStart w:id="100" w:name="_Fig_2_Codec_block_diagram"/>
       <w:bookmarkEnd w:id="98"/>
@@ -12112,7 +12112,7 @@
         <w:spacing w:before="280" w:after="80"/>
         <w:rPr/>
       </w:pPr>
-      <w:bookmarkStart w:id="102" w:name="__RefHeading___Toc8301_3978023616"/>
+      <w:bookmarkStart w:id="102" w:name="__RefHeading___Toc8301_2333886378"/>
       <w:bookmarkStart w:id="103" w:name="the-encoder-core"/>
       <w:bookmarkEnd w:id="102"/>
       <w:r>
@@ -12237,7 +12237,7 @@
         <w:spacing w:before="280" w:after="80"/>
         <w:rPr/>
       </w:pPr>
-      <w:bookmarkStart w:id="104" w:name="__RefHeading___Toc8303_3978023616"/>
+      <w:bookmarkStart w:id="104" w:name="__RefHeading___Toc8303_2333886378"/>
       <w:bookmarkStart w:id="105" w:name="the-decoder-core"/>
       <w:bookmarkEnd w:id="104"/>
       <w:r>
@@ -12375,7 +12375,7 @@
         <w:spacing w:before="280" w:after="80"/>
         <w:rPr/>
       </w:pPr>
-      <w:bookmarkStart w:id="106" w:name="__RefHeading___Toc8305_3978023616"/>
+      <w:bookmarkStart w:id="106" w:name="__RefHeading___Toc8305_2333886378"/>
       <w:bookmarkStart w:id="107" w:name="the-gf-layer"/>
       <w:bookmarkEnd w:id="106"/>
       <w:r>
@@ -12468,7 +12468,7 @@
         <w:spacing w:before="280" w:after="80"/>
         <w:rPr/>
       </w:pPr>
-      <w:bookmarkStart w:id="108" w:name="__RefHeading___Toc8307_3978023616"/>
+      <w:bookmarkStart w:id="108" w:name="__RefHeading___Toc8307_2333886378"/>
       <w:bookmarkStart w:id="109" w:name="the-adapters"/>
       <w:bookmarkEnd w:id="108"/>
       <w:r>
@@ -12580,7 +12580,7 @@
         <w:spacing w:before="280" w:after="80"/>
         <w:rPr/>
       </w:pPr>
-      <w:bookmarkStart w:id="110" w:name="__RefHeading___Toc8309_3978023616"/>
+      <w:bookmarkStart w:id="110" w:name="__RefHeading___Toc8309_2333886378"/>
       <w:bookmarkStart w:id="111" w:name="hierarchy"/>
       <w:bookmarkEnd w:id="110"/>
       <w:r>
@@ -12726,7 +12726,7 @@
         <w:spacing w:before="360" w:after="120"/>
         <w:rPr/>
       </w:pPr>
-      <w:bookmarkStart w:id="114" w:name="__RefHeading___Toc8311_3978023616"/>
+      <w:bookmarkStart w:id="114" w:name="__RefHeading___Toc8311_2333886378"/>
       <w:bookmarkStart w:id="115" w:name="data-flow"/>
       <w:bookmarkEnd w:id="114"/>
       <w:r>
@@ -12758,7 +12758,7 @@
         <w:spacing w:before="280" w:after="80"/>
         <w:rPr/>
       </w:pPr>
-      <w:bookmarkStart w:id="116" w:name="__RefHeading___Toc8313_3978023616"/>
+      <w:bookmarkStart w:id="116" w:name="__RefHeading___Toc8313_2333886378"/>
       <w:bookmarkStart w:id="117" w:name="encoder"/>
       <w:bookmarkEnd w:id="116"/>
       <w:r>
@@ -12921,7 +12921,7 @@
         <w:spacing w:before="280" w:after="80"/>
         <w:rPr/>
       </w:pPr>
-      <w:bookmarkStart w:id="118" w:name="__RefHeading___Toc8315_3978023616"/>
+      <w:bookmarkStart w:id="118" w:name="__RefHeading___Toc8315_2333886378"/>
       <w:bookmarkStart w:id="119" w:name="decoder"/>
       <w:bookmarkEnd w:id="118"/>
       <w:r>
@@ -13079,7 +13079,7 @@
         <w:spacing w:before="200" w:after="80"/>
         <w:rPr/>
       </w:pPr>
-      <w:bookmarkStart w:id="120" w:name="__RefHeading___Toc8317_3978023616"/>
+      <w:bookmarkStart w:id="120" w:name="__RefHeading___Toc8317_2333886378"/>
       <w:bookmarkStart w:id="121" w:name="Xdf366d42c74e96f28b1631efb3302710e6b6281"/>
       <w:bookmarkStart w:id="122" w:name="_Fig_3_Decoder_timeline__on"/>
       <w:bookmarkEnd w:id="120"/>
@@ -13187,7 +13187,7 @@
         <w:spacing w:before="280" w:after="80"/>
         <w:rPr/>
       </w:pPr>
-      <w:bookmarkStart w:id="125" w:name="__RefHeading___Toc8319_3978023616"/>
+      <w:bookmarkStart w:id="125" w:name="__RefHeading___Toc8319_2333886378"/>
       <w:bookmarkStart w:id="126" w:name="block-boundaries"/>
       <w:bookmarkEnd w:id="125"/>
       <w:r>
@@ -13273,7 +13273,7 @@
         <w:spacing w:before="280" w:after="80"/>
         <w:rPr/>
       </w:pPr>
-      <w:bookmarkStart w:id="127" w:name="__RefHeading___Toc8321_3978023616"/>
+      <w:bookmarkStart w:id="127" w:name="__RefHeading___Toc8321_2333886378"/>
       <w:bookmarkStart w:id="128" w:name="multiple-symbols-per-beat"/>
       <w:bookmarkEnd w:id="127"/>
       <w:r>
@@ -13457,7 +13457,7 @@
         <w:spacing w:before="360" w:after="120"/>
         <w:rPr/>
       </w:pPr>
-      <w:bookmarkStart w:id="131" w:name="__RefHeading___Toc8323_3978023616"/>
+      <w:bookmarkStart w:id="131" w:name="__RefHeading___Toc8323_2333886378"/>
       <w:bookmarkStart w:id="132" w:name="solver-options"/>
       <w:bookmarkEnd w:id="131"/>
       <w:r>
@@ -14072,7 +14072,7 @@
                 <w:szCs w:val="24"/>
                 <w:lang w:val="en-US" w:eastAsia="en-US" w:bidi="ar-SA"/>
               </w:rPr>
-              <w:t>data-dependent, t + 1 .. 2t, plus one cycle for the finishing check</w:t>
+              <w:t>data-dependent, t + 1 .. 2t (2t + 1 at t &lt;= 2 when a leading syndrome is zero), plus one cycle for the finishing check</w:t>
             </w:r>
           </w:p>
         </w:tc>
@@ -14732,7 +14732,7 @@
         <w:spacing w:before="360" w:after="120"/>
         <w:rPr/>
       </w:pPr>
-      <w:bookmarkStart w:id="135" w:name="__RefHeading___Toc8325_3978023616"/>
+      <w:bookmarkStart w:id="135" w:name="__RefHeading___Toc8325_2333886378"/>
       <w:bookmarkStart w:id="136" w:name="core-interface"/>
       <w:bookmarkEnd w:id="135"/>
       <w:r>
@@ -14934,7 +14934,7 @@
         <w:spacing w:before="280" w:after="80"/>
         <w:rPr/>
       </w:pPr>
-      <w:bookmarkStart w:id="137" w:name="__RefHeading___Toc8327_3978023616"/>
+      <w:bookmarkStart w:id="137" w:name="__RefHeading___Toc8327_2333886378"/>
       <w:bookmarkEnd w:id="137"/>
       <w:r>
         <w:rPr>
@@ -15406,7 +15406,7 @@
       <w:r>
         <w:br w:type="page"/>
       </w:r>
-      <w:bookmarkStart w:id="140" w:name="__RefHeading___Toc8329_3978023616"/>
+      <w:bookmarkStart w:id="140" w:name="__RefHeading___Toc8329_2333886378"/>
       <w:bookmarkEnd w:id="140"/>
       <w:r>
         <w:rPr>
@@ -17027,7 +17027,7 @@
       <w:r>
         <w:br w:type="page"/>
       </w:r>
-      <w:bookmarkStart w:id="142" w:name="__RefHeading___Toc8331_3978023616"/>
+      <w:bookmarkStart w:id="142" w:name="__RefHeading___Toc8331_2333886378"/>
       <w:bookmarkEnd w:id="142"/>
       <w:r>
         <w:rPr>
@@ -18962,7 +18962,7 @@
       <w:r>
         <w:br w:type="page"/>
       </w:r>
-      <w:bookmarkStart w:id="144" w:name="__RefHeading___Toc8333_3978023616"/>
+      <w:bookmarkStart w:id="144" w:name="__RefHeading___Toc8333_2333886378"/>
       <w:bookmarkEnd w:id="144"/>
       <w:r>
         <w:rPr>
@@ -19131,7 +19131,7 @@
         <w:spacing w:before="280" w:after="80"/>
         <w:rPr/>
       </w:pPr>
-      <w:bookmarkStart w:id="145" w:name="__RefHeading___Toc8335_3978023616"/>
+      <w:bookmarkStart w:id="145" w:name="__RefHeading___Toc8335_2333886378"/>
       <w:bookmarkStart w:id="146" w:name="erasures-enable_erasures-prd-d5-tbd"/>
       <w:bookmarkEnd w:id="145"/>
       <w:r>
@@ -19294,7 +19294,7 @@
         <w:spacing w:before="360" w:after="120"/>
         <w:rPr/>
       </w:pPr>
-      <w:bookmarkStart w:id="149" w:name="__RefHeading___Toc8337_3978023616"/>
+      <w:bookmarkStart w:id="149" w:name="__RefHeading___Toc8337_2333886378"/>
       <w:bookmarkStart w:id="150" w:name="axi-stream-adapter"/>
       <w:bookmarkEnd w:id="149"/>
       <w:r>
@@ -20370,7 +20370,7 @@
       <w:r>
         <w:br w:type="page"/>
       </w:r>
-      <w:bookmarkStart w:id="152" w:name="__RefHeading___Toc8339_3978023616"/>
+      <w:bookmarkStart w:id="152" w:name="__RefHeading___Toc8339_2333886378"/>
       <w:bookmarkEnd w:id="152"/>
       <w:r>
         <w:rPr>
@@ -20897,7 +20897,7 @@
       <w:r>
         <w:br w:type="page"/>
       </w:r>
-      <w:bookmarkStart w:id="154" w:name="__RefHeading___Toc8341_3978023616"/>
+      <w:bookmarkStart w:id="154" w:name="__RefHeading___Toc8341_2333886378"/>
       <w:bookmarkEnd w:id="154"/>
       <w:r>
         <w:rPr>
@@ -21027,7 +21027,7 @@
         <w:spacing w:before="360" w:after="120"/>
         <w:rPr/>
       </w:pPr>
-      <w:bookmarkStart w:id="156" w:name="__RefHeading___Toc8343_3978023616"/>
+      <w:bookmarkStart w:id="156" w:name="__RefHeading___Toc8343_2333886378"/>
       <w:bookmarkStart w:id="157" w:name="axi4-job-adapter"/>
       <w:bookmarkEnd w:id="156"/>
       <w:r>
@@ -21112,7 +21112,7 @@
         <w:spacing w:before="280" w:after="80"/>
         <w:rPr/>
       </w:pPr>
-      <w:bookmarkStart w:id="158" w:name="__RefHeading___Toc8345_3978023616"/>
+      <w:bookmarkStart w:id="158" w:name="__RefHeading___Toc8345_2333886378"/>
       <w:bookmarkEnd w:id="158"/>
       <w:r>
         <w:rPr>
@@ -21722,7 +21722,7 @@
       <w:r>
         <w:br w:type="page"/>
       </w:r>
-      <w:bookmarkStart w:id="161" w:name="__RefHeading___Toc8347_3978023616"/>
+      <w:bookmarkStart w:id="161" w:name="__RefHeading___Toc8347_2333886378"/>
       <w:bookmarkEnd w:id="161"/>
       <w:r>
         <w:rPr>
@@ -21858,7 +21858,7 @@
         <w:spacing w:before="280" w:after="80"/>
         <w:rPr/>
       </w:pPr>
-      <w:bookmarkStart w:id="162" w:name="__RefHeading___Toc8349_3978023616"/>
+      <w:bookmarkStart w:id="162" w:name="__RefHeading___Toc8349_2333886378"/>
       <w:bookmarkEnd w:id="162"/>
       <w:r>
         <w:rPr>
@@ -22579,7 +22579,7 @@
       <w:r>
         <w:br w:type="page"/>
       </w:r>
-      <w:bookmarkStart w:id="165" w:name="__RefHeading___Toc8351_3978023616"/>
+      <w:bookmarkStart w:id="165" w:name="__RefHeading___Toc8351_2333886378"/>
       <w:bookmarkEnd w:id="165"/>
       <w:r>
         <w:rPr>
@@ -22735,7 +22735,7 @@
         <w:spacing w:before="360" w:after="120"/>
         <w:rPr/>
       </w:pPr>
-      <w:bookmarkStart w:id="167" w:name="__RefHeading___Toc8353_3978023616"/>
+      <w:bookmarkStart w:id="167" w:name="__RefHeading___Toc8353_2333886378"/>
       <w:bookmarkStart w:id="168" w:name="register-block"/>
       <w:bookmarkEnd w:id="167"/>
       <w:r>
@@ -24315,7 +24315,7 @@
         <w:spacing w:before="360" w:after="120"/>
         <w:rPr/>
       </w:pPr>
-      <w:bookmarkStart w:id="171" w:name="__RefHeading___Toc8355_3978023616"/>
+      <w:bookmarkStart w:id="171" w:name="__RefHeading___Toc8355_2333886378"/>
       <w:bookmarkStart w:id="172" w:name="clock-and-reset-1"/>
       <w:bookmarkEnd w:id="171"/>
       <w:r>
@@ -24347,7 +24347,7 @@
         <w:spacing w:before="280" w:after="80"/>
         <w:rPr/>
       </w:pPr>
-      <w:bookmarkStart w:id="173" w:name="__RefHeading___Toc8357_3978023616"/>
+      <w:bookmarkStart w:id="173" w:name="__RefHeading___Toc8357_2333886378"/>
       <w:bookmarkStart w:id="174" w:name="single-clock"/>
       <w:bookmarkEnd w:id="173"/>
       <w:r>
@@ -24433,7 +24433,7 @@
         <w:spacing w:before="280" w:after="80"/>
         <w:rPr/>
       </w:pPr>
-      <w:bookmarkStart w:id="175" w:name="__RefHeading___Toc8359_3978023616"/>
+      <w:bookmarkStart w:id="175" w:name="__RefHeading___Toc8359_2333886378"/>
       <w:bookmarkStart w:id="176" w:name="reset"/>
       <w:bookmarkEnd w:id="175"/>
       <w:r>
@@ -24526,7 +24526,7 @@
         <w:spacing w:before="280" w:after="80"/>
         <w:rPr/>
       </w:pPr>
-      <w:bookmarkStart w:id="177" w:name="__RefHeading___Toc8361_3978023616"/>
+      <w:bookmarkStart w:id="177" w:name="__RefHeading___Toc8361_2333886378"/>
       <w:bookmarkStart w:id="178" w:name="clock-gating"/>
       <w:bookmarkEnd w:id="177"/>
       <w:r>
@@ -24586,7 +24586,7 @@
         <w:spacing w:before="280" w:after="80"/>
         <w:rPr/>
       </w:pPr>
-      <w:bookmarkStart w:id="179" w:name="__RefHeading___Toc8363_3978023616"/>
+      <w:bookmarkStart w:id="179" w:name="__RefHeading___Toc8363_2333886378"/>
       <w:bookmarkStart w:id="180" w:name="frequency"/>
       <w:bookmarkEnd w:id="179"/>
       <w:r>
@@ -24719,7 +24719,7 @@
         <w:spacing w:before="360" w:after="120"/>
         <w:rPr/>
       </w:pPr>
-      <w:bookmarkStart w:id="183" w:name="__RefHeading___Toc8365_3978023616"/>
+      <w:bookmarkStart w:id="183" w:name="__RefHeading___Toc8365_2333886378"/>
       <w:bookmarkStart w:id="184" w:name="throughput"/>
       <w:bookmarkEnd w:id="183"/>
       <w:r>
@@ -24765,7 +24765,7 @@
         <w:spacing w:before="280" w:after="80"/>
         <w:rPr/>
       </w:pPr>
-      <w:bookmarkStart w:id="185" w:name="__RefHeading___Toc8367_3978023616"/>
+      <w:bookmarkStart w:id="185" w:name="__RefHeading___Toc8367_2333886378"/>
       <w:bookmarkStart w:id="186" w:name="sustained-rate"/>
       <w:bookmarkEnd w:id="185"/>
       <w:r>
@@ -26232,7 +26232,7 @@
         <w:spacing w:before="280" w:after="80"/>
         <w:rPr/>
       </w:pPr>
-      <w:bookmarkStart w:id="190" w:name="__RefHeading___Toc8369_3978023616"/>
+      <w:bookmarkStart w:id="190" w:name="__RefHeading___Toc8369_2333886378"/>
       <w:bookmarkStart w:id="191" w:name="what-scales-with-s"/>
       <w:bookmarkEnd w:id="190"/>
       <w:r>
@@ -27087,7 +27087,7 @@
         <w:spacing w:before="360" w:after="120"/>
         <w:rPr/>
       </w:pPr>
-      <w:bookmarkStart w:id="195" w:name="__RefHeading___Toc8371_3978023616"/>
+      <w:bookmarkStart w:id="195" w:name="__RefHeading___Toc8371_2333886378"/>
       <w:bookmarkStart w:id="196" w:name="latency"/>
       <w:bookmarkEnd w:id="195"/>
       <w:r>
@@ -27133,7 +27133,7 @@
         <w:spacing w:before="280" w:after="80"/>
         <w:rPr/>
       </w:pPr>
-      <w:bookmarkStart w:id="197" w:name="__RefHeading___Toc8373_3978023616"/>
+      <w:bookmarkStart w:id="197" w:name="__RefHeading___Toc8373_2333886378"/>
       <w:bookmarkEnd w:id="197"/>
       <w:r>
         <w:rPr>
@@ -27602,7 +27602,7 @@
       <w:r>
         <w:br w:type="page"/>
       </w:r>
-      <w:bookmarkStart w:id="200" w:name="__RefHeading___Toc8375_3978023616"/>
+      <w:bookmarkStart w:id="200" w:name="__RefHeading___Toc8375_2333886378"/>
       <w:bookmarkEnd w:id="200"/>
       <w:r>
         <w:rPr>
@@ -28212,7 +28212,7 @@
                 <w:szCs w:val="24"/>
                 <w:lang w:val="en-US" w:eastAsia="en-US" w:bidi="ar-SA"/>
               </w:rPr>
-              <w:t>about 6</w:t>
+              <w:t>about 7</w:t>
             </w:r>
           </w:p>
         </w:tc>
@@ -28243,7 +28243,7 @@
                 <w:szCs w:val="24"/>
                 <w:lang w:val="en-US" w:eastAsia="en-US" w:bidi="ar-SA"/>
               </w:rPr>
-              <w:t>descriptor skids, solver handoff, output FIFO</w:t>
+              <w:t>descriptor skids, solver handoff, the correct-stage register, output FIFO</w:t>
             </w:r>
           </w:p>
         </w:tc>
@@ -28469,7 +28469,7 @@
         <w:spacing w:before="280" w:after="80"/>
         <w:rPr/>
       </w:pPr>
-      <w:bookmarkStart w:id="202" w:name="__RefHeading___Toc8377_3978023616"/>
+      <w:bookmarkStart w:id="202" w:name="__RefHeading___Toc8377_2333886378"/>
       <w:bookmarkStart w:id="203" w:name="buffer-sizing"/>
       <w:bookmarkEnd w:id="202"/>
       <w:r>
@@ -28602,7 +28602,7 @@
         <w:spacing w:before="360" w:after="120"/>
         <w:rPr/>
       </w:pPr>
-      <w:bookmarkStart w:id="206" w:name="__RefHeading___Toc8379_3978023616"/>
+      <w:bookmarkStart w:id="206" w:name="__RefHeading___Toc8379_2333886378"/>
       <w:bookmarkStart w:id="207" w:name="resources"/>
       <w:bookmarkEnd w:id="206"/>
       <w:r>
@@ -28661,7 +28661,7 @@
         <w:spacing w:before="280" w:after="80"/>
         <w:rPr/>
       </w:pPr>
-      <w:bookmarkStart w:id="208" w:name="__RefHeading___Toc8381_3978023616"/>
+      <w:bookmarkStart w:id="208" w:name="__RefHeading___Toc8381_2333886378"/>
       <w:bookmarkEnd w:id="208"/>
       <w:r>
         <w:rPr>
@@ -29548,7 +29548,7 @@
       <w:r>
         <w:br w:type="page"/>
       </w:r>
-      <w:bookmarkStart w:id="211" w:name="__RefHeading___Toc8383_3978023616"/>
+      <w:bookmarkStart w:id="211" w:name="__RefHeading___Toc8383_2333886378"/>
       <w:bookmarkEnd w:id="211"/>
       <w:r>
         <w:rPr>
@@ -30247,7 +30247,7 @@
       <w:r>
         <w:br w:type="page"/>
       </w:r>
-      <w:bookmarkStart w:id="213" w:name="__RefHeading___Toc8385_3978023616"/>
+      <w:bookmarkStart w:id="213" w:name="__RefHeading___Toc8385_2333886378"/>
       <w:bookmarkEnd w:id="213"/>
       <w:r>
         <w:rPr>
@@ -30318,7 +30318,7 @@
         <w:spacing w:before="280" w:after="80"/>
         <w:rPr/>
       </w:pPr>
-      <w:bookmarkStart w:id="214" w:name="__RefHeading___Toc8387_3978023616"/>
+      <w:bookmarkStart w:id="214" w:name="__RefHeading___Toc8387_2333886378"/>
       <w:bookmarkStart w:id="215" w:name="scaling"/>
       <w:bookmarkEnd w:id="214"/>
       <w:r>
@@ -30481,7 +30481,7 @@
         <w:spacing w:before="360" w:after="120"/>
         <w:rPr/>
       </w:pPr>
-      <w:bookmarkStart w:id="218" w:name="__RefHeading___Toc8389_3978023616"/>
+      <w:bookmarkStart w:id="218" w:name="__RefHeading___Toc8389_2333886378"/>
       <w:bookmarkStart w:id="219" w:name="system-requirements"/>
       <w:bookmarkEnd w:id="218"/>
       <w:r>
@@ -30527,7 +30527,7 @@
         <w:spacing w:before="280" w:after="80"/>
         <w:rPr/>
       </w:pPr>
-      <w:bookmarkStart w:id="220" w:name="__RefHeading___Toc8391_3978023616"/>
+      <w:bookmarkStart w:id="220" w:name="__RefHeading___Toc8391_2333886378"/>
       <w:bookmarkStart w:id="221" w:name="the-consumer-provides"/>
       <w:bookmarkEnd w:id="220"/>
       <w:r>
@@ -30687,7 +30687,7 @@
         <w:spacing w:before="280" w:after="80"/>
         <w:rPr/>
       </w:pPr>
-      <w:bookmarkStart w:id="222" w:name="__RefHeading___Toc8393_3978023616"/>
+      <w:bookmarkStart w:id="222" w:name="__RefHeading___Toc8393_2333886378"/>
       <w:bookmarkStart w:id="223" w:name="the-consumer-gets"/>
       <w:bookmarkEnd w:id="222"/>
       <w:r>
@@ -30779,7 +30779,7 @@
         <w:spacing w:before="280" w:after="80"/>
         <w:rPr/>
       </w:pPr>
-      <w:bookmarkStart w:id="225" w:name="__RefHeading___Toc8395_3978023616"/>
+      <w:bookmarkStart w:id="225" w:name="__RefHeading___Toc8395_2333886378"/>
       <w:bookmarkStart w:id="226" w:name="environment"/>
       <w:bookmarkEnd w:id="225"/>
       <w:r>
@@ -30992,7 +30992,7 @@
         <w:spacing w:before="360" w:after="120"/>
         <w:rPr/>
       </w:pPr>
-      <w:bookmarkStart w:id="229" w:name="__RefHeading___Toc8397_3978023616"/>
+      <w:bookmarkStart w:id="229" w:name="__RefHeading___Toc8397_2333886378"/>
       <w:bookmarkStart w:id="230" w:name="parameter-configuration"/>
       <w:bookmarkEnd w:id="229"/>
       <w:r>
@@ -31052,7 +31052,7 @@
         <w:spacing w:before="280" w:after="80"/>
         <w:rPr/>
       </w:pPr>
-      <w:bookmarkStart w:id="231" w:name="__RefHeading___Toc8399_3978023616"/>
+      <w:bookmarkStart w:id="231" w:name="__RefHeading___Toc8399_2333886378"/>
       <w:bookmarkStart w:id="232" w:name="code"/>
       <w:bookmarkEnd w:id="231"/>
       <w:r>
@@ -32974,7 +32974,7 @@
         <w:spacing w:before="280" w:after="80"/>
         <w:rPr/>
       </w:pPr>
-      <w:bookmarkStart w:id="234" w:name="__RefHeading___Toc8401_3978023616"/>
+      <w:bookmarkStart w:id="234" w:name="__RefHeading___Toc8401_2333886378"/>
       <w:bookmarkStart w:id="235" w:name="interface"/>
       <w:bookmarkEnd w:id="234"/>
       <w:r>
@@ -34550,7 +34550,7 @@
         <w:spacing w:before="280" w:after="80"/>
         <w:rPr/>
       </w:pPr>
-      <w:bookmarkStart w:id="238" w:name="__RefHeading___Toc8403_3978023616"/>
+      <w:bookmarkStart w:id="238" w:name="__RefHeading___Toc8403_2333886378"/>
       <w:bookmarkStart w:id="239" w:name="open-decisions-in-one-place"/>
       <w:bookmarkEnd w:id="238"/>
       <w:r>
@@ -35201,7 +35201,7 @@
         <w:spacing w:before="360" w:after="120"/>
         <w:rPr/>
       </w:pPr>
-      <w:bookmarkStart w:id="243" w:name="__RefHeading___Toc8405_3978023616"/>
+      <w:bookmarkStart w:id="243" w:name="__RefHeading___Toc8405_2333886378"/>
       <w:bookmarkStart w:id="244" w:name="candidate-profiles"/>
       <w:bookmarkEnd w:id="243"/>
       <w:r>
@@ -37305,7 +37305,7 @@
         <w:spacing w:before="360" w:after="120"/>
         <w:rPr/>
       </w:pPr>
-      <w:bookmarkStart w:id="247" w:name="__RefHeading___Toc8407_3978023616"/>
+      <w:bookmarkStart w:id="247" w:name="__RefHeading___Toc8407_2333886378"/>
       <w:bookmarkStart w:id="248" w:name="verification-strategy"/>
       <w:bookmarkEnd w:id="247"/>
       <w:r>
@@ -37337,7 +37337,7 @@
         <w:spacing w:before="280" w:after="80"/>
         <w:rPr/>
       </w:pPr>
-      <w:bookmarkStart w:id="249" w:name="__RefHeading___Toc8409_3978023616"/>
+      <w:bookmarkStart w:id="249" w:name="__RefHeading___Toc8409_2333886378"/>
       <w:bookmarkStart w:id="250" w:name="golden-model"/>
       <w:bookmarkEnd w:id="249"/>
       <w:r>
@@ -37410,7 +37410,7 @@
         <w:spacing w:before="280" w:after="80"/>
         <w:rPr/>
       </w:pPr>
-      <w:bookmarkStart w:id="251" w:name="__RefHeading___Toc8411_3978023616"/>
+      <w:bookmarkStart w:id="251" w:name="__RefHeading___Toc8411_2333886378"/>
       <w:bookmarkEnd w:id="251"/>
       <w:r>
         <w:rPr>
@@ -38561,7 +38561,7 @@
       <w:r>
         <w:br w:type="page"/>
       </w:r>
-      <w:bookmarkStart w:id="254" w:name="__RefHeading___Toc8413_3978023616"/>
+      <w:bookmarkStart w:id="254" w:name="__RefHeading___Toc8413_2333886378"/>
       <w:bookmarkEnd w:id="254"/>
       <w:r>
         <w:rPr>
@@ -38658,7 +38658,7 @@
         <w:spacing w:before="280" w:after="80"/>
         <w:rPr/>
       </w:pPr>
-      <w:bookmarkStart w:id="255" w:name="__RefHeading___Toc8415_3978023616"/>
+      <w:bookmarkStart w:id="255" w:name="__RefHeading___Toc8415_2333886378"/>
       <w:bookmarkStart w:id="256" w:name="formal"/>
       <w:bookmarkEnd w:id="255"/>
       <w:r>
@@ -38718,7 +38718,7 @@
         <w:spacing w:before="280" w:after="80"/>
         <w:rPr/>
       </w:pPr>
-      <w:bookmarkStart w:id="257" w:name="__RefHeading___Toc8417_3978023616"/>
+      <w:bookmarkStart w:id="257" w:name="__RefHeading___Toc8417_2333886378"/>
       <w:bookmarkStart w:id="258" w:name="coverage"/>
       <w:bookmarkEnd w:id="257"/>
       <w:r>
@@ -38851,7 +38851,7 @@
         <w:spacing w:before="360" w:after="120"/>
         <w:rPr/>
       </w:pPr>
-      <w:bookmarkStart w:id="261" w:name="__RefHeading___Toc8419_3978023616"/>
+      <w:bookmarkStart w:id="261" w:name="__RefHeading___Toc8419_2333886378"/>
       <w:bookmarkStart w:id="262" w:name="synthesis-and-implementation"/>
       <w:bookmarkEnd w:id="261"/>
       <w:r>
@@ -38883,7 +38883,7 @@
         <w:spacing w:before="280" w:after="80"/>
         <w:rPr/>
       </w:pPr>
-      <w:bookmarkStart w:id="263" w:name="__RefHeading___Toc8421_3978023616"/>
+      <w:bookmarkStart w:id="263" w:name="__RefHeading___Toc8421_2333886378"/>
       <w:bookmarkStart w:id="264" w:name="characterisation-plan"/>
       <w:bookmarkEnd w:id="263"/>
       <w:r>
@@ -39660,7 +39660,7 @@
         <w:spacing w:before="280" w:after="80"/>
         <w:rPr/>
       </w:pPr>
-      <w:bookmarkStart w:id="266" w:name="__RefHeading___Toc8423_3978023616"/>
+      <w:bookmarkStart w:id="266" w:name="__RefHeading___Toc8423_2333886378"/>
       <w:bookmarkStart w:id="267" w:name="implementation-notes"/>
       <w:bookmarkEnd w:id="266"/>
       <w:r>

--- a/projects/components/ecc-ip/reed-solomon/docs/Reed_Solomon_HAS_v0.1.docx
+++ b/projects/components/ecc-ip/reed-solomon/docs/Reed_Solomon_HAS_v0.1.docx
@@ -160,7 +160,7 @@
             </w:rPr>
             <w:fldChar w:fldCharType="separate"/>
           </w:r>
-          <w:hyperlink w:anchor="__RefHeading___Toc8231_2333886378">
+          <w:hyperlink w:anchor="__RefHeading___Toc8259_3007855360">
             <w:r>
               <w:rPr>
                 <w:webHidden/>
@@ -181,7 +181,7 @@
             </w:tabs>
             <w:rPr/>
           </w:pPr>
-          <w:hyperlink w:anchor="__RefHeading___Toc8233_2333886378">
+          <w:hyperlink w:anchor="__RefHeading___Toc8261_3007855360">
             <w:r>
               <w:rPr>
                 <w:webHidden/>
@@ -202,7 +202,7 @@
             </w:tabs>
             <w:rPr/>
           </w:pPr>
-          <w:hyperlink w:anchor="__RefHeading___Toc8235_2333886378">
+          <w:hyperlink w:anchor="__RefHeading___Toc8263_3007855360">
             <w:r>
               <w:rPr>
                 <w:webHidden/>
@@ -223,7 +223,7 @@
             </w:tabs>
             <w:rPr/>
           </w:pPr>
-          <w:hyperlink w:anchor="__RefHeading___Toc8237_2333886378">
+          <w:hyperlink w:anchor="__RefHeading___Toc8265_3007855360">
             <w:r>
               <w:rPr>
                 <w:webHidden/>
@@ -244,7 +244,7 @@
             </w:tabs>
             <w:rPr/>
           </w:pPr>
-          <w:hyperlink w:anchor="__RefHeading___Toc8239_2333886378">
+          <w:hyperlink w:anchor="__RefHeading___Toc8267_3007855360">
             <w:r>
               <w:rPr>
                 <w:webHidden/>
@@ -265,7 +265,7 @@
             </w:tabs>
             <w:rPr/>
           </w:pPr>
-          <w:hyperlink w:anchor="__RefHeading___Toc8241_2333886378">
+          <w:hyperlink w:anchor="__RefHeading___Toc8269_3007855360">
             <w:r>
               <w:rPr>
                 <w:webHidden/>
@@ -286,7 +286,7 @@
             </w:tabs>
             <w:rPr/>
           </w:pPr>
-          <w:hyperlink w:anchor="__RefHeading___Toc8243_2333886378">
+          <w:hyperlink w:anchor="__RefHeading___Toc8271_3007855360">
             <w:r>
               <w:rPr>
                 <w:webHidden/>
@@ -307,7 +307,7 @@
             </w:tabs>
             <w:rPr/>
           </w:pPr>
-          <w:hyperlink w:anchor="__RefHeading___Toc8245_2333886378">
+          <w:hyperlink w:anchor="__RefHeading___Toc8273_3007855360">
             <w:r>
               <w:rPr>
                 <w:webHidden/>
@@ -328,7 +328,7 @@
             </w:tabs>
             <w:rPr/>
           </w:pPr>
-          <w:hyperlink w:anchor="__RefHeading___Toc8247_2333886378">
+          <w:hyperlink w:anchor="__RefHeading___Toc8275_3007855360">
             <w:r>
               <w:rPr>
                 <w:webHidden/>
@@ -349,7 +349,7 @@
             </w:tabs>
             <w:rPr/>
           </w:pPr>
-          <w:hyperlink w:anchor="__RefHeading___Toc8249_2333886378">
+          <w:hyperlink w:anchor="__RefHeading___Toc8277_3007855360">
             <w:r>
               <w:rPr>
                 <w:webHidden/>
@@ -370,7 +370,7 @@
             </w:tabs>
             <w:rPr/>
           </w:pPr>
-          <w:hyperlink w:anchor="__RefHeading___Toc8251_2333886378">
+          <w:hyperlink w:anchor="__RefHeading___Toc8279_3007855360">
             <w:r>
               <w:rPr>
                 <w:webHidden/>
@@ -391,7 +391,7 @@
             </w:tabs>
             <w:rPr/>
           </w:pPr>
-          <w:hyperlink w:anchor="__RefHeading___Toc8253_2333886378">
+          <w:hyperlink w:anchor="__RefHeading___Toc8281_3007855360">
             <w:r>
               <w:rPr>
                 <w:webHidden/>
@@ -412,7 +412,7 @@
             </w:tabs>
             <w:rPr/>
           </w:pPr>
-          <w:hyperlink w:anchor="__RefHeading___Toc8255_2333886378">
+          <w:hyperlink w:anchor="__RefHeading___Toc8283_3007855360">
             <w:r>
               <w:rPr>
                 <w:webHidden/>
@@ -433,7 +433,7 @@
             </w:tabs>
             <w:rPr/>
           </w:pPr>
-          <w:hyperlink w:anchor="__RefHeading___Toc8257_2333886378">
+          <w:hyperlink w:anchor="__RefHeading___Toc8285_3007855360">
             <w:r>
               <w:rPr>
                 <w:webHidden/>
@@ -454,7 +454,7 @@
             </w:tabs>
             <w:rPr/>
           </w:pPr>
-          <w:hyperlink w:anchor="__RefHeading___Toc8259_2333886378">
+          <w:hyperlink w:anchor="__RefHeading___Toc8287_3007855360">
             <w:r>
               <w:rPr>
                 <w:webHidden/>
@@ -475,7 +475,7 @@
             </w:tabs>
             <w:rPr/>
           </w:pPr>
-          <w:hyperlink w:anchor="__RefHeading___Toc8261_2333886378">
+          <w:hyperlink w:anchor="__RefHeading___Toc8289_3007855360">
             <w:r>
               <w:rPr>
                 <w:webHidden/>
@@ -496,7 +496,7 @@
             </w:tabs>
             <w:rPr/>
           </w:pPr>
-          <w:hyperlink w:anchor="__RefHeading___Toc8263_2333886378">
+          <w:hyperlink w:anchor="__RefHeading___Toc8291_3007855360">
             <w:r>
               <w:rPr>
                 <w:webHidden/>
@@ -517,7 +517,7 @@
             </w:tabs>
             <w:rPr/>
           </w:pPr>
-          <w:hyperlink w:anchor="__RefHeading___Toc8265_2333886378">
+          <w:hyperlink w:anchor="__RefHeading___Toc8293_3007855360">
             <w:r>
               <w:rPr>
                 <w:webHidden/>
@@ -538,7 +538,7 @@
             </w:tabs>
             <w:rPr/>
           </w:pPr>
-          <w:hyperlink w:anchor="__RefHeading___Toc8267_2333886378">
+          <w:hyperlink w:anchor="__RefHeading___Toc8295_3007855360">
             <w:r>
               <w:rPr>
                 <w:webHidden/>
@@ -559,7 +559,7 @@
             </w:tabs>
             <w:rPr/>
           </w:pPr>
-          <w:hyperlink w:anchor="__RefHeading___Toc8269_2333886378">
+          <w:hyperlink w:anchor="__RefHeading___Toc8297_3007855360">
             <w:r>
               <w:rPr>
                 <w:webHidden/>
@@ -580,7 +580,7 @@
             </w:tabs>
             <w:rPr/>
           </w:pPr>
-          <w:hyperlink w:anchor="__RefHeading___Toc8271_2333886378">
+          <w:hyperlink w:anchor="__RefHeading___Toc8299_3007855360">
             <w:r>
               <w:rPr>
                 <w:webHidden/>
@@ -601,7 +601,7 @@
             </w:tabs>
             <w:rPr/>
           </w:pPr>
-          <w:hyperlink w:anchor="__RefHeading___Toc8273_2333886378">
+          <w:hyperlink w:anchor="__RefHeading___Toc8301_3007855360">
             <w:r>
               <w:rPr>
                 <w:webHidden/>
@@ -622,7 +622,7 @@
             </w:tabs>
             <w:rPr/>
           </w:pPr>
-          <w:hyperlink w:anchor="__RefHeading___Toc8275_2333886378">
+          <w:hyperlink w:anchor="__RefHeading___Toc8303_3007855360">
             <w:r>
               <w:rPr>
                 <w:webHidden/>
@@ -643,7 +643,7 @@
             </w:tabs>
             <w:rPr/>
           </w:pPr>
-          <w:hyperlink w:anchor="__RefHeading___Toc8277_2333886378">
+          <w:hyperlink w:anchor="__RefHeading___Toc8305_3007855360">
             <w:r>
               <w:rPr>
                 <w:webHidden/>
@@ -664,7 +664,7 @@
             </w:tabs>
             <w:rPr/>
           </w:pPr>
-          <w:hyperlink w:anchor="__RefHeading___Toc8279_2333886378">
+          <w:hyperlink w:anchor="__RefHeading___Toc8307_3007855360">
             <w:r>
               <w:rPr>
                 <w:webHidden/>
@@ -685,7 +685,7 @@
             </w:tabs>
             <w:rPr/>
           </w:pPr>
-          <w:hyperlink w:anchor="__RefHeading___Toc8281_2333886378">
+          <w:hyperlink w:anchor="__RefHeading___Toc8309_3007855360">
             <w:r>
               <w:rPr>
                 <w:webHidden/>
@@ -706,7 +706,7 @@
             </w:tabs>
             <w:rPr/>
           </w:pPr>
-          <w:hyperlink w:anchor="__RefHeading___Toc8283_2333886378">
+          <w:hyperlink w:anchor="__RefHeading___Toc8311_3007855360">
             <w:r>
               <w:rPr>
                 <w:webHidden/>
@@ -727,7 +727,7 @@
             </w:tabs>
             <w:rPr/>
           </w:pPr>
-          <w:hyperlink w:anchor="__RefHeading___Toc8285_2333886378">
+          <w:hyperlink w:anchor="__RefHeading___Toc8313_3007855360">
             <w:r>
               <w:rPr>
                 <w:webHidden/>
@@ -748,7 +748,7 @@
             </w:tabs>
             <w:rPr/>
           </w:pPr>
-          <w:hyperlink w:anchor="__RefHeading___Toc8287_2333886378">
+          <w:hyperlink w:anchor="__RefHeading___Toc8315_3007855360">
             <w:r>
               <w:rPr>
                 <w:webHidden/>
@@ -769,7 +769,7 @@
             </w:tabs>
             <w:rPr/>
           </w:pPr>
-          <w:hyperlink w:anchor="__RefHeading___Toc8289_2333886378">
+          <w:hyperlink w:anchor="__RefHeading___Toc8317_3007855360">
             <w:r>
               <w:rPr>
                 <w:webHidden/>
@@ -790,7 +790,7 @@
             </w:tabs>
             <w:rPr/>
           </w:pPr>
-          <w:hyperlink w:anchor="__RefHeading___Toc8291_2333886378">
+          <w:hyperlink w:anchor="__RefHeading___Toc8319_3007855360">
             <w:r>
               <w:rPr>
                 <w:webHidden/>
@@ -811,7 +811,7 @@
             </w:tabs>
             <w:rPr/>
           </w:pPr>
-          <w:hyperlink w:anchor="__RefHeading___Toc8293_2333886378">
+          <w:hyperlink w:anchor="__RefHeading___Toc8321_3007855360">
             <w:r>
               <w:rPr>
                 <w:webHidden/>
@@ -832,7 +832,7 @@
             </w:tabs>
             <w:rPr/>
           </w:pPr>
-          <w:hyperlink w:anchor="__RefHeading___Toc8295_2333886378">
+          <w:hyperlink w:anchor="__RefHeading___Toc8323_3007855360">
             <w:r>
               <w:rPr>
                 <w:webHidden/>
@@ -853,7 +853,7 @@
             </w:tabs>
             <w:rPr/>
           </w:pPr>
-          <w:hyperlink w:anchor="__RefHeading___Toc8297_2333886378">
+          <w:hyperlink w:anchor="__RefHeading___Toc8325_3007855360">
             <w:r>
               <w:rPr>
                 <w:webHidden/>
@@ -874,7 +874,7 @@
             </w:tabs>
             <w:rPr/>
           </w:pPr>
-          <w:hyperlink w:anchor="__RefHeading___Toc8299_2333886378">
+          <w:hyperlink w:anchor="__RefHeading___Toc8327_3007855360">
             <w:r>
               <w:rPr>
                 <w:webHidden/>
@@ -895,7 +895,7 @@
             </w:tabs>
             <w:rPr/>
           </w:pPr>
-          <w:hyperlink w:anchor="__RefHeading___Toc8301_2333886378">
+          <w:hyperlink w:anchor="__RefHeading___Toc8329_3007855360">
             <w:r>
               <w:rPr>
                 <w:webHidden/>
@@ -916,7 +916,7 @@
             </w:tabs>
             <w:rPr/>
           </w:pPr>
-          <w:hyperlink w:anchor="__RefHeading___Toc8303_2333886378">
+          <w:hyperlink w:anchor="__RefHeading___Toc8331_3007855360">
             <w:r>
               <w:rPr>
                 <w:webHidden/>
@@ -937,7 +937,7 @@
             </w:tabs>
             <w:rPr/>
           </w:pPr>
-          <w:hyperlink w:anchor="__RefHeading___Toc8305_2333886378">
+          <w:hyperlink w:anchor="__RefHeading___Toc8333_3007855360">
             <w:r>
               <w:rPr>
                 <w:webHidden/>
@@ -958,7 +958,7 @@
             </w:tabs>
             <w:rPr/>
           </w:pPr>
-          <w:hyperlink w:anchor="__RefHeading___Toc8307_2333886378">
+          <w:hyperlink w:anchor="__RefHeading___Toc8335_3007855360">
             <w:r>
               <w:rPr>
                 <w:webHidden/>
@@ -979,7 +979,7 @@
             </w:tabs>
             <w:rPr/>
           </w:pPr>
-          <w:hyperlink w:anchor="__RefHeading___Toc8309_2333886378">
+          <w:hyperlink w:anchor="__RefHeading___Toc8337_3007855360">
             <w:r>
               <w:rPr>
                 <w:webHidden/>
@@ -1000,7 +1000,7 @@
             </w:tabs>
             <w:rPr/>
           </w:pPr>
-          <w:hyperlink w:anchor="__RefHeading___Toc8311_2333886378">
+          <w:hyperlink w:anchor="__RefHeading___Toc8339_3007855360">
             <w:r>
               <w:rPr>
                 <w:webHidden/>
@@ -1021,7 +1021,7 @@
             </w:tabs>
             <w:rPr/>
           </w:pPr>
-          <w:hyperlink w:anchor="__RefHeading___Toc8313_2333886378">
+          <w:hyperlink w:anchor="__RefHeading___Toc8341_3007855360">
             <w:r>
               <w:rPr>
                 <w:webHidden/>
@@ -1042,7 +1042,7 @@
             </w:tabs>
             <w:rPr/>
           </w:pPr>
-          <w:hyperlink w:anchor="__RefHeading___Toc8315_2333886378">
+          <w:hyperlink w:anchor="__RefHeading___Toc8343_3007855360">
             <w:r>
               <w:rPr>
                 <w:webHidden/>
@@ -1063,7 +1063,7 @@
             </w:tabs>
             <w:rPr/>
           </w:pPr>
-          <w:hyperlink w:anchor="__RefHeading___Toc8317_2333886378">
+          <w:hyperlink w:anchor="__RefHeading___Toc8345_3007855360">
             <w:r>
               <w:rPr>
                 <w:webHidden/>
@@ -1084,7 +1084,7 @@
             </w:tabs>
             <w:rPr/>
           </w:pPr>
-          <w:hyperlink w:anchor="__RefHeading___Toc8319_2333886378">
+          <w:hyperlink w:anchor="__RefHeading___Toc8347_3007855360">
             <w:r>
               <w:rPr>
                 <w:webHidden/>
@@ -1105,7 +1105,7 @@
             </w:tabs>
             <w:rPr/>
           </w:pPr>
-          <w:hyperlink w:anchor="__RefHeading___Toc8321_2333886378">
+          <w:hyperlink w:anchor="__RefHeading___Toc8349_3007855360">
             <w:r>
               <w:rPr>
                 <w:webHidden/>
@@ -1126,7 +1126,7 @@
             </w:tabs>
             <w:rPr/>
           </w:pPr>
-          <w:hyperlink w:anchor="__RefHeading___Toc8323_2333886378">
+          <w:hyperlink w:anchor="__RefHeading___Toc8351_3007855360">
             <w:r>
               <w:rPr>
                 <w:webHidden/>
@@ -1147,7 +1147,7 @@
             </w:tabs>
             <w:rPr/>
           </w:pPr>
-          <w:hyperlink w:anchor="__RefHeading___Toc8325_2333886378">
+          <w:hyperlink w:anchor="__RefHeading___Toc8353_3007855360">
             <w:r>
               <w:rPr>
                 <w:webHidden/>
@@ -1168,7 +1168,7 @@
             </w:tabs>
             <w:rPr/>
           </w:pPr>
-          <w:hyperlink w:anchor="__RefHeading___Toc8327_2333886378">
+          <w:hyperlink w:anchor="__RefHeading___Toc8355_3007855360">
             <w:r>
               <w:rPr>
                 <w:webHidden/>
@@ -1189,7 +1189,7 @@
             </w:tabs>
             <w:rPr/>
           </w:pPr>
-          <w:hyperlink w:anchor="__RefHeading___Toc8329_2333886378">
+          <w:hyperlink w:anchor="__RefHeading___Toc8357_3007855360">
             <w:r>
               <w:rPr>
                 <w:webHidden/>
@@ -1210,7 +1210,7 @@
             </w:tabs>
             <w:rPr/>
           </w:pPr>
-          <w:hyperlink w:anchor="__RefHeading___Toc8331_2333886378">
+          <w:hyperlink w:anchor="__RefHeading___Toc8359_3007855360">
             <w:r>
               <w:rPr>
                 <w:webHidden/>
@@ -1231,7 +1231,7 @@
             </w:tabs>
             <w:rPr/>
           </w:pPr>
-          <w:hyperlink w:anchor="__RefHeading___Toc8333_2333886378">
+          <w:hyperlink w:anchor="__RefHeading___Toc8361_3007855360">
             <w:r>
               <w:rPr>
                 <w:webHidden/>
@@ -1252,7 +1252,7 @@
             </w:tabs>
             <w:rPr/>
           </w:pPr>
-          <w:hyperlink w:anchor="__RefHeading___Toc8335_2333886378">
+          <w:hyperlink w:anchor="__RefHeading___Toc8363_3007855360">
             <w:r>
               <w:rPr>
                 <w:webHidden/>
@@ -1273,7 +1273,7 @@
             </w:tabs>
             <w:rPr/>
           </w:pPr>
-          <w:hyperlink w:anchor="__RefHeading___Toc8337_2333886378">
+          <w:hyperlink w:anchor="__RefHeading___Toc8365_3007855360">
             <w:r>
               <w:rPr>
                 <w:webHidden/>
@@ -1294,7 +1294,7 @@
             </w:tabs>
             <w:rPr/>
           </w:pPr>
-          <w:hyperlink w:anchor="__RefHeading___Toc8339_2333886378">
+          <w:hyperlink w:anchor="__RefHeading___Toc8367_3007855360">
             <w:r>
               <w:rPr>
                 <w:webHidden/>
@@ -1315,7 +1315,7 @@
             </w:tabs>
             <w:rPr/>
           </w:pPr>
-          <w:hyperlink w:anchor="__RefHeading___Toc8341_2333886378">
+          <w:hyperlink w:anchor="__RefHeading___Toc8369_3007855360">
             <w:r>
               <w:rPr>
                 <w:webHidden/>
@@ -1336,7 +1336,7 @@
             </w:tabs>
             <w:rPr/>
           </w:pPr>
-          <w:hyperlink w:anchor="__RefHeading___Toc8343_2333886378">
+          <w:hyperlink w:anchor="__RefHeading___Toc8371_3007855360">
             <w:r>
               <w:rPr>
                 <w:webHidden/>
@@ -1357,7 +1357,7 @@
             </w:tabs>
             <w:rPr/>
           </w:pPr>
-          <w:hyperlink w:anchor="__RefHeading___Toc8345_2333886378">
+          <w:hyperlink w:anchor="__RefHeading___Toc8373_3007855360">
             <w:r>
               <w:rPr>
                 <w:webHidden/>
@@ -1378,7 +1378,7 @@
             </w:tabs>
             <w:rPr/>
           </w:pPr>
-          <w:hyperlink w:anchor="__RefHeading___Toc8347_2333886378">
+          <w:hyperlink w:anchor="__RefHeading___Toc8375_3007855360">
             <w:r>
               <w:rPr>
                 <w:webHidden/>
@@ -1399,7 +1399,7 @@
             </w:tabs>
             <w:rPr/>
           </w:pPr>
-          <w:hyperlink w:anchor="__RefHeading___Toc8349_2333886378">
+          <w:hyperlink w:anchor="__RefHeading___Toc8377_3007855360">
             <w:r>
               <w:rPr>
                 <w:webHidden/>
@@ -1420,7 +1420,7 @@
             </w:tabs>
             <w:rPr/>
           </w:pPr>
-          <w:hyperlink w:anchor="__RefHeading___Toc8351_2333886378">
+          <w:hyperlink w:anchor="__RefHeading___Toc8379_3007855360">
             <w:r>
               <w:rPr>
                 <w:webHidden/>
@@ -1441,7 +1441,7 @@
             </w:tabs>
             <w:rPr/>
           </w:pPr>
-          <w:hyperlink w:anchor="__RefHeading___Toc8353_2333886378">
+          <w:hyperlink w:anchor="__RefHeading___Toc8381_3007855360">
             <w:r>
               <w:rPr>
                 <w:webHidden/>
@@ -1462,7 +1462,7 @@
             </w:tabs>
             <w:rPr/>
           </w:pPr>
-          <w:hyperlink w:anchor="__RefHeading___Toc8355_2333886378">
+          <w:hyperlink w:anchor="__RefHeading___Toc8383_3007855360">
             <w:r>
               <w:rPr>
                 <w:webHidden/>
@@ -1483,7 +1483,7 @@
             </w:tabs>
             <w:rPr/>
           </w:pPr>
-          <w:hyperlink w:anchor="__RefHeading___Toc8357_2333886378">
+          <w:hyperlink w:anchor="__RefHeading___Toc8385_3007855360">
             <w:r>
               <w:rPr>
                 <w:webHidden/>
@@ -1504,7 +1504,7 @@
             </w:tabs>
             <w:rPr/>
           </w:pPr>
-          <w:hyperlink w:anchor="__RefHeading___Toc8359_2333886378">
+          <w:hyperlink w:anchor="__RefHeading___Toc8387_3007855360">
             <w:r>
               <w:rPr>
                 <w:webHidden/>
@@ -1525,7 +1525,7 @@
             </w:tabs>
             <w:rPr/>
           </w:pPr>
-          <w:hyperlink w:anchor="__RefHeading___Toc8361_2333886378">
+          <w:hyperlink w:anchor="__RefHeading___Toc8389_3007855360">
             <w:r>
               <w:rPr>
                 <w:webHidden/>
@@ -1546,7 +1546,7 @@
             </w:tabs>
             <w:rPr/>
           </w:pPr>
-          <w:hyperlink w:anchor="__RefHeading___Toc8363_2333886378">
+          <w:hyperlink w:anchor="__RefHeading___Toc8391_3007855360">
             <w:r>
               <w:rPr>
                 <w:webHidden/>
@@ -1567,7 +1567,7 @@
             </w:tabs>
             <w:rPr/>
           </w:pPr>
-          <w:hyperlink w:anchor="__RefHeading___Toc8365_2333886378">
+          <w:hyperlink w:anchor="__RefHeading___Toc8393_3007855360">
             <w:r>
               <w:rPr>
                 <w:webHidden/>
@@ -1588,7 +1588,7 @@
             </w:tabs>
             <w:rPr/>
           </w:pPr>
-          <w:hyperlink w:anchor="__RefHeading___Toc8367_2333886378">
+          <w:hyperlink w:anchor="__RefHeading___Toc8395_3007855360">
             <w:r>
               <w:rPr>
                 <w:webHidden/>
@@ -1609,7 +1609,7 @@
             </w:tabs>
             <w:rPr/>
           </w:pPr>
-          <w:hyperlink w:anchor="__RefHeading___Toc8369_2333886378">
+          <w:hyperlink w:anchor="__RefHeading___Toc8397_3007855360">
             <w:r>
               <w:rPr>
                 <w:webHidden/>
@@ -1617,7 +1617,7 @@
               </w:rPr>
               <w:t>17.2 What scales with S</w:t>
               <w:tab/>
-              <w:t>75</w:t>
+              <w:t>76</w:t>
             </w:r>
           </w:hyperlink>
         </w:p>
@@ -1630,7 +1630,7 @@
             </w:tabs>
             <w:rPr/>
           </w:pPr>
-          <w:hyperlink w:anchor="__RefHeading___Toc8371_2333886378">
+          <w:hyperlink w:anchor="__RefHeading___Toc8399_3007855360">
             <w:r>
               <w:rPr>
                 <w:webHidden/>
@@ -1638,7 +1638,7 @@
               </w:rPr>
               <w:t>18 Latency</w:t>
               <w:tab/>
-              <w:t>76</w:t>
+              <w:t>77</w:t>
             </w:r>
           </w:hyperlink>
         </w:p>
@@ -1651,7 +1651,7 @@
             </w:tabs>
             <w:rPr/>
           </w:pPr>
-          <w:hyperlink w:anchor="__RefHeading___Toc8373_2333886378">
+          <w:hyperlink w:anchor="__RefHeading___Toc8401_3007855360">
             <w:r>
               <w:rPr>
                 <w:webHidden/>
@@ -1659,7 +1659,7 @@
               </w:rPr>
               <w:t>18.1 Encoder</w:t>
               <w:tab/>
-              <w:t>77</w:t>
+              <w:t>78</w:t>
             </w:r>
           </w:hyperlink>
         </w:p>
@@ -1672,7 +1672,7 @@
             </w:tabs>
             <w:rPr/>
           </w:pPr>
-          <w:hyperlink w:anchor="__RefHeading___Toc8375_2333886378">
+          <w:hyperlink w:anchor="__RefHeading___Toc8403_3007855360">
             <w:r>
               <w:rPr>
                 <w:webHidden/>
@@ -1680,7 +1680,7 @@
               </w:rPr>
               <w:t>18.2 Decoder</w:t>
               <w:tab/>
-              <w:t>78</w:t>
+              <w:t>79</w:t>
             </w:r>
           </w:hyperlink>
         </w:p>
@@ -1693,7 +1693,7 @@
             </w:tabs>
             <w:rPr/>
           </w:pPr>
-          <w:hyperlink w:anchor="__RefHeading___Toc8377_2333886378">
+          <w:hyperlink w:anchor="__RefHeading___Toc8405_3007855360">
             <w:r>
               <w:rPr>
                 <w:webHidden/>
@@ -1701,7 +1701,7 @@
               </w:rPr>
               <w:t>18.3 Buffer sizing</w:t>
               <w:tab/>
-              <w:t>79</w:t>
+              <w:t>80</w:t>
             </w:r>
           </w:hyperlink>
         </w:p>
@@ -1714,7 +1714,7 @@
             </w:tabs>
             <w:rPr/>
           </w:pPr>
-          <w:hyperlink w:anchor="__RefHeading___Toc8379_2333886378">
+          <w:hyperlink w:anchor="__RefHeading___Toc8407_3007855360">
             <w:r>
               <w:rPr>
                 <w:webHidden/>
@@ -1722,7 +1722,7 @@
               </w:rPr>
               <w:t>19 Resources</w:t>
               <w:tab/>
-              <w:t>80</w:t>
+              <w:t>81</w:t>
             </w:r>
           </w:hyperlink>
         </w:p>
@@ -1735,7 +1735,7 @@
             </w:tabs>
             <w:rPr/>
           </w:pPr>
-          <w:hyperlink w:anchor="__RefHeading___Toc8381_2333886378">
+          <w:hyperlink w:anchor="__RefHeading___Toc8409_3007855360">
             <w:r>
               <w:rPr>
                 <w:webHidden/>
@@ -1743,7 +1743,7 @@
               </w:rPr>
               <w:t>19.1 GF primitives per core, reference profile</w:t>
               <w:tab/>
-              <w:t>81</w:t>
+              <w:t>82</w:t>
             </w:r>
           </w:hyperlink>
         </w:p>
@@ -1756,7 +1756,7 @@
             </w:tabs>
             <w:rPr/>
           </w:pPr>
-          <w:hyperlink w:anchor="__RefHeading___Toc8383_2333886378">
+          <w:hyperlink w:anchor="__RefHeading___Toc8411_3007855360">
             <w:r>
               <w:rPr>
                 <w:webHidden/>
@@ -1764,7 +1764,7 @@
               </w:rPr>
               <w:t>19.2 Storage</w:t>
               <w:tab/>
-              <w:t>82</w:t>
+              <w:t>83</w:t>
             </w:r>
           </w:hyperlink>
         </w:p>
@@ -1777,7 +1777,7 @@
             </w:tabs>
             <w:rPr/>
           </w:pPr>
-          <w:hyperlink w:anchor="__RefHeading___Toc8385_2333886378">
+          <w:hyperlink w:anchor="__RefHeading___Toc8413_3007855360">
             <w:r>
               <w:rPr>
                 <w:webHidden/>
@@ -1785,7 +1785,7 @@
               </w:rPr>
               <w:t>19.3 Order of magnitude</w:t>
               <w:tab/>
-              <w:t>83</w:t>
+              <w:t>84</w:t>
             </w:r>
           </w:hyperlink>
         </w:p>
@@ -1798,7 +1798,7 @@
             </w:tabs>
             <w:rPr/>
           </w:pPr>
-          <w:hyperlink w:anchor="__RefHeading___Toc8387_2333886378">
+          <w:hyperlink w:anchor="__RefHeading___Toc8415_3007855360">
             <w:r>
               <w:rPr>
                 <w:webHidden/>
@@ -1806,7 +1806,7 @@
               </w:rPr>
               <w:t>19.4 Scaling</w:t>
               <w:tab/>
-              <w:t>84</w:t>
+              <w:t>85</w:t>
             </w:r>
           </w:hyperlink>
         </w:p>
@@ -1819,7 +1819,7 @@
             </w:tabs>
             <w:rPr/>
           </w:pPr>
-          <w:hyperlink w:anchor="__RefHeading___Toc8389_2333886378">
+          <w:hyperlink w:anchor="__RefHeading___Toc8417_3007855360">
             <w:r>
               <w:rPr>
                 <w:webHidden/>
@@ -1827,7 +1827,7 @@
               </w:rPr>
               <w:t>20 System Requirements</w:t>
               <w:tab/>
-              <w:t>85</w:t>
+              <w:t>86</w:t>
             </w:r>
           </w:hyperlink>
         </w:p>
@@ -1840,7 +1840,7 @@
             </w:tabs>
             <w:rPr/>
           </w:pPr>
-          <w:hyperlink w:anchor="__RefHeading___Toc8391_2333886378">
+          <w:hyperlink w:anchor="__RefHeading___Toc8419_3007855360">
             <w:r>
               <w:rPr>
                 <w:webHidden/>
@@ -1848,7 +1848,7 @@
               </w:rPr>
               <w:t>20.1 The consumer provides</w:t>
               <w:tab/>
-              <w:t>86</w:t>
+              <w:t>87</w:t>
             </w:r>
           </w:hyperlink>
         </w:p>
@@ -1861,7 +1861,7 @@
             </w:tabs>
             <w:rPr/>
           </w:pPr>
-          <w:hyperlink w:anchor="__RefHeading___Toc8393_2333886378">
+          <w:hyperlink w:anchor="__RefHeading___Toc8421_3007855360">
             <w:r>
               <w:rPr>
                 <w:webHidden/>
@@ -1869,7 +1869,7 @@
               </w:rPr>
               <w:t>20.2 The consumer gets</w:t>
               <w:tab/>
-              <w:t>87</w:t>
+              <w:t>88</w:t>
             </w:r>
           </w:hyperlink>
         </w:p>
@@ -1882,7 +1882,7 @@
             </w:tabs>
             <w:rPr/>
           </w:pPr>
-          <w:hyperlink w:anchor="__RefHeading___Toc8395_2333886378">
+          <w:hyperlink w:anchor="__RefHeading___Toc8423_3007855360">
             <w:r>
               <w:rPr>
                 <w:webHidden/>
@@ -1890,7 +1890,7 @@
               </w:rPr>
               <w:t>20.3 Environment</w:t>
               <w:tab/>
-              <w:t>88</w:t>
+              <w:t>89</w:t>
             </w:r>
           </w:hyperlink>
         </w:p>
@@ -1903,7 +1903,7 @@
             </w:tabs>
             <w:rPr/>
           </w:pPr>
-          <w:hyperlink w:anchor="__RefHeading___Toc8397_2333886378">
+          <w:hyperlink w:anchor="__RefHeading___Toc8425_3007855360">
             <w:r>
               <w:rPr>
                 <w:webHidden/>
@@ -1911,7 +1911,7 @@
               </w:rPr>
               <w:t>21 Parameter Configuration</w:t>
               <w:tab/>
-              <w:t>89</w:t>
+              <w:t>90</w:t>
             </w:r>
           </w:hyperlink>
         </w:p>
@@ -1924,7 +1924,7 @@
             </w:tabs>
             <w:rPr/>
           </w:pPr>
-          <w:hyperlink w:anchor="__RefHeading___Toc8399_2333886378">
+          <w:hyperlink w:anchor="__RefHeading___Toc8427_3007855360">
             <w:r>
               <w:rPr>
                 <w:webHidden/>
@@ -1932,7 +1932,7 @@
               </w:rPr>
               <w:t>21.1 Code</w:t>
               <w:tab/>
-              <w:t>90</w:t>
+              <w:t>91</w:t>
             </w:r>
           </w:hyperlink>
         </w:p>
@@ -1945,7 +1945,7 @@
             </w:tabs>
             <w:rPr/>
           </w:pPr>
-          <w:hyperlink w:anchor="__RefHeading___Toc8401_2333886378">
+          <w:hyperlink w:anchor="__RefHeading___Toc8429_3007855360">
             <w:r>
               <w:rPr>
                 <w:webHidden/>
@@ -1953,7 +1953,7 @@
               </w:rPr>
               <w:t>21.2 Interface</w:t>
               <w:tab/>
-              <w:t>92</w:t>
+              <w:t>93</w:t>
             </w:r>
           </w:hyperlink>
         </w:p>
@@ -1966,7 +1966,7 @@
             </w:tabs>
             <w:rPr/>
           </w:pPr>
-          <w:hyperlink w:anchor="__RefHeading___Toc8403_2333886378">
+          <w:hyperlink w:anchor="__RefHeading___Toc8431_3007855360">
             <w:r>
               <w:rPr>
                 <w:webHidden/>
@@ -1974,7 +1974,7 @@
               </w:rPr>
               <w:t>21.3 Open decisions in one place</w:t>
               <w:tab/>
-              <w:t>93</w:t>
+              <w:t>94</w:t>
             </w:r>
           </w:hyperlink>
         </w:p>
@@ -1987,7 +1987,7 @@
             </w:tabs>
             <w:rPr/>
           </w:pPr>
-          <w:hyperlink w:anchor="__RefHeading___Toc8405_2333886378">
+          <w:hyperlink w:anchor="__RefHeading___Toc8433_3007855360">
             <w:r>
               <w:rPr>
                 <w:webHidden/>
@@ -1995,7 +1995,7 @@
               </w:rPr>
               <w:t>22 Candidate Profiles</w:t>
               <w:tab/>
-              <w:t>94</w:t>
+              <w:t>95</w:t>
             </w:r>
           </w:hyperlink>
         </w:p>
@@ -2008,7 +2008,7 @@
             </w:tabs>
             <w:rPr/>
           </w:pPr>
-          <w:hyperlink w:anchor="__RefHeading___Toc8407_2333886378">
+          <w:hyperlink w:anchor="__RefHeading___Toc8435_3007855360">
             <w:r>
               <w:rPr>
                 <w:webHidden/>
@@ -2016,7 +2016,7 @@
               </w:rPr>
               <w:t>23 Verification Strategy</w:t>
               <w:tab/>
-              <w:t>96</w:t>
+              <w:t>97</w:t>
             </w:r>
           </w:hyperlink>
         </w:p>
@@ -2029,7 +2029,7 @@
             </w:tabs>
             <w:rPr/>
           </w:pPr>
-          <w:hyperlink w:anchor="__RefHeading___Toc8409_2333886378">
+          <w:hyperlink w:anchor="__RefHeading___Toc8437_3007855360">
             <w:r>
               <w:rPr>
                 <w:webHidden/>
@@ -2037,7 +2037,7 @@
               </w:rPr>
               <w:t>23.1 Golden model</w:t>
               <w:tab/>
-              <w:t>96</w:t>
+              <w:t>97</w:t>
             </w:r>
           </w:hyperlink>
         </w:p>
@@ -2050,7 +2050,7 @@
             </w:tabs>
             <w:rPr/>
           </w:pPr>
-          <w:hyperlink w:anchor="__RefHeading___Toc8411_2333886378">
+          <w:hyperlink w:anchor="__RefHeading___Toc8439_3007855360">
             <w:r>
               <w:rPr>
                 <w:webHidden/>
@@ -2058,7 +2058,7 @@
               </w:rPr>
               <w:t>23.2 Test matrix</w:t>
               <w:tab/>
-              <w:t>97</w:t>
+              <w:t>98</w:t>
             </w:r>
           </w:hyperlink>
         </w:p>
@@ -2071,7 +2071,7 @@
             </w:tabs>
             <w:rPr/>
           </w:pPr>
-          <w:hyperlink w:anchor="__RefHeading___Toc8413_2333886378">
+          <w:hyperlink w:anchor="__RefHeading___Toc8441_3007855360">
             <w:r>
               <w:rPr>
                 <w:webHidden/>
@@ -2079,7 +2079,7 @@
               </w:rPr>
               <w:t>23.3 Test structure</w:t>
               <w:tab/>
-              <w:t>99</w:t>
+              <w:t>100</w:t>
             </w:r>
           </w:hyperlink>
         </w:p>
@@ -2092,7 +2092,7 @@
             </w:tabs>
             <w:rPr/>
           </w:pPr>
-          <w:hyperlink w:anchor="__RefHeading___Toc8415_2333886378">
+          <w:hyperlink w:anchor="__RefHeading___Toc8443_3007855360">
             <w:r>
               <w:rPr>
                 <w:webHidden/>
@@ -2100,7 +2100,7 @@
               </w:rPr>
               <w:t>23.4 Formal</w:t>
               <w:tab/>
-              <w:t>100</w:t>
+              <w:t>101</w:t>
             </w:r>
           </w:hyperlink>
         </w:p>
@@ -2113,7 +2113,7 @@
             </w:tabs>
             <w:rPr/>
           </w:pPr>
-          <w:hyperlink w:anchor="__RefHeading___Toc8417_2333886378">
+          <w:hyperlink w:anchor="__RefHeading___Toc8445_3007855360">
             <w:r>
               <w:rPr>
                 <w:webHidden/>
@@ -2121,7 +2121,7 @@
               </w:rPr>
               <w:t>23.5 Coverage</w:t>
               <w:tab/>
-              <w:t>101</w:t>
+              <w:t>102</w:t>
             </w:r>
           </w:hyperlink>
         </w:p>
@@ -2134,7 +2134,7 @@
             </w:tabs>
             <w:rPr/>
           </w:pPr>
-          <w:hyperlink w:anchor="__RefHeading___Toc8419_2333886378">
+          <w:hyperlink w:anchor="__RefHeading___Toc8447_3007855360">
             <w:r>
               <w:rPr>
                 <w:webHidden/>
@@ -2142,7 +2142,7 @@
               </w:rPr>
               <w:t>24 Synthesis and Implementation</w:t>
               <w:tab/>
-              <w:t>102</w:t>
+              <w:t>103</w:t>
             </w:r>
           </w:hyperlink>
         </w:p>
@@ -2155,7 +2155,7 @@
             </w:tabs>
             <w:rPr/>
           </w:pPr>
-          <w:hyperlink w:anchor="__RefHeading___Toc8421_2333886378">
+          <w:hyperlink w:anchor="__RefHeading___Toc8449_3007855360">
             <w:r>
               <w:rPr>
                 <w:webHidden/>
@@ -2163,7 +2163,7 @@
               </w:rPr>
               <w:t>24.1 Characterisation plan</w:t>
               <w:tab/>
-              <w:t>102</w:t>
+              <w:t>103</w:t>
             </w:r>
           </w:hyperlink>
         </w:p>
@@ -2176,7 +2176,7 @@
             </w:tabs>
             <w:rPr/>
           </w:pPr>
-          <w:hyperlink w:anchor="__RefHeading___Toc8423_2333886378">
+          <w:hyperlink w:anchor="__RefHeading___Toc8451_3007855360">
             <w:r>
               <w:rPr>
                 <w:webHidden/>
@@ -2184,7 +2184,7 @@
               </w:rPr>
               <w:t>24.2 Implementation notes</w:t>
               <w:tab/>
-              <w:t>103</w:t>
+              <w:t>104</w:t>
             </w:r>
           </w:hyperlink>
           <w:r>
@@ -3327,7 +3327,7 @@
           <w:rPr>
             <w:rStyle w:val="ListLabel1"/>
           </w:rPr>
-          <w:t>75</w:t>
+          <w:t>76</w:t>
         </w:r>
         <w:r>
           <w:rPr>
@@ -3384,7 +3384,7 @@
           <w:rPr>
             <w:rStyle w:val="ListLabel1"/>
           </w:rPr>
-          <w:t>77</w:t>
+          <w:t>78</w:t>
         </w:r>
         <w:r>
           <w:rPr>
@@ -3441,7 +3441,7 @@
           <w:rPr>
             <w:rStyle w:val="ListLabel1"/>
           </w:rPr>
-          <w:t>78</w:t>
+          <w:t>79</w:t>
         </w:r>
         <w:r>
           <w:rPr>
@@ -3498,7 +3498,7 @@
           <w:rPr>
             <w:rStyle w:val="ListLabel1"/>
           </w:rPr>
-          <w:t>81</w:t>
+          <w:t>82</w:t>
         </w:r>
         <w:r>
           <w:rPr>
@@ -3555,7 +3555,7 @@
           <w:rPr>
             <w:rStyle w:val="ListLabel1"/>
           </w:rPr>
-          <w:t>82</w:t>
+          <w:t>83</w:t>
         </w:r>
         <w:r>
           <w:rPr>
@@ -3612,7 +3612,7 @@
           <w:rPr>
             <w:rStyle w:val="ListLabel1"/>
           </w:rPr>
-          <w:t>90</w:t>
+          <w:t>91</w:t>
         </w:r>
         <w:r>
           <w:rPr>
@@ -3669,7 +3669,7 @@
           <w:rPr>
             <w:rStyle w:val="ListLabel1"/>
           </w:rPr>
-          <w:t>92</w:t>
+          <w:t>93</w:t>
         </w:r>
         <w:r>
           <w:rPr>
@@ -3726,7 +3726,7 @@
           <w:rPr>
             <w:rStyle w:val="ListLabel1"/>
           </w:rPr>
-          <w:t>93</w:t>
+          <w:t>94</w:t>
         </w:r>
         <w:r>
           <w:rPr>
@@ -3783,7 +3783,7 @@
           <w:rPr>
             <w:rStyle w:val="ListLabel1"/>
           </w:rPr>
-          <w:t>94</w:t>
+          <w:t>95</w:t>
         </w:r>
         <w:r>
           <w:rPr>
@@ -3840,7 +3840,7 @@
           <w:rPr>
             <w:rStyle w:val="ListLabel1"/>
           </w:rPr>
-          <w:t>97</w:t>
+          <w:t>98</w:t>
         </w:r>
         <w:r>
           <w:rPr>
@@ -3897,7 +3897,7 @@
           <w:rPr>
             <w:rStyle w:val="ListLabel1"/>
           </w:rPr>
-          <w:t>102</w:t>
+          <w:t>103</w:t>
         </w:r>
         <w:r>
           <w:rPr>
@@ -3926,7 +3926,7 @@
         <w:spacing w:before="0" w:after="120"/>
         <w:rPr/>
       </w:pPr>
-      <w:bookmarkStart w:id="2" w:name="__RefHeading___Toc8231_2333886378"/>
+      <w:bookmarkStart w:id="2" w:name="__RefHeading___Toc8259_3007855360"/>
       <w:bookmarkEnd w:id="2"/>
       <w:r>
         <w:rPr>
@@ -4064,7 +4064,7 @@
         <w:spacing w:before="360" w:after="120"/>
         <w:rPr/>
       </w:pPr>
-      <w:bookmarkStart w:id="4" w:name="__RefHeading___Toc8233_2333886378"/>
+      <w:bookmarkStart w:id="4" w:name="__RefHeading___Toc8261_3007855360"/>
       <w:bookmarkStart w:id="5" w:name="document-information"/>
       <w:bookmarkEnd w:id="4"/>
       <w:r>
@@ -4096,7 +4096,7 @@
         <w:spacing w:before="280" w:after="80"/>
         <w:rPr/>
       </w:pPr>
-      <w:bookmarkStart w:id="6" w:name="__RefHeading___Toc8235_2333886378"/>
+      <w:bookmarkStart w:id="6" w:name="__RefHeading___Toc8263_3007855360"/>
       <w:bookmarkEnd w:id="6"/>
       <w:r>
         <w:rPr>
@@ -4553,7 +4553,7 @@
       <w:r>
         <w:br w:type="page"/>
       </w:r>
-      <w:bookmarkStart w:id="8" w:name="__RefHeading___Toc8237_2333886378"/>
+      <w:bookmarkStart w:id="8" w:name="__RefHeading___Toc8265_3007855360"/>
       <w:bookmarkEnd w:id="8"/>
       <w:r>
         <w:rPr>
@@ -4884,7 +4884,7 @@
       <w:r>
         <w:br w:type="page"/>
       </w:r>
-      <w:bookmarkStart w:id="9" w:name="__RefHeading___Toc8239_2333886378"/>
+      <w:bookmarkStart w:id="9" w:name="__RefHeading___Toc8267_3007855360"/>
       <w:bookmarkEnd w:id="9"/>
       <w:r>
         <w:rPr>
@@ -5036,7 +5036,7 @@
         <w:spacing w:before="280" w:after="80"/>
         <w:rPr/>
       </w:pPr>
-      <w:bookmarkStart w:id="10" w:name="__RefHeading___Toc8241_2333886378"/>
+      <w:bookmarkStart w:id="10" w:name="__RefHeading___Toc8269_3007855360"/>
       <w:bookmarkStart w:id="11" w:name="intended-audience"/>
       <w:bookmarkEnd w:id="10"/>
       <w:r>
@@ -5128,7 +5128,7 @@
         <w:spacing w:before="280" w:after="80"/>
         <w:rPr/>
       </w:pPr>
-      <w:bookmarkStart w:id="13" w:name="__RefHeading___Toc8243_2333886378"/>
+      <w:bookmarkStart w:id="13" w:name="__RefHeading___Toc8271_3007855360"/>
       <w:bookmarkStart w:id="14" w:name="related-documents"/>
       <w:bookmarkEnd w:id="13"/>
       <w:r>
@@ -5875,7 +5875,7 @@
         <w:spacing w:before="360" w:after="120"/>
         <w:rPr/>
       </w:pPr>
-      <w:bookmarkStart w:id="18" w:name="__RefHeading___Toc8245_2333886378"/>
+      <w:bookmarkStart w:id="18" w:name="__RefHeading___Toc8273_3007855360"/>
       <w:bookmarkStart w:id="19" w:name="purpose-and-scope"/>
       <w:bookmarkEnd w:id="18"/>
       <w:r>
@@ -5907,7 +5907,7 @@
         <w:spacing w:before="280" w:after="80"/>
         <w:rPr/>
       </w:pPr>
-      <w:bookmarkStart w:id="20" w:name="__RefHeading___Toc8247_2333886378"/>
+      <w:bookmarkStart w:id="20" w:name="__RefHeading___Toc8275_3007855360"/>
       <w:bookmarkStart w:id="21" w:name="purpose"/>
       <w:bookmarkEnd w:id="20"/>
       <w:r>
@@ -5967,7 +5967,7 @@
         <w:spacing w:before="280" w:after="80"/>
         <w:rPr/>
       </w:pPr>
-      <w:bookmarkStart w:id="23" w:name="__RefHeading___Toc8249_2333886378"/>
+      <w:bookmarkStart w:id="23" w:name="__RefHeading___Toc8277_3007855360"/>
       <w:bookmarkStart w:id="24" w:name="scope"/>
       <w:bookmarkEnd w:id="23"/>
       <w:r>
@@ -6189,7 +6189,7 @@
         <w:spacing w:before="280" w:after="80"/>
         <w:rPr/>
       </w:pPr>
-      <w:bookmarkStart w:id="26" w:name="__RefHeading___Toc8251_2333886378"/>
+      <w:bookmarkStart w:id="26" w:name="__RefHeading___Toc8279_3007855360"/>
       <w:bookmarkStart w:id="27" w:name="where-this-document-stands"/>
       <w:bookmarkEnd w:id="26"/>
       <w:r>
@@ -6335,7 +6335,7 @@
         <w:spacing w:before="360" w:after="120"/>
         <w:rPr/>
       </w:pPr>
-      <w:bookmarkStart w:id="30" w:name="__RefHeading___Toc8253_2333886378"/>
+      <w:bookmarkStart w:id="30" w:name="__RefHeading___Toc8281_3007855360"/>
       <w:bookmarkStart w:id="31" w:name="document-conventions"/>
       <w:bookmarkEnd w:id="30"/>
       <w:r>
@@ -6367,7 +6367,7 @@
         <w:spacing w:before="280" w:after="80"/>
         <w:rPr/>
       </w:pPr>
-      <w:bookmarkStart w:id="32" w:name="__RefHeading___Toc8255_2333886378"/>
+      <w:bookmarkStart w:id="32" w:name="__RefHeading___Toc8283_3007855360"/>
       <w:bookmarkStart w:id="33" w:name="terminology"/>
       <w:bookmarkEnd w:id="32"/>
       <w:r>
@@ -6578,7 +6578,7 @@
         <w:spacing w:before="280" w:after="80"/>
         <w:rPr/>
       </w:pPr>
-      <w:bookmarkStart w:id="34" w:name="__RefHeading___Toc8257_2333886378"/>
+      <w:bookmarkStart w:id="34" w:name="__RefHeading___Toc8285_3007855360"/>
       <w:bookmarkStart w:id="35" w:name="naming"/>
       <w:bookmarkEnd w:id="34"/>
       <w:r>
@@ -6729,7 +6729,7 @@
         <w:spacing w:before="280" w:after="80"/>
         <w:rPr/>
       </w:pPr>
-      <w:bookmarkStart w:id="36" w:name="__RefHeading___Toc8259_2333886378"/>
+      <w:bookmarkStart w:id="36" w:name="__RefHeading___Toc8287_3007855360"/>
       <w:bookmarkStart w:id="37" w:name="notation"/>
       <w:bookmarkEnd w:id="36"/>
       <w:r>
@@ -6821,7 +6821,7 @@
         <w:spacing w:before="280" w:after="80"/>
         <w:rPr/>
       </w:pPr>
-      <w:bookmarkStart w:id="39" w:name="__RefHeading___Toc8261_2333886378"/>
+      <w:bookmarkStart w:id="39" w:name="__RefHeading___Toc8289_3007855360"/>
       <w:bookmarkStart w:id="40" w:name="decision-markers"/>
       <w:bookmarkEnd w:id="39"/>
       <w:r>
@@ -6968,7 +6968,7 @@
         <w:spacing w:before="360" w:after="120"/>
         <w:rPr/>
       </w:pPr>
-      <w:bookmarkStart w:id="43" w:name="__RefHeading___Toc8263_2333886378"/>
+      <w:bookmarkStart w:id="43" w:name="__RefHeading___Toc8291_3007855360"/>
       <w:bookmarkStart w:id="44" w:name="definitions-and-acronyms"/>
       <w:bookmarkEnd w:id="43"/>
       <w:r>
@@ -8386,7 +8386,7 @@
         <w:spacing w:before="360" w:after="120"/>
         <w:rPr/>
       </w:pPr>
-      <w:bookmarkStart w:id="47" w:name="__RefHeading___Toc8265_2333886378"/>
+      <w:bookmarkStart w:id="47" w:name="__RefHeading___Toc8293_3007855360"/>
       <w:bookmarkStart w:id="48" w:name="use-cases"/>
       <w:bookmarkEnd w:id="47"/>
       <w:r>
@@ -8432,7 +8432,7 @@
         <w:spacing w:before="280" w:after="80"/>
         <w:rPr/>
       </w:pPr>
-      <w:bookmarkStart w:id="49" w:name="__RefHeading___Toc8267_2333886378"/>
+      <w:bookmarkStart w:id="49" w:name="__RefHeading___Toc8295_3007855360"/>
       <w:bookmarkStart w:id="50" w:name="memory-controller-ecc"/>
       <w:bookmarkEnd w:id="49"/>
       <w:r>
@@ -8480,7 +8480,7 @@
         <w:spacing w:before="280" w:after="80"/>
         <w:rPr/>
       </w:pPr>
-      <w:bookmarkStart w:id="52" w:name="__RefHeading___Toc8269_2333886378"/>
+      <w:bookmarkStart w:id="52" w:name="__RefHeading___Toc8297_3007855360"/>
       <w:bookmarkStart w:id="53" w:name="serial-link-forward-error-correction"/>
       <w:bookmarkEnd w:id="52"/>
       <w:r>
@@ -8540,7 +8540,7 @@
         <w:spacing w:before="280" w:after="80"/>
         <w:rPr/>
       </w:pPr>
-      <w:bookmarkStart w:id="54" w:name="__RefHeading___Toc8271_2333886378"/>
+      <w:bookmarkStart w:id="54" w:name="__RefHeading___Toc8299_3007855360"/>
       <w:bookmarkStart w:id="55" w:name="storage-erasure-coding"/>
       <w:bookmarkEnd w:id="54"/>
       <w:r>
@@ -8588,7 +8588,7 @@
         <w:spacing w:before="280" w:after="80"/>
         <w:rPr/>
       </w:pPr>
-      <w:bookmarkStart w:id="57" w:name="__RefHeading___Toc8273_2333886378"/>
+      <w:bookmarkStart w:id="57" w:name="__RefHeading___Toc8301_3007855360"/>
       <w:bookmarkStart w:id="58" w:name="standalone-codec-on-a-fabric-port"/>
       <w:bookmarkEnd w:id="57"/>
       <w:r>
@@ -8636,7 +8636,7 @@
         <w:spacing w:before="280" w:after="80"/>
         <w:rPr/>
       </w:pPr>
-      <w:bookmarkStart w:id="60" w:name="__RefHeading___Toc8275_2333886378"/>
+      <w:bookmarkStart w:id="60" w:name="__RefHeading___Toc8303_3007855360"/>
       <w:bookmarkStart w:id="61" w:name="memory-to-memory-job-engine"/>
       <w:bookmarkEnd w:id="60"/>
       <w:r>
@@ -9937,7 +9937,7 @@
         <w:spacing w:before="360" w:after="120"/>
         <w:rPr/>
       </w:pPr>
-      <w:bookmarkStart w:id="65" w:name="__RefHeading___Toc8277_2333886378"/>
+      <w:bookmarkStart w:id="65" w:name="__RefHeading___Toc8305_3007855360"/>
       <w:bookmarkStart w:id="66" w:name="key-features"/>
       <w:bookmarkEnd w:id="65"/>
       <w:r>
@@ -9969,7 +9969,7 @@
         <w:spacing w:before="280" w:after="80"/>
         <w:rPr/>
       </w:pPr>
-      <w:bookmarkStart w:id="67" w:name="__RefHeading___Toc8279_2333886378"/>
+      <w:bookmarkStart w:id="67" w:name="__RefHeading___Toc8307_3007855360"/>
       <w:bookmarkStart w:id="68" w:name="decided-prd-section-3"/>
       <w:bookmarkEnd w:id="67"/>
       <w:r>
@@ -10342,7 +10342,7 @@
         <w:spacing w:before="280" w:after="80"/>
         <w:rPr/>
       </w:pPr>
-      <w:bookmarkStart w:id="69" w:name="__RefHeading___Toc8281_2333886378"/>
+      <w:bookmarkStart w:id="69" w:name="__RefHeading___Toc8309_3007855360"/>
       <w:bookmarkStart w:id="70" w:name="configurable-not-yet-chosen-chapter-6.2"/>
       <w:bookmarkEnd w:id="69"/>
       <w:r>
@@ -10462,7 +10462,7 @@
         <w:spacing w:before="280" w:after="80"/>
         <w:rPr/>
       </w:pPr>
-      <w:bookmarkStart w:id="72" w:name="__RefHeading___Toc8283_2333886378"/>
+      <w:bookmarkStart w:id="72" w:name="__RefHeading___Toc8311_3007855360"/>
       <w:bookmarkStart w:id="73" w:name="explicitly-not-features"/>
       <w:bookmarkEnd w:id="72"/>
       <w:r>
@@ -10597,7 +10597,7 @@
         <w:spacing w:before="360" w:after="120"/>
         <w:rPr/>
       </w:pPr>
-      <w:bookmarkStart w:id="76" w:name="__RefHeading___Toc8285_2333886378"/>
+      <w:bookmarkStart w:id="76" w:name="__RefHeading___Toc8313_3007855360"/>
       <w:bookmarkStart w:id="77" w:name="system-context"/>
       <w:bookmarkEnd w:id="76"/>
       <w:r>
@@ -10629,7 +10629,7 @@
         <w:spacing w:before="280" w:after="80"/>
         <w:rPr/>
       </w:pPr>
-      <w:bookmarkStart w:id="78" w:name="__RefHeading___Toc8287_2333886378"/>
+      <w:bookmarkStart w:id="78" w:name="__RefHeading___Toc8315_3007855360"/>
       <w:bookmarkStart w:id="79" w:name="X539b6d745109ccf7f3d8906eebe232bff3e0f79"/>
       <w:bookmarkEnd w:id="78"/>
       <w:r>
@@ -10694,7 +10694,7 @@
         <w:spacing w:before="200" w:after="80"/>
         <w:rPr/>
       </w:pPr>
-      <w:bookmarkStart w:id="80" w:name="__RefHeading___Toc8289_2333886378"/>
+      <w:bookmarkStart w:id="80" w:name="__RefHeading___Toc8317_3007855360"/>
       <w:bookmarkStart w:id="81" w:name="figure-2.1-where-the-codec-sits"/>
       <w:bookmarkStart w:id="82" w:name="_Fig_1_Where_the_codec_sits"/>
       <w:bookmarkEnd w:id="80"/>
@@ -10802,7 +10802,7 @@
         <w:spacing w:before="280" w:after="80"/>
         <w:rPr/>
       </w:pPr>
-      <w:bookmarkStart w:id="85" w:name="__RefHeading___Toc8291_2333886378"/>
+      <w:bookmarkStart w:id="85" w:name="__RefHeading___Toc8319_3007855360"/>
       <w:bookmarkStart w:id="86" w:name="the-core-inside-a-consumer"/>
       <w:bookmarkEnd w:id="85"/>
       <w:r>
@@ -10850,7 +10850,7 @@
         <w:spacing w:before="280" w:after="80"/>
         <w:rPr/>
       </w:pPr>
-      <w:bookmarkStart w:id="88" w:name="__RefHeading___Toc8293_2333886378"/>
+      <w:bookmarkStart w:id="88" w:name="__RefHeading___Toc8321_3007855360"/>
       <w:bookmarkStart w:id="89" w:name="the-standalone-tops"/>
       <w:bookmarkEnd w:id="88"/>
       <w:r>
@@ -10898,7 +10898,7 @@
         <w:spacing w:before="280" w:after="80"/>
         <w:rPr/>
       </w:pPr>
-      <w:bookmarkStart w:id="91" w:name="__RefHeading___Toc8295_2333886378"/>
+      <w:bookmarkStart w:id="91" w:name="__RefHeading___Toc8323_3007855360"/>
       <w:bookmarkStart w:id="92" w:name="Xe0d658dd7c77babbf288aebe2e92261f3c8c6d7"/>
       <w:bookmarkEnd w:id="91"/>
       <w:r>
@@ -11978,7 +11978,7 @@
         <w:spacing w:before="360" w:after="120"/>
         <w:rPr/>
       </w:pPr>
-      <w:bookmarkStart w:id="96" w:name="__RefHeading___Toc8297_2333886378"/>
+      <w:bookmarkStart w:id="96" w:name="__RefHeading___Toc8325_3007855360"/>
       <w:bookmarkStart w:id="97" w:name="block-diagram"/>
       <w:bookmarkEnd w:id="96"/>
       <w:r>
@@ -12006,7 +12006,7 @@
         <w:spacing w:before="200" w:after="80"/>
         <w:rPr/>
       </w:pPr>
-      <w:bookmarkStart w:id="98" w:name="__RefHeading___Toc8299_2333886378"/>
+      <w:bookmarkStart w:id="98" w:name="__RefHeading___Toc8327_3007855360"/>
       <w:bookmarkStart w:id="99" w:name="figure-3.1-codec-block-diagram"/>
       <w:bookmarkStart w:id="100" w:name="_Fig_2_Codec_block_diagram"/>
       <w:bookmarkEnd w:id="98"/>
@@ -12112,7 +12112,7 @@
         <w:spacing w:before="280" w:after="80"/>
         <w:rPr/>
       </w:pPr>
-      <w:bookmarkStart w:id="102" w:name="__RefHeading___Toc8301_2333886378"/>
+      <w:bookmarkStart w:id="102" w:name="__RefHeading___Toc8329_3007855360"/>
       <w:bookmarkStart w:id="103" w:name="the-encoder-core"/>
       <w:bookmarkEnd w:id="102"/>
       <w:r>
@@ -12237,7 +12237,7 @@
         <w:spacing w:before="280" w:after="80"/>
         <w:rPr/>
       </w:pPr>
-      <w:bookmarkStart w:id="104" w:name="__RefHeading___Toc8303_2333886378"/>
+      <w:bookmarkStart w:id="104" w:name="__RefHeading___Toc8331_3007855360"/>
       <w:bookmarkStart w:id="105" w:name="the-decoder-core"/>
       <w:bookmarkEnd w:id="104"/>
       <w:r>
@@ -12375,7 +12375,7 @@
         <w:spacing w:before="280" w:after="80"/>
         <w:rPr/>
       </w:pPr>
-      <w:bookmarkStart w:id="106" w:name="__RefHeading___Toc8305_2333886378"/>
+      <w:bookmarkStart w:id="106" w:name="__RefHeading___Toc8333_3007855360"/>
       <w:bookmarkStart w:id="107" w:name="the-gf-layer"/>
       <w:bookmarkEnd w:id="106"/>
       <w:r>
@@ -12468,7 +12468,7 @@
         <w:spacing w:before="280" w:after="80"/>
         <w:rPr/>
       </w:pPr>
-      <w:bookmarkStart w:id="108" w:name="__RefHeading___Toc8307_2333886378"/>
+      <w:bookmarkStart w:id="108" w:name="__RefHeading___Toc8335_3007855360"/>
       <w:bookmarkStart w:id="109" w:name="the-adapters"/>
       <w:bookmarkEnd w:id="108"/>
       <w:r>
@@ -12580,7 +12580,7 @@
         <w:spacing w:before="280" w:after="80"/>
         <w:rPr/>
       </w:pPr>
-      <w:bookmarkStart w:id="110" w:name="__RefHeading___Toc8309_2333886378"/>
+      <w:bookmarkStart w:id="110" w:name="__RefHeading___Toc8337_3007855360"/>
       <w:bookmarkStart w:id="111" w:name="hierarchy"/>
       <w:bookmarkEnd w:id="110"/>
       <w:r>
@@ -12726,7 +12726,7 @@
         <w:spacing w:before="360" w:after="120"/>
         <w:rPr/>
       </w:pPr>
-      <w:bookmarkStart w:id="114" w:name="__RefHeading___Toc8311_2333886378"/>
+      <w:bookmarkStart w:id="114" w:name="__RefHeading___Toc8339_3007855360"/>
       <w:bookmarkStart w:id="115" w:name="data-flow"/>
       <w:bookmarkEnd w:id="114"/>
       <w:r>
@@ -12758,7 +12758,7 @@
         <w:spacing w:before="280" w:after="80"/>
         <w:rPr/>
       </w:pPr>
-      <w:bookmarkStart w:id="116" w:name="__RefHeading___Toc8313_2333886378"/>
+      <w:bookmarkStart w:id="116" w:name="__RefHeading___Toc8341_3007855360"/>
       <w:bookmarkStart w:id="117" w:name="encoder"/>
       <w:bookmarkEnd w:id="116"/>
       <w:r>
@@ -12921,7 +12921,7 @@
         <w:spacing w:before="280" w:after="80"/>
         <w:rPr/>
       </w:pPr>
-      <w:bookmarkStart w:id="118" w:name="__RefHeading___Toc8315_2333886378"/>
+      <w:bookmarkStart w:id="118" w:name="__RefHeading___Toc8343_3007855360"/>
       <w:bookmarkStart w:id="119" w:name="decoder"/>
       <w:bookmarkEnd w:id="118"/>
       <w:r>
@@ -13079,7 +13079,7 @@
         <w:spacing w:before="200" w:after="80"/>
         <w:rPr/>
       </w:pPr>
-      <w:bookmarkStart w:id="120" w:name="__RefHeading___Toc8317_2333886378"/>
+      <w:bookmarkStart w:id="120" w:name="__RefHeading___Toc8345_3007855360"/>
       <w:bookmarkStart w:id="121" w:name="Xdf366d42c74e96f28b1631efb3302710e6b6281"/>
       <w:bookmarkStart w:id="122" w:name="_Fig_3_Decoder_timeline__on"/>
       <w:bookmarkEnd w:id="120"/>
@@ -13187,7 +13187,7 @@
         <w:spacing w:before="280" w:after="80"/>
         <w:rPr/>
       </w:pPr>
-      <w:bookmarkStart w:id="125" w:name="__RefHeading___Toc8319_2333886378"/>
+      <w:bookmarkStart w:id="125" w:name="__RefHeading___Toc8347_3007855360"/>
       <w:bookmarkStart w:id="126" w:name="block-boundaries"/>
       <w:bookmarkEnd w:id="125"/>
       <w:r>
@@ -13273,7 +13273,7 @@
         <w:spacing w:before="280" w:after="80"/>
         <w:rPr/>
       </w:pPr>
-      <w:bookmarkStart w:id="127" w:name="__RefHeading___Toc8321_2333886378"/>
+      <w:bookmarkStart w:id="127" w:name="__RefHeading___Toc8349_3007855360"/>
       <w:bookmarkStart w:id="128" w:name="multiple-symbols-per-beat"/>
       <w:bookmarkEnd w:id="127"/>
       <w:r>
@@ -13457,7 +13457,7 @@
         <w:spacing w:before="360" w:after="120"/>
         <w:rPr/>
       </w:pPr>
-      <w:bookmarkStart w:id="131" w:name="__RefHeading___Toc8323_2333886378"/>
+      <w:bookmarkStart w:id="131" w:name="__RefHeading___Toc8351_3007855360"/>
       <w:bookmarkStart w:id="132" w:name="solver-options"/>
       <w:bookmarkEnd w:id="131"/>
       <w:r>
@@ -14732,7 +14732,7 @@
         <w:spacing w:before="360" w:after="120"/>
         <w:rPr/>
       </w:pPr>
-      <w:bookmarkStart w:id="135" w:name="__RefHeading___Toc8325_2333886378"/>
+      <w:bookmarkStart w:id="135" w:name="__RefHeading___Toc8353_3007855360"/>
       <w:bookmarkStart w:id="136" w:name="core-interface"/>
       <w:bookmarkEnd w:id="135"/>
       <w:r>
@@ -14934,7 +14934,7 @@
         <w:spacing w:before="280" w:after="80"/>
         <w:rPr/>
       </w:pPr>
-      <w:bookmarkStart w:id="137" w:name="__RefHeading___Toc8327_2333886378"/>
+      <w:bookmarkStart w:id="137" w:name="__RefHeading___Toc8355_3007855360"/>
       <w:bookmarkEnd w:id="137"/>
       <w:r>
         <w:rPr>
@@ -15406,7 +15406,7 @@
       <w:r>
         <w:br w:type="page"/>
       </w:r>
-      <w:bookmarkStart w:id="140" w:name="__RefHeading___Toc8329_2333886378"/>
+      <w:bookmarkStart w:id="140" w:name="__RefHeading___Toc8357_3007855360"/>
       <w:bookmarkEnd w:id="140"/>
       <w:r>
         <w:rPr>
@@ -17027,7 +17027,7 @@
       <w:r>
         <w:br w:type="page"/>
       </w:r>
-      <w:bookmarkStart w:id="142" w:name="__RefHeading___Toc8331_2333886378"/>
+      <w:bookmarkStart w:id="142" w:name="__RefHeading___Toc8359_3007855360"/>
       <w:bookmarkEnd w:id="142"/>
       <w:r>
         <w:rPr>
@@ -18962,7 +18962,7 @@
       <w:r>
         <w:br w:type="page"/>
       </w:r>
-      <w:bookmarkStart w:id="144" w:name="__RefHeading___Toc8333_2333886378"/>
+      <w:bookmarkStart w:id="144" w:name="__RefHeading___Toc8361_3007855360"/>
       <w:bookmarkEnd w:id="144"/>
       <w:r>
         <w:rPr>
@@ -19131,7 +19131,7 @@
         <w:spacing w:before="280" w:after="80"/>
         <w:rPr/>
       </w:pPr>
-      <w:bookmarkStart w:id="145" w:name="__RefHeading___Toc8335_2333886378"/>
+      <w:bookmarkStart w:id="145" w:name="__RefHeading___Toc8363_3007855360"/>
       <w:bookmarkStart w:id="146" w:name="erasures-enable_erasures-prd-d5-tbd"/>
       <w:bookmarkEnd w:id="145"/>
       <w:r>
@@ -19294,7 +19294,7 @@
         <w:spacing w:before="360" w:after="120"/>
         <w:rPr/>
       </w:pPr>
-      <w:bookmarkStart w:id="149" w:name="__RefHeading___Toc8337_2333886378"/>
+      <w:bookmarkStart w:id="149" w:name="__RefHeading___Toc8365_3007855360"/>
       <w:bookmarkStart w:id="150" w:name="axi-stream-adapter"/>
       <w:bookmarkEnd w:id="149"/>
       <w:r>
@@ -20370,7 +20370,7 @@
       <w:r>
         <w:br w:type="page"/>
       </w:r>
-      <w:bookmarkStart w:id="152" w:name="__RefHeading___Toc8339_2333886378"/>
+      <w:bookmarkStart w:id="152" w:name="__RefHeading___Toc8367_3007855360"/>
       <w:bookmarkEnd w:id="152"/>
       <w:r>
         <w:rPr>
@@ -20897,7 +20897,7 @@
       <w:r>
         <w:br w:type="page"/>
       </w:r>
-      <w:bookmarkStart w:id="154" w:name="__RefHeading___Toc8341_2333886378"/>
+      <w:bookmarkStart w:id="154" w:name="__RefHeading___Toc8369_3007855360"/>
       <w:bookmarkEnd w:id="154"/>
       <w:r>
         <w:rPr>
@@ -21027,7 +21027,7 @@
         <w:spacing w:before="360" w:after="120"/>
         <w:rPr/>
       </w:pPr>
-      <w:bookmarkStart w:id="156" w:name="__RefHeading___Toc8343_2333886378"/>
+      <w:bookmarkStart w:id="156" w:name="__RefHeading___Toc8371_3007855360"/>
       <w:bookmarkStart w:id="157" w:name="axi4-job-adapter"/>
       <w:bookmarkEnd w:id="156"/>
       <w:r>
@@ -21112,7 +21112,7 @@
         <w:spacing w:before="280" w:after="80"/>
         <w:rPr/>
       </w:pPr>
-      <w:bookmarkStart w:id="158" w:name="__RefHeading___Toc8345_2333886378"/>
+      <w:bookmarkStart w:id="158" w:name="__RefHeading___Toc8373_3007855360"/>
       <w:bookmarkEnd w:id="158"/>
       <w:r>
         <w:rPr>
@@ -21722,7 +21722,7 @@
       <w:r>
         <w:br w:type="page"/>
       </w:r>
-      <w:bookmarkStart w:id="161" w:name="__RefHeading___Toc8347_2333886378"/>
+      <w:bookmarkStart w:id="161" w:name="__RefHeading___Toc8375_3007855360"/>
       <w:bookmarkEnd w:id="161"/>
       <w:r>
         <w:rPr>
@@ -21858,7 +21858,7 @@
         <w:spacing w:before="280" w:after="80"/>
         <w:rPr/>
       </w:pPr>
-      <w:bookmarkStart w:id="162" w:name="__RefHeading___Toc8349_2333886378"/>
+      <w:bookmarkStart w:id="162" w:name="__RefHeading___Toc8377_3007855360"/>
       <w:bookmarkEnd w:id="162"/>
       <w:r>
         <w:rPr>
@@ -22579,7 +22579,7 @@
       <w:r>
         <w:br w:type="page"/>
       </w:r>
-      <w:bookmarkStart w:id="165" w:name="__RefHeading___Toc8351_2333886378"/>
+      <w:bookmarkStart w:id="165" w:name="__RefHeading___Toc8379_3007855360"/>
       <w:bookmarkEnd w:id="165"/>
       <w:r>
         <w:rPr>
@@ -22735,7 +22735,7 @@
         <w:spacing w:before="360" w:after="120"/>
         <w:rPr/>
       </w:pPr>
-      <w:bookmarkStart w:id="167" w:name="__RefHeading___Toc8353_2333886378"/>
+      <w:bookmarkStart w:id="167" w:name="__RefHeading___Toc8381_3007855360"/>
       <w:bookmarkStart w:id="168" w:name="register-block"/>
       <w:bookmarkEnd w:id="167"/>
       <w:r>
@@ -24315,7 +24315,7 @@
         <w:spacing w:before="360" w:after="120"/>
         <w:rPr/>
       </w:pPr>
-      <w:bookmarkStart w:id="171" w:name="__RefHeading___Toc8355_2333886378"/>
+      <w:bookmarkStart w:id="171" w:name="__RefHeading___Toc8383_3007855360"/>
       <w:bookmarkStart w:id="172" w:name="clock-and-reset-1"/>
       <w:bookmarkEnd w:id="171"/>
       <w:r>
@@ -24347,7 +24347,7 @@
         <w:spacing w:before="280" w:after="80"/>
         <w:rPr/>
       </w:pPr>
-      <w:bookmarkStart w:id="173" w:name="__RefHeading___Toc8357_2333886378"/>
+      <w:bookmarkStart w:id="173" w:name="__RefHeading___Toc8385_3007855360"/>
       <w:bookmarkStart w:id="174" w:name="single-clock"/>
       <w:bookmarkEnd w:id="173"/>
       <w:r>
@@ -24433,7 +24433,7 @@
         <w:spacing w:before="280" w:after="80"/>
         <w:rPr/>
       </w:pPr>
-      <w:bookmarkStart w:id="175" w:name="__RefHeading___Toc8359_2333886378"/>
+      <w:bookmarkStart w:id="175" w:name="__RefHeading___Toc8387_3007855360"/>
       <w:bookmarkStart w:id="176" w:name="reset"/>
       <w:bookmarkEnd w:id="175"/>
       <w:r>
@@ -24526,7 +24526,7 @@
         <w:spacing w:before="280" w:after="80"/>
         <w:rPr/>
       </w:pPr>
-      <w:bookmarkStart w:id="177" w:name="__RefHeading___Toc8361_2333886378"/>
+      <w:bookmarkStart w:id="177" w:name="__RefHeading___Toc8389_3007855360"/>
       <w:bookmarkStart w:id="178" w:name="clock-gating"/>
       <w:bookmarkEnd w:id="177"/>
       <w:r>
@@ -24586,7 +24586,7 @@
         <w:spacing w:before="280" w:after="80"/>
         <w:rPr/>
       </w:pPr>
-      <w:bookmarkStart w:id="179" w:name="__RefHeading___Toc8363_2333886378"/>
+      <w:bookmarkStart w:id="179" w:name="__RefHeading___Toc8391_3007855360"/>
       <w:bookmarkStart w:id="180" w:name="frequency"/>
       <w:bookmarkEnd w:id="179"/>
       <w:r>
@@ -24719,7 +24719,7 @@
         <w:spacing w:before="360" w:after="120"/>
         <w:rPr/>
       </w:pPr>
-      <w:bookmarkStart w:id="183" w:name="__RefHeading___Toc8365_2333886378"/>
+      <w:bookmarkStart w:id="183" w:name="__RefHeading___Toc8393_3007855360"/>
       <w:bookmarkStart w:id="184" w:name="throughput"/>
       <w:bookmarkEnd w:id="183"/>
       <w:r>
@@ -24765,7 +24765,7 @@
         <w:spacing w:before="280" w:after="80"/>
         <w:rPr/>
       </w:pPr>
-      <w:bookmarkStart w:id="185" w:name="__RefHeading___Toc8367_2333886378"/>
+      <w:bookmarkStart w:id="185" w:name="__RefHeading___Toc8395_3007855360"/>
       <w:bookmarkStart w:id="186" w:name="sustained-rate"/>
       <w:bookmarkEnd w:id="185"/>
       <w:r>
@@ -25212,7 +25212,7 @@
                 <w:szCs w:val="24"/>
                 <w:lang w:val="en-US" w:eastAsia="en-US" w:bidi="ar-SA"/>
               </w:rPr>
-              <w:t>none once pipelined; the next block arrives during the previous block’s Chien walk</w:t>
+              <w:t>the verdict stage is one entry deep, so a block’s successor cannot enter the correct stage until its verdict is written; otherwise none, the next block arrives during the previous block’s Chien walk</w:t>
             </w:r>
           </w:p>
         </w:tc>
@@ -25565,7 +25565,7 @@
                 <w:szCs w:val="24"/>
                 <w:lang w:val="en-US" w:eastAsia="en-US" w:bidi="ar-SA"/>
               </w:rPr>
-              <w:t>252 to 257</w:t>
+              <w:t>255.5</w:t>
             </w:r>
           </w:p>
         </w:tc>
@@ -25692,7 +25692,7 @@
                 <w:szCs w:val="24"/>
                 <w:lang w:val="en-US" w:eastAsia="en-US" w:bidi="ar-SA"/>
               </w:rPr>
-              <w:t>64.5</w:t>
+              <w:t>67.5</w:t>
             </w:r>
           </w:p>
         </w:tc>
@@ -25819,7 +25819,7 @@
                 <w:szCs w:val="24"/>
                 <w:lang w:val="en-US" w:eastAsia="en-US" w:bidi="ar-SA"/>
               </w:rPr>
-              <w:t>33</w:t>
+              <w:t>36</w:t>
             </w:r>
           </w:p>
         </w:tc>
@@ -25946,7 +25946,7 @@
                 <w:szCs w:val="24"/>
                 <w:lang w:val="en-US" w:eastAsia="en-US" w:bidi="ar-SA"/>
               </w:rPr>
-              <w:t>27</w:t>
+              <w:t>30</w:t>
             </w:r>
           </w:p>
         </w:tc>
@@ -26073,7 +26073,7 @@
                 <w:szCs w:val="24"/>
                 <w:lang w:val="en-US" w:eastAsia="en-US" w:bidi="ar-SA"/>
               </w:rPr>
-              <w:t>7.2</w:t>
+              <w:t>10.2</w:t>
             </w:r>
           </w:p>
         </w:tc>
@@ -26200,7 +26200,134 @@
                 <w:szCs w:val="24"/>
                 <w:lang w:val="en-US" w:eastAsia="en-US" w:bidi="ar-SA"/>
               </w:rPr>
-              <w:t>7 to 8</w:t>
+              <w:t>9.2</w:t>
+            </w:r>
+          </w:p>
+        </w:tc>
+      </w:tr>
+      <w:tr>
+        <w:trPr/>
+        <w:tc>
+          <w:tcPr>
+            <w:tcW w:w="2339" w:type="dxa"/>
+            <w:tcBorders/>
+          </w:tcPr>
+          <w:p>
+            <w:pPr>
+              <w:pStyle w:val="Compact"/>
+              <w:widowControl/>
+              <w:spacing w:before="36" w:after="36"/>
+              <w:jc w:val="left"/>
+              <w:rPr>
+                <w:rFonts w:ascii="Cambria" w:hAnsi="Cambria" w:eastAsia="Cambria" w:cs=""/>
+                <w:kern w:val="0"/>
+                <w:sz w:val="24"/>
+                <w:szCs w:val="24"/>
+                <w:lang w:val="en-US" w:eastAsia="en-US" w:bidi="ar-SA"/>
+              </w:rPr>
+            </w:pPr>
+            <w:r>
+              <w:rPr>
+                <w:rFonts w:eastAsia="Cambria" w:cs=""/>
+                <w:kern w:val="0"/>
+                <w:sz w:val="24"/>
+                <w:szCs w:val="24"/>
+                <w:lang w:val="en-US" w:eastAsia="en-US" w:bidi="ar-SA"/>
+              </w:rPr>
+              <w:t>RS(252,236) on the board</w:t>
+            </w:r>
+          </w:p>
+        </w:tc>
+        <w:tc>
+          <w:tcPr>
+            <w:tcW w:w="2340" w:type="dxa"/>
+            <w:tcBorders/>
+          </w:tcPr>
+          <w:p>
+            <w:pPr>
+              <w:pStyle w:val="Compact"/>
+              <w:widowControl/>
+              <w:spacing w:before="36" w:after="36"/>
+              <w:jc w:val="left"/>
+              <w:rPr>
+                <w:rFonts w:ascii="Cambria" w:hAnsi="Cambria" w:eastAsia="Cambria" w:cs=""/>
+                <w:kern w:val="0"/>
+                <w:sz w:val="24"/>
+                <w:szCs w:val="24"/>
+                <w:lang w:val="en-US" w:eastAsia="en-US" w:bidi="ar-SA"/>
+              </w:rPr>
+            </w:pPr>
+            <w:r>
+              <w:rPr>
+                <w:rFonts w:eastAsia="Cambria" w:cs=""/>
+                <w:kern w:val="0"/>
+                <w:sz w:val="24"/>
+                <w:szCs w:val="24"/>
+                <w:lang w:val="en-US" w:eastAsia="en-US" w:bidi="ar-SA"/>
+              </w:rPr>
+              <w:t>4</w:t>
+            </w:r>
+          </w:p>
+        </w:tc>
+        <w:tc>
+          <w:tcPr>
+            <w:tcW w:w="2340" w:type="dxa"/>
+            <w:tcBorders/>
+          </w:tcPr>
+          <w:p>
+            <w:pPr>
+              <w:pStyle w:val="Compact"/>
+              <w:widowControl/>
+              <w:spacing w:before="36" w:after="36"/>
+              <w:jc w:val="left"/>
+              <w:rPr>
+                <w:rFonts w:ascii="Cambria" w:hAnsi="Cambria" w:eastAsia="Cambria" w:cs=""/>
+                <w:kern w:val="0"/>
+                <w:sz w:val="24"/>
+                <w:szCs w:val="24"/>
+                <w:lang w:val="en-US" w:eastAsia="en-US" w:bidi="ar-SA"/>
+              </w:rPr>
+            </w:pPr>
+            <w:r>
+              <w:rPr>
+                <w:rFonts w:eastAsia="Cambria" w:cs=""/>
+                <w:kern w:val="0"/>
+                <w:sz w:val="24"/>
+                <w:szCs w:val="24"/>
+                <w:lang w:val="en-US" w:eastAsia="en-US" w:bidi="ar-SA"/>
+              </w:rPr>
+              <w:t>63</w:t>
+            </w:r>
+          </w:p>
+        </w:tc>
+        <w:tc>
+          <w:tcPr>
+            <w:tcW w:w="2340" w:type="dxa"/>
+            <w:tcBorders/>
+          </w:tcPr>
+          <w:p>
+            <w:pPr>
+              <w:pStyle w:val="Compact"/>
+              <w:widowControl/>
+              <w:spacing w:before="36" w:after="36"/>
+              <w:jc w:val="left"/>
+              <w:rPr>
+                <w:rFonts w:ascii="Cambria" w:hAnsi="Cambria" w:eastAsia="Cambria" w:cs=""/>
+                <w:kern w:val="0"/>
+                <w:sz w:val="24"/>
+                <w:szCs w:val="24"/>
+                <w:lang w:val="en-US" w:eastAsia="en-US" w:bidi="ar-SA"/>
+              </w:rPr>
+            </w:pPr>
+            <w:r>
+              <w:rPr>
+                <w:rFonts w:eastAsia="Cambria" w:cs=""/>
+                <w:kern w:val="0"/>
+                <w:sz w:val="24"/>
+                <w:szCs w:val="24"/>
+                <w:lang w:val="en-US" w:eastAsia="en-US" w:bidi="ar-SA"/>
+              </w:rPr>
+              <w:t>69.3</w:t>
             </w:r>
           </w:p>
         </w:tc>
@@ -26232,7 +26359,7 @@
         <w:spacing w:before="280" w:after="80"/>
         <w:rPr/>
       </w:pPr>
-      <w:bookmarkStart w:id="190" w:name="__RefHeading___Toc8369_2333886378"/>
+      <w:bookmarkStart w:id="190" w:name="__RefHeading___Toc8397_3007855360"/>
       <w:bookmarkStart w:id="191" w:name="what-scales-with-s"/>
       <w:bookmarkEnd w:id="190"/>
       <w:r>
@@ -27087,7 +27214,7 @@
         <w:spacing w:before="360" w:after="120"/>
         <w:rPr/>
       </w:pPr>
-      <w:bookmarkStart w:id="195" w:name="__RefHeading___Toc8371_2333886378"/>
+      <w:bookmarkStart w:id="195" w:name="__RefHeading___Toc8399_3007855360"/>
       <w:bookmarkStart w:id="196" w:name="latency"/>
       <w:bookmarkEnd w:id="195"/>
       <w:r>
@@ -27133,7 +27260,7 @@
         <w:spacing w:before="280" w:after="80"/>
         <w:rPr/>
       </w:pPr>
-      <w:bookmarkStart w:id="197" w:name="__RefHeading___Toc8373_2333886378"/>
+      <w:bookmarkStart w:id="197" w:name="__RefHeading___Toc8401_3007855360"/>
       <w:bookmarkEnd w:id="197"/>
       <w:r>
         <w:rPr>
@@ -27602,7 +27729,7 @@
       <w:r>
         <w:br w:type="page"/>
       </w:r>
-      <w:bookmarkStart w:id="200" w:name="__RefHeading___Toc8375_2333886378"/>
+      <w:bookmarkStart w:id="200" w:name="__RefHeading___Toc8403_3007855360"/>
       <w:bookmarkEnd w:id="200"/>
       <w:r>
         <w:rPr>
@@ -28212,7 +28339,7 @@
                 <w:szCs w:val="24"/>
                 <w:lang w:val="en-US" w:eastAsia="en-US" w:bidi="ar-SA"/>
               </w:rPr>
-              <w:t>about 7</w:t>
+              <w:t>about 8</w:t>
             </w:r>
           </w:p>
         </w:tc>
@@ -28243,7 +28370,7 @@
                 <w:szCs w:val="24"/>
                 <w:lang w:val="en-US" w:eastAsia="en-US" w:bidi="ar-SA"/>
               </w:rPr>
-              <w:t>descriptor skids, solver handoff, the correct-stage register, output FIFO</w:t>
+              <w:t>descriptor skids, solver handoff, the correct-stage register, the verdict stage, output FIFO</w:t>
             </w:r>
           </w:p>
         </w:tc>
@@ -28469,7 +28596,7 @@
         <w:spacing w:before="280" w:after="80"/>
         <w:rPr/>
       </w:pPr>
-      <w:bookmarkStart w:id="202" w:name="__RefHeading___Toc8377_2333886378"/>
+      <w:bookmarkStart w:id="202" w:name="__RefHeading___Toc8405_3007855360"/>
       <w:bookmarkStart w:id="203" w:name="buffer-sizing"/>
       <w:bookmarkEnd w:id="202"/>
       <w:r>
@@ -28602,7 +28729,7 @@
         <w:spacing w:before="360" w:after="120"/>
         <w:rPr/>
       </w:pPr>
-      <w:bookmarkStart w:id="206" w:name="__RefHeading___Toc8379_2333886378"/>
+      <w:bookmarkStart w:id="206" w:name="__RefHeading___Toc8407_3007855360"/>
       <w:bookmarkStart w:id="207" w:name="resources"/>
       <w:bookmarkEnd w:id="206"/>
       <w:r>
@@ -28661,7 +28788,7 @@
         <w:spacing w:before="280" w:after="80"/>
         <w:rPr/>
       </w:pPr>
-      <w:bookmarkStart w:id="208" w:name="__RefHeading___Toc8381_2333886378"/>
+      <w:bookmarkStart w:id="208" w:name="__RefHeading___Toc8409_3007855360"/>
       <w:bookmarkEnd w:id="208"/>
       <w:r>
         <w:rPr>
@@ -29548,7 +29675,7 @@
       <w:r>
         <w:br w:type="page"/>
       </w:r>
-      <w:bookmarkStart w:id="211" w:name="__RefHeading___Toc8383_2333886378"/>
+      <w:bookmarkStart w:id="211" w:name="__RefHeading___Toc8411_3007855360"/>
       <w:bookmarkEnd w:id="211"/>
       <w:r>
         <w:rPr>
@@ -30247,7 +30374,7 @@
       <w:r>
         <w:br w:type="page"/>
       </w:r>
-      <w:bookmarkStart w:id="213" w:name="__RefHeading___Toc8385_2333886378"/>
+      <w:bookmarkStart w:id="213" w:name="__RefHeading___Toc8413_3007855360"/>
       <w:bookmarkEnd w:id="213"/>
       <w:r>
         <w:rPr>
@@ -30318,7 +30445,7 @@
         <w:spacing w:before="280" w:after="80"/>
         <w:rPr/>
       </w:pPr>
-      <w:bookmarkStart w:id="214" w:name="__RefHeading___Toc8387_2333886378"/>
+      <w:bookmarkStart w:id="214" w:name="__RefHeading___Toc8415_3007855360"/>
       <w:bookmarkStart w:id="215" w:name="scaling"/>
       <w:bookmarkEnd w:id="214"/>
       <w:r>
@@ -30481,7 +30608,7 @@
         <w:spacing w:before="360" w:after="120"/>
         <w:rPr/>
       </w:pPr>
-      <w:bookmarkStart w:id="218" w:name="__RefHeading___Toc8389_2333886378"/>
+      <w:bookmarkStart w:id="218" w:name="__RefHeading___Toc8417_3007855360"/>
       <w:bookmarkStart w:id="219" w:name="system-requirements"/>
       <w:bookmarkEnd w:id="218"/>
       <w:r>
@@ -30527,7 +30654,7 @@
         <w:spacing w:before="280" w:after="80"/>
         <w:rPr/>
       </w:pPr>
-      <w:bookmarkStart w:id="220" w:name="__RefHeading___Toc8391_2333886378"/>
+      <w:bookmarkStart w:id="220" w:name="__RefHeading___Toc8419_3007855360"/>
       <w:bookmarkStart w:id="221" w:name="the-consumer-provides"/>
       <w:bookmarkEnd w:id="220"/>
       <w:r>
@@ -30687,7 +30814,7 @@
         <w:spacing w:before="280" w:after="80"/>
         <w:rPr/>
       </w:pPr>
-      <w:bookmarkStart w:id="222" w:name="__RefHeading___Toc8393_2333886378"/>
+      <w:bookmarkStart w:id="222" w:name="__RefHeading___Toc8421_3007855360"/>
       <w:bookmarkStart w:id="223" w:name="the-consumer-gets"/>
       <w:bookmarkEnd w:id="222"/>
       <w:r>
@@ -30779,7 +30906,7 @@
         <w:spacing w:before="280" w:after="80"/>
         <w:rPr/>
       </w:pPr>
-      <w:bookmarkStart w:id="225" w:name="__RefHeading___Toc8395_2333886378"/>
+      <w:bookmarkStart w:id="225" w:name="__RefHeading___Toc8423_3007855360"/>
       <w:bookmarkStart w:id="226" w:name="environment"/>
       <w:bookmarkEnd w:id="225"/>
       <w:r>
@@ -30992,7 +31119,7 @@
         <w:spacing w:before="360" w:after="120"/>
         <w:rPr/>
       </w:pPr>
-      <w:bookmarkStart w:id="229" w:name="__RefHeading___Toc8397_2333886378"/>
+      <w:bookmarkStart w:id="229" w:name="__RefHeading___Toc8425_3007855360"/>
       <w:bookmarkStart w:id="230" w:name="parameter-configuration"/>
       <w:bookmarkEnd w:id="229"/>
       <w:r>
@@ -31052,7 +31179,7 @@
         <w:spacing w:before="280" w:after="80"/>
         <w:rPr/>
       </w:pPr>
-      <w:bookmarkStart w:id="231" w:name="__RefHeading___Toc8399_2333886378"/>
+      <w:bookmarkStart w:id="231" w:name="__RefHeading___Toc8427_3007855360"/>
       <w:bookmarkStart w:id="232" w:name="code"/>
       <w:bookmarkEnd w:id="231"/>
       <w:r>
@@ -32974,7 +33101,7 @@
         <w:spacing w:before="280" w:after="80"/>
         <w:rPr/>
       </w:pPr>
-      <w:bookmarkStart w:id="234" w:name="__RefHeading___Toc8401_2333886378"/>
+      <w:bookmarkStart w:id="234" w:name="__RefHeading___Toc8429_3007855360"/>
       <w:bookmarkStart w:id="235" w:name="interface"/>
       <w:bookmarkEnd w:id="234"/>
       <w:r>
@@ -34550,7 +34677,7 @@
         <w:spacing w:before="280" w:after="80"/>
         <w:rPr/>
       </w:pPr>
-      <w:bookmarkStart w:id="238" w:name="__RefHeading___Toc8403_2333886378"/>
+      <w:bookmarkStart w:id="238" w:name="__RefHeading___Toc8431_3007855360"/>
       <w:bookmarkStart w:id="239" w:name="open-decisions-in-one-place"/>
       <w:bookmarkEnd w:id="238"/>
       <w:r>
@@ -35201,7 +35328,7 @@
         <w:spacing w:before="360" w:after="120"/>
         <w:rPr/>
       </w:pPr>
-      <w:bookmarkStart w:id="243" w:name="__RefHeading___Toc8405_2333886378"/>
+      <w:bookmarkStart w:id="243" w:name="__RefHeading___Toc8433_3007855360"/>
       <w:bookmarkStart w:id="244" w:name="candidate-profiles"/>
       <w:bookmarkEnd w:id="243"/>
       <w:r>
@@ -37305,7 +37432,7 @@
         <w:spacing w:before="360" w:after="120"/>
         <w:rPr/>
       </w:pPr>
-      <w:bookmarkStart w:id="247" w:name="__RefHeading___Toc8407_2333886378"/>
+      <w:bookmarkStart w:id="247" w:name="__RefHeading___Toc8435_3007855360"/>
       <w:bookmarkStart w:id="248" w:name="verification-strategy"/>
       <w:bookmarkEnd w:id="247"/>
       <w:r>
@@ -37337,7 +37464,7 @@
         <w:spacing w:before="280" w:after="80"/>
         <w:rPr/>
       </w:pPr>
-      <w:bookmarkStart w:id="249" w:name="__RefHeading___Toc8409_2333886378"/>
+      <w:bookmarkStart w:id="249" w:name="__RefHeading___Toc8437_3007855360"/>
       <w:bookmarkStart w:id="250" w:name="golden-model"/>
       <w:bookmarkEnd w:id="249"/>
       <w:r>
@@ -37410,7 +37537,7 @@
         <w:spacing w:before="280" w:after="80"/>
         <w:rPr/>
       </w:pPr>
-      <w:bookmarkStart w:id="251" w:name="__RefHeading___Toc8411_2333886378"/>
+      <w:bookmarkStart w:id="251" w:name="__RefHeading___Toc8439_3007855360"/>
       <w:bookmarkEnd w:id="251"/>
       <w:r>
         <w:rPr>
@@ -38561,7 +38688,7 @@
       <w:r>
         <w:br w:type="page"/>
       </w:r>
-      <w:bookmarkStart w:id="254" w:name="__RefHeading___Toc8413_2333886378"/>
+      <w:bookmarkStart w:id="254" w:name="__RefHeading___Toc8441_3007855360"/>
       <w:bookmarkEnd w:id="254"/>
       <w:r>
         <w:rPr>
@@ -38658,7 +38785,7 @@
         <w:spacing w:before="280" w:after="80"/>
         <w:rPr/>
       </w:pPr>
-      <w:bookmarkStart w:id="255" w:name="__RefHeading___Toc8415_2333886378"/>
+      <w:bookmarkStart w:id="255" w:name="__RefHeading___Toc8443_3007855360"/>
       <w:bookmarkStart w:id="256" w:name="formal"/>
       <w:bookmarkEnd w:id="255"/>
       <w:r>
@@ -38718,7 +38845,7 @@
         <w:spacing w:before="280" w:after="80"/>
         <w:rPr/>
       </w:pPr>
-      <w:bookmarkStart w:id="257" w:name="__RefHeading___Toc8417_2333886378"/>
+      <w:bookmarkStart w:id="257" w:name="__RefHeading___Toc8445_3007855360"/>
       <w:bookmarkStart w:id="258" w:name="coverage"/>
       <w:bookmarkEnd w:id="257"/>
       <w:r>
@@ -38851,7 +38978,7 @@
         <w:spacing w:before="360" w:after="120"/>
         <w:rPr/>
       </w:pPr>
-      <w:bookmarkStart w:id="261" w:name="__RefHeading___Toc8419_2333886378"/>
+      <w:bookmarkStart w:id="261" w:name="__RefHeading___Toc8447_3007855360"/>
       <w:bookmarkStart w:id="262" w:name="synthesis-and-implementation"/>
       <w:bookmarkEnd w:id="261"/>
       <w:r>
@@ -38883,7 +39010,7 @@
         <w:spacing w:before="280" w:after="80"/>
         <w:rPr/>
       </w:pPr>
-      <w:bookmarkStart w:id="263" w:name="__RefHeading___Toc8421_2333886378"/>
+      <w:bookmarkStart w:id="263" w:name="__RefHeading___Toc8449_3007855360"/>
       <w:bookmarkStart w:id="264" w:name="characterisation-plan"/>
       <w:bookmarkEnd w:id="263"/>
       <w:r>
@@ -39660,7 +39787,7 @@
         <w:spacing w:before="280" w:after="80"/>
         <w:rPr/>
       </w:pPr>
-      <w:bookmarkStart w:id="266" w:name="__RefHeading___Toc8423_2333886378"/>
+      <w:bookmarkStart w:id="266" w:name="__RefHeading___Toc8451_3007855360"/>
       <w:bookmarkStart w:id="267" w:name="implementation-notes"/>
       <w:bookmarkEnd w:id="266"/>
       <w:r>
@@ -39929,7 +40056,7 @@
           </w:r>
           <w:r>
             <w:rPr/>
-            <w:t>103</w:t>
+            <w:t>104</w:t>
           </w:r>
           <w:r>
             <w:rPr/>
@@ -39956,7 +40083,7 @@
           </w:r>
           <w:r>
             <w:rPr/>
-            <w:t>103</w:t>
+            <w:t>104</w:t>
           </w:r>
           <w:r>
             <w:rPr/>
@@ -40076,7 +40203,7 @@
           </w:r>
           <w:r>
             <w:rPr/>
-            <w:t>103</w:t>
+            <w:t>104</w:t>
           </w:r>
           <w:r>
             <w:rPr/>
@@ -40103,7 +40230,7 @@
           </w:r>
           <w:r>
             <w:rPr/>
-            <w:t>103</w:t>
+            <w:t>104</w:t>
           </w:r>
           <w:r>
             <w:rPr/>
